--- a/docs/chi_interconnect_design_spec.docx
+++ b/docs/chi_interconnect_design_spec.docx
@@ -2640,7 +2640,7 @@
               <w:t xml:space="preserve"> </w:t>
             </w:r>
             <w:r>
-              <w:t xml:space="preserve">operations. The Home serializes the operand, reads the initial value, applies the operation, writes it back and returns the original value. Little-endian and big-endian operands are both handled.</w:t>
+              <w:t xml:space="preserve">operations. The Home serializes the operand, reads the initial value, applies the operation, writes it back and returns the original value. Little-endian and big-endian operands are both handled. The datapath is 64 bits, so operands wider than 8 bytes are not supported.</w:t>
             </w:r>
           </w:p>
         </w:tc>
@@ -16742,19 +16742,37 @@
         <w:t xml:space="preserve"> </w:t>
       </w:r>
       <w:r>
-        <w:t xml:space="preserve">endiannesses. A snoop that invalidates a dirty peer copy supplies the initial</w:t>
-      </w:r>
-      <w:r>
-        <w:t xml:space="preserve"> </w:t>
-      </w:r>
-      <w:r>
-        <w:t xml:space="preserve">value and removes the downstream read. The operation is always performed at</w:t>
-      </w:r>
-      <w:r>
-        <w:t xml:space="preserve"> </w:t>
-      </w:r>
-      <w:r>
-        <w:t xml:space="preserve">the Home; there is no far-atomic negotiation.</w:t>
+        <w:t xml:space="preserve">endiannesses. Big-endian operands are byte-reversed within the operand size</w:t>
+      </w:r>
+      <w:r>
+        <w:t xml:space="preserve"> </w:t>
+      </w:r>
+      <w:r>
+        <w:t xml:space="preserve">before the arithmetic and reversed again on the way out, because atomic data</w:t>
+      </w:r>
+      <w:r>
+        <w:t xml:space="preserve"> </w:t>
+      </w:r>
+      <w:r>
+        <w:t xml:space="preserve">is byte invariant. A snoop that invalidates a dirty peer copy supplies the</w:t>
+      </w:r>
+      <w:r>
+        <w:t xml:space="preserve"> </w:t>
+      </w:r>
+      <w:r>
+        <w:t xml:space="preserve">initial value and removes the downstream read. The datapath is 64 bits wide,</w:t>
+      </w:r>
+      <w:r>
+        <w:t xml:space="preserve"> </w:t>
+      </w:r>
+      <w:r>
+        <w:t xml:space="preserve">so operands wider than 8 bytes are unsupported. The operation is always</w:t>
+      </w:r>
+      <w:r>
+        <w:t xml:space="preserve"> </w:t>
+      </w:r>
+      <w:r>
+        <w:t xml:space="preserve">performed at the Home; there is no far-atomic negotiation.</w:t>
       </w:r>
     </w:p>
     <w:bookmarkEnd w:id="56"/>
@@ -20516,7 +20534,7 @@
       </w:r>
     </w:p>
     <w:bookmarkEnd w:id="69"/>
-    <w:bookmarkStart w:id="77" w:name="verification-source-manifest-and-lint"/>
+    <w:bookmarkStart w:id="78" w:name="verification-source-manifest-and-lint"/>
     <w:p>
       <w:pPr>
         <w:pStyle w:val="Heading1"/>
@@ -21382,6 +21400,83 @@
         <w:t xml:space="preserve">response dependency, or end-to-end forward progress.</w:t>
       </w:r>
     </w:p>
+    <w:p>
+      <w:pPr>
+        <w:pStyle w:val="BodyText"/>
+      </w:pPr>
+      <w:r>
+        <w:t xml:space="preserve">Binding an assertion module that takes an unpacked array port is not portable</w:t>
+      </w:r>
+      <w:r>
+        <w:t xml:space="preserve"> </w:t>
+      </w:r>
+      <w:r>
+        <w:t xml:space="preserve">across simulators, so</w:t>
+      </w:r>
+      <w:r>
+        <w:t xml:space="preserve"> </w:t>
+      </w:r>
+      <w:r>
+        <w:rPr>
+          <w:rStyle w:val="VerbatimChar"/>
+        </w:rPr>
+        <w:t xml:space="preserve">chi_pos</w:t>
+      </w:r>
+      <w:r>
+        <w:t xml:space="preserve"> </w:t>
+      </w:r>
+      <w:r>
+        <w:t xml:space="preserve">exports its line-address array packed. This</w:t>
+      </w:r>
+      <w:r>
+        <w:t xml:space="preserve"> </w:t>
+      </w:r>
+      <w:r>
+        <w:t xml:space="preserve">is the reason</w:t>
+      </w:r>
+      <w:r>
+        <w:t xml:space="preserve"> </w:t>
+      </w:r>
+      <w:r>
+        <w:rPr>
+          <w:rStyle w:val="VerbatimChar"/>
+        </w:rPr>
+        <w:t xml:space="preserve">chi_pos.lineAddr</w:t>
+      </w:r>
+      <w:r>
+        <w:t xml:space="preserve">,</w:t>
+      </w:r>
+      <w:r>
+        <w:t xml:space="preserve"> </w:t>
+      </w:r>
+      <w:r>
+        <w:rPr>
+          <w:rStyle w:val="VerbatimChar"/>
+        </w:rPr>
+        <w:t xml:space="preserve">chi_hazard.activeLineAddr</w:t>
+      </w:r>
+      <w:r>
+        <w:t xml:space="preserve"> </w:t>
+      </w:r>
+      <w:r>
+        <w:t xml:space="preserve">and</w:t>
+      </w:r>
+      <w:r>
+        <w:t xml:space="preserve"> </w:t>
+      </w:r>
+      <w:r>
+        <w:rPr>
+          <w:rStyle w:val="VerbatimChar"/>
+        </w:rPr>
+        <w:t xml:space="preserve">chi_ordering_sva.lineAddr</w:t>
+      </w:r>
+      <w:r>
+        <w:t xml:space="preserve"> </w:t>
+      </w:r>
+      <w:r>
+        <w:t xml:space="preserve">are packed two-dimensional rather than unpacked.</w:t>
+      </w:r>
+    </w:p>
     <w:bookmarkEnd w:id="70"/>
     <w:bookmarkStart w:id="71" w:name="functional-coverage-outline"/>
     <w:p>
@@ -22207,6 +22302,62 @@
         <w:t xml:space="preserve">and are not product hierarchy.</w:t>
       </w:r>
     </w:p>
+    <w:p>
+      <w:pPr>
+        <w:pStyle w:val="BodyText"/>
+      </w:pPr>
+      <w:r>
+        <w:rPr>
+          <w:rStyle w:val="VerbatimChar"/>
+        </w:rPr>
+        <w:t xml:space="preserve">tb/chi_smoke_tb.sv</w:t>
+      </w:r>
+      <w:r>
+        <w:t xml:space="preserve"> </w:t>
+      </w:r>
+      <w:r>
+        <w:t xml:space="preserve">is the simulation top described in Section 12.7. It is</w:t>
+      </w:r>
+      <w:r>
+        <w:t xml:space="preserve"> </w:t>
+      </w:r>
+      <w:r>
+        <w:t xml:space="preserve">also outside</w:t>
+      </w:r>
+      <w:r>
+        <w:t xml:space="preserve"> </w:t>
+      </w:r>
+      <w:r>
+        <w:rPr>
+          <w:rStyle w:val="VerbatimChar"/>
+        </w:rPr>
+        <w:t xml:space="preserve">filelist.f</w:t>
+      </w:r>
+      <w:r>
+        <w:t xml:space="preserve">, and it is not synthesizable.</w:t>
+      </w:r>
+      <w:r>
+        <w:t xml:space="preserve"> </w:t>
+      </w:r>
+      <w:r>
+        <w:rPr>
+          <w:rStyle w:val="VerbatimChar"/>
+        </w:rPr>
+        <w:t xml:space="preserve">Makefile</w:t>
+      </w:r>
+      <w:r>
+        <w:t xml:space="preserve"> </w:t>
+      </w:r>
+      <w:r>
+        <w:t xml:space="preserve">drives</w:t>
+      </w:r>
+      <w:r>
+        <w:t xml:space="preserve"> </w:t>
+      </w:r>
+      <w:r>
+        <w:t xml:space="preserve">lint, the smoke run and document generation.</w:t>
+      </w:r>
+    </w:p>
     <w:bookmarkEnd w:id="74"/>
     <w:bookmarkStart w:id="75" w:name="passing-lint-commands"/>
     <w:p>
@@ -23088,13 +23239,13 @@
       </w:r>
     </w:p>
     <w:bookmarkEnd w:id="75"/>
-    <w:bookmarkStart w:id="76" w:name="regenerating-this-document"/>
+    <w:bookmarkStart w:id="76" w:name="reset-and-idle-smoke-run"/>
     <w:p>
       <w:pPr>
         <w:pStyle w:val="Heading2"/>
       </w:pPr>
       <w:r>
-        <w:t xml:space="preserve">12.7 Regenerating this document</w:t>
+        <w:t xml:space="preserve">12.7 Reset and idle smoke run</w:t>
       </w:r>
     </w:p>
     <w:p>
@@ -23102,34 +23253,73 @@
         <w:pStyle w:val="FirstParagraph"/>
       </w:pPr>
       <w:r>
-        <w:t xml:space="preserve">The Word file in</w:t>
-      </w:r>
-      <w:r>
-        <w:t xml:space="preserve"> </w:t>
-      </w:r>
-      <w:r>
-        <w:rPr>
-          <w:rStyle w:val="VerbatimChar"/>
-        </w:rPr>
-        <w:t xml:space="preserve">docs/</w:t>
-      </w:r>
-      <w:r>
-        <w:t xml:space="preserve"> </w:t>
-      </w:r>
-      <w:r>
-        <w:t xml:space="preserve">is generated from</w:t>
-      </w:r>
-      <w:r>
-        <w:t xml:space="preserve"> </w:t>
-      </w:r>
-      <w:r>
-        <w:rPr>
-          <w:rStyle w:val="VerbatimChar"/>
-        </w:rPr>
-        <w:t xml:space="preserve">doc-src/</w:t>
-      </w:r>
-      <w:r>
-        <w:t xml:space="preserve">:</w:t>
+        <w:t xml:space="preserve">Lint elaborates the design but never executes it, so neither the</w:t>
+      </w:r>
+      <w:r>
+        <w:t xml:space="preserve"> </w:t>
+      </w:r>
+      <w:r>
+        <w:rPr>
+          <w:rStyle w:val="VerbatimChar"/>
+        </w:rPr>
+        <w:t xml:space="preserve">chi_cfg_check</w:t>
+      </w:r>
+      <w:r>
+        <w:t xml:space="preserve"> </w:t>
+      </w:r>
+      <w:r>
+        <w:t xml:space="preserve">elaboration checks of Section 3.2 nor any bound assertion</w:t>
+      </w:r>
+      <w:r>
+        <w:t xml:space="preserve"> </w:t>
+      </w:r>
+      <w:r>
+        <w:t xml:space="preserve">actually runs during a lint pass.</w:t>
+      </w:r>
+      <w:r>
+        <w:t xml:space="preserve"> </w:t>
+      </w:r>
+      <w:r>
+        <w:rPr>
+          <w:rStyle w:val="VerbatimChar"/>
+        </w:rPr>
+        <w:t xml:space="preserve">tb/chi_smoke_tb.sv</w:t>
+      </w:r>
+      <w:r>
+        <w:t xml:space="preserve"> </w:t>
+      </w:r>
+      <w:r>
+        <w:t xml:space="preserve">closes that gap. It is</w:t>
+      </w:r>
+      <w:r>
+        <w:t xml:space="preserve"> </w:t>
+      </w:r>
+      <w:r>
+        <w:t xml:space="preserve">not a protocol testbench: it instantiates</w:t>
+      </w:r>
+      <w:r>
+        <w:t xml:space="preserve"> </w:t>
+      </w:r>
+      <w:r>
+        <w:rPr>
+          <w:rStyle w:val="VerbatimChar"/>
+        </w:rPr>
+        <w:t xml:space="preserve">chi_interconnect_compile</w:t>
+      </w:r>
+      <w:r>
+        <w:t xml:space="preserve">, holds</w:t>
+      </w:r>
+      <w:r>
+        <w:t xml:space="preserve"> </w:t>
+      </w:r>
+      <w:r>
+        <w:t xml:space="preserve">synchronous reset for eight cycles, releases it, and runs the idle fabric for</w:t>
+      </w:r>
+      <w:r>
+        <w:t xml:space="preserve"> </w:t>
+      </w:r>
+      <w:r>
+        <w:t xml:space="preserve">512 cycles.</w:t>
       </w:r>
     </w:p>
     <w:p>
@@ -23146,7 +23336,7 @@
         <w:rPr>
           <w:rStyle w:val="NormalTok"/>
         </w:rPr>
-        <w:t xml:space="preserve"> doc</w:t>
+        <w:t xml:space="preserve"> sim</w:t>
       </w:r>
     </w:p>
     <w:p>
@@ -23154,7 +23344,135 @@
         <w:pStyle w:val="FirstParagraph"/>
       </w:pPr>
       <w:r>
-        <w:t xml:space="preserve">which runs:</w:t>
+        <w:t xml:space="preserve">The run fails if any elaboration check calls</w:t>
+      </w:r>
+      <w:r>
+        <w:t xml:space="preserve"> </w:t>
+      </w:r>
+      <w:r>
+        <w:rPr>
+          <w:rStyle w:val="VerbatimChar"/>
+        </w:rPr>
+        <w:t xml:space="preserve">$fatal</w:t>
+      </w:r>
+      <w:r>
+        <w:t xml:space="preserve">, if any bound assertion</w:t>
+      </w:r>
+      <w:r>
+        <w:t xml:space="preserve"> </w:t>
+      </w:r>
+      <w:r>
+        <w:t xml:space="preserve">fires out of reset, if the idle fabric presents a snoop flit to an RN-F or a</w:t>
+      </w:r>
+      <w:r>
+        <w:t xml:space="preserve"> </w:t>
+      </w:r>
+      <w:r>
+        <w:t xml:space="preserve">request flit to an SN-F, or if any port reports a flit parity or L-Credit</w:t>
+      </w:r>
+      <w:r>
+        <w:t xml:space="preserve"> </w:t>
+      </w:r>
+      <w:r>
+        <w:t xml:space="preserve">error while no traffic is in flight. Because the elaboration checks execute,</w:t>
+      </w:r>
+      <w:r>
+        <w:t xml:space="preserve"> </w:t>
+      </w:r>
+      <w:r>
+        <w:t xml:space="preserve">this run is what confirms at runtime that the default configuration is legal,</w:t>
+      </w:r>
+      <w:r>
+        <w:t xml:space="preserve"> </w:t>
+      </w:r>
+      <w:r>
+        <w:t xml:space="preserve">that every node has a unique placement, that each NodeID’s routing fields</w:t>
+      </w:r>
+      <w:r>
+        <w:t xml:space="preserve"> </w:t>
+      </w:r>
+      <w:r>
+        <w:t xml:space="preserve">decode back to the placement that produced it, and that all four derived flit</w:t>
+      </w:r>
+      <w:r>
+        <w:t xml:space="preserve"> </w:t>
+      </w:r>
+      <w:r>
+        <w:t xml:space="preserve">widths fall inside the Issue H ranges.</w:t>
+      </w:r>
+    </w:p>
+    <w:p>
+      <w:pPr>
+        <w:pStyle w:val="BodyText"/>
+      </w:pPr>
+      <w:r>
+        <w:t xml:space="preserve">The node count is derived from</w:t>
+      </w:r>
+      <w:r>
+        <w:t xml:space="preserve"> </w:t>
+      </w:r>
+      <w:r>
+        <w:rPr>
+          <w:rStyle w:val="VerbatimChar"/>
+        </w:rPr>
+        <w:t xml:space="preserve">CHI_CFG_DEFAULT</w:t>
+      </w:r>
+      <w:r>
+        <w:t xml:space="preserve"> </w:t>
+      </w:r>
+      <w:r>
+        <w:t xml:space="preserve">rather than written as a</w:t>
+      </w:r>
+      <w:r>
+        <w:t xml:space="preserve"> </w:t>
+      </w:r>
+      <w:r>
+        <w:t xml:space="preserve">literal, so the testbench follows a reconfigured node list without edits.</w:t>
+      </w:r>
+    </w:p>
+    <w:bookmarkEnd w:id="76"/>
+    <w:bookmarkStart w:id="77" w:name="regenerating-this-document"/>
+    <w:p>
+      <w:pPr>
+        <w:pStyle w:val="Heading2"/>
+      </w:pPr>
+      <w:r>
+        <w:t xml:space="preserve">12.8 Regenerating this document</w:t>
+      </w:r>
+    </w:p>
+    <w:p>
+      <w:pPr>
+        <w:pStyle w:val="FirstParagraph"/>
+      </w:pPr>
+      <w:r>
+        <w:t xml:space="preserve">The Word file in</w:t>
+      </w:r>
+      <w:r>
+        <w:t xml:space="preserve"> </w:t>
+      </w:r>
+      <w:r>
+        <w:rPr>
+          <w:rStyle w:val="VerbatimChar"/>
+        </w:rPr>
+        <w:t xml:space="preserve">docs/</w:t>
+      </w:r>
+      <w:r>
+        <w:t xml:space="preserve"> </w:t>
+      </w:r>
+      <w:r>
+        <w:t xml:space="preserve">is generated from</w:t>
+      </w:r>
+      <w:r>
+        <w:t xml:space="preserve"> </w:t>
+      </w:r>
+      <w:r>
+        <w:rPr>
+          <w:rStyle w:val="VerbatimChar"/>
+        </w:rPr>
+        <w:t xml:space="preserve">doc-src/</w:t>
+      </w:r>
+      <w:r>
+        <w:t xml:space="preserve">:</w:t>
       </w:r>
     </w:p>
     <w:p>
@@ -23163,72 +23481,15 @@
       </w:pPr>
       <w:r>
         <w:rPr>
-          <w:rStyle w:val="ExtensionTok"/>
-        </w:rPr>
-        <w:t xml:space="preserve">pandoc</w:t>
+          <w:rStyle w:val="FunctionTok"/>
+        </w:rPr>
+        <w:t xml:space="preserve">make</w:t>
       </w:r>
       <w:r>
         <w:rPr>
           <w:rStyle w:val="NormalTok"/>
         </w:rPr>
-        <w:t xml:space="preserve"> doc-src/chi_interconnect_design_spec.md </w:t>
-      </w:r>
-      <w:r>
-        <w:rPr>
-          <w:rStyle w:val="AttributeTok"/>
-        </w:rPr>
-        <w:t xml:space="preserve">--toc</w:t>
-      </w:r>
-      <w:r>
-        <w:rPr>
-          <w:rStyle w:val="NormalTok"/>
-        </w:rPr>
-        <w:t xml:space="preserve"> </w:t>
-      </w:r>
-      <w:r>
-        <w:rPr>
-          <w:rStyle w:val="AttributeTok"/>
-        </w:rPr>
-        <w:t xml:space="preserve">--toc-depth</w:t>
-      </w:r>
-      <w:r>
-        <w:rPr>
-          <w:rStyle w:val="OperatorTok"/>
-        </w:rPr>
-        <w:t xml:space="preserve">=</w:t>
-      </w:r>
-      <w:r>
-        <w:rPr>
-          <w:rStyle w:val="NormalTok"/>
-        </w:rPr>
-        <w:t xml:space="preserve">2 </w:t>
-      </w:r>
-      <w:r>
-        <w:rPr>
-          <w:rStyle w:val="DataTypeTok"/>
-        </w:rPr>
-        <w:t xml:space="preserve">\</w:t>
-      </w:r>
-      <w:r>
-        <w:br/>
-      </w:r>
-      <w:r>
-        <w:rPr>
-          <w:rStyle w:val="NormalTok"/>
-        </w:rPr>
-        <w:t xml:space="preserve">  </w:t>
-      </w:r>
-      <w:r>
-        <w:rPr>
-          <w:rStyle w:val="AttributeTok"/>
-        </w:rPr>
-        <w:t xml:space="preserve">-o</w:t>
-      </w:r>
-      <w:r>
-        <w:rPr>
-          <w:rStyle w:val="NormalTok"/>
-        </w:rPr>
-        <w:t xml:space="preserve"> docs/chi_interconnect_design_spec.docx</w:t>
+        <w:t xml:space="preserve"> doc</w:t>
       </w:r>
     </w:p>
     <w:p>
@@ -23236,6 +23497,88 @@
         <w:pStyle w:val="FirstParagraph"/>
       </w:pPr>
       <w:r>
+        <w:t xml:space="preserve">which runs:</w:t>
+      </w:r>
+    </w:p>
+    <w:p>
+      <w:pPr>
+        <w:pStyle w:val="SourceCode"/>
+      </w:pPr>
+      <w:r>
+        <w:rPr>
+          <w:rStyle w:val="ExtensionTok"/>
+        </w:rPr>
+        <w:t xml:space="preserve">pandoc</w:t>
+      </w:r>
+      <w:r>
+        <w:rPr>
+          <w:rStyle w:val="NormalTok"/>
+        </w:rPr>
+        <w:t xml:space="preserve"> doc-src/chi_interconnect_design_spec.md </w:t>
+      </w:r>
+      <w:r>
+        <w:rPr>
+          <w:rStyle w:val="AttributeTok"/>
+        </w:rPr>
+        <w:t xml:space="preserve">--toc</w:t>
+      </w:r>
+      <w:r>
+        <w:rPr>
+          <w:rStyle w:val="NormalTok"/>
+        </w:rPr>
+        <w:t xml:space="preserve"> </w:t>
+      </w:r>
+      <w:r>
+        <w:rPr>
+          <w:rStyle w:val="AttributeTok"/>
+        </w:rPr>
+        <w:t xml:space="preserve">--toc-depth</w:t>
+      </w:r>
+      <w:r>
+        <w:rPr>
+          <w:rStyle w:val="OperatorTok"/>
+        </w:rPr>
+        <w:t xml:space="preserve">=</w:t>
+      </w:r>
+      <w:r>
+        <w:rPr>
+          <w:rStyle w:val="NormalTok"/>
+        </w:rPr>
+        <w:t xml:space="preserve">2 </w:t>
+      </w:r>
+      <w:r>
+        <w:rPr>
+          <w:rStyle w:val="DataTypeTok"/>
+        </w:rPr>
+        <w:t xml:space="preserve">\</w:t>
+      </w:r>
+      <w:r>
+        <w:br/>
+      </w:r>
+      <w:r>
+        <w:rPr>
+          <w:rStyle w:val="NormalTok"/>
+        </w:rPr>
+        <w:t xml:space="preserve">  </w:t>
+      </w:r>
+      <w:r>
+        <w:rPr>
+          <w:rStyle w:val="AttributeTok"/>
+        </w:rPr>
+        <w:t xml:space="preserve">-o</w:t>
+      </w:r>
+      <w:r>
+        <w:rPr>
+          <w:rStyle w:val="NormalTok"/>
+        </w:rPr>
+        <w:t xml:space="preserve"> docs/chi_interconnect_design_spec.docx</w:t>
+      </w:r>
+    </w:p>
+    <w:p>
+      <w:pPr>
+        <w:pStyle w:val="FirstParagraph"/>
+      </w:pPr>
+      <w:r>
         <w:t xml:space="preserve">Section numbers are written into the headings rather than generated, so that</w:t>
       </w:r>
       <w:r>
@@ -23245,9 +23588,9 @@
         <w:t xml:space="preserve">the cross-references in the prose stay correct in every output format.</w:t>
       </w:r>
     </w:p>
-    <w:bookmarkEnd w:id="76"/>
     <w:bookmarkEnd w:id="77"/>
-    <w:bookmarkStart w:id="80" w:name="X5bf108ade8508cab34b28d325ecb3ab81501255"/>
+    <w:bookmarkEnd w:id="78"/>
+    <w:bookmarkStart w:id="81" w:name="X5bf108ade8508cab34b28d325ecb3ab81501255"/>
     <w:p>
       <w:pPr>
         <w:pStyle w:val="Heading1"/>
@@ -23256,7 +23599,7 @@
         <w:t xml:space="preserve">13 Open issues, known limitations and decisions</w:t>
       </w:r>
     </w:p>
-    <w:bookmarkStart w:id="78" w:name="known-limitations"/>
+    <w:bookmarkStart w:id="79" w:name="known-limitations"/>
     <w:p>
       <w:pPr>
         <w:pStyle w:val="Heading2"/>
@@ -23409,7 +23752,19 @@
         <w:pStyle w:val="Compact"/>
       </w:pPr>
       <w:r>
-        <w:t xml:space="preserve">Far atomics are always executed at the Home, and DCT has no fallback path.</w:t>
+        <w:t xml:space="preserve">Atomics are always executed at the Home rather than negotiated to the</w:t>
+      </w:r>
+      <w:r>
+        <w:t xml:space="preserve"> </w:t>
+      </w:r>
+      <w:r>
+        <w:t xml:space="preserve">Subordinate, the atomic datapath is 64 bits so wider operands are</w:t>
+      </w:r>
+      <w:r>
+        <w:t xml:space="preserve"> </w:t>
+      </w:r>
+      <w:r>
+        <w:t xml:space="preserve">unsupported, and DCT has no fallback path.</w:t>
       </w:r>
     </w:p>
     <w:p>
@@ -23502,8 +23857,8 @@
         <w:t xml:space="preserve">performance characterization.</w:t>
       </w:r>
     </w:p>
-    <w:bookmarkEnd w:id="78"/>
-    <w:bookmarkStart w:id="79" w:name="implementation-defined-decision-log"/>
+    <w:bookmarkEnd w:id="79"/>
+    <w:bookmarkStart w:id="80" w:name="implementation-defined-decision-log"/>
     <w:p>
       <w:pPr>
         <w:pStyle w:val="Heading2"/>
@@ -24297,9 +24652,94 @@
           </w:p>
         </w:tc>
       </w:tr>
+      <w:tr>
+        <w:tc>
+          <w:tcPr/>
+          <w:p>
+            <w:pPr>
+              <w:pStyle w:val="Compact"/>
+              <w:jc w:val="left"/>
+            </w:pPr>
+            <w:r>
+              <w:t xml:space="preserve">Bound assertion array ports</w:t>
+            </w:r>
+          </w:p>
+        </w:tc>
+        <w:tc>
+          <w:tcPr/>
+          <w:p>
+            <w:pPr>
+              <w:pStyle w:val="Compact"/>
+              <w:jc w:val="left"/>
+            </w:pPr>
+            <w:r>
+              <w:t xml:space="preserve">Packed two-dimensional, never unpacked</w:t>
+            </w:r>
+          </w:p>
+        </w:tc>
+        <w:tc>
+          <w:tcPr/>
+          <w:p>
+            <w:pPr>
+              <w:pStyle w:val="Compact"/>
+              <w:jc w:val="left"/>
+            </w:pPr>
+            <w:r>
+              <w:rPr>
+                <w:rStyle w:val="VerbatimChar"/>
+              </w:rPr>
+              <w:t xml:space="preserve">bind</w:t>
+            </w:r>
+            <w:r>
+              <w:t xml:space="preserve"> </w:t>
+            </w:r>
+            <w:r>
+              <w:t xml:space="preserve">elaborates portably across simulators.</w:t>
+            </w:r>
+          </w:p>
+        </w:tc>
+      </w:tr>
+      <w:tr>
+        <w:tc>
+          <w:tcPr/>
+          <w:p>
+            <w:pPr>
+              <w:pStyle w:val="Compact"/>
+              <w:jc w:val="left"/>
+            </w:pPr>
+            <w:r>
+              <w:t xml:space="preserve">Loop bounds in helper functions</w:t>
+            </w:r>
+          </w:p>
+        </w:tc>
+        <w:tc>
+          <w:tcPr/>
+          <w:p>
+            <w:pPr>
+              <w:pStyle w:val="Compact"/>
+              <w:jc w:val="left"/>
+            </w:pPr>
+            <w:r>
+              <w:t xml:space="preserve">Computed once into a local, never a call in the loop condition</w:t>
+            </w:r>
+          </w:p>
+        </w:tc>
+        <w:tc>
+          <w:tcPr/>
+          <w:p>
+            <w:pPr>
+              <w:pStyle w:val="Compact"/>
+              <w:jc w:val="left"/>
+            </w:pPr>
+            <w:r>
+              <w:t xml:space="preserve">The bound is not recomputed per iteration, and the design simulates.</w:t>
+            </w:r>
+          </w:p>
+        </w:tc>
+      </w:tr>
     </w:tbl>
-    <w:bookmarkEnd w:id="79"/>
     <w:bookmarkEnd w:id="80"/>
+    <w:bookmarkEnd w:id="81"/>
     <w:sectPr/>
   </w:body>
 </w:document>

--- a/docs/chi_interconnect_design_spec.docx
+++ b/docs/chi_interconnect_design_spec.docx
@@ -22310,19 +22310,40 @@
         <w:rPr>
           <w:rStyle w:val="VerbatimChar"/>
         </w:rPr>
+        <w:t xml:space="preserve">tb/chi_node_link_bfm.sv</w:t>
+      </w:r>
+      <w:r>
+        <w:t xml:space="preserve">,</w:t>
+      </w:r>
+      <w:r>
+        <w:t xml:space="preserve"> </w:t>
+      </w:r>
+      <w:r>
+        <w:rPr>
+          <w:rStyle w:val="VerbatimChar"/>
+        </w:rPr>
+        <w:t xml:space="preserve">tb/chi_sim_harness.sv</w:t>
+      </w:r>
+      <w:r>
+        <w:t xml:space="preserve"> </w:t>
+      </w:r>
+      <w:r>
+        <w:t xml:space="preserve">and</w:t>
+      </w:r>
+      <w:r>
+        <w:t xml:space="preserve"> </w:t>
+      </w:r>
+      <w:r>
+        <w:rPr>
+          <w:rStyle w:val="VerbatimChar"/>
+        </w:rPr>
         <w:t xml:space="preserve">tb/chi_smoke_tb.sv</w:t>
       </w:r>
       <w:r>
         <w:t xml:space="preserve"> </w:t>
       </w:r>
       <w:r>
-        <w:t xml:space="preserve">is the simulation top described in Section 12.7. It is</w:t>
-      </w:r>
-      <w:r>
-        <w:t xml:space="preserve"> </w:t>
-      </w:r>
-      <w:r>
-        <w:t xml:space="preserve">also outside</w:t>
+        <w:t xml:space="preserve">are the simulation files described in Section 12.7. They are also outside</w:t>
       </w:r>
       <w:r>
         <w:t xml:space="preserve"> </w:t>
@@ -22334,7 +22355,7 @@
         <w:t xml:space="preserve">filelist.f</w:t>
       </w:r>
       <w:r>
-        <w:t xml:space="preserve">, and it is not synthesizable.</w:t>
+        <w:t xml:space="preserve">, and they are not synthesizable.</w:t>
       </w:r>
       <w:r>
         <w:t xml:space="preserve"> </w:t>
@@ -22349,13 +22370,13 @@
         <w:t xml:space="preserve"> </w:t>
       </w:r>
       <w:r>
-        <w:t xml:space="preserve">drives</w:t>
-      </w:r>
-      <w:r>
-        <w:t xml:space="preserve"> </w:t>
-      </w:r>
-      <w:r>
-        <w:t xml:space="preserve">lint, the smoke run and document generation.</w:t>
+        <w:t xml:space="preserve">drives lint, the</w:t>
+      </w:r>
+      <w:r>
+        <w:t xml:space="preserve"> </w:t>
+      </w:r>
+      <w:r>
+        <w:t xml:space="preserve">smoke run and document generation.</w:t>
       </w:r>
     </w:p>
     <w:bookmarkEnd w:id="74"/>
@@ -23239,13 +23260,13 @@
       </w:r>
     </w:p>
     <w:bookmarkEnd w:id="75"/>
-    <w:bookmarkStart w:id="76" w:name="reset-and-idle-smoke-run"/>
+    <w:bookmarkStart w:id="76" w:name="reset-link-bring-up-and-idle-smoke-run"/>
     <w:p>
       <w:pPr>
         <w:pStyle w:val="Heading2"/>
       </w:pPr>
       <w:r>
-        <w:t xml:space="preserve">12.7 Reset and idle smoke run</w:t>
+        <w:t xml:space="preserve">12.7 Reset, link bring-up and idle smoke run</w:t>
       </w:r>
     </w:p>
     <w:p>
@@ -23289,37 +23310,7 @@
         <w:t xml:space="preserve"> </w:t>
       </w:r>
       <w:r>
-        <w:t xml:space="preserve">closes that gap. It is</w:t>
-      </w:r>
-      <w:r>
-        <w:t xml:space="preserve"> </w:t>
-      </w:r>
-      <w:r>
-        <w:t xml:space="preserve">not a protocol testbench: it instantiates</w:t>
-      </w:r>
-      <w:r>
-        <w:t xml:space="preserve"> </w:t>
-      </w:r>
-      <w:r>
-        <w:rPr>
-          <w:rStyle w:val="VerbatimChar"/>
-        </w:rPr>
-        <w:t xml:space="preserve">chi_interconnect_compile</w:t>
-      </w:r>
-      <w:r>
-        <w:t xml:space="preserve">, holds</w:t>
-      </w:r>
-      <w:r>
-        <w:t xml:space="preserve"> </w:t>
-      </w:r>
-      <w:r>
-        <w:t xml:space="preserve">synchronous reset for eight cycles, releases it, and runs the idle fabric for</w:t>
-      </w:r>
-      <w:r>
-        <w:t xml:space="preserve"> </w:t>
-      </w:r>
-      <w:r>
-        <w:t xml:space="preserve">512 cycles.</w:t>
+        <w:t xml:space="preserve">closes that gap:</w:t>
       </w:r>
     </w:p>
     <w:p>
@@ -23344,61 +23335,13 @@
         <w:pStyle w:val="FirstParagraph"/>
       </w:pPr>
       <w:r>
-        <w:t xml:space="preserve">The run fails if any elaboration check calls</w:t>
-      </w:r>
-      <w:r>
-        <w:t xml:space="preserve"> </w:t>
-      </w:r>
-      <w:r>
-        <w:rPr>
-          <w:rStyle w:val="VerbatimChar"/>
-        </w:rPr>
-        <w:t xml:space="preserve">$fatal</w:t>
-      </w:r>
-      <w:r>
-        <w:t xml:space="preserve">, if any bound assertion</w:t>
-      </w:r>
-      <w:r>
-        <w:t xml:space="preserve"> </w:t>
-      </w:r>
-      <w:r>
-        <w:t xml:space="preserve">fires out of reset, if the idle fabric presents a snoop flit to an RN-F or a</w:t>
-      </w:r>
-      <w:r>
-        <w:t xml:space="preserve"> </w:t>
-      </w:r>
-      <w:r>
-        <w:t xml:space="preserve">request flit to an SN-F, or if any port reports a flit parity or L-Credit</w:t>
-      </w:r>
-      <w:r>
-        <w:t xml:space="preserve"> </w:t>
-      </w:r>
-      <w:r>
-        <w:t xml:space="preserve">error while no traffic is in flight. Because the elaboration checks execute,</w:t>
-      </w:r>
-      <w:r>
-        <w:t xml:space="preserve"> </w:t>
-      </w:r>
-      <w:r>
-        <w:t xml:space="preserve">this run is what confirms at runtime that the default configuration is legal,</w:t>
-      </w:r>
-      <w:r>
-        <w:t xml:space="preserve"> </w:t>
-      </w:r>
-      <w:r>
-        <w:t xml:space="preserve">that every node has a unique placement, that each NodeID’s routing fields</w:t>
-      </w:r>
-      <w:r>
-        <w:t xml:space="preserve"> </w:t>
-      </w:r>
-      <w:r>
-        <w:t xml:space="preserve">decode back to the placement that produced it, and that all four derived flit</w:t>
-      </w:r>
-      <w:r>
-        <w:t xml:space="preserve"> </w:t>
-      </w:r>
-      <w:r>
-        <w:t xml:space="preserve">widths fall inside the Issue H ranges.</w:t>
+        <w:t xml:space="preserve">This is not a protocol testbench. There is no traffic generator, scoreboard</w:t>
+      </w:r>
+      <w:r>
+        <w:t xml:space="preserve"> </w:t>
+      </w:r>
+      <w:r>
+        <w:t xml:space="preserve">or coverage model. It checks three things.</w:t>
       </w:r>
     </w:p>
     <w:p>
@@ -23406,7 +23349,196 @@
         <w:pStyle w:val="BodyText"/>
       </w:pPr>
       <w:r>
-        <w:t xml:space="preserve">The node count is derived from</w:t>
+        <w:t xml:space="preserve">First, the elaboration checks execute. This is what confirms at runtime that</w:t>
+      </w:r>
+      <w:r>
+        <w:t xml:space="preserve"> </w:t>
+      </w:r>
+      <w:r>
+        <w:t xml:space="preserve">the default configuration is legal, that every node has a unique placement,</w:t>
+      </w:r>
+      <w:r>
+        <w:t xml:space="preserve"> </w:t>
+      </w:r>
+      <w:r>
+        <w:t xml:space="preserve">that each NodeID’s routing fields decode back to the placement that produced</w:t>
+      </w:r>
+      <w:r>
+        <w:t xml:space="preserve"> </w:t>
+      </w:r>
+      <w:r>
+        <w:t xml:space="preserve">it, and that all four derived flit widths fall inside the Issue H ranges.</w:t>
+      </w:r>
+    </w:p>
+    <w:p>
+      <w:pPr>
+        <w:pStyle w:val="BodyText"/>
+      </w:pPr>
+      <w:r>
+        <w:t xml:space="preserve">Second, every link comes up. The interconnect owns only its half of each</w:t>
+      </w:r>
+      <w:r>
+        <w:t xml:space="preserve"> </w:t>
+      </w:r>
+      <w:r>
+        <w:t xml:space="preserve">link: it initiates the direction it transmits on and acknowledges the</w:t>
+      </w:r>
+      <w:r>
+        <w:t xml:space="preserve"> </w:t>
+      </w:r>
+      <w:r>
+        <w:t xml:space="preserve">direction it receives on. Without a peer on the node side, every receive link</w:t>
+      </w:r>
+      <w:r>
+        <w:t xml:space="preserve"> </w:t>
+      </w:r>
+      <w:r>
+        <w:t xml:space="preserve">stays in STOP and no L-Credit is ever issued, so</w:t>
+      </w:r>
+      <w:r>
+        <w:t xml:space="preserve"> </w:t>
+      </w:r>
+      <w:r>
+        <w:rPr>
+          <w:rStyle w:val="VerbatimChar"/>
+        </w:rPr>
+        <w:t xml:space="preserve">chi_node_link_bfm</w:t>
+      </w:r>
+      <w:r>
+        <w:t xml:space="preserve"> </w:t>
+      </w:r>
+      <w:r>
+        <w:t xml:space="preserve">supplies</w:t>
+      </w:r>
+      <w:r>
+        <w:t xml:space="preserve"> </w:t>
+      </w:r>
+      <w:r>
+        <w:t xml:space="preserve">that peer. It is the mirror image of</w:t>
+      </w:r>
+      <w:r>
+        <w:t xml:space="preserve"> </w:t>
+      </w:r>
+      <w:r>
+        <w:rPr>
+          <w:rStyle w:val="VerbatimChar"/>
+        </w:rPr>
+        <w:t xml:space="preserve">chi_link_port</w:t>
+      </w:r>
+      <w:r>
+        <w:t xml:space="preserve">: it initiates the node</w:t>
+      </w:r>
+      <w:r>
+        <w:t xml:space="preserve"> </w:t>
+      </w:r>
+      <w:r>
+        <w:t xml:space="preserve">transmit direction, acknowledges the interconnect’s, issues L-Credits on the</w:t>
+      </w:r>
+      <w:r>
+        <w:t xml:space="preserve"> </w:t>
+      </w:r>
+      <w:r>
+        <w:t xml:space="preserve">channels the node receives, and counts and discards arriving flits.</w:t>
+      </w:r>
+      <w:r>
+        <w:t xml:space="preserve"> </w:t>
+      </w:r>
+      <w:r>
+        <w:rPr>
+          <w:rStyle w:val="VerbatimChar"/>
+        </w:rPr>
+        <w:t xml:space="preserve">chi_sim_harness</w:t>
+      </w:r>
+      <w:r>
+        <w:t xml:space="preserve"> </w:t>
+      </w:r>
+      <w:r>
+        <w:t xml:space="preserve">attaches one model per external port. The run requires all</w:t>
+      </w:r>
+      <w:r>
+        <w:t xml:space="preserve"> </w:t>
+      </w:r>
+      <w:r>
+        <w:t xml:space="preserve">eight external links to reach RUN in both directions and to hand over their</w:t>
+      </w:r>
+      <w:r>
+        <w:t xml:space="preserve"> </w:t>
+      </w:r>
+      <w:r>
+        <w:t xml:space="preserve">full</w:t>
+      </w:r>
+      <w:r>
+        <w:t xml:space="preserve"> </w:t>
+      </w:r>
+      <w:r>
+        <w:rPr>
+          <w:rStyle w:val="VerbatimChar"/>
+        </w:rPr>
+        <w:t xml:space="preserve">lcrdDepth</w:t>
+      </w:r>
+      <w:r>
+        <w:t xml:space="preserve"> </w:t>
+      </w:r>
+      <w:r>
+        <w:t xml:space="preserve">allocation on every applicable channel, and requires the</w:t>
+      </w:r>
+      <w:r>
+        <w:t xml:space="preserve"> </w:t>
+      </w:r>
+      <w:r>
+        <w:t xml:space="preserve">HN-F, HN-I and MN ordinals to report no link, since those are internal.</w:t>
+      </w:r>
+    </w:p>
+    <w:p>
+      <w:pPr>
+        <w:pStyle w:val="BodyText"/>
+      </w:pPr>
+      <w:r>
+        <w:t xml:space="preserve">Third, the fabric is silent when idle. With the links up and credits</w:t>
+      </w:r>
+      <w:r>
+        <w:t xml:space="preserve"> </w:t>
+      </w:r>
+      <w:r>
+        <w:t xml:space="preserve">available, the interconnect is free to transmit, so the run fails if any node</w:t>
+      </w:r>
+      <w:r>
+        <w:t xml:space="preserve"> </w:t>
+      </w:r>
+      <w:r>
+        <w:t xml:space="preserve">receives a flit while no request has been made. It also fails on any</w:t>
+      </w:r>
+      <w:r>
+        <w:t xml:space="preserve"> </w:t>
+      </w:r>
+      <w:r>
+        <w:t xml:space="preserve">elaboration</w:t>
+      </w:r>
+      <w:r>
+        <w:t xml:space="preserve"> </w:t>
+      </w:r>
+      <w:r>
+        <w:rPr>
+          <w:rStyle w:val="VerbatimChar"/>
+        </w:rPr>
+        <w:t xml:space="preserve">$fatal</w:t>
+      </w:r>
+      <w:r>
+        <w:t xml:space="preserve">, any bound assertion firing out of reset, any reported</w:t>
+      </w:r>
+      <w:r>
+        <w:t xml:space="preserve"> </w:t>
+      </w:r>
+      <w:r>
+        <w:t xml:space="preserve">flit parity or L-Credit error, and any link dropping out of RUN.</w:t>
+      </w:r>
+    </w:p>
+    <w:p>
+      <w:pPr>
+        <w:pStyle w:val="BodyText"/>
+      </w:pPr>
+      <w:r>
+        <w:t xml:space="preserve">Node and channel counts are derived from</w:t>
       </w:r>
       <w:r>
         <w:t xml:space="preserve"> </w:t>
@@ -23421,13 +23553,55 @@
         <w:t xml:space="preserve"> </w:t>
       </w:r>
       <w:r>
-        <w:t xml:space="preserve">rather than written as a</w:t>
-      </w:r>
-      <w:r>
-        <w:t xml:space="preserve"> </w:t>
-      </w:r>
-      <w:r>
-        <w:t xml:space="preserve">literal, so the testbench follows a reconfigured node list without edits.</w:t>
+        <w:t xml:space="preserve">rather than written</w:t>
+      </w:r>
+      <w:r>
+        <w:t xml:space="preserve"> </w:t>
+      </w:r>
+      <w:r>
+        <w:t xml:space="preserve">as literals, so the testbench follows a reconfigured node list without edits.</w:t>
+      </w:r>
+      <w:r>
+        <w:t xml:space="preserve"> </w:t>
+      </w:r>
+      <w:r>
+        <w:rPr>
+          <w:rStyle w:val="VerbatimChar"/>
+        </w:rPr>
+        <w:t xml:space="preserve">chi_sim_harness</w:t>
+      </w:r>
+      <w:r>
+        <w:t xml:space="preserve"> </w:t>
+      </w:r>
+      <w:r>
+        <w:t xml:space="preserve">rather than</w:t>
+      </w:r>
+      <w:r>
+        <w:t xml:space="preserve"> </w:t>
+      </w:r>
+      <w:r>
+        <w:rPr>
+          <w:rStyle w:val="VerbatimChar"/>
+        </w:rPr>
+        <w:t xml:space="preserve">chi_interconnect_compile</w:t>
+      </w:r>
+      <w:r>
+        <w:t xml:space="preserve"> </w:t>
+      </w:r>
+      <w:r>
+        <w:t xml:space="preserve">is the simulation</w:t>
+      </w:r>
+      <w:r>
+        <w:t xml:space="preserve"> </w:t>
+      </w:r>
+      <w:r>
+        <w:t xml:space="preserve">top, because the compile harness deliberately leaves the node-driven</w:t>
+      </w:r>
+      <w:r>
+        <w:t xml:space="preserve"> </w:t>
+      </w:r>
+      <w:r>
+        <w:t xml:space="preserve">interface inputs undriven for lint.</w:t>
       </w:r>
     </w:p>
     <w:bookmarkEnd w:id="76"/>

--- a/docs/chi_interconnect_design_spec.docx
+++ b/docs/chi_interconnect_design_spec.docx
@@ -20534,7 +20534,7 @@
       </w:r>
     </w:p>
     <w:bookmarkEnd w:id="69"/>
-    <w:bookmarkStart w:id="78" w:name="verification-source-manifest-and-lint"/>
+    <w:bookmarkStart w:id="79" w:name="verification-source-manifest-and-lint"/>
     <w:p>
       <w:pPr>
         <w:pStyle w:val="Heading1"/>
@@ -23604,14 +23604,29 @@
         <w:t xml:space="preserve">interface inputs undriven for lint.</w:t>
       </w:r>
     </w:p>
-    <w:bookmarkEnd w:id="76"/>
-    <w:bookmarkStart w:id="77" w:name="regenerating-this-document"/>
     <w:p>
       <w:pPr>
-        <w:pStyle w:val="Heading2"/>
+        <w:pStyle w:val="BodyText"/>
       </w:pPr>
       <w:r>
-        <w:t xml:space="preserve">12.8 Regenerating this document</w:t>
+        <w:t xml:space="preserve">The run is repeated with randomised initialisation:</w:t>
+      </w:r>
+    </w:p>
+    <w:p>
+      <w:pPr>
+        <w:pStyle w:val="SourceCode"/>
+      </w:pPr>
+      <w:r>
+        <w:rPr>
+          <w:rStyle w:val="FunctionTok"/>
+        </w:rPr>
+        <w:t xml:space="preserve">make</w:t>
+      </w:r>
+      <w:r>
+        <w:rPr>
+          <w:rStyle w:val="NormalTok"/>
+        </w:rPr>
+        <w:t xml:space="preserve"> simrand</w:t>
       </w:r>
     </w:p>
     <w:p>
@@ -23619,6 +23634,438 @@
         <w:pStyle w:val="FirstParagraph"/>
       </w:pPr>
       <w:r>
+        <w:t xml:space="preserve">Verilator initialises state to zero, so anything that depends on a register</w:t>
+      </w:r>
+      <w:r>
+        <w:t xml:space="preserve"> </w:t>
+      </w:r>
+      <w:r>
+        <w:t xml:space="preserve">or an input having been driven passes by accident. A four-state simulator</w:t>
+      </w:r>
+      <w:r>
+        <w:t xml:space="preserve"> </w:t>
+      </w:r>
+      <w:r>
+        <w:t xml:space="preserve">propagates X instead and fails.</w:t>
+      </w:r>
+      <w:r>
+        <w:t xml:space="preserve"> </w:t>
+      </w:r>
+      <w:r>
+        <w:rPr>
+          <w:rStyle w:val="VerbatimChar"/>
+        </w:rPr>
+        <w:t xml:space="preserve">make simrand</w:t>
+      </w:r>
+      <w:r>
+        <w:t xml:space="preserve"> </w:t>
+      </w:r>
+      <w:r>
+        <w:t xml:space="preserve">approximates that by replaying</w:t>
+      </w:r>
+      <w:r>
+        <w:t xml:space="preserve"> </w:t>
+      </w:r>
+      <w:r>
+        <w:t xml:space="preserve">the same run under several initialisation seeds, and it is the only part of</w:t>
+      </w:r>
+      <w:r>
+        <w:t xml:space="preserve"> </w:t>
+      </w:r>
+      <w:r>
+        <w:t xml:space="preserve">this flow that can catch a missing driver. It found one: a node class</w:t>
+      </w:r>
+      <w:r>
+        <w:t xml:space="preserve"> </w:t>
+      </w:r>
+      <w:r>
+        <w:t xml:space="preserve">configured to zero still has a one-element sentinel interface, because an</w:t>
+      </w:r>
+      <w:r>
+        <w:t xml:space="preserve"> </w:t>
+      </w:r>
+      <w:r>
+        <w:t xml:space="preserve">interface array cannot be declared empty, and the port loop originally built</w:t>
+      </w:r>
+      <w:r>
+        <w:t xml:space="preserve"> </w:t>
+      </w:r>
+      <w:r>
+        <w:t xml:space="preserve">a complete link layer for that sentinel. Nothing drove its node-side inputs.</w:t>
+      </w:r>
+      <w:r>
+        <w:t xml:space="preserve"> </w:t>
+      </w:r>
+      <w:r>
+        <w:t xml:space="preserve">The loop now runs to the configured count, so no link is built for a class</w:t>
+      </w:r>
+      <w:r>
+        <w:t xml:space="preserve"> </w:t>
+      </w:r>
+      <w:r>
+        <w:t xml:space="preserve">that does not exist.</w:t>
+      </w:r>
+    </w:p>
+    <w:bookmarkEnd w:id="76"/>
+    <w:bookmarkStart w:id="77" w:name="tool-dependence-of-this-code"/>
+    <w:p>
+      <w:pPr>
+        <w:pStyle w:val="Heading2"/>
+      </w:pPr>
+      <w:r>
+        <w:t xml:space="preserve">12.8 Tool dependence of this code</w:t>
+      </w:r>
+    </w:p>
+    <w:p>
+      <w:pPr>
+        <w:pStyle w:val="FirstParagraph"/>
+      </w:pPr>
+      <w:r>
+        <w:t xml:space="preserve">The flow above uses Verilator, which is not equivalent to a commercial</w:t>
+      </w:r>
+      <w:r>
+        <w:t xml:space="preserve"> </w:t>
+      </w:r>
+      <w:r>
+        <w:t xml:space="preserve">simulator. Three consequences are visible in the source and should be</w:t>
+      </w:r>
+      <w:r>
+        <w:t xml:space="preserve"> </w:t>
+      </w:r>
+      <w:r>
+        <w:t xml:space="preserve">understood before this RTL is taken into a Questa, Xcelium or VCS flow.</w:t>
+      </w:r>
+    </w:p>
+    <w:p>
+      <w:pPr>
+        <w:pStyle w:val="BodyText"/>
+      </w:pPr>
+      <w:r>
+        <w:t xml:space="preserve">First, some structure exists to satisfy Verilator rather than the language.</w:t>
+      </w:r>
+      <w:r>
+        <w:t xml:space="preserve"> </w:t>
+      </w:r>
+      <w:r>
+        <w:rPr>
+          <w:rStyle w:val="VerbatimChar"/>
+        </w:rPr>
+        <w:t xml:space="preserve">UNOPTFLAT</w:t>
+      </w:r>
+      <w:r>
+        <w:t xml:space="preserve"> </w:t>
+      </w:r>
+      <w:r>
+        <w:t xml:space="preserve">is reported per procedural block, not per signal, so a single</w:t>
+      </w:r>
+      <w:r>
+        <w:t xml:space="preserve"> </w:t>
+      </w:r>
+      <w:r>
+        <w:rPr>
+          <w:rStyle w:val="VerbatimChar"/>
+        </w:rPr>
+        <w:t xml:space="preserve">always_comb</w:t>
+      </w:r>
+      <w:r>
+        <w:t xml:space="preserve"> </w:t>
+      </w:r>
+      <w:r>
+        <w:t xml:space="preserve">that writes both directions of a handshake is flagged even when</w:t>
+      </w:r>
+      <w:r>
+        <w:t xml:space="preserve"> </w:t>
+      </w:r>
+      <w:r>
+        <w:t xml:space="preserve">no dependency actually closes. That is why</w:t>
+      </w:r>
+      <w:r>
+        <w:t xml:space="preserve"> </w:t>
+      </w:r>
+      <w:r>
+        <w:rPr>
+          <w:rStyle w:val="VerbatimChar"/>
+        </w:rPr>
+        <w:t xml:space="preserve">chi_mesh</w:t>
+      </w:r>
+      <w:r>
+        <w:t xml:space="preserve"> </w:t>
+      </w:r>
+      <w:r>
+        <w:t xml:space="preserve">splits into four blocks</w:t>
+      </w:r>
+      <w:r>
+        <w:t xml:space="preserve"> </w:t>
+      </w:r>
+      <w:r>
+        <w:t xml:space="preserve">and why the Home and HN-I ready outputs sit in blocks of their own. The</w:t>
+      </w:r>
+      <w:r>
+        <w:t xml:space="preserve"> </w:t>
+      </w:r>
+      <w:r>
+        <w:t xml:space="preserve">underlying rule those splits express, in Section 2.3, is sound and worth</w:t>
+      </w:r>
+      <w:r>
+        <w:t xml:space="preserve"> </w:t>
+      </w:r>
+      <w:r>
+        <w:t xml:space="preserve">keeping; the block count is an artifact.</w:t>
+      </w:r>
+      <w:r>
+        <w:t xml:space="preserve"> </w:t>
+      </w:r>
+      <w:r>
+        <w:rPr>
+          <w:rStyle w:val="VerbatimChar"/>
+        </w:rPr>
+        <w:t xml:space="preserve">chi_link_port</w:t>
+      </w:r>
+      <w:r>
+        <w:t xml:space="preserve"> </w:t>
+      </w:r>
+      <w:r>
+        <w:t xml:space="preserve">mirrors interface</w:t>
+      </w:r>
+      <w:r>
+        <w:t xml:space="preserve"> </w:t>
+      </w:r>
+      <w:r>
+        <w:t xml:space="preserve">members into local nets before using them as instance pins,</w:t>
+      </w:r>
+      <w:r>
+        <w:t xml:space="preserve"> </w:t>
+      </w:r>
+      <w:r>
+        <w:rPr>
+          <w:rStyle w:val="VerbatimChar"/>
+        </w:rPr>
+        <w:t xml:space="preserve">chi_pos</w:t>
+      </w:r>
+      <w:r>
+        <w:t xml:space="preserve"> </w:t>
+      </w:r>
+      <w:r>
+        <w:t xml:space="preserve">exports</w:t>
+      </w:r>
+      <w:r>
+        <w:t xml:space="preserve"> </w:t>
+      </w:r>
+      <w:r>
+        <w:t xml:space="preserve">a packed rather than unpacked array because binding an unpacked array port</w:t>
+      </w:r>
+      <w:r>
+        <w:t xml:space="preserve"> </w:t>
+      </w:r>
+      <w:r>
+        <w:t xml:space="preserve">fails, and the NodeID helpers hoist loop bounds into locals because a</w:t>
+      </w:r>
+      <w:r>
+        <w:t xml:space="preserve"> </w:t>
+      </w:r>
+      <w:r>
+        <w:t xml:space="preserve">function call in a loop condition is miscompiled. None of these change</w:t>
+      </w:r>
+      <w:r>
+        <w:t xml:space="preserve"> </w:t>
+      </w:r>
+      <w:r>
+        <w:t xml:space="preserve">behaviour, and all remain valid SystemVerilog, but none would have been</w:t>
+      </w:r>
+      <w:r>
+        <w:t xml:space="preserve"> </w:t>
+      </w:r>
+      <w:r>
+        <w:t xml:space="preserve">written this way against a commercial tool.</w:t>
+      </w:r>
+    </w:p>
+    <w:p>
+      <w:pPr>
+        <w:pStyle w:val="BodyText"/>
+      </w:pPr>
+      <w:r>
+        <w:t xml:space="preserve">Second, the bound assertions are limited by what Verilator accepts. They use</w:t>
+      </w:r>
+      <w:r>
+        <w:t xml:space="preserve"> </w:t>
+      </w:r>
+      <w:r>
+        <w:t xml:space="preserve">only implication,</w:t>
+      </w:r>
+      <w:r>
+        <w:t xml:space="preserve"> </w:t>
+      </w:r>
+      <w:r>
+        <w:rPr>
+          <w:rStyle w:val="VerbatimChar"/>
+        </w:rPr>
+        <w:t xml:space="preserve">$past</w:t>
+      </w:r>
+      <w:r>
+        <w:t xml:space="preserve"> </w:t>
+      </w:r>
+      <w:r>
+        <w:t xml:space="preserve">and</w:t>
+      </w:r>
+      <w:r>
+        <w:t xml:space="preserve"> </w:t>
+      </w:r>
+      <w:r>
+        <w:rPr>
+          <w:rStyle w:val="VerbatimChar"/>
+        </w:rPr>
+        <w:t xml:space="preserve">$stable</w:t>
+      </w:r>
+      <w:r>
+        <w:t xml:space="preserve">. Sequence repetition,</w:t>
+      </w:r>
+      <w:r>
+        <w:t xml:space="preserve"> </w:t>
+      </w:r>
+      <w:r>
+        <w:rPr>
+          <w:rStyle w:val="VerbatimChar"/>
+        </w:rPr>
+        <w:t xml:space="preserve">throughout</w:t>
+      </w:r>
+      <w:r>
+        <w:t xml:space="preserve">,</w:t>
+      </w:r>
+      <w:r>
+        <w:t xml:space="preserve"> </w:t>
+      </w:r>
+      <w:r>
+        <w:rPr>
+          <w:rStyle w:val="VerbatimChar"/>
+        </w:rPr>
+        <w:t xml:space="preserve">within</w:t>
+      </w:r>
+      <w:r>
+        <w:t xml:space="preserve"> </w:t>
+      </w:r>
+      <w:r>
+        <w:t xml:space="preserve">and local variables in sequences are unavailable, and those are</w:t>
+      </w:r>
+      <w:r>
+        <w:t xml:space="preserve"> </w:t>
+      </w:r>
+      <w:r>
+        <w:t xml:space="preserve">exactly what an end-to-end property needs. A property such as</w:t>
+      </w:r>
+      <w:r>
+        <w:t xml:space="preserve"> </w:t>
+      </w:r>
+      <w:r>
+        <w:t xml:space="preserve">“</w:t>
+      </w:r>
+      <w:r>
+        <w:t xml:space="preserve">every accepted</w:t>
+      </w:r>
+      <w:r>
+        <w:t xml:space="preserve"> </w:t>
+      </w:r>
+      <w:r>
+        <w:t xml:space="preserve">request eventually receives a completion carrying the matching</w:t>
+      </w:r>
+      <w:r>
+        <w:t xml:space="preserve"> </w:t>
+      </w:r>
+      <w:r>
+        <w:rPr>
+          <w:rStyle w:val="VerbatimChar"/>
+        </w:rPr>
+        <w:t xml:space="preserve">TxnID</w:t>
+      </w:r>
+      <w:r>
+        <w:t xml:space="preserve">”</w:t>
+      </w:r>
+      <w:r>
+        <w:t xml:space="preserve"> </w:t>
+      </w:r>
+      <w:r>
+        <w:t xml:space="preserve">cannot be expressed here, which is the concrete reason Section 12.1 describes</w:t>
+      </w:r>
+      <w:r>
+        <w:t xml:space="preserve"> </w:t>
+      </w:r>
+      <w:r>
+        <w:t xml:space="preserve">the assertion set as local.</w:t>
+      </w:r>
+    </w:p>
+    <w:p>
+      <w:pPr>
+        <w:pStyle w:val="BodyText"/>
+      </w:pPr>
+      <w:r>
+        <w:t xml:space="preserve">Third, Verilator is two-state. It cannot report an X, so uninitialised state,</w:t>
+      </w:r>
+      <w:r>
+        <w:t xml:space="preserve"> </w:t>
+      </w:r>
+      <w:r>
+        <w:t xml:space="preserve">missing resets and undriven inputs do not fail;</w:t>
+      </w:r>
+      <w:r>
+        <w:t xml:space="preserve"> </w:t>
+      </w:r>
+      <w:r>
+        <w:rPr>
+          <w:rStyle w:val="VerbatimChar"/>
+        </w:rPr>
+        <w:t xml:space="preserve">make simrand</w:t>
+      </w:r>
+      <w:r>
+        <w:t xml:space="preserve"> </w:t>
+      </w:r>
+      <w:r>
+        <w:t xml:space="preserve">is a partial</w:t>
+      </w:r>
+      <w:r>
+        <w:t xml:space="preserve"> </w:t>
+      </w:r>
+      <w:r>
+        <w:t xml:space="preserve">substitute, not a replacement. Neither is there timing, SDF, glitch or</w:t>
+      </w:r>
+      <w:r>
+        <w:t xml:space="preserve"> </w:t>
+      </w:r>
+      <w:r>
+        <w:t xml:space="preserve">multi-clock behaviour, so Section 11 is unverified by this flow. Re-running</w:t>
+      </w:r>
+      <w:r>
+        <w:t xml:space="preserve"> </w:t>
+      </w:r>
+      <w:r>
+        <w:t xml:space="preserve">the elaboration checks and the smoke test under a four-state simulator with</w:t>
+      </w:r>
+      <w:r>
+        <w:t xml:space="preserve"> </w:t>
+      </w:r>
+      <w:r>
+        <w:t xml:space="preserve">X-initialisation is the first thing to do in a commercial flow, and it should</w:t>
+      </w:r>
+      <w:r>
+        <w:t xml:space="preserve"> </w:t>
+      </w:r>
+      <w:r>
+        <w:t xml:space="preserve">be expected to find defects this flow cannot see.</w:t>
+      </w:r>
+    </w:p>
+    <w:bookmarkEnd w:id="77"/>
+    <w:bookmarkStart w:id="78" w:name="regenerating-this-document"/>
+    <w:p>
+      <w:pPr>
+        <w:pStyle w:val="Heading2"/>
+      </w:pPr>
+      <w:r>
+        <w:t xml:space="preserve">12.9 Regenerating this document</w:t>
+      </w:r>
+    </w:p>
+    <w:p>
+      <w:pPr>
+        <w:pStyle w:val="FirstParagraph"/>
+      </w:pPr>
+      <w:r>
         <w:t xml:space="preserve">The Word file in</w:t>
       </w:r>
       <w:r>
@@ -23762,9 +24209,9 @@
         <w:t xml:space="preserve">the cross-references in the prose stay correct in every output format.</w:t>
       </w:r>
     </w:p>
-    <w:bookmarkEnd w:id="77"/>
     <w:bookmarkEnd w:id="78"/>
-    <w:bookmarkStart w:id="81" w:name="X5bf108ade8508cab34b28d325ecb3ab81501255"/>
+    <w:bookmarkEnd w:id="79"/>
+    <w:bookmarkStart w:id="82" w:name="X5bf108ade8508cab34b28d325ecb3ab81501255"/>
     <w:p>
       <w:pPr>
         <w:pStyle w:val="Heading1"/>
@@ -23773,7 +24220,7 @@
         <w:t xml:space="preserve">13 Open issues, known limitations and decisions</w:t>
       </w:r>
     </w:p>
-    <w:bookmarkStart w:id="79" w:name="known-limitations"/>
+    <w:bookmarkStart w:id="80" w:name="known-limitations"/>
     <w:p>
       <w:pPr>
         <w:pStyle w:val="Heading2"/>
@@ -24031,8 +24478,8 @@
         <w:t xml:space="preserve">performance characterization.</w:t>
       </w:r>
     </w:p>
-    <w:bookmarkEnd w:id="79"/>
-    <w:bookmarkStart w:id="80" w:name="implementation-defined-decision-log"/>
+    <w:bookmarkEnd w:id="80"/>
+    <w:bookmarkStart w:id="81" w:name="implementation-defined-decision-log"/>
     <w:p>
       <w:pPr>
         <w:pStyle w:val="Heading2"/>
@@ -24912,8 +25359,8 @@
         </w:tc>
       </w:tr>
     </w:tbl>
-    <w:bookmarkEnd w:id="80"/>
     <w:bookmarkEnd w:id="81"/>
+    <w:bookmarkEnd w:id="82"/>
     <w:sectPr/>
   </w:body>
 </w:document>

--- a/docs/chi_interconnect_design_spec.docx
+++ b/docs/chi_interconnect_design_spec.docx
@@ -4152,7 +4152,7 @@
     </w:tbl>
     <w:bookmarkEnd w:id="24"/>
     <w:bookmarkEnd w:id="25"/>
-    <w:bookmarkStart w:id="29" w:name="architecture-and-hierarchy"/>
+    <w:bookmarkStart w:id="36" w:name="architecture-and-hierarchy"/>
     <w:p>
       <w:pPr>
         <w:pStyle w:val="Heading1"/>
@@ -4161,13 +4161,693 @@
         <w:t xml:space="preserve">2 Architecture and hierarchy</w:t>
       </w:r>
     </w:p>
-    <w:bookmarkStart w:id="26" w:name="block-diagram"/>
+    <w:bookmarkStart w:id="33" w:name="architecture"/>
     <w:p>
       <w:pPr>
         <w:pStyle w:val="Heading2"/>
       </w:pPr>
       <w:r>
-        <w:t xml:space="preserve">2.1 Block diagram</w:t>
+        <w:t xml:space="preserve">2.1 Architecture</w:t>
+      </w:r>
+    </w:p>
+    <w:p>
+      <w:pPr>
+        <w:pStyle w:val="CaptionedFigure"/>
+      </w:pPr>
+      <w:r>
+        <w:drawing>
+          <wp:inline>
+            <wp:extent cx="5334000" cy="5217583"/>
+            <wp:effectExtent b="0" l="0" r="0" t="0"/>
+            <wp:docPr descr="Top-level architecture. The vertical axis is the request path." title="" id="27" name="Picture"/>
+            <a:graphic>
+              <a:graphicData uri="http://schemas.openxmlformats.org/drawingml/2006/picture">
+                <pic:pic>
+                  <pic:nvPicPr>
+                    <pic:cNvPr descr="figures/chi_architecture.png" id="28" name="Picture"/>
+                    <pic:cNvPicPr>
+                      <a:picLocks noChangeArrowheads="1" noChangeAspect="1"/>
+                    </pic:cNvPicPr>
+                  </pic:nvPicPr>
+                  <pic:blipFill>
+                    <a:blip r:embed="rId26"/>
+                    <a:stretch>
+                      <a:fillRect/>
+                    </a:stretch>
+                  </pic:blipFill>
+                  <pic:spPr bwMode="auto">
+                    <a:xfrm>
+                      <a:off x="0" y="0"/>
+                      <a:ext cx="5334000" cy="5217583"/>
+                    </a:xfrm>
+                    <a:prstGeom prst="rect">
+                      <a:avLst/>
+                    </a:prstGeom>
+                    <a:noFill/>
+                    <a:ln w="9525">
+                      <a:noFill/>
+                      <a:headEnd/>
+                      <a:tailEnd/>
+                    </a:ln>
+                  </pic:spPr>
+                </pic:pic>
+              </a:graphicData>
+            </a:graphic>
+          </wp:inline>
+        </w:drawing>
+      </w:r>
+    </w:p>
+    <w:p>
+      <w:pPr>
+        <w:pStyle w:val="ImageCaption"/>
+      </w:pPr>
+      <w:r>
+        <w:t xml:space="preserve">Top-level architecture. The vertical axis is the request path.</w:t>
+      </w:r>
+    </w:p>
+    <w:p>
+      <w:pPr>
+        <w:pStyle w:val="BodyText"/>
+      </w:pPr>
+      <w:r>
+        <w:t xml:space="preserve">Read the figure top to bottom as the life of a request. A Requester drives a</w:t>
+      </w:r>
+      <w:r>
+        <w:t xml:space="preserve"> </w:t>
+      </w:r>
+      <w:r>
+        <w:t xml:space="preserve">REQ flit onto its</w:t>
+      </w:r>
+      <w:r>
+        <w:t xml:space="preserve"> </w:t>
+      </w:r>
+      <w:r>
+        <w:rPr>
+          <w:rStyle w:val="VerbatimChar"/>
+        </w:rPr>
+        <w:t xml:space="preserve">chi_if</w:t>
+      </w:r>
+      <w:r>
+        <w:t xml:space="preserve">. The</w:t>
+      </w:r>
+      <w:r>
+        <w:t xml:space="preserve"> </w:t>
+      </w:r>
+      <w:r>
+        <w:rPr>
+          <w:rStyle w:val="VerbatimChar"/>
+        </w:rPr>
+        <w:t xml:space="preserve">chi_link_port</w:t>
+      </w:r>
+      <w:r>
+        <w:t xml:space="preserve"> </w:t>
+      </w:r>
+      <w:r>
+        <w:t xml:space="preserve">for that port converts the</w:t>
+      </w:r>
+      <w:r>
+        <w:t xml:space="preserve"> </w:t>
+      </w:r>
+      <w:r>
+        <w:t xml:space="preserve">CHI link-layer contract, which is credit-based and has no ready signal, into</w:t>
+      </w:r>
+      <w:r>
+        <w:t xml:space="preserve"> </w:t>
+      </w:r>
+      <w:r>
+        <w:t xml:space="preserve">the ready/valid handshake the fabric uses internally: it will not accept a</w:t>
+      </w:r>
+      <w:r>
+        <w:t xml:space="preserve"> </w:t>
+      </w:r>
+      <w:r>
+        <w:t xml:space="preserve">flit unless the link is in RUN and an L-Credit is outstanding, and it checks</w:t>
+      </w:r>
+      <w:r>
+        <w:t xml:space="preserve"> </w:t>
+      </w:r>
+      <w:r>
+        <w:t xml:space="preserve">flit parity on the way in. The address then goes to that port’s</w:t>
+      </w:r>
+      <w:r>
+        <w:t xml:space="preserve"> </w:t>
+      </w:r>
+      <w:r>
+        <w:rPr>
+          <w:rStyle w:val="VerbatimChar"/>
+        </w:rPr>
+        <w:t xml:space="preserve">chi_sam</w:t>
+      </w:r>
+      <w:r>
+        <w:t xml:space="preserve">,</w:t>
+      </w:r>
+      <w:r>
+        <w:t xml:space="preserve"> </w:t>
+      </w:r>
+      <w:r>
+        <w:t xml:space="preserve">which finds the matching region, applies the</w:t>
+      </w:r>
+      <w:r>
+        <w:t xml:space="preserve"> </w:t>
+      </w:r>
+      <w:r>
+        <w:rPr>
+          <w:rStyle w:val="VerbatimChar"/>
+        </w:rPr>
+        <w:t xml:space="preserve">PAS</w:t>
+      </w:r>
+      <w:r>
+        <w:t xml:space="preserve"> </w:t>
+      </w:r>
+      <w:r>
+        <w:t xml:space="preserve">check and produces a</w:t>
+      </w:r>
+      <w:r>
+        <w:t xml:space="preserve"> </w:t>
+      </w:r>
+      <w:r>
+        <w:rPr>
+          <w:rStyle w:val="VerbatimChar"/>
+        </w:rPr>
+        <w:t xml:space="preserve">TgtID</w:t>
+      </w:r>
+      <w:r>
+        <w:t xml:space="preserve"> </w:t>
+      </w:r>
+      <w:r>
+        <w:t xml:space="preserve">— through</w:t>
+      </w:r>
+      <w:r>
+        <w:t xml:space="preserve"> </w:t>
+      </w:r>
+      <w:r>
+        <w:rPr>
+          <w:rStyle w:val="VerbatimChar"/>
+        </w:rPr>
+        <w:t xml:space="preserve">chi_hn_hash</w:t>
+      </w:r>
+      <w:r>
+        <w:t xml:space="preserve"> </w:t>
+      </w:r>
+      <w:r>
+        <w:t xml:space="preserve">for an interleaved coherent region, or</w:t>
+      </w:r>
+      <w:r>
+        <w:t xml:space="preserve"> </w:t>
+      </w:r>
+      <w:r>
+        <w:t xml:space="preserve">through</w:t>
+      </w:r>
+      <w:r>
+        <w:t xml:space="preserve"> </w:t>
+      </w:r>
+      <w:r>
+        <w:rPr>
+          <w:rStyle w:val="VerbatimChar"/>
+        </w:rPr>
+        <w:t xml:space="preserve">chi_prefetch_map</w:t>
+      </w:r>
+      <w:r>
+        <w:t xml:space="preserve"> </w:t>
+      </w:r>
+      <w:r>
+        <w:t xml:space="preserve">for a</w:t>
+      </w:r>
+      <w:r>
+        <w:t xml:space="preserve"> </w:t>
+      </w:r>
+      <w:r>
+        <w:rPr>
+          <w:rStyle w:val="VerbatimChar"/>
+        </w:rPr>
+        <w:t xml:space="preserve">PrefetchTgt</w:t>
+      </w:r>
+      <w:r>
+        <w:t xml:space="preserve"> </w:t>
+      </w:r>
+      <w:r>
+        <w:t xml:space="preserve">hint, which is routed straight</w:t>
+      </w:r>
+      <w:r>
+        <w:t xml:space="preserve"> </w:t>
+      </w:r>
+      <w:r>
+        <w:t xml:space="preserve">to an SN-F because no Home resource may be consumed for it.</w:t>
+      </w:r>
+      <w:r>
+        <w:t xml:space="preserve"> </w:t>
+      </w:r>
+      <w:r>
+        <w:rPr>
+          <w:rStyle w:val="VerbatimChar"/>
+        </w:rPr>
+        <w:t xml:space="preserve">chi_noc_top</w:t>
+      </w:r>
+      <w:r>
+        <w:t xml:space="preserve"> </w:t>
+      </w:r>
+      <w:r>
+        <w:t xml:space="preserve">carries the flit across whichever of the three topologies was elaborated, on</w:t>
+      </w:r>
+      <w:r>
+        <w:t xml:space="preserve"> </w:t>
+      </w:r>
+      <w:r>
+        <w:t xml:space="preserve">one of four independent networks. A Home Node serializes it, and anything it</w:t>
+      </w:r>
+      <w:r>
+        <w:t xml:space="preserve"> </w:t>
+      </w:r>
+      <w:r>
+        <w:t xml:space="preserve">must send downstream leaves through a second</w:t>
+      </w:r>
+      <w:r>
+        <w:t xml:space="preserve"> </w:t>
+      </w:r>
+      <w:r>
+        <w:rPr>
+          <w:rStyle w:val="VerbatimChar"/>
+        </w:rPr>
+        <w:t xml:space="preserve">chi_link_port</w:t>
+      </w:r>
+      <w:r>
+        <w:t xml:space="preserve"> </w:t>
+      </w:r>
+      <w:r>
+        <w:t xml:space="preserve">to a Subordinate.</w:t>
+      </w:r>
+    </w:p>
+    <w:p>
+      <w:pPr>
+        <w:pStyle w:val="BodyText"/>
+      </w:pPr>
+      <w:r>
+        <w:t xml:space="preserve">Three properties of this arrangement are worth stating explicitly, because</w:t>
+      </w:r>
+      <w:r>
+        <w:t xml:space="preserve"> </w:t>
+      </w:r>
+      <w:r>
+        <w:t xml:space="preserve">they are the ones that constrain everything else.</w:t>
+      </w:r>
+    </w:p>
+    <w:p>
+      <w:pPr>
+        <w:pStyle w:val="BodyText"/>
+      </w:pPr>
+      <w:r>
+        <w:t xml:space="preserve">The link layer is per port and symmetric. Every external port gets the same</w:t>
+      </w:r>
+      <w:r>
+        <w:t xml:space="preserve"> </w:t>
+      </w:r>
+      <w:r>
+        <w:t xml:space="preserve">four blocks, so credit accounting and activation are a property of the port</w:t>
+      </w:r>
+      <w:r>
+        <w:t xml:space="preserve"> </w:t>
+      </w:r>
+      <w:r>
+        <w:t xml:space="preserve">rather than of the node class. Only the channel set differs: a Requester port</w:t>
+      </w:r>
+      <w:r>
+        <w:t xml:space="preserve"> </w:t>
+      </w:r>
+      <w:r>
+        <w:t xml:space="preserve">receives REQ, RSP and DAT and transmits RSP, SNP and DAT, while a Subordinate</w:t>
+      </w:r>
+      <w:r>
+        <w:t xml:space="preserve"> </w:t>
+      </w:r>
+      <w:r>
+        <w:t xml:space="preserve">port receives RSP and DAT and transmits REQ, RSP and DAT.</w:t>
+      </w:r>
+    </w:p>
+    <w:p>
+      <w:pPr>
+        <w:pStyle w:val="BodyText"/>
+      </w:pPr>
+      <w:r>
+        <w:t xml:space="preserve">HN-F, HN-I and MN are internal fabric endpoints, not external</w:t>
+      </w:r>
+      <w:r>
+        <w:t xml:space="preserve"> </w:t>
+      </w:r>
+      <w:r>
+        <w:rPr>
+          <w:rStyle w:val="VerbatimChar"/>
+        </w:rPr>
+        <w:t xml:space="preserve">chi_if</w:t>
+      </w:r>
+      <w:r>
+        <w:t xml:space="preserve"> </w:t>
+      </w:r>
+      <w:r>
+        <w:t xml:space="preserve">ports.</w:t>
+      </w:r>
+      <w:r>
+        <w:t xml:space="preserve"> </w:t>
+      </w:r>
+      <w:r>
+        <w:t xml:space="preserve">They have no link layer, no L-Credits and no activation handshake, which is</w:t>
+      </w:r>
+      <w:r>
+        <w:t xml:space="preserve"> </w:t>
+      </w:r>
+      <w:r>
+        <w:t xml:space="preserve">why their ordinals read zero in the</w:t>
+      </w:r>
+      <w:r>
+        <w:t xml:space="preserve"> </w:t>
+      </w:r>
+      <w:r>
+        <w:rPr>
+          <w:rStyle w:val="VerbatimChar"/>
+        </w:rPr>
+        <w:t xml:space="preserve">linkUp</w:t>
+      </w:r>
+      <w:r>
+        <w:t xml:space="preserve"> </w:t>
+      </w:r>
+      <w:r>
+        <w:t xml:space="preserve">output. A request reaches them</w:t>
+      </w:r>
+      <w:r>
+        <w:t xml:space="preserve"> </w:t>
+      </w:r>
+      <w:r>
+        <w:t xml:space="preserve">over the internal ready/valid fabric only.</w:t>
+      </w:r>
+    </w:p>
+    <w:p>
+      <w:pPr>
+        <w:pStyle w:val="BodyText"/>
+      </w:pPr>
+      <w:r>
+        <w:t xml:space="preserve">The SAM is per Requester port, not central. Each port decodes its own</w:t>
+      </w:r>
+      <w:r>
+        <w:t xml:space="preserve"> </w:t>
+      </w:r>
+      <w:r>
+        <w:t xml:space="preserve">address, which is what B3.1 describes when it says Requesters must have a</w:t>
+      </w:r>
+      <w:r>
+        <w:t xml:space="preserve"> </w:t>
+      </w:r>
+      <w:r>
+        <w:t xml:space="preserve">System Address Map. A single</w:t>
+      </w:r>
+      <w:r>
+        <w:t xml:space="preserve"> </w:t>
+      </w:r>
+      <w:r>
+        <w:rPr>
+          <w:rStyle w:val="VerbatimChar"/>
+        </w:rPr>
+        <w:t xml:space="preserve">chi_cfg_slave</w:t>
+      </w:r>
+      <w:r>
+        <w:t xml:space="preserve"> </w:t>
+      </w:r>
+      <w:r>
+        <w:t xml:space="preserve">broadcasts region updates to all</w:t>
+      </w:r>
+      <w:r>
+        <w:t xml:space="preserve"> </w:t>
+      </w:r>
+      <w:r>
+        <w:t xml:space="preserve">of them so they stay consistent.</w:t>
+      </w:r>
+    </w:p>
+    <w:bookmarkStart w:id="32" w:name="home-node-internal-architecture"/>
+    <w:p>
+      <w:pPr>
+        <w:pStyle w:val="Heading3"/>
+      </w:pPr>
+      <w:r>
+        <w:t xml:space="preserve">Home Node internal architecture</w:t>
+      </w:r>
+    </w:p>
+    <w:p>
+      <w:pPr>
+        <w:pStyle w:val="CaptionedFigure"/>
+      </w:pPr>
+      <w:r>
+        <w:drawing>
+          <wp:inline>
+            <wp:extent cx="5334000" cy="2599045"/>
+            <wp:effectExtent b="0" l="0" r="0" t="0"/>
+            <wp:docPr descr="chi_hnf_top internal structure. One request is in flight at a time." title="" id="30" name="Picture"/>
+            <a:graphic>
+              <a:graphicData uri="http://schemas.openxmlformats.org/drawingml/2006/picture">
+                <pic:pic>
+                  <pic:nvPicPr>
+                    <pic:cNvPr descr="figures/chi_hnf.png" id="31" name="Picture"/>
+                    <pic:cNvPicPr>
+                      <a:picLocks noChangeArrowheads="1" noChangeAspect="1"/>
+                    </pic:cNvPicPr>
+                  </pic:nvPicPr>
+                  <pic:blipFill>
+                    <a:blip r:embed="rId29"/>
+                    <a:stretch>
+                      <a:fillRect/>
+                    </a:stretch>
+                  </pic:blipFill>
+                  <pic:spPr bwMode="auto">
+                    <a:xfrm>
+                      <a:off x="0" y="0"/>
+                      <a:ext cx="5334000" cy="2599045"/>
+                    </a:xfrm>
+                    <a:prstGeom prst="rect">
+                      <a:avLst/>
+                    </a:prstGeom>
+                    <a:noFill/>
+                    <a:ln w="9525">
+                      <a:noFill/>
+                      <a:headEnd/>
+                      <a:tailEnd/>
+                    </a:ln>
+                  </pic:spPr>
+                </pic:pic>
+              </a:graphicData>
+            </a:graphic>
+          </wp:inline>
+        </w:drawing>
+      </w:r>
+    </w:p>
+    <w:p>
+      <w:pPr>
+        <w:pStyle w:val="ImageCaption"/>
+      </w:pPr>
+      <w:r>
+        <w:t xml:space="preserve">chi_hnf_top internal structure. One request is in flight at a time.</w:t>
+      </w:r>
+    </w:p>
+    <w:p>
+      <w:pPr>
+        <w:pStyle w:val="BodyText"/>
+      </w:pPr>
+      <w:r>
+        <w:t xml:space="preserve">The coherent Home is where nearly all protocol state lives, so it is shown</w:t>
+      </w:r>
+      <w:r>
+        <w:t xml:space="preserve"> </w:t>
+      </w:r>
+      <w:r>
+        <w:t xml:space="preserve">separately. A request is either admitted into</w:t>
+      </w:r>
+      <w:r>
+        <w:t xml:space="preserve"> </w:t>
+      </w:r>
+      <w:r>
+        <w:rPr>
+          <w:rStyle w:val="VerbatimChar"/>
+        </w:rPr>
+        <w:t xml:space="preserve">chi_pos</w:t>
+      </w:r>
+      <w:r>
+        <w:t xml:space="preserve"> </w:t>
+      </w:r>
+      <w:r>
+        <w:t xml:space="preserve">or handed to</w:t>
+      </w:r>
+      <w:r>
+        <w:t xml:space="preserve"> </w:t>
+      </w:r>
+      <w:r>
+        <w:rPr>
+          <w:rStyle w:val="VerbatimChar"/>
+        </w:rPr>
+        <w:t xml:space="preserve">chi_retry</w:t>
+      </w:r>
+      <w:r>
+        <w:t xml:space="preserve">, which is the only path that can answer with</w:t>
+      </w:r>
+      <w:r>
+        <w:t xml:space="preserve"> </w:t>
+      </w:r>
+      <w:r>
+        <w:rPr>
+          <w:rStyle w:val="VerbatimChar"/>
+        </w:rPr>
+        <w:t xml:space="preserve">RetryAck</w:t>
+      </w:r>
+      <w:r>
+        <w:t xml:space="preserve"> </w:t>
+      </w:r>
+      <w:r>
+        <w:t xml:space="preserve">and later</w:t>
+      </w:r>
+      <w:r>
+        <w:t xml:space="preserve"> </w:t>
+      </w:r>
+      <w:r>
+        <w:rPr>
+          <w:rStyle w:val="VerbatimChar"/>
+        </w:rPr>
+        <w:t xml:space="preserve">PCrdGrant</w:t>
+      </w:r>
+      <w:r>
+        <w:t xml:space="preserve">. An admitted request is checked by</w:t>
+      </w:r>
+      <w:r>
+        <w:t xml:space="preserve"> </w:t>
+      </w:r>
+      <w:r>
+        <w:rPr>
+          <w:rStyle w:val="VerbatimChar"/>
+        </w:rPr>
+        <w:t xml:space="preserve">chi_hazard</w:t>
+      </w:r>
+      <w:r>
+        <w:t xml:space="preserve"> </w:t>
+      </w:r>
+      <w:r>
+        <w:t xml:space="preserve">against every</w:t>
+      </w:r>
+      <w:r>
+        <w:t xml:space="preserve"> </w:t>
+      </w:r>
+      <w:r>
+        <w:t xml:space="preserve">other active POS entry for a same-line or ordering conflict before the FSM</w:t>
+      </w:r>
+      <w:r>
+        <w:t xml:space="preserve"> </w:t>
+      </w:r>
+      <w:r>
+        <w:t xml:space="preserve">acts on it. One globally serial FSM of 22 states then drives whichever engine</w:t>
+      </w:r>
+      <w:r>
+        <w:t xml:space="preserve"> </w:t>
+      </w:r>
+      <w:r>
+        <w:t xml:space="preserve">the opcode selects: the directory and snoop generator for coherence, the DMT,</w:t>
+      </w:r>
+      <w:r>
+        <w:t xml:space="preserve"> </w:t>
+      </w:r>
+      <w:r>
+        <w:t xml:space="preserve">DWT and stash controllers when the transaction can be offloaded so that data</w:t>
+      </w:r>
+      <w:r>
+        <w:t xml:space="preserve"> </w:t>
+      </w:r>
+      <w:r>
+        <w:t xml:space="preserve">bypasses the Home, and the atomic, cache-maintenance and exclusive-monitor</w:t>
+      </w:r>
+      <w:r>
+        <w:t xml:space="preserve"> </w:t>
+      </w:r>
+      <w:r>
+        <w:t xml:space="preserve">blocks for operations the Home performs itself.</w:t>
+      </w:r>
+    </w:p>
+    <w:p>
+      <w:pPr>
+        <w:pStyle w:val="BodyText"/>
+      </w:pPr>
+      <w:r>
+        <w:t xml:space="preserve">The single-FSM structure is the dominant simplification in this design. The</w:t>
+      </w:r>
+      <w:r>
+        <w:t xml:space="preserve"> </w:t>
+      </w:r>
+      <w:r>
+        <w:t xml:space="preserve">POS holds</w:t>
+      </w:r>
+      <w:r>
+        <w:t xml:space="preserve"> </w:t>
+      </w:r>
+      <w:r>
+        <w:rPr>
+          <w:rStyle w:val="VerbatimChar"/>
+        </w:rPr>
+        <w:t xml:space="preserve">posEntries</w:t>
+      </w:r>
+      <w:r>
+        <w:t xml:space="preserve"> </w:t>
+      </w:r>
+      <w:r>
+        <w:t xml:space="preserve">entries and detects hazards across all of them, but</w:t>
+      </w:r>
+      <w:r>
+        <w:t xml:space="preserve"> </w:t>
+      </w:r>
+      <w:r>
+        <w:t xml:space="preserve">only one transaction advances at a time, so POS depth currently buys hazard</w:t>
+      </w:r>
+      <w:r>
+        <w:t xml:space="preserve"> </w:t>
+      </w:r>
+      <w:r>
+        <w:t xml:space="preserve">visibility rather than throughput. Section 9.1 covers the consequences.</w:t>
+      </w:r>
+    </w:p>
+    <w:p>
+      <w:pPr>
+        <w:pStyle w:val="BodyText"/>
+      </w:pPr>
+      <w:r>
+        <w:t xml:space="preserve">Figures are generated from Graphviz sources in</w:t>
+      </w:r>
+      <w:r>
+        <w:t xml:space="preserve"> </w:t>
+      </w:r>
+      <w:r>
+        <w:rPr>
+          <w:rStyle w:val="VerbatimChar"/>
+        </w:rPr>
+        <w:t xml:space="preserve">doc-src/figures/</w:t>
+      </w:r>
+      <w:r>
+        <w:t xml:space="preserve">;</w:t>
+      </w:r>
+      <w:r>
+        <w:t xml:space="preserve"> </w:t>
+      </w:r>
+      <w:r>
+        <w:rPr>
+          <w:rStyle w:val="VerbatimChar"/>
+        </w:rPr>
+        <w:t xml:space="preserve">make doc</w:t>
+      </w:r>
+      <w:r>
+        <w:t xml:space="preserve"> </w:t>
+      </w:r>
+      <w:r>
+        <w:t xml:space="preserve">rebuilds them.</w:t>
+      </w:r>
+    </w:p>
+    <w:bookmarkEnd w:id="32"/>
+    <w:bookmarkEnd w:id="33"/>
+    <w:bookmarkStart w:id="34" w:name="rtl-hierarchy"/>
+    <w:p>
+      <w:pPr>
+        <w:pStyle w:val="Heading2"/>
+      </w:pPr>
+      <w:r>
+        <w:t xml:space="preserve">2.2 RTL hierarchy</w:t>
       </w:r>
     </w:p>
     <w:p>
@@ -4178,7 +4858,7 @@
         <w:rPr>
           <w:rStyle w:val="VerbatimChar"/>
         </w:rPr>
-        <w:t xml:space="preserve">  RN-F / RN-D / RN-I arrays              SN-F / SN-I arrays</w:t>
+        <w:t xml:space="preserve">chi_interconnect_top</w:t>
       </w:r>
       <w:r>
         <w:br/>
@@ -4187,7 +4867,7 @@
         <w:rPr>
           <w:rStyle w:val="VerbatimChar"/>
         </w:rPr>
-        <w:t xml:space="preserve">        one chi_if each                     one chi_if each</w:t>
+        <w:t xml:space="preserve">├── chi_cfg_check                            (elaboration assertions)</w:t>
       </w:r>
       <w:r>
         <w:br/>
@@ -4196,7 +4876,7 @@
         <w:rPr>
           <w:rStyle w:val="VerbatimChar"/>
         </w:rPr>
-        <w:t xml:space="preserve">               |                                   |</w:t>
+        <w:t xml:space="preserve">├── rnf_ports[*] / rnd_ports[*] / rni_ports[*] : chi_link_port</w:t>
       </w:r>
       <w:r>
         <w:br/>
@@ -4205,7 +4885,7 @@
         <w:rPr>
           <w:rStyle w:val="VerbatimChar"/>
         </w:rPr>
-        <w:t xml:space="preserve">        chi_link_port                       chi_link_port</w:t>
+        <w:t xml:space="preserve">│   ├── chi_link_rx  x3   (REQ, RSP, DAT from the node)</w:t>
       </w:r>
       <w:r>
         <w:br/>
@@ -4214,7 +4894,7 @@
         <w:rPr>
           <w:rStyle w:val="VerbatimChar"/>
         </w:rPr>
-        <w:t xml:space="preserve">   L-Credits, parity, activation      L-Credits, parity, activation</w:t>
+        <w:t xml:space="preserve">│   ├── chi_link_tx  x3   (RSP, SNP, DAT to the node)</w:t>
       </w:r>
       <w:r>
         <w:br/>
@@ -4223,7 +4903,7 @@
         <w:rPr>
           <w:rStyle w:val="VerbatimChar"/>
         </w:rPr>
-        <w:t xml:space="preserve">               |                                   |</w:t>
+        <w:t xml:space="preserve">│   └── chi_link_fsm x6   (one per channel per direction)</w:t>
       </w:r>
       <w:r>
         <w:br/>
@@ -4232,7 +4912,7 @@
         <w:rPr>
           <w:rStyle w:val="VerbatimChar"/>
         </w:rPr>
-        <w:t xml:space="preserve">      requester SAM + PrefetchTgt map              |</w:t>
+        <w:t xml:space="preserve">├── snf_ports[*] / sni_ports[*] : chi_link_port</w:t>
       </w:r>
       <w:r>
         <w:br/>
@@ -4241,7 +4921,7 @@
         <w:rPr>
           <w:rStyle w:val="VerbatimChar"/>
         </w:rPr>
-        <w:t xml:space="preserve">               |                                   |</w:t>
+        <w:t xml:space="preserve">│   ├── chi_link_rx  x2   (RSP, DAT from the node)</w:t>
       </w:r>
       <w:r>
         <w:br/>
@@ -4250,7 +4930,7 @@
         <w:rPr>
           <w:rStyle w:val="VerbatimChar"/>
         </w:rPr>
-        <w:t xml:space="preserve">      +------------------ chi_noc_top -------------------+</w:t>
+        <w:t xml:space="preserve">│   └── chi_link_tx  x3   (REQ, RSP, DAT to the node)</w:t>
       </w:r>
       <w:r>
         <w:br/>
@@ -4259,7 +4939,7 @@
         <w:rPr>
           <w:rStyle w:val="VerbatimChar"/>
         </w:rPr>
-        <w:t xml:space="preserve">      |  CROSSBAR          RING            MESH_2D       |</w:t>
+        <w:t xml:space="preserve">├── requester_sam[*]</w:t>
       </w:r>
       <w:r>
         <w:br/>
@@ -4268,7 +4948,7 @@
         <w:rPr>
           <w:rStyle w:val="VerbatimChar"/>
         </w:rPr>
-        <w:t xml:space="preserve">      |  separate REQ / RSP / SNP / DAT ready-valid      |</w:t>
+        <w:t xml:space="preserve">│   ├── chi_sam  ── chi_hn_hash</w:t>
       </w:r>
       <w:r>
         <w:br/>
@@ -4277,7 +4957,7 @@
         <w:rPr>
           <w:rStyle w:val="VerbatimChar"/>
         </w:rPr>
-        <w:t xml:space="preserve">      +--------------------------+-----------------------+</w:t>
+        <w:t xml:space="preserve">│   └── chi_prefetch_map</w:t>
       </w:r>
       <w:r>
         <w:br/>
@@ -4286,7 +4966,7 @@
         <w:rPr>
           <w:rStyle w:val="VerbatimChar"/>
         </w:rPr>
-        <w:t xml:space="preserve">                                 |</w:t>
+        <w:t xml:space="preserve">├── apb_cfg : chi_cfg_slave                          [CFG_APB]</w:t>
       </w:r>
       <w:r>
         <w:br/>
@@ -4295,7 +4975,7 @@
         <w:rPr>
           <w:rStyle w:val="VerbatimChar"/>
         </w:rPr>
-        <w:t xml:space="preserve">            +--------------------+--------------------+</w:t>
+        <w:t xml:space="preserve">├── hnf_nodes[*] : chi_hnf_top</w:t>
       </w:r>
       <w:r>
         <w:br/>
@@ -4304,7 +4984,7 @@
         <w:rPr>
           <w:rStyle w:val="VerbatimChar"/>
         </w:rPr>
-        <w:t xml:space="preserve">            |                    |                    |</w:t>
+        <w:t xml:space="preserve">│   ├── chi_pos</w:t>
       </w:r>
       <w:r>
         <w:br/>
@@ -4313,7 +4993,7 @@
         <w:rPr>
           <w:rStyle w:val="VerbatimChar"/>
         </w:rPr>
-        <w:t xml:space="preserve">       chi_hnf_top          chi_hni_top           chi_mn_dvm</w:t>
+        <w:t xml:space="preserve">│   ├── chi_hazard</w:t>
       </w:r>
       <w:r>
         <w:br/>
@@ -4322,7 +5002,7 @@
         <w:rPr>
           <w:rStyle w:val="VerbatimChar"/>
         </w:rPr>
-        <w:t xml:space="preserve">      coherent Home       noncoherent Home       DVM sequencer</w:t>
+        <w:t xml:space="preserve">│   ├── chi_snoop_filter</w:t>
       </w:r>
       <w:r>
         <w:br/>
@@ -4331,7 +5011,7 @@
         <w:rPr>
           <w:rStyle w:val="VerbatimChar"/>
         </w:rPr>
-        <w:t xml:space="preserve">      + CFG-MMIO endpoint</w:t>
+        <w:t xml:space="preserve">│   ├── chi_snp_gen</w:t>
       </w:r>
       <w:r>
         <w:br/>
@@ -4340,7 +5020,7 @@
         <w:rPr>
           <w:rStyle w:val="VerbatimChar"/>
         </w:rPr>
-        <w:t xml:space="preserve">            |                    |</w:t>
+        <w:t xml:space="preserve">│   ├── chi_retry</w:t>
       </w:r>
       <w:r>
         <w:br/>
@@ -4349,19 +5029,160 @@
         <w:rPr>
           <w:rStyle w:val="VerbatimChar"/>
         </w:rPr>
-        <w:t xml:space="preserve">          SN-F                 SN-I</w:t>
+        <w:t xml:space="preserve">│   ├── chi_dct_ctrl</w:t>
       </w:r>
       <w:r>
         <w:br/>
       </w:r>
       <w:r>
+        <w:rPr>
+          <w:rStyle w:val="VerbatimChar"/>
+        </w:rPr>
+        <w:t xml:space="preserve">│   ├── chi_dmt_ctrl</w:t>
+      </w:r>
+      <w:r>
         <w:br/>
       </w:r>
       <w:r>
         <w:rPr>
           <w:rStyle w:val="VerbatimChar"/>
         </w:rPr>
-        <w:t xml:space="preserve">  APB4 --&gt; chi_cfg_slave --&gt; shared SAM region-update broadcast</w:t>
+        <w:t xml:space="preserve">│   ├── chi_dwt_ctrl</w:t>
+      </w:r>
+      <w:r>
+        <w:br/>
+      </w:r>
+      <w:r>
+        <w:rPr>
+          <w:rStyle w:val="VerbatimChar"/>
+        </w:rPr>
+        <w:t xml:space="preserve">│   ├── chi_stash_ctrl</w:t>
+      </w:r>
+      <w:r>
+        <w:br/>
+      </w:r>
+      <w:r>
+        <w:rPr>
+          <w:rStyle w:val="VerbatimChar"/>
+        </w:rPr>
+        <w:t xml:space="preserve">│   ├── chi_atomic_alu</w:t>
+      </w:r>
+      <w:r>
+        <w:br/>
+      </w:r>
+      <w:r>
+        <w:rPr>
+          <w:rStyle w:val="VerbatimChar"/>
+        </w:rPr>
+        <w:t xml:space="preserve">│   ├── chi_cmo</w:t>
+      </w:r>
+      <w:r>
+        <w:br/>
+      </w:r>
+      <w:r>
+        <w:rPr>
+          <w:rStyle w:val="VerbatimChar"/>
+        </w:rPr>
+        <w:t xml:space="preserve">│   └── chi_excl_mon</w:t>
+      </w:r>
+      <w:r>
+        <w:br/>
+      </w:r>
+      <w:r>
+        <w:rPr>
+          <w:rStyle w:val="VerbatimChar"/>
+        </w:rPr>
+        <w:t xml:space="preserve">├── hni_nodes[*] : chi_hni_top</w:t>
+      </w:r>
+      <w:r>
+        <w:br/>
+      </w:r>
+      <w:r>
+        <w:rPr>
+          <w:rStyle w:val="VerbatimChar"/>
+        </w:rPr>
+        <w:t xml:space="preserve">│   └── chi_sam</w:t>
+      </w:r>
+      <w:r>
+        <w:br/>
+      </w:r>
+      <w:r>
+        <w:rPr>
+          <w:rStyle w:val="VerbatimChar"/>
+        </w:rPr>
+        <w:t xml:space="preserve">├── mn_nodes[*] : chi_mn_dvm</w:t>
+      </w:r>
+      <w:r>
+        <w:br/>
+      </w:r>
+      <w:r>
+        <w:rPr>
+          <w:rStyle w:val="VerbatimChar"/>
+        </w:rPr>
+        <w:t xml:space="preserve">└── chi_noc_top</w:t>
+      </w:r>
+      <w:r>
+        <w:br/>
+      </w:r>
+      <w:r>
+        <w:rPr>
+          <w:rStyle w:val="VerbatimChar"/>
+        </w:rPr>
+        <w:t xml:space="preserve">    ├── chi_xbar ── chi_vc_arb[*]                   [CROSSBAR]</w:t>
+      </w:r>
+      <w:r>
+        <w:br/>
+      </w:r>
+      <w:r>
+        <w:rPr>
+          <w:rStyle w:val="VerbatimChar"/>
+        </w:rPr>
+        <w:t xml:space="preserve">    ├── chi_ring                                    [RING]</w:t>
+      </w:r>
+      <w:r>
+        <w:br/>
+      </w:r>
+      <w:r>
+        <w:rPr>
+          <w:rStyle w:val="VerbatimChar"/>
+        </w:rPr>
+        <w:t xml:space="preserve">    └── chi_mesh                                    [MESH_2D]</w:t>
+      </w:r>
+      <w:r>
+        <w:br/>
+      </w:r>
+      <w:r>
+        <w:rPr>
+          <w:rStyle w:val="VerbatimChar"/>
+        </w:rPr>
+        <w:t xml:space="preserve">        └── chi_mesh_xp[*]</w:t>
+      </w:r>
+      <w:r>
+        <w:br/>
+      </w:r>
+      <w:r>
+        <w:rPr>
+          <w:rStyle w:val="VerbatimChar"/>
+        </w:rPr>
+        <w:t xml:space="preserve">            └── chi_router[REQ/RSP/SNP/DAT]</w:t>
+      </w:r>
+      <w:r>
+        <w:br/>
+      </w:r>
+      <w:r>
+        <w:rPr>
+          <w:rStyle w:val="VerbatimChar"/>
+        </w:rPr>
+        <w:t xml:space="preserve">                ├── chi_route_compute[*]</w:t>
+      </w:r>
+      <w:r>
+        <w:br/>
+      </w:r>
+      <w:r>
+        <w:rPr>
+          <w:rStyle w:val="VerbatimChar"/>
+        </w:rPr>
+        <w:t xml:space="preserve">                └── chi_vc_arb[*]</w:t>
       </w:r>
     </w:p>
     <w:p>
@@ -4369,406 +5190,38 @@
         <w:pStyle w:val="FirstParagraph"/>
       </w:pPr>
       <w:r>
-        <w:t xml:space="preserve">HN-F, HN-I and MN are internal endpoints on the fabric, not external</w:t>
-      </w:r>
-      <w:r>
-        <w:t xml:space="preserve"> </w:t>
-      </w:r>
-      <w:r>
-        <w:rPr>
-          <w:rStyle w:val="VerbatimChar"/>
-        </w:rPr>
-        <w:t xml:space="preserve">chi_if</w:t>
-      </w:r>
-      <w:r>
-        <w:t xml:space="preserve"> </w:t>
-      </w:r>
-      <w:r>
-        <w:t xml:space="preserve">ports, so they have no link layer.</w:t>
+        <w:rPr>
+          <w:rStyle w:val="VerbatimChar"/>
+        </w:rPr>
+        <w:t xml:space="preserve">chi_lcrd_mgr</w:t>
+      </w:r>
+      <w:r>
+        <w:t xml:space="preserve"> </w:t>
+      </w:r>
+      <w:r>
+        <w:t xml:space="preserve">is used by</w:t>
+      </w:r>
+      <w:r>
+        <w:t xml:space="preserve"> </w:t>
+      </w:r>
+      <w:r>
+        <w:rPr>
+          <w:rStyle w:val="VerbatimChar"/>
+        </w:rPr>
+        <w:t xml:space="preserve">chi_link_tx</w:t>
+      </w:r>
+      <w:r>
+        <w:t xml:space="preserve">. Every link block is now inside the</w:t>
+      </w:r>
+      <w:r>
+        <w:t xml:space="preserve"> </w:t>
+      </w:r>
+      <w:r>
+        <w:t xml:space="preserve">product hierarchy; none of them is harness-only.</w:t>
       </w:r>
     </w:p>
-    <w:bookmarkEnd w:id="26"/>
-    <w:bookmarkStart w:id="27" w:name="rtl-hierarchy"/>
-    <w:p>
-      <w:pPr>
-        <w:pStyle w:val="Heading2"/>
-      </w:pPr>
-      <w:r>
-        <w:t xml:space="preserve">2.2 RTL hierarchy</w:t>
-      </w:r>
-    </w:p>
-    <w:p>
-      <w:pPr>
-        <w:pStyle w:val="SourceCode"/>
-      </w:pPr>
-      <w:r>
-        <w:rPr>
-          <w:rStyle w:val="VerbatimChar"/>
-        </w:rPr>
-        <w:t xml:space="preserve">chi_interconnect_top</w:t>
-      </w:r>
-      <w:r>
-        <w:br/>
-      </w:r>
-      <w:r>
-        <w:rPr>
-          <w:rStyle w:val="VerbatimChar"/>
-        </w:rPr>
-        <w:t xml:space="preserve">├── chi_cfg_check                            (elaboration assertions)</w:t>
-      </w:r>
-      <w:r>
-        <w:br/>
-      </w:r>
-      <w:r>
-        <w:rPr>
-          <w:rStyle w:val="VerbatimChar"/>
-        </w:rPr>
-        <w:t xml:space="preserve">├── rnf_ports[*] / rnd_ports[*] / rni_ports[*] : chi_link_port</w:t>
-      </w:r>
-      <w:r>
-        <w:br/>
-      </w:r>
-      <w:r>
-        <w:rPr>
-          <w:rStyle w:val="VerbatimChar"/>
-        </w:rPr>
-        <w:t xml:space="preserve">│   ├── chi_link_rx  x3   (REQ, RSP, DAT from the node)</w:t>
-      </w:r>
-      <w:r>
-        <w:br/>
-      </w:r>
-      <w:r>
-        <w:rPr>
-          <w:rStyle w:val="VerbatimChar"/>
-        </w:rPr>
-        <w:t xml:space="preserve">│   ├── chi_link_tx  x3   (RSP, SNP, DAT to the node)</w:t>
-      </w:r>
-      <w:r>
-        <w:br/>
-      </w:r>
-      <w:r>
-        <w:rPr>
-          <w:rStyle w:val="VerbatimChar"/>
-        </w:rPr>
-        <w:t xml:space="preserve">│   └── chi_link_fsm x6   (one per channel per direction)</w:t>
-      </w:r>
-      <w:r>
-        <w:br/>
-      </w:r>
-      <w:r>
-        <w:rPr>
-          <w:rStyle w:val="VerbatimChar"/>
-        </w:rPr>
-        <w:t xml:space="preserve">├── snf_ports[*] / sni_ports[*] : chi_link_port</w:t>
-      </w:r>
-      <w:r>
-        <w:br/>
-      </w:r>
-      <w:r>
-        <w:rPr>
-          <w:rStyle w:val="VerbatimChar"/>
-        </w:rPr>
-        <w:t xml:space="preserve">│   ├── chi_link_rx  x2   (RSP, DAT from the node)</w:t>
-      </w:r>
-      <w:r>
-        <w:br/>
-      </w:r>
-      <w:r>
-        <w:rPr>
-          <w:rStyle w:val="VerbatimChar"/>
-        </w:rPr>
-        <w:t xml:space="preserve">│   └── chi_link_tx  x3   (REQ, RSP, DAT to the node)</w:t>
-      </w:r>
-      <w:r>
-        <w:br/>
-      </w:r>
-      <w:r>
-        <w:rPr>
-          <w:rStyle w:val="VerbatimChar"/>
-        </w:rPr>
-        <w:t xml:space="preserve">├── requester_sam[*]</w:t>
-      </w:r>
-      <w:r>
-        <w:br/>
-      </w:r>
-      <w:r>
-        <w:rPr>
-          <w:rStyle w:val="VerbatimChar"/>
-        </w:rPr>
-        <w:t xml:space="preserve">│   ├── chi_sam  ── chi_hn_hash</w:t>
-      </w:r>
-      <w:r>
-        <w:br/>
-      </w:r>
-      <w:r>
-        <w:rPr>
-          <w:rStyle w:val="VerbatimChar"/>
-        </w:rPr>
-        <w:t xml:space="preserve">│   └── chi_prefetch_map</w:t>
-      </w:r>
-      <w:r>
-        <w:br/>
-      </w:r>
-      <w:r>
-        <w:rPr>
-          <w:rStyle w:val="VerbatimChar"/>
-        </w:rPr>
-        <w:t xml:space="preserve">├── apb_cfg : chi_cfg_slave                          [CFG_APB]</w:t>
-      </w:r>
-      <w:r>
-        <w:br/>
-      </w:r>
-      <w:r>
-        <w:rPr>
-          <w:rStyle w:val="VerbatimChar"/>
-        </w:rPr>
-        <w:t xml:space="preserve">├── hnf_nodes[*] : chi_hnf_top</w:t>
-      </w:r>
-      <w:r>
-        <w:br/>
-      </w:r>
-      <w:r>
-        <w:rPr>
-          <w:rStyle w:val="VerbatimChar"/>
-        </w:rPr>
-        <w:t xml:space="preserve">│   ├── chi_pos</w:t>
-      </w:r>
-      <w:r>
-        <w:br/>
-      </w:r>
-      <w:r>
-        <w:rPr>
-          <w:rStyle w:val="VerbatimChar"/>
-        </w:rPr>
-        <w:t xml:space="preserve">│   ├── chi_hazard</w:t>
-      </w:r>
-      <w:r>
-        <w:br/>
-      </w:r>
-      <w:r>
-        <w:rPr>
-          <w:rStyle w:val="VerbatimChar"/>
-        </w:rPr>
-        <w:t xml:space="preserve">│   ├── chi_snoop_filter</w:t>
-      </w:r>
-      <w:r>
-        <w:br/>
-      </w:r>
-      <w:r>
-        <w:rPr>
-          <w:rStyle w:val="VerbatimChar"/>
-        </w:rPr>
-        <w:t xml:space="preserve">│   ├── chi_snp_gen</w:t>
-      </w:r>
-      <w:r>
-        <w:br/>
-      </w:r>
-      <w:r>
-        <w:rPr>
-          <w:rStyle w:val="VerbatimChar"/>
-        </w:rPr>
-        <w:t xml:space="preserve">│   ├── chi_retry</w:t>
-      </w:r>
-      <w:r>
-        <w:br/>
-      </w:r>
-      <w:r>
-        <w:rPr>
-          <w:rStyle w:val="VerbatimChar"/>
-        </w:rPr>
-        <w:t xml:space="preserve">│   ├── chi_dct_ctrl</w:t>
-      </w:r>
-      <w:r>
-        <w:br/>
-      </w:r>
-      <w:r>
-        <w:rPr>
-          <w:rStyle w:val="VerbatimChar"/>
-        </w:rPr>
-        <w:t xml:space="preserve">│   ├── chi_dmt_ctrl</w:t>
-      </w:r>
-      <w:r>
-        <w:br/>
-      </w:r>
-      <w:r>
-        <w:rPr>
-          <w:rStyle w:val="VerbatimChar"/>
-        </w:rPr>
-        <w:t xml:space="preserve">│   ├── chi_dwt_ctrl</w:t>
-      </w:r>
-      <w:r>
-        <w:br/>
-      </w:r>
-      <w:r>
-        <w:rPr>
-          <w:rStyle w:val="VerbatimChar"/>
-        </w:rPr>
-        <w:t xml:space="preserve">│   ├── chi_stash_ctrl</w:t>
-      </w:r>
-      <w:r>
-        <w:br/>
-      </w:r>
-      <w:r>
-        <w:rPr>
-          <w:rStyle w:val="VerbatimChar"/>
-        </w:rPr>
-        <w:t xml:space="preserve">│   ├── chi_atomic_alu</w:t>
-      </w:r>
-      <w:r>
-        <w:br/>
-      </w:r>
-      <w:r>
-        <w:rPr>
-          <w:rStyle w:val="VerbatimChar"/>
-        </w:rPr>
-        <w:t xml:space="preserve">│   ├── chi_cmo</w:t>
-      </w:r>
-      <w:r>
-        <w:br/>
-      </w:r>
-      <w:r>
-        <w:rPr>
-          <w:rStyle w:val="VerbatimChar"/>
-        </w:rPr>
-        <w:t xml:space="preserve">│   └── chi_excl_mon</w:t>
-      </w:r>
-      <w:r>
-        <w:br/>
-      </w:r>
-      <w:r>
-        <w:rPr>
-          <w:rStyle w:val="VerbatimChar"/>
-        </w:rPr>
-        <w:t xml:space="preserve">├── hni_nodes[*] : chi_hni_top</w:t>
-      </w:r>
-      <w:r>
-        <w:br/>
-      </w:r>
-      <w:r>
-        <w:rPr>
-          <w:rStyle w:val="VerbatimChar"/>
-        </w:rPr>
-        <w:t xml:space="preserve">│   └── chi_sam</w:t>
-      </w:r>
-      <w:r>
-        <w:br/>
-      </w:r>
-      <w:r>
-        <w:rPr>
-          <w:rStyle w:val="VerbatimChar"/>
-        </w:rPr>
-        <w:t xml:space="preserve">├── mn_nodes[*] : chi_mn_dvm</w:t>
-      </w:r>
-      <w:r>
-        <w:br/>
-      </w:r>
-      <w:r>
-        <w:rPr>
-          <w:rStyle w:val="VerbatimChar"/>
-        </w:rPr>
-        <w:t xml:space="preserve">└── chi_noc_top</w:t>
-      </w:r>
-      <w:r>
-        <w:br/>
-      </w:r>
-      <w:r>
-        <w:rPr>
-          <w:rStyle w:val="VerbatimChar"/>
-        </w:rPr>
-        <w:t xml:space="preserve">    ├── chi_xbar ── chi_vc_arb[*]                   [CROSSBAR]</w:t>
-      </w:r>
-      <w:r>
-        <w:br/>
-      </w:r>
-      <w:r>
-        <w:rPr>
-          <w:rStyle w:val="VerbatimChar"/>
-        </w:rPr>
-        <w:t xml:space="preserve">    ├── chi_ring                                    [RING]</w:t>
-      </w:r>
-      <w:r>
-        <w:br/>
-      </w:r>
-      <w:r>
-        <w:rPr>
-          <w:rStyle w:val="VerbatimChar"/>
-        </w:rPr>
-        <w:t xml:space="preserve">    └── chi_mesh                                    [MESH_2D]</w:t>
-      </w:r>
-      <w:r>
-        <w:br/>
-      </w:r>
-      <w:r>
-        <w:rPr>
-          <w:rStyle w:val="VerbatimChar"/>
-        </w:rPr>
-        <w:t xml:space="preserve">        └── chi_mesh_xp[*]</w:t>
-      </w:r>
-      <w:r>
-        <w:br/>
-      </w:r>
-      <w:r>
-        <w:rPr>
-          <w:rStyle w:val="VerbatimChar"/>
-        </w:rPr>
-        <w:t xml:space="preserve">            └── chi_router[REQ/RSP/SNP/DAT]</w:t>
-      </w:r>
-      <w:r>
-        <w:br/>
-      </w:r>
-      <w:r>
-        <w:rPr>
-          <w:rStyle w:val="VerbatimChar"/>
-        </w:rPr>
-        <w:t xml:space="preserve">                ├── chi_route_compute[*]</w:t>
-      </w:r>
-      <w:r>
-        <w:br/>
-      </w:r>
-      <w:r>
-        <w:rPr>
-          <w:rStyle w:val="VerbatimChar"/>
-        </w:rPr>
-        <w:t xml:space="preserve">                └── chi_vc_arb[*]</w:t>
-      </w:r>
-    </w:p>
-    <w:p>
-      <w:pPr>
-        <w:pStyle w:val="FirstParagraph"/>
-      </w:pPr>
-      <w:r>
-        <w:rPr>
-          <w:rStyle w:val="VerbatimChar"/>
-        </w:rPr>
-        <w:t xml:space="preserve">chi_lcrd_mgr</w:t>
-      </w:r>
-      <w:r>
-        <w:t xml:space="preserve"> </w:t>
-      </w:r>
-      <w:r>
-        <w:t xml:space="preserve">is used by</w:t>
-      </w:r>
-      <w:r>
-        <w:t xml:space="preserve"> </w:t>
-      </w:r>
-      <w:r>
-        <w:rPr>
-          <w:rStyle w:val="VerbatimChar"/>
-        </w:rPr>
-        <w:t xml:space="preserve">chi_link_tx</w:t>
-      </w:r>
-      <w:r>
-        <w:t xml:space="preserve">. Every link block is now inside the</w:t>
-      </w:r>
-      <w:r>
-        <w:t xml:space="preserve"> </w:t>
-      </w:r>
-      <w:r>
-        <w:t xml:space="preserve">product hierarchy; none of them is harness-only.</w:t>
-      </w:r>
-    </w:p>
-    <w:bookmarkEnd w:id="27"/>
-    <w:bookmarkStart w:id="28" w:name="handshake-discipline"/>
+    <w:bookmarkEnd w:id="34"/>
+    <w:bookmarkStart w:id="35" w:name="handshake-discipline"/>
     <w:p>
       <w:pPr>
         <w:pStyle w:val="Heading2"/>
@@ -4934,9 +5387,9 @@
         <w:t xml:space="preserve">combinational logic, which Section 12.6 records as a passing lint result.</w:t>
       </w:r>
     </w:p>
-    <w:bookmarkEnd w:id="28"/>
-    <w:bookmarkEnd w:id="29"/>
-    <w:bookmarkStart w:id="33" w:name="parameters-and-elaboration-constraints"/>
+    <w:bookmarkEnd w:id="35"/>
+    <w:bookmarkEnd w:id="36"/>
+    <w:bookmarkStart w:id="40" w:name="parameters-and-elaboration-constraints"/>
     <w:p>
       <w:pPr>
         <w:pStyle w:val="Heading1"/>
@@ -4945,7 +5398,7 @@
         <w:t xml:space="preserve">3 Parameters and elaboration constraints</w:t>
       </w:r>
     </w:p>
-    <w:bookmarkStart w:id="30" w:name="chi_cfg_t"/>
+    <w:bookmarkStart w:id="37" w:name="chi_cfg_t"/>
     <w:p>
       <w:pPr>
         <w:pStyle w:val="Heading2"/>
@@ -7917,8 +8370,8 @@
         <w:t xml:space="preserve">helper.</w:t>
       </w:r>
     </w:p>
-    <w:bookmarkEnd w:id="30"/>
-    <w:bookmarkStart w:id="31" w:name="top-parameters-and-illegal-combinations"/>
+    <w:bookmarkEnd w:id="37"/>
+    <w:bookmarkStart w:id="38" w:name="top-parameters-and-illegal-combinations"/>
     <w:p>
       <w:pPr>
         <w:pStyle w:val="Heading2"/>
@@ -8415,8 +8868,8 @@
         <w:t xml:space="preserve">subordinate checks are essential.</w:t>
       </w:r>
     </w:p>
-    <w:bookmarkEnd w:id="31"/>
-    <w:bookmarkStart w:id="32" w:name="top-level-ports-beyond-the-interfaces"/>
+    <w:bookmarkEnd w:id="38"/>
+    <w:bookmarkStart w:id="39" w:name="top-level-ports-beyond-the-interfaces"/>
     <w:p>
       <w:pPr>
         <w:pStyle w:val="Heading2"/>
@@ -8941,9 +9394,9 @@
         <w:t xml:space="preserve">and MN ordinals read zero, because those endpoints have no external link.</w:t>
       </w:r>
     </w:p>
-    <w:bookmarkEnd w:id="32"/>
-    <w:bookmarkEnd w:id="33"/>
-    <w:bookmarkStart w:id="37" w:name="the-single-chi_if-node-facing-interface"/>
+    <w:bookmarkEnd w:id="39"/>
+    <w:bookmarkEnd w:id="40"/>
+    <w:bookmarkStart w:id="44" w:name="the-single-chi_if-node-facing-interface"/>
     <w:p>
       <w:pPr>
         <w:pStyle w:val="Heading1"/>
@@ -8967,7 +9420,7 @@
         <w:t xml:space="preserve">node-facing interface</w:t>
       </w:r>
     </w:p>
-    <w:bookmarkStart w:id="34" w:name="superset-rule"/>
+    <w:bookmarkStart w:id="41" w:name="superset-rule"/>
     <w:p>
       <w:pPr>
         <w:pStyle w:val="Heading2"/>
@@ -9088,8 +9541,8 @@
         <w:t xml:space="preserve">zero-length interface array. That sentinel is inactive and must be tied off.</w:t>
       </w:r>
     </w:p>
-    <w:bookmarkEnd w:id="34"/>
-    <w:bookmarkStart w:id="35" w:name="signal-widths-and-drivers"/>
+    <w:bookmarkEnd w:id="41"/>
+    <w:bookmarkStart w:id="42" w:name="signal-widths-and-drivers"/>
     <w:p>
       <w:pPr>
         <w:pStyle w:val="Heading2"/>
@@ -11556,8 +12009,8 @@
         <w:t xml:space="preserve">presence of a signal in this superset.</w:t>
       </w:r>
     </w:p>
-    <w:bookmarkEnd w:id="35"/>
-    <w:bookmarkStart w:id="36" w:name="link-credit-behaviour"/>
+    <w:bookmarkEnd w:id="42"/>
+    <w:bookmarkStart w:id="43" w:name="link-credit-behaviour"/>
     <w:p>
       <w:pPr>
         <w:pStyle w:val="Heading2"/>
@@ -11672,9 +12125,9 @@
         <w:t xml:space="preserve">credit contract, not a recoverable condition.</w:t>
       </w:r>
     </w:p>
-    <w:bookmarkEnd w:id="36"/>
-    <w:bookmarkEnd w:id="37"/>
-    <w:bookmarkStart w:id="43" w:name="X2fe9938731c8eed18a556030bbcfb1970107fb8"/>
+    <w:bookmarkEnd w:id="43"/>
+    <w:bookmarkEnd w:id="44"/>
+    <w:bookmarkStart w:id="50" w:name="X2fe9938731c8eed18a556030bbcfb1970107fb8"/>
     <w:p>
       <w:pPr>
         <w:pStyle w:val="Heading1"/>
@@ -11683,7 +12136,7 @@
         <w:t xml:space="preserve">5 Topologies, routing, arbitration and progress</w:t>
       </w:r>
     </w:p>
-    <w:bookmarkStart w:id="38" w:name="common-transport"/>
+    <w:bookmarkStart w:id="45" w:name="common-transport"/>
     <w:p>
       <w:pPr>
         <w:pStyle w:val="Heading2"/>
@@ -11745,8 +12198,8 @@
         <w:t xml:space="preserve">.</w:t>
       </w:r>
     </w:p>
-    <w:bookmarkEnd w:id="38"/>
-    <w:bookmarkStart w:id="39" w:name="crossbar"/>
+    <w:bookmarkEnd w:id="45"/>
+    <w:bookmarkStart w:id="46" w:name="crossbar"/>
     <w:p>
       <w:pPr>
         <w:pStyle w:val="Heading2"/>
@@ -11799,8 +12252,8 @@
         <w:t xml:space="preserve">backpressured.</w:t>
       </w:r>
     </w:p>
-    <w:bookmarkEnd w:id="39"/>
-    <w:bookmarkStart w:id="40" w:name="bidirectional-ring"/>
+    <w:bookmarkEnd w:id="46"/>
+    <w:bookmarkStart w:id="47" w:name="bidirectional-ring"/>
     <w:p>
       <w:pPr>
         <w:pStyle w:val="Heading2"/>
@@ -11879,8 +12332,8 @@
         <w:t xml:space="preserve">ejection does worse.</w:t>
       </w:r>
     </w:p>
-    <w:bookmarkEnd w:id="40"/>
-    <w:bookmarkStart w:id="41" w:name="mesh-placement-and-nodeid"/>
+    <w:bookmarkEnd w:id="47"/>
+    <w:bookmarkStart w:id="48" w:name="mesh-placement-and-nodeid"/>
     <w:p>
       <w:pPr>
         <w:pStyle w:val="Heading2"/>
@@ -12232,8 +12685,8 @@
         <w:t xml:space="preserve">adds one receive-buffer cycle in each direction.</w:t>
       </w:r>
     </w:p>
-    <w:bookmarkEnd w:id="41"/>
-    <w:bookmarkStart w:id="42" w:name="snoop-distribution-deadlock-and-livelock"/>
+    <w:bookmarkEnd w:id="48"/>
+    <w:bookmarkStart w:id="49" w:name="snoop-distribution-deadlock-and-livelock"/>
     <w:p>
       <w:pPr>
         <w:pStyle w:val="Heading2"/>
@@ -12360,9 +12813,9 @@
         <w:t xml:space="preserve">there is no end-to-end livelock watchdog and no bounded-completion proof.</w:t>
       </w:r>
     </w:p>
-    <w:bookmarkEnd w:id="42"/>
-    <w:bookmarkEnd w:id="43"/>
-    <w:bookmarkStart w:id="48" w:name="system-address-map"/>
+    <w:bookmarkEnd w:id="49"/>
+    <w:bookmarkEnd w:id="50"/>
+    <w:bookmarkStart w:id="55" w:name="system-address-map"/>
     <w:p>
       <w:pPr>
         <w:pStyle w:val="Heading1"/>
@@ -12371,7 +12824,7 @@
         <w:t xml:space="preserve">6 System Address Map</w:t>
       </w:r>
     </w:p>
-    <w:bookmarkStart w:id="44" w:name="lookup-and-default-regions"/>
+    <w:bookmarkStart w:id="51" w:name="lookup-and-default-regions"/>
     <w:p>
       <w:pPr>
         <w:pStyle w:val="Heading2"/>
@@ -12891,8 +13344,8 @@
         <w:t xml:space="preserve">.</w:t>
       </w:r>
     </w:p>
-    <w:bookmarkEnd w:id="44"/>
-    <w:bookmarkStart w:id="45" w:name="hn-hash-and-worked-example"/>
+    <w:bookmarkEnd w:id="51"/>
+    <w:bookmarkStart w:id="52" w:name="hn-hash-and-worked-example"/>
     <w:p>
       <w:pPr>
         <w:pStyle w:val="Heading2"/>
@@ -13016,8 +13469,8 @@
         <w:t xml:space="preserve">).</w:t>
       </w:r>
     </w:p>
-    <w:bookmarkEnd w:id="45"/>
-    <w:bookmarkStart w:id="46" w:name="prefetchtgt-mapping"/>
+    <w:bookmarkEnd w:id="52"/>
+    <w:bookmarkStart w:id="53" w:name="prefetchtgt-mapping"/>
     <w:p>
       <w:pPr>
         <w:pStyle w:val="Heading2"/>
@@ -13146,8 +13599,8 @@
         <w:t xml:space="preserve">reaches them.</w:t>
       </w:r>
     </w:p>
-    <w:bookmarkEnd w:id="46"/>
-    <w:bookmarkStart w:id="47" w:name="retargeting"/>
+    <w:bookmarkEnd w:id="53"/>
+    <w:bookmarkStart w:id="54" w:name="retargeting"/>
     <w:p>
       <w:pPr>
         <w:pStyle w:val="Heading2"/>
@@ -13233,9 +13686,9 @@
         <w:t xml:space="preserve">existence on a runtime update.</w:t>
       </w:r>
     </w:p>
-    <w:bookmarkEnd w:id="47"/>
-    <w:bookmarkEnd w:id="48"/>
-    <w:bookmarkStart w:id="51" w:name="configuration-access"/>
+    <w:bookmarkEnd w:id="54"/>
+    <w:bookmarkEnd w:id="55"/>
+    <w:bookmarkStart w:id="58" w:name="configuration-access"/>
     <w:p>
       <w:pPr>
         <w:pStyle w:val="Heading1"/>
@@ -13271,7 +13724,7 @@
         <w:t xml:space="preserve">.</w:t>
       </w:r>
     </w:p>
-    <w:bookmarkStart w:id="49" w:name="apb4-map"/>
+    <w:bookmarkStart w:id="56" w:name="apb4-map"/>
     <w:p>
       <w:pPr>
         <w:pStyle w:val="Heading2"/>
@@ -14058,8 +14511,8 @@
         <w:t xml:space="preserve">does nothing and does not error.</w:t>
       </w:r>
     </w:p>
-    <w:bookmarkEnd w:id="49"/>
-    <w:bookmarkStart w:id="50" w:name="chi-mmio-map-and-limitations"/>
+    <w:bookmarkEnd w:id="56"/>
+    <w:bookmarkStart w:id="57" w:name="chi-mmio-map-and-limitations"/>
     <w:p>
       <w:pPr>
         <w:pStyle w:val="Heading2"/>
@@ -14365,9 +14818,9 @@
         <w:t xml:space="preserve">path, not a hardened management interface.</w:t>
       </w:r>
     </w:p>
-    <w:bookmarkEnd w:id="50"/>
-    <w:bookmarkEnd w:id="51"/>
-    <w:bookmarkStart w:id="60" w:name="transaction-flows"/>
+    <w:bookmarkEnd w:id="57"/>
+    <w:bookmarkEnd w:id="58"/>
+    <w:bookmarkStart w:id="67" w:name="transaction-flows"/>
     <w:p>
       <w:pPr>
         <w:pStyle w:val="Heading1"/>
@@ -14390,7 +14843,7 @@
         <w:t xml:space="preserve">table states what the RTL does.</w:t>
       </w:r>
     </w:p>
-    <w:bookmarkStart w:id="52" w:name="readshared-with-dct"/>
+    <w:bookmarkStart w:id="59" w:name="readshared-with-dct"/>
     <w:p>
       <w:pPr>
         <w:pStyle w:val="Heading2"/>
@@ -14763,8 +15216,8 @@
         <w:t xml:space="preserve">not implemented.</w:t>
       </w:r>
     </w:p>
-    <w:bookmarkEnd w:id="52"/>
-    <w:bookmarkStart w:id="53" w:name="readunique-with-dmt"/>
+    <w:bookmarkEnd w:id="59"/>
+    <w:bookmarkStart w:id="60" w:name="readunique-with-dmt"/>
     <w:p>
       <w:pPr>
         <w:pStyle w:val="Heading2"/>
@@ -15197,8 +15650,8 @@
         <w:t xml:space="preserve">same path.</w:t>
       </w:r>
     </w:p>
-    <w:bookmarkEnd w:id="53"/>
-    <w:bookmarkStart w:id="54" w:name="writebackfull-with-dwt"/>
+    <w:bookmarkEnd w:id="60"/>
+    <w:bookmarkStart w:id="61" w:name="writebackfull-with-dwt"/>
     <w:p>
       <w:pPr>
         <w:pStyle w:val="Heading2"/>
@@ -15663,8 +16116,8 @@
         <w:t xml:space="preserve">and write cancellation remain incomplete.</w:t>
       </w:r>
     </w:p>
-    <w:bookmarkEnd w:id="54"/>
-    <w:bookmarkStart w:id="55" w:name="cleanunique-with-snoops"/>
+    <w:bookmarkEnd w:id="61"/>
+    <w:bookmarkStart w:id="62" w:name="cleanunique-with-snoops"/>
     <w:p>
       <w:pPr>
         <w:pStyle w:val="Heading2"/>
@@ -16113,8 +16566,8 @@
         <w:t xml:space="preserve">selection and directory transitions are simplified.</w:t>
       </w:r>
     </w:p>
-    <w:bookmarkEnd w:id="55"/>
-    <w:bookmarkStart w:id="56" w:name="atomicload"/>
+    <w:bookmarkEnd w:id="62"/>
+    <w:bookmarkStart w:id="63" w:name="atomicload"/>
     <w:p>
       <w:pPr>
         <w:pStyle w:val="Heading2"/>
@@ -16775,8 +17228,8 @@
         <w:t xml:space="preserve">performed at the Home; there is no far-atomic negotiation.</w:t>
       </w:r>
     </w:p>
-    <w:bookmarkEnd w:id="56"/>
-    <w:bookmarkStart w:id="57" w:name="request-retry"/>
+    <w:bookmarkEnd w:id="63"/>
+    <w:bookmarkStart w:id="64" w:name="request-retry"/>
     <w:p>
       <w:pPr>
         <w:pStyle w:val="Heading2"/>
@@ -17332,8 +17785,8 @@
         <w:t xml:space="preserve">the credit accounting exact.</w:t>
       </w:r>
     </w:p>
-    <w:bookmarkEnd w:id="57"/>
-    <w:bookmarkStart w:id="58" w:name="writeuniquefullstash-with-data-pull"/>
+    <w:bookmarkEnd w:id="64"/>
+    <w:bookmarkStart w:id="65" w:name="writeuniquefullstash-with-data-pull"/>
     <w:p>
       <w:pPr>
         <w:pStyle w:val="Heading2"/>
@@ -18137,8 +18590,8 @@
         <w:t xml:space="preserve">.</w:t>
       </w:r>
     </w:p>
-    <w:bookmarkEnd w:id="58"/>
-    <w:bookmarkStart w:id="59" w:name="dvm-sync"/>
+    <w:bookmarkEnd w:id="65"/>
+    <w:bookmarkStart w:id="66" w:name="dvm-sync"/>
     <w:p>
       <w:pPr>
         <w:pStyle w:val="Heading2"/>
@@ -18552,9 +19005,9 @@
         <w:t xml:space="preserve">applied.</w:t>
       </w:r>
     </w:p>
-    <w:bookmarkEnd w:id="59"/>
-    <w:bookmarkEnd w:id="60"/>
-    <w:bookmarkStart w:id="65" w:name="home-node-internals"/>
+    <w:bookmarkEnd w:id="66"/>
+    <w:bookmarkEnd w:id="67"/>
+    <w:bookmarkStart w:id="72" w:name="home-node-internals"/>
     <w:p>
       <w:pPr>
         <w:pStyle w:val="Heading1"/>
@@ -18563,7 +19016,7 @@
         <w:t xml:space="preserve">9 Home Node internals</w:t>
       </w:r>
     </w:p>
-    <w:bookmarkStart w:id="61" w:name="serialization"/>
+    <w:bookmarkStart w:id="68" w:name="serialization"/>
     <w:p>
       <w:pPr>
         <w:pStyle w:val="Heading2"/>
@@ -18800,8 +19253,8 @@
         <w:t xml:space="preserve">and discarded without allocating a POS entry.</w:t>
       </w:r>
     </w:p>
-    <w:bookmarkEnd w:id="61"/>
-    <w:bookmarkStart w:id="62" w:name="directory"/>
+    <w:bookmarkEnd w:id="68"/>
+    <w:bookmarkStart w:id="69" w:name="directory"/>
     <w:p>
       <w:pPr>
         <w:pStyle w:val="Heading2"/>
@@ -18854,8 +19307,8 @@
         <w:t xml:space="preserve">is not the complete Issue H state machine.</w:t>
       </w:r>
     </w:p>
-    <w:bookmarkEnd w:id="62"/>
-    <w:bookmarkStart w:id="63" w:name="retry-credits"/>
+    <w:bookmarkEnd w:id="69"/>
+    <w:bookmarkStart w:id="70" w:name="retry-credits"/>
     <w:p>
       <w:pPr>
         <w:pStyle w:val="Heading2"/>
@@ -19013,8 +19466,8 @@
         <w:t xml:space="preserve">.</w:t>
       </w:r>
     </w:p>
-    <w:bookmarkEnd w:id="63"/>
-    <w:bookmarkStart w:id="64" w:name="ordering"/>
+    <w:bookmarkEnd w:id="70"/>
+    <w:bookmarkStart w:id="71" w:name="ordering"/>
     <w:p>
       <w:pPr>
         <w:pStyle w:val="Heading2"/>
@@ -19073,9 +19526,9 @@
         <w:t xml:space="preserve">not distinguished, so the implementation is stricter than Issue H requires.</w:t>
       </w:r>
     </w:p>
-    <w:bookmarkEnd w:id="64"/>
-    <w:bookmarkEnd w:id="65"/>
-    <w:bookmarkStart w:id="68" w:name="rn-f-boundary-cache-state-model"/>
+    <w:bookmarkEnd w:id="71"/>
+    <w:bookmarkEnd w:id="72"/>
+    <w:bookmarkStart w:id="75" w:name="rn-f-boundary-cache-state-model"/>
     <w:p>
       <w:pPr>
         <w:pStyle w:val="Heading1"/>
@@ -19131,7 +19584,7 @@
         <w:t xml:space="preserve">repository.</w:t>
       </w:r>
     </w:p>
-    <w:bookmarkStart w:id="66" w:name="request-driven-target-states"/>
+    <w:bookmarkStart w:id="73" w:name="request-driven-target-states"/>
     <w:p>
       <w:pPr>
         <w:pStyle w:val="Heading2"/>
@@ -19667,8 +20120,8 @@
         </w:tc>
       </w:tr>
     </w:tbl>
-    <w:bookmarkEnd w:id="66"/>
-    <w:bookmarkStart w:id="67" w:name="snoop-driven-transitions"/>
+    <w:bookmarkEnd w:id="73"/>
+    <w:bookmarkStart w:id="74" w:name="snoop-driven-transitions"/>
     <w:p>
       <w:pPr>
         <w:pStyle w:val="Heading2"/>
@@ -20229,9 +20682,9 @@
         <w:t xml:space="preserve">combinations remain the RN implementer’s responsibility.</w:t>
       </w:r>
     </w:p>
-    <w:bookmarkEnd w:id="67"/>
-    <w:bookmarkEnd w:id="68"/>
-    <w:bookmarkStart w:id="69" w:name="clocking-reset-cdc-and-performance"/>
+    <w:bookmarkEnd w:id="74"/>
+    <w:bookmarkEnd w:id="75"/>
+    <w:bookmarkStart w:id="76" w:name="clocking-reset-cdc-and-performance"/>
     <w:p>
       <w:pPr>
         <w:pStyle w:val="Heading1"/>
@@ -20533,8 +20986,8 @@
         <w:t xml:space="preserve">or performance guarantees are supplied.</w:t>
       </w:r>
     </w:p>
-    <w:bookmarkEnd w:id="69"/>
-    <w:bookmarkStart w:id="79" w:name="verification-source-manifest-and-lint"/>
+    <w:bookmarkEnd w:id="76"/>
+    <w:bookmarkStart w:id="86" w:name="verification-source-manifest-and-lint"/>
     <w:p>
       <w:pPr>
         <w:pStyle w:val="Heading1"/>
@@ -20543,7 +20996,7 @@
         <w:t xml:space="preserve">12 Verification, source manifest and lint</w:t>
       </w:r>
     </w:p>
-    <w:bookmarkStart w:id="70" w:name="bound-sva-inventory"/>
+    <w:bookmarkStart w:id="77" w:name="bound-sva-inventory"/>
     <w:p>
       <w:pPr>
         <w:pStyle w:val="Heading2"/>
@@ -21477,8 +21930,8 @@
         <w:t xml:space="preserve">are packed two-dimensional rather than unpacked.</w:t>
       </w:r>
     </w:p>
-    <w:bookmarkEnd w:id="70"/>
-    <w:bookmarkStart w:id="71" w:name="functional-coverage-outline"/>
+    <w:bookmarkEnd w:id="77"/>
+    <w:bookmarkStart w:id="78" w:name="functional-coverage-outline"/>
     <w:p>
       <w:pPr>
         <w:pStyle w:val="Heading2"/>
@@ -21558,8 +22011,8 @@
         <w:t xml:space="preserve">identifiers, flit parity faults and credit-contract violations.</w:t>
       </w:r>
     </w:p>
-    <w:bookmarkEnd w:id="71"/>
-    <w:bookmarkStart w:id="72" w:name="uvm-structure"/>
+    <w:bookmarkEnd w:id="78"/>
+    <w:bookmarkStart w:id="79" w:name="uvm-structure"/>
     <w:p>
       <w:pPr>
         <w:pStyle w:val="Heading2"/>
@@ -21698,8 +22151,8 @@
         <w:t xml:space="preserve">may be sent only while the link is in RUN and a credit is held.</w:t>
       </w:r>
     </w:p>
-    <w:bookmarkEnd w:id="72"/>
-    <w:bookmarkStart w:id="73" w:name="formal-friendly-properties"/>
+    <w:bookmarkEnd w:id="79"/>
+    <w:bookmarkStart w:id="80" w:name="formal-friendly-properties"/>
     <w:p>
       <w:pPr>
         <w:pStyle w:val="Heading2"/>
@@ -21770,8 +22223,8 @@
         <w:t xml:space="preserve">eventual legal response.</w:t>
       </w:r>
     </w:p>
-    <w:bookmarkEnd w:id="73"/>
-    <w:bookmarkStart w:id="74" w:name="source-manifest"/>
+    <w:bookmarkEnd w:id="80"/>
+    <w:bookmarkStart w:id="81" w:name="source-manifest"/>
     <w:p>
       <w:pPr>
         <w:pStyle w:val="Heading2"/>
@@ -22379,8 +22832,8 @@
         <w:t xml:space="preserve">smoke run and document generation.</w:t>
       </w:r>
     </w:p>
-    <w:bookmarkEnd w:id="74"/>
-    <w:bookmarkStart w:id="75" w:name="passing-lint-commands"/>
+    <w:bookmarkEnd w:id="81"/>
+    <w:bookmarkStart w:id="82" w:name="passing-lint-commands"/>
     <w:p>
       <w:pPr>
         <w:pStyle w:val="Heading2"/>
@@ -23259,8 +23712,8 @@
         <w:t xml:space="preserve">all pass with the same options.</w:t>
       </w:r>
     </w:p>
-    <w:bookmarkEnd w:id="75"/>
-    <w:bookmarkStart w:id="76" w:name="reset-link-bring-up-and-idle-smoke-run"/>
+    <w:bookmarkEnd w:id="82"/>
+    <w:bookmarkStart w:id="83" w:name="reset-link-bring-up-and-idle-smoke-run"/>
     <w:p>
       <w:pPr>
         <w:pStyle w:val="Heading2"/>
@@ -23706,8 +24159,8 @@
         <w:t xml:space="preserve">that does not exist.</w:t>
       </w:r>
     </w:p>
-    <w:bookmarkEnd w:id="76"/>
-    <w:bookmarkStart w:id="77" w:name="tool-dependence-of-this-code"/>
+    <w:bookmarkEnd w:id="83"/>
+    <w:bookmarkStart w:id="84" w:name="tool-dependence-of-this-code"/>
     <w:p>
       <w:pPr>
         <w:pStyle w:val="Heading2"/>
@@ -24051,8 +24504,8 @@
         <w:t xml:space="preserve">be expected to find defects this flow cannot see.</w:t>
       </w:r>
     </w:p>
-    <w:bookmarkEnd w:id="77"/>
-    <w:bookmarkStart w:id="78" w:name="regenerating-this-document"/>
+    <w:bookmarkEnd w:id="84"/>
+    <w:bookmarkStart w:id="85" w:name="regenerating-this-document"/>
     <w:p>
       <w:pPr>
         <w:pStyle w:val="Heading2"/>
@@ -24209,9 +24662,9 @@
         <w:t xml:space="preserve">the cross-references in the prose stay correct in every output format.</w:t>
       </w:r>
     </w:p>
-    <w:bookmarkEnd w:id="78"/>
-    <w:bookmarkEnd w:id="79"/>
-    <w:bookmarkStart w:id="82" w:name="X5bf108ade8508cab34b28d325ecb3ab81501255"/>
+    <w:bookmarkEnd w:id="85"/>
+    <w:bookmarkEnd w:id="86"/>
+    <w:bookmarkStart w:id="89" w:name="X5bf108ade8508cab34b28d325ecb3ab81501255"/>
     <w:p>
       <w:pPr>
         <w:pStyle w:val="Heading1"/>
@@ -24220,7 +24673,7 @@
         <w:t xml:space="preserve">13 Open issues, known limitations and decisions</w:t>
       </w:r>
     </w:p>
-    <w:bookmarkStart w:id="80" w:name="known-limitations"/>
+    <w:bookmarkStart w:id="87" w:name="known-limitations"/>
     <w:p>
       <w:pPr>
         <w:pStyle w:val="Heading2"/>
@@ -24478,8 +24931,8 @@
         <w:t xml:space="preserve">performance characterization.</w:t>
       </w:r>
     </w:p>
-    <w:bookmarkEnd w:id="80"/>
-    <w:bookmarkStart w:id="81" w:name="implementation-defined-decision-log"/>
+    <w:bookmarkEnd w:id="87"/>
+    <w:bookmarkStart w:id="88" w:name="implementation-defined-decision-log"/>
     <w:p>
       <w:pPr>
         <w:pStyle w:val="Heading2"/>
@@ -25359,8 +25812,8 @@
         </w:tc>
       </w:tr>
     </w:tbl>
-    <w:bookmarkEnd w:id="81"/>
-    <w:bookmarkEnd w:id="82"/>
+    <w:bookmarkEnd w:id="88"/>
+    <w:bookmarkEnd w:id="89"/>
     <w:sectPr/>
   </w:body>
 </w:document>

--- a/docs/chi_interconnect_design_spec.docx
+++ b/docs/chi_interconnect_design_spec.docx
@@ -5389,7 +5389,7 @@
     </w:p>
     <w:bookmarkEnd w:id="35"/>
     <w:bookmarkEnd w:id="36"/>
-    <w:bookmarkStart w:id="40" w:name="parameters-and-elaboration-constraints"/>
+    <w:bookmarkStart w:id="45" w:name="parameters-and-elaboration-constraints"/>
     <w:p>
       <w:pPr>
         <w:pStyle w:val="Heading1"/>
@@ -5451,7 +5451,13 @@
         <w:t xml:space="preserve"> </w:t>
       </w:r>
       <w:r>
-        <w:t xml:space="preserve">still apply.</w:t>
+        <w:t xml:space="preserve">still apply. This table states what each field does; Section 3.2 states why</w:t>
+      </w:r>
+      <w:r>
+        <w:t xml:space="preserve"> </w:t>
+      </w:r>
+      <w:r>
+        <w:t xml:space="preserve">it is a parameter at all and what choosing it wrong costs.</w:t>
       </w:r>
     </w:p>
     <w:tbl>
@@ -8371,13 +8377,201 @@
       </w:r>
     </w:p>
     <w:bookmarkEnd w:id="37"/>
-    <w:bookmarkStart w:id="38" w:name="top-parameters-and-illegal-combinations"/>
+    <w:bookmarkStart w:id="42" w:name="why-the-design-is-configurable"/>
     <w:p>
       <w:pPr>
         <w:pStyle w:val="Heading2"/>
       </w:pPr>
       <w:r>
-        <w:t xml:space="preserve">3.2 Top parameters and illegal combinations</w:t>
+        <w:t xml:space="preserve">3.2 Why the design is configurable</w:t>
+      </w:r>
+    </w:p>
+    <w:p>
+      <w:pPr>
+        <w:pStyle w:val="FirstParagraph"/>
+      </w:pPr>
+      <w:r>
+        <w:t xml:space="preserve">Configuration here answers two different questions, and it matters a great</w:t>
+      </w:r>
+      <w:r>
+        <w:t xml:space="preserve"> </w:t>
+      </w:r>
+      <w:r>
+        <w:t xml:space="preserve">deal which one a given parameter answers.</w:t>
+      </w:r>
+    </w:p>
+    <w:p>
+      <w:pPr>
+        <w:pStyle w:val="BodyText"/>
+      </w:pPr>
+      <w:r>
+        <w:t xml:space="preserve">Some parameters exist because</w:t>
+      </w:r>
+      <w:r>
+        <w:t xml:space="preserve"> </w:t>
+      </w:r>
+      <w:r>
+        <w:rPr>
+          <w:bCs/>
+          <w:b/>
+        </w:rPr>
+        <w:t xml:space="preserve">CHI itself declares them configurable and</w:t>
+      </w:r>
+      <w:r>
+        <w:rPr>
+          <w:bCs/>
+          <w:b/>
+        </w:rPr>
+        <w:t xml:space="preserve"> </w:t>
+      </w:r>
+      <w:r>
+        <w:rPr>
+          <w:bCs/>
+          <w:b/>
+        </w:rPr>
+        <w:t xml:space="preserve">both ends of a link must agree</w:t>
+      </w:r>
+      <w:r>
+        <w:t xml:space="preserve">. Getting one of those wrong is an</w:t>
+      </w:r>
+      <w:r>
+        <w:t xml:space="preserve"> </w:t>
+      </w:r>
+      <w:r>
+        <w:t xml:space="preserve">interoperability failure, and no amount of verification inside the</w:t>
+      </w:r>
+      <w:r>
+        <w:t xml:space="preserve"> </w:t>
+      </w:r>
+      <w:r>
+        <w:t xml:space="preserve">interconnect will find it, because the mismatch is at the boundary.</w:t>
+      </w:r>
+    </w:p>
+    <w:p>
+      <w:pPr>
+        <w:pStyle w:val="BodyText"/>
+      </w:pPr>
+      <w:r>
+        <w:t xml:space="preserve">The rest exist because</w:t>
+      </w:r>
+      <w:r>
+        <w:t xml:space="preserve"> </w:t>
+      </w:r>
+      <w:r>
+        <w:rPr>
+          <w:bCs/>
+          <w:b/>
+        </w:rPr>
+        <w:t xml:space="preserve">CHI is deliberately silent about</w:t>
+      </w:r>
+      <w:r>
+        <w:rPr>
+          <w:bCs/>
+          <w:b/>
+        </w:rPr>
+        <w:t xml:space="preserve"> </w:t>
+      </w:r>
+      <w:r>
+        <w:rPr>
+          <w:bCs/>
+          <w:b/>
+        </w:rPr>
+        <w:t xml:space="preserve">microarchitecture</w:t>
+      </w:r>
+      <w:r>
+        <w:t xml:space="preserve">. Those are area, power and performance trade-offs.</w:t>
+      </w:r>
+      <w:r>
+        <w:t xml:space="preserve"> </w:t>
+      </w:r>
+      <w:r>
+        <w:t xml:space="preserve">Getting one wrong costs throughput or area, not correctness.</w:t>
+      </w:r>
+    </w:p>
+    <w:p>
+      <w:pPr>
+        <w:pStyle w:val="BodyText"/>
+      </w:pPr>
+      <w:r>
+        <w:t xml:space="preserve">A third, smaller group is accepted by the elaboration checker but carries no</w:t>
+      </w:r>
+      <w:r>
+        <w:t xml:space="preserve"> </w:t>
+      </w:r>
+      <w:r>
+        <w:t xml:space="preserve">behaviour yet. Those are listed separately at the end so they are not</w:t>
+      </w:r>
+      <w:r>
+        <w:t xml:space="preserve"> </w:t>
+      </w:r>
+      <w:r>
+        <w:t xml:space="preserve">mistaken for working features.</w:t>
+      </w:r>
+    </w:p>
+    <w:bookmarkStart w:id="38" w:name="Xe9c40fdfc2a95108fa153bdcdb6b16572ae3da6"/>
+    <w:p>
+      <w:pPr>
+        <w:pStyle w:val="Heading3"/>
+      </w:pPr>
+      <w:r>
+        <w:t xml:space="preserve">3.2.1 Parameters fixed by a declared CHI property</w:t>
+      </w:r>
+    </w:p>
+    <w:p>
+      <w:pPr>
+        <w:pStyle w:val="FirstParagraph"/>
+      </w:pPr>
+      <w:r>
+        <w:t xml:space="preserve">CHI Chapter</w:t>
+      </w:r>
+      <w:r>
+        <w:t xml:space="preserve"> </w:t>
+      </w:r>
+      <w:r>
+        <w:rPr>
+          <w:bCs/>
+          <w:b/>
+        </w:rPr>
+        <w:t xml:space="preserve">B16.1, Interface properties and parameters</w:t>
+      </w:r>
+      <w:r>
+        <w:t xml:space="preserve">, defines the</w:t>
+      </w:r>
+      <w:r>
+        <w:t xml:space="preserve"> </w:t>
+      </w:r>
+      <w:r>
+        <w:t xml:space="preserve">properties an implementation declares for an interface. Every one of them</w:t>
+      </w:r>
+      <w:r>
+        <w:t xml:space="preserve"> </w:t>
+      </w:r>
+      <w:r>
+        <w:t xml:space="preserve">must match at both ends, because flit length and field position are derived</w:t>
+      </w:r>
+      <w:r>
+        <w:t xml:space="preserve"> </w:t>
+      </w:r>
+      <w:r>
+        <w:t xml:space="preserve">from them. There is no negotiation on the wire and no self-describing header,</w:t>
+      </w:r>
+      <w:r>
+        <w:t xml:space="preserve"> </w:t>
+      </w:r>
+      <w:r>
+        <w:t xml:space="preserve">so a mismatch is not an error that gets reported — it is a silent misparse of</w:t>
+      </w:r>
+      <w:r>
+        <w:t xml:space="preserve"> </w:t>
+      </w:r>
+      <w:r>
+        <w:t xml:space="preserve">every flit on that channel, and the symptom appears as corrupted addresses or</w:t>
+      </w:r>
+      <w:r>
+        <w:t xml:space="preserve"> </w:t>
+      </w:r>
+      <w:r>
+        <w:t xml:space="preserve">impossible opcodes far from the cause.</w:t>
       </w:r>
     </w:p>
     <w:tbl>
@@ -8404,409 +8598,1101 @@
               <w:jc w:val="left"/>
             </w:pPr>
             <w:r>
-              <w:t xml:space="preserve">Parameter</w:t>
-            </w:r>
-          </w:p>
-        </w:tc>
-        <w:tc>
-          <w:tcPr/>
-          <w:p>
-            <w:pPr>
-              <w:pStyle w:val="Compact"/>
-              <w:jc w:val="left"/>
-            </w:pPr>
-            <w:r>
-              <w:t xml:space="preserve">Default and legal rule</w:t>
-            </w:r>
-          </w:p>
-        </w:tc>
-        <w:tc>
-          <w:tcPr/>
-          <w:p>
-            <w:pPr>
-              <w:pStyle w:val="Compact"/>
-              <w:jc w:val="left"/>
-            </w:pPr>
-            <w:r>
-              <w:t xml:space="preserve">Effect</w:t>
-            </w:r>
-          </w:p>
-        </w:tc>
-      </w:tr>
-      <w:tr>
-        <w:tc>
-          <w:tcPr/>
-          <w:p>
-            <w:pPr>
-              <w:pStyle w:val="Compact"/>
-              <w:jc w:val="left"/>
-            </w:pPr>
-            <w:r>
-              <w:rPr>
-                <w:rStyle w:val="VerbatimChar"/>
-              </w:rPr>
-              <w:t xml:space="preserve">AGE_LIMIT</w:t>
-            </w:r>
-          </w:p>
-        </w:tc>
-        <w:tc>
-          <w:tcPr/>
-          <w:p>
-            <w:pPr>
-              <w:pStyle w:val="Compact"/>
-              <w:jc w:val="left"/>
-            </w:pPr>
-            <w:r>
-              <w:t xml:space="preserve">16; positive</w:t>
-            </w:r>
-          </w:p>
-        </w:tc>
-        <w:tc>
-          <w:tcPr/>
-          <w:p>
-            <w:pPr>
-              <w:pStyle w:val="Compact"/>
-              <w:jc w:val="left"/>
-            </w:pPr>
-            <w:r>
-              <w:t xml:space="preserve">QoS arbiter starvation promotion threshold.</w:t>
-            </w:r>
-          </w:p>
-        </w:tc>
-      </w:tr>
-      <w:tr>
-        <w:tc>
-          <w:tcPr/>
-          <w:p>
-            <w:pPr>
-              <w:pStyle w:val="Compact"/>
-              <w:jc w:val="left"/>
-            </w:pPr>
-            <w:r>
-              <w:rPr>
-                <w:rStyle w:val="VerbatimChar"/>
-              </w:rPr>
-              <w:t xml:space="preserve">NUM_REGIONS</w:t>
-            </w:r>
-          </w:p>
-        </w:tc>
-        <w:tc>
-          <w:tcPr/>
-          <w:p>
-            <w:pPr>
-              <w:pStyle w:val="Compact"/>
-              <w:jc w:val="left"/>
-            </w:pPr>
-            <w:r>
-              <w:t xml:space="preserve">4; positive</w:t>
-            </w:r>
-          </w:p>
-        </w:tc>
-        <w:tc>
-          <w:tcPr/>
-          <w:p>
-            <w:pPr>
-              <w:pStyle w:val="Compact"/>
-              <w:jc w:val="left"/>
-            </w:pPr>
-            <w:r>
-              <w:t xml:space="preserve">SAM table depth and select width.</w:t>
-            </w:r>
-          </w:p>
-        </w:tc>
-      </w:tr>
-      <w:tr>
-        <w:tc>
-          <w:tcPr/>
-          <w:p>
-            <w:pPr>
-              <w:pStyle w:val="Compact"/>
-              <w:jc w:val="left"/>
-            </w:pPr>
-            <w:r>
-              <w:rPr>
-                <w:rStyle w:val="VerbatimChar"/>
-              </w:rPr>
-              <w:t xml:space="preserve">NUM_NODES</w:t>
-            </w:r>
-          </w:p>
-        </w:tc>
-        <w:tc>
-          <w:tcPr/>
-          <w:p>
-            <w:pPr>
-              <w:pStyle w:val="Compact"/>
-              <w:jc w:val="left"/>
-            </w:pPr>
-            <w:r>
-              <w:t xml:space="preserve">sum of all node counts; must equal that sum</w:t>
-            </w:r>
-          </w:p>
-        </w:tc>
-        <w:tc>
-          <w:tcPr/>
-          <w:p>
-            <w:pPr>
-              <w:pStyle w:val="Compact"/>
-              <w:jc w:val="left"/>
-            </w:pPr>
-            <w:r>
-              <w:t xml:space="preserve">Fabric endpoint count and the index space for the link status outputs.</w:t>
-            </w:r>
-          </w:p>
-        </w:tc>
-      </w:tr>
-      <w:tr>
-        <w:tc>
-          <w:tcPr/>
-          <w:p>
-            <w:pPr>
-              <w:pStyle w:val="Compact"/>
-              <w:jc w:val="left"/>
-            </w:pPr>
-            <w:r>
-              <w:rPr>
-                <w:rStyle w:val="VerbatimChar"/>
-              </w:rPr>
-              <w:t xml:space="preserve">NODE_IDS</w:t>
-            </w:r>
-          </w:p>
-        </w:tc>
-        <w:tc>
-          <w:tcPr/>
-          <w:p>
-            <w:pPr>
-              <w:pStyle w:val="Compact"/>
-              <w:jc w:val="left"/>
-            </w:pPr>
-            <w:r>
-              <w:t xml:space="preserve">all-ones sentinel derives the default; effective IDs must be unique</w:t>
-            </w:r>
-          </w:p>
-        </w:tc>
-        <w:tc>
-          <w:tcPr/>
-          <w:p>
-            <w:pPr>
-              <w:pStyle w:val="Compact"/>
-              <w:jc w:val="left"/>
-            </w:pPr>
-            <w:r>
-              <w:t xml:space="preserve">Endpoint identities and routing targets.</w:t>
-            </w:r>
-          </w:p>
-        </w:tc>
-      </w:tr>
-      <w:tr>
-        <w:tc>
-          <w:tcPr/>
-          <w:p>
-            <w:pPr>
-              <w:pStyle w:val="Compact"/>
-              <w:jc w:val="left"/>
-            </w:pPr>
-            <w:r>
-              <w:rPr>
-                <w:rStyle w:val="VerbatimChar"/>
-              </w:rPr>
-              <w:t xml:space="preserve">USE_DEFAULT_PLACEMENTS</w:t>
-            </w:r>
-          </w:p>
-        </w:tc>
-        <w:tc>
-          <w:tcPr/>
-          <w:p>
-            <w:pPr>
-              <w:pStyle w:val="Compact"/>
-              <w:jc w:val="left"/>
-            </w:pPr>
-            <w:r>
-              <w:t xml:space="preserve">1</w:t>
-            </w:r>
-          </w:p>
-        </w:tc>
-        <w:tc>
-          <w:tcPr/>
-          <w:p>
-            <w:pPr>
-              <w:pStyle w:val="Compact"/>
-              <w:jc w:val="left"/>
-            </w:pPr>
-            <w:r>
-              <w:t xml:space="preserve">Selects the fixed 14-entry map; requires exactly 14 nodes.</w:t>
-            </w:r>
-          </w:p>
-        </w:tc>
-      </w:tr>
-      <w:tr>
-        <w:tc>
-          <w:tcPr/>
-          <w:p>
-            <w:pPr>
-              <w:pStyle w:val="Compact"/>
-              <w:jc w:val="left"/>
-            </w:pPr>
-            <w:r>
-              <w:rPr>
-                <w:rStyle w:val="VerbatimChar"/>
-              </w:rPr>
-              <w:t xml:space="preserve">PLACEMENTS</w:t>
-            </w:r>
-          </w:p>
-        </w:tc>
-        <w:tc>
-          <w:tcPr/>
-          <w:p>
-            <w:pPr>
-              <w:pStyle w:val="Compact"/>
-              <w:jc w:val="left"/>
-            </w:pPr>
-            <w:r>
-              <w:t xml:space="preserve">each valid, correct class and index, in range, collision-free</w:t>
-            </w:r>
-          </w:p>
-        </w:tc>
-        <w:tc>
-          <w:tcPr/>
-          <w:p>
-            <w:pPr>
-              <w:pStyle w:val="Compact"/>
-              <w:jc w:val="left"/>
-            </w:pPr>
-            <w:r>
-              <w:t xml:space="preserve">Custom mesh and local-port placement.</w:t>
-            </w:r>
-          </w:p>
-        </w:tc>
-      </w:tr>
-      <w:tr>
-        <w:tc>
-          <w:tcPr/>
-          <w:p>
-            <w:pPr>
-              <w:pStyle w:val="Compact"/>
-              <w:jc w:val="left"/>
-            </w:pPr>
-            <w:r>
-              <w:rPr>
-                <w:rStyle w:val="VerbatimChar"/>
-              </w:rPr>
-              <w:t xml:space="preserve">CFG_MMIO_BASE</w:t>
-            </w:r>
-          </w:p>
-        </w:tc>
-        <w:tc>
-          <w:tcPr/>
-          <w:p>
-            <w:pPr>
-              <w:pStyle w:val="Compact"/>
-              <w:jc w:val="left"/>
-            </w:pPr>
-            <w:r>
-              <w:t xml:space="preserve">top 4 KiB of the address space</w:t>
-            </w:r>
-          </w:p>
-        </w:tc>
-        <w:tc>
-          <w:tcPr/>
-          <w:p>
-            <w:pPr>
-              <w:pStyle w:val="Compact"/>
-              <w:jc w:val="left"/>
-            </w:pPr>
-            <w:r>
-              <w:t xml:space="preserve">Must be 4 KiB aligned in CHI-MMIO mode.</w:t>
-            </w:r>
-          </w:p>
-        </w:tc>
-      </w:tr>
-      <w:tr>
-        <w:tc>
-          <w:tcPr/>
-          <w:p>
-            <w:pPr>
-              <w:pStyle w:val="Compact"/>
-              <w:jc w:val="left"/>
-            </w:pPr>
-            <w:r>
-              <w:rPr>
-                <w:rStyle w:val="VerbatimChar"/>
-              </w:rPr>
-              <w:t xml:space="preserve">USE_DEFAULT_REGIONS</w:t>
-            </w:r>
-          </w:p>
-        </w:tc>
-        <w:tc>
-          <w:tcPr/>
-          <w:p>
-            <w:pPr>
-              <w:pStyle w:val="Compact"/>
-              <w:jc w:val="left"/>
-            </w:pPr>
-            <w:r>
-              <w:t xml:space="preserve">1</w:t>
-            </w:r>
-          </w:p>
-        </w:tc>
-        <w:tc>
-          <w:tcPr/>
-          <w:p>
-            <w:pPr>
-              <w:pStyle w:val="Compact"/>
-              <w:jc w:val="left"/>
-            </w:pPr>
-            <w:r>
-              <w:t xml:space="preserve">Selects the default map in Section 6.</w:t>
-            </w:r>
-          </w:p>
-        </w:tc>
-      </w:tr>
-      <w:tr>
-        <w:tc>
-          <w:tcPr/>
-          <w:p>
-            <w:pPr>
-              <w:pStyle w:val="Compact"/>
-              <w:jc w:val="left"/>
-            </w:pPr>
-            <w:r>
-              <w:rPr>
-                <w:rStyle w:val="VerbatimChar"/>
-              </w:rPr>
-              <w:t xml:space="preserve">REGION_*</w:t>
-            </w:r>
-          </w:p>
-        </w:tc>
-        <w:tc>
-          <w:tcPr/>
-          <w:p>
-            <w:pPr>
-              <w:pStyle w:val="Compact"/>
-              <w:jc w:val="left"/>
-            </w:pPr>
-            <w:r>
-              <w:t xml:space="preserve">arrays of</w:t>
-            </w:r>
-            <w:r>
-              <w:t xml:space="preserve"> </w:t>
-            </w:r>
-            <w:r>
-              <w:rPr>
-                <w:rStyle w:val="VerbatimChar"/>
-              </w:rPr>
-              <w:t xml:space="preserve">NUM_REGIONS</w:t>
-            </w:r>
-          </w:p>
-        </w:tc>
-        <w:tc>
-          <w:tcPr/>
-          <w:p>
-            <w:pPr>
-              <w:pStyle w:val="Compact"/>
-              <w:jc w:val="left"/>
-            </w:pPr>
-            <w:r>
-              <w:t xml:space="preserve">Custom base, inclusive limit, target and attributes.</w:t>
+              <w:rPr>
+                <w:rStyle w:val="VerbatimChar"/>
+              </w:rPr>
+              <w:t xml:space="preserve">chi_cfg_t</w:t>
+            </w:r>
+            <w:r>
+              <w:t xml:space="preserve"> </w:t>
+            </w:r>
+            <w:r>
+              <w:t xml:space="preserve">field</w:t>
+            </w:r>
+          </w:p>
+        </w:tc>
+        <w:tc>
+          <w:tcPr/>
+          <w:p>
+            <w:pPr>
+              <w:pStyle w:val="Compact"/>
+              <w:jc w:val="left"/>
+            </w:pPr>
+            <w:r>
+              <w:t xml:space="preserve">Declared CHI property</w:t>
+            </w:r>
+          </w:p>
+        </w:tc>
+        <w:tc>
+          <w:tcPr/>
+          <w:p>
+            <w:pPr>
+              <w:pStyle w:val="Compact"/>
+              <w:jc w:val="left"/>
+            </w:pPr>
+            <w:r>
+              <w:t xml:space="preserve">What a mismatch between the two ends produces</w:t>
+            </w:r>
+          </w:p>
+        </w:tc>
+      </w:tr>
+      <w:tr>
+        <w:tc>
+          <w:tcPr/>
+          <w:p>
+            <w:pPr>
+              <w:pStyle w:val="Compact"/>
+              <w:jc w:val="left"/>
+            </w:pPr>
+            <w:r>
+              <w:rPr>
+                <w:rStyle w:val="VerbatimChar"/>
+              </w:rPr>
+              <w:t xml:space="preserve">dataW</w:t>
+            </w:r>
+          </w:p>
+        </w:tc>
+        <w:tc>
+          <w:tcPr/>
+          <w:p>
+            <w:pPr>
+              <w:pStyle w:val="Compact"/>
+              <w:jc w:val="left"/>
+            </w:pPr>
+            <w:r>
+              <w:t xml:space="preserve">B16.1.13</w:t>
+            </w:r>
+            <w:r>
+              <w:t xml:space="preserve"> </w:t>
+            </w:r>
+            <w:r>
+              <w:rPr>
+                <w:rStyle w:val="VerbatimChar"/>
+              </w:rPr>
+              <w:t xml:space="preserve">Data_Width</w:t>
+            </w:r>
+          </w:p>
+        </w:tc>
+        <w:tc>
+          <w:tcPr/>
+          <w:p>
+            <w:pPr>
+              <w:pStyle w:val="Compact"/>
+              <w:jc w:val="left"/>
+            </w:pPr>
+            <w:r>
+              <w:t xml:space="preserve">Every DAT flit is the wrong length; data, byte enables and check bits all shift.</w:t>
+            </w:r>
+          </w:p>
+        </w:tc>
+      </w:tr>
+      <w:tr>
+        <w:tc>
+          <w:tcPr/>
+          <w:p>
+            <w:pPr>
+              <w:pStyle w:val="Compact"/>
+              <w:jc w:val="left"/>
+            </w:pPr>
+            <w:r>
+              <w:rPr>
+                <w:rStyle w:val="VerbatimChar"/>
+              </w:rPr>
+              <w:t xml:space="preserve">addrW</w:t>
+            </w:r>
+          </w:p>
+        </w:tc>
+        <w:tc>
+          <w:tcPr/>
+          <w:p>
+            <w:pPr>
+              <w:pStyle w:val="Compact"/>
+              <w:jc w:val="left"/>
+            </w:pPr>
+            <w:r>
+              <w:t xml:space="preserve">B16.1.11</w:t>
+            </w:r>
+            <w:r>
+              <w:t xml:space="preserve"> </w:t>
+            </w:r>
+            <w:r>
+              <w:rPr>
+                <w:rStyle w:val="VerbatimChar"/>
+              </w:rPr>
+              <w:t xml:space="preserve">Req_Addr_Width</w:t>
+            </w:r>
+          </w:p>
+        </w:tc>
+        <w:tc>
+          <w:tcPr/>
+          <w:p>
+            <w:pPr>
+              <w:pStyle w:val="Compact"/>
+              <w:jc w:val="left"/>
+            </w:pPr>
+            <w:r>
+              <w:t xml:space="preserve">REQ and SNP lengths differ; addresses decode to the wrong region and the SAM targets the wrong node.</w:t>
+            </w:r>
+          </w:p>
+        </w:tc>
+      </w:tr>
+      <w:tr>
+        <w:tc>
+          <w:tcPr/>
+          <w:p>
+            <w:pPr>
+              <w:pStyle w:val="Compact"/>
+              <w:jc w:val="left"/>
+            </w:pPr>
+            <w:r>
+              <w:rPr>
+                <w:rStyle w:val="VerbatimChar"/>
+              </w:rPr>
+              <w:t xml:space="preserve">nodeIdW</w:t>
+            </w:r>
+          </w:p>
+        </w:tc>
+        <w:tc>
+          <w:tcPr/>
+          <w:p>
+            <w:pPr>
+              <w:pStyle w:val="Compact"/>
+              <w:jc w:val="left"/>
+            </w:pPr>
+            <w:r>
+              <w:t xml:space="preserve">B16.1.12</w:t>
+            </w:r>
+            <w:r>
+              <w:t xml:space="preserve"> </w:t>
+            </w:r>
+            <w:r>
+              <w:rPr>
+                <w:rStyle w:val="VerbatimChar"/>
+              </w:rPr>
+              <w:t xml:space="preserve">NodeID_Width</w:t>
+            </w:r>
+          </w:p>
+        </w:tc>
+        <w:tc>
+          <w:tcPr/>
+          <w:p>
+            <w:pPr>
+              <w:pStyle w:val="Compact"/>
+              <w:jc w:val="left"/>
+            </w:pPr>
+            <w:r>
+              <w:rPr>
+                <w:rStyle w:val="VerbatimChar"/>
+              </w:rPr>
+              <w:t xml:space="preserve">TgtID</w:t>
+            </w:r>
+            <w:r>
+              <w:t xml:space="preserve"> </w:t>
+            </w:r>
+            <w:r>
+              <w:t xml:space="preserve">and</w:t>
+            </w:r>
+            <w:r>
+              <w:t xml:space="preserve"> </w:t>
+            </w:r>
+            <w:r>
+              <w:rPr>
+                <w:rStyle w:val="VerbatimChar"/>
+              </w:rPr>
+              <w:t xml:space="preserve">SrcID</w:t>
+            </w:r>
+            <w:r>
+              <w:t xml:space="preserve"> </w:t>
+            </w:r>
+            <w:r>
+              <w:t xml:space="preserve">misalign on all four channels; responses return to the wrong Requester.</w:t>
+            </w:r>
+          </w:p>
+        </w:tc>
+      </w:tr>
+      <w:tr>
+        <w:tc>
+          <w:tcPr/>
+          <w:p>
+            <w:pPr>
+              <w:pStyle w:val="Compact"/>
+              <w:jc w:val="left"/>
+            </w:pPr>
+            <w:r>
+              <w:rPr>
+                <w:rStyle w:val="VerbatimChar"/>
+              </w:rPr>
+              <w:t xml:space="preserve">rsvdcW</w:t>
+            </w:r>
+          </w:p>
+        </w:tc>
+        <w:tc>
+          <w:tcPr/>
+          <w:p>
+            <w:pPr>
+              <w:pStyle w:val="Compact"/>
+              <w:jc w:val="left"/>
+            </w:pPr>
+            <w:r>
+              <w:t xml:space="preserve">B16.1.28</w:t>
+            </w:r>
+            <w:r>
+              <w:t xml:space="preserve"> </w:t>
+            </w:r>
+            <w:r>
+              <w:rPr>
+                <w:rStyle w:val="VerbatimChar"/>
+              </w:rPr>
+              <w:t xml:space="preserve">Req_RSVDC_Width</w:t>
+            </w:r>
+            <w:r>
+              <w:t xml:space="preserve">, B16.1.29</w:t>
+            </w:r>
+            <w:r>
+              <w:t xml:space="preserve"> </w:t>
+            </w:r>
+            <w:r>
+              <w:rPr>
+                <w:rStyle w:val="VerbatimChar"/>
+              </w:rPr>
+              <w:t xml:space="preserve">Dat_RSVDC_Width</w:t>
+            </w:r>
+          </w:p>
+        </w:tc>
+        <w:tc>
+          <w:tcPr/>
+          <w:p>
+            <w:pPr>
+              <w:pStyle w:val="Compact"/>
+              <w:jc w:val="left"/>
+            </w:pPr>
+            <w:r>
+              <w:t xml:space="preserve">REQ and DAT lengths differ. The field itself is user-defined, but its width is not.</w:t>
+            </w:r>
+          </w:p>
+        </w:tc>
+      </w:tr>
+      <w:tr>
+        <w:tc>
+          <w:tcPr/>
+          <w:p>
+            <w:pPr>
+              <w:pStyle w:val="Compact"/>
+              <w:jc w:val="left"/>
+            </w:pPr>
+            <w:r>
+              <w:rPr>
+                <w:rStyle w:val="VerbatimChar"/>
+              </w:rPr>
+              <w:t xml:space="preserve">mpamEn</w:t>
+            </w:r>
+            <w:r>
+              <w:t xml:space="preserve">,</w:t>
+            </w:r>
+            <w:r>
+              <w:t xml:space="preserve"> </w:t>
+            </w:r>
+            <w:r>
+              <w:rPr>
+                <w:rStyle w:val="VerbatimChar"/>
+              </w:rPr>
+              <w:t xml:space="preserve">mpamW</w:t>
+            </w:r>
+          </w:p>
+        </w:tc>
+        <w:tc>
+          <w:tcPr/>
+          <w:p>
+            <w:pPr>
+              <w:pStyle w:val="Compact"/>
+              <w:jc w:val="left"/>
+            </w:pPr>
+            <w:r>
+              <w:t xml:space="preserve">B16.1.9</w:t>
+            </w:r>
+            <w:r>
+              <w:t xml:space="preserve"> </w:t>
+            </w:r>
+            <w:r>
+              <w:rPr>
+                <w:rStyle w:val="VerbatimChar"/>
+              </w:rPr>
+              <w:t xml:space="preserve">MPAM_Support</w:t>
+            </w:r>
+          </w:p>
+        </w:tc>
+        <w:tc>
+          <w:tcPr/>
+          <w:p>
+            <w:pPr>
+              <w:pStyle w:val="Compact"/>
+              <w:jc w:val="left"/>
+            </w:pPr>
+            <w:r>
+              <w:t xml:space="preserve">REQ and SNP lengths differ. A receiver that does not expect MPAM misreads every field above it.</w:t>
+            </w:r>
+          </w:p>
+        </w:tc>
+      </w:tr>
+      <w:tr>
+        <w:tc>
+          <w:tcPr/>
+          <w:p>
+            <w:pPr>
+              <w:pStyle w:val="Compact"/>
+              <w:jc w:val="left"/>
+            </w:pPr>
+            <w:r>
+              <w:rPr>
+                <w:rStyle w:val="VerbatimChar"/>
+              </w:rPr>
+              <w:t xml:space="preserve">dataCheckEn</w:t>
+            </w:r>
+          </w:p>
+        </w:tc>
+        <w:tc>
+          <w:tcPr/>
+          <w:p>
+            <w:pPr>
+              <w:pStyle w:val="Compact"/>
+              <w:jc w:val="left"/>
+            </w:pPr>
+            <w:r>
+              <w:t xml:space="preserve">B16.1.6</w:t>
+            </w:r>
+            <w:r>
+              <w:t xml:space="preserve"> </w:t>
+            </w:r>
+            <w:r>
+              <w:rPr>
+                <w:rStyle w:val="VerbatimChar"/>
+              </w:rPr>
+              <w:t xml:space="preserve">Data_Check</w:t>
+            </w:r>
+          </w:p>
+        </w:tc>
+        <w:tc>
+          <w:tcPr/>
+          <w:p>
+            <w:pPr>
+              <w:pStyle w:val="Compact"/>
+              <w:jc w:val="left"/>
+            </w:pPr>
+            <w:r>
+              <w:t xml:space="preserve">DAT length differs, and end-to-end data integrity is silently unprotected.</w:t>
+            </w:r>
+          </w:p>
+        </w:tc>
+      </w:tr>
+      <w:tr>
+        <w:tc>
+          <w:tcPr/>
+          <w:p>
+            <w:pPr>
+              <w:pStyle w:val="Compact"/>
+              <w:jc w:val="left"/>
+            </w:pPr>
+            <w:r>
+              <w:rPr>
+                <w:rStyle w:val="VerbatimChar"/>
+              </w:rPr>
+              <w:t xml:space="preserve">poisonEn</w:t>
+            </w:r>
+          </w:p>
+        </w:tc>
+        <w:tc>
+          <w:tcPr/>
+          <w:p>
+            <w:pPr>
+              <w:pStyle w:val="Compact"/>
+              <w:jc w:val="left"/>
+            </w:pPr>
+            <w:r>
+              <w:t xml:space="preserve">B16.1.4</w:t>
+            </w:r>
+            <w:r>
+              <w:t xml:space="preserve"> </w:t>
+            </w:r>
+            <w:r>
+              <w:rPr>
+                <w:rStyle w:val="VerbatimChar"/>
+              </w:rPr>
+              <w:t xml:space="preserve">Data_Poison</w:t>
+            </w:r>
+          </w:p>
+        </w:tc>
+        <w:tc>
+          <w:tcPr/>
+          <w:p>
+            <w:pPr>
+              <w:pStyle w:val="Compact"/>
+              <w:jc w:val="left"/>
+            </w:pPr>
+            <w:r>
+              <w:t xml:space="preserve">DAT length differs, and a poisoned line is delivered as valid data.</w:t>
+            </w:r>
+          </w:p>
+        </w:tc>
+      </w:tr>
+      <w:tr>
+        <w:tc>
+          <w:tcPr/>
+          <w:p>
+            <w:pPr>
+              <w:pStyle w:val="Compact"/>
+              <w:jc w:val="left"/>
+            </w:pPr>
+            <w:r>
+              <w:rPr>
+                <w:rStyle w:val="VerbatimChar"/>
+              </w:rPr>
+              <w:t xml:space="preserve">parityEn</w:t>
+            </w:r>
+          </w:p>
+        </w:tc>
+        <w:tc>
+          <w:tcPr/>
+          <w:p>
+            <w:pPr>
+              <w:pStyle w:val="Compact"/>
+              <w:jc w:val="left"/>
+            </w:pPr>
+            <w:r>
+              <w:t xml:space="preserve">B16.1.7</w:t>
+            </w:r>
+            <w:r>
+              <w:t xml:space="preserve"> </w:t>
+            </w:r>
+            <w:r>
+              <w:rPr>
+                <w:rStyle w:val="VerbatimChar"/>
+              </w:rPr>
+              <w:t xml:space="preserve">Check_Type</w:t>
+            </w:r>
+          </w:p>
+        </w:tc>
+        <w:tc>
+          <w:tcPr/>
+          <w:p>
+            <w:pPr>
+              <w:pStyle w:val="Compact"/>
+              <w:jc w:val="left"/>
+            </w:pPr>
+            <w:r>
+              <w:t xml:space="preserve">Check signals are driven but ignored, or expected and undriven.</w:t>
+            </w:r>
+          </w:p>
+        </w:tc>
+      </w:tr>
+      <w:tr>
+        <w:tc>
+          <w:tcPr/>
+          <w:p>
+            <w:pPr>
+              <w:pStyle w:val="Compact"/>
+              <w:jc w:val="left"/>
+            </w:pPr>
+            <w:r>
+              <w:rPr>
+                <w:rStyle w:val="VerbatimChar"/>
+              </w:rPr>
+              <w:t xml:space="preserve">atomicEn</w:t>
+            </w:r>
+          </w:p>
+        </w:tc>
+        <w:tc>
+          <w:tcPr/>
+          <w:p>
+            <w:pPr>
+              <w:pStyle w:val="Compact"/>
+              <w:jc w:val="left"/>
+            </w:pPr>
+            <w:r>
+              <w:t xml:space="preserve">B16.1.1</w:t>
+            </w:r>
+            <w:r>
+              <w:t xml:space="preserve"> </w:t>
+            </w:r>
+            <w:r>
+              <w:rPr>
+                <w:rStyle w:val="VerbatimChar"/>
+              </w:rPr>
+              <w:t xml:space="preserve">Atomic_Transactions</w:t>
+            </w:r>
+          </w:p>
+        </w:tc>
+        <w:tc>
+          <w:tcPr/>
+          <w:p>
+            <w:pPr>
+              <w:pStyle w:val="Compact"/>
+              <w:jc w:val="left"/>
+            </w:pPr>
+            <w:r>
+              <w:t xml:space="preserve">A Requester issues an atomic opcode the Home cannot decode.</w:t>
+            </w:r>
+          </w:p>
+        </w:tc>
+      </w:tr>
+      <w:tr>
+        <w:tc>
+          <w:tcPr/>
+          <w:p>
+            <w:pPr>
+              <w:pStyle w:val="Compact"/>
+              <w:jc w:val="left"/>
+            </w:pPr>
+            <w:r>
+              <w:rPr>
+                <w:rStyle w:val="VerbatimChar"/>
+              </w:rPr>
+              <w:t xml:space="preserve">stashEn</w:t>
+            </w:r>
+          </w:p>
+        </w:tc>
+        <w:tc>
+          <w:tcPr/>
+          <w:p>
+            <w:pPr>
+              <w:pStyle w:val="Compact"/>
+              <w:jc w:val="left"/>
+            </w:pPr>
+            <w:r>
+              <w:t xml:space="preserve">B16.1.2</w:t>
+            </w:r>
+            <w:r>
+              <w:t xml:space="preserve"> </w:t>
+            </w:r>
+            <w:r>
+              <w:rPr>
+                <w:rStyle w:val="VerbatimChar"/>
+              </w:rPr>
+              <w:t xml:space="preserve">Cache_Stash_Transactions</w:t>
+            </w:r>
+          </w:p>
+        </w:tc>
+        <w:tc>
+          <w:tcPr/>
+          <w:p>
+            <w:pPr>
+              <w:pStyle w:val="Compact"/>
+              <w:jc w:val="left"/>
+            </w:pPr>
+            <w:r>
+              <w:t xml:space="preserve">Stash requests and stash snoops are not understood.</w:t>
+            </w:r>
+          </w:p>
+        </w:tc>
+      </w:tr>
+      <w:tr>
+        <w:tc>
+          <w:tcPr/>
+          <w:p>
+            <w:pPr>
+              <w:pStyle w:val="Compact"/>
+              <w:jc w:val="left"/>
+            </w:pPr>
+            <w:r>
+              <w:rPr>
+                <w:rStyle w:val="VerbatimChar"/>
+              </w:rPr>
+              <w:t xml:space="preserve">dmtEn</w:t>
+            </w:r>
+          </w:p>
+        </w:tc>
+        <w:tc>
+          <w:tcPr/>
+          <w:p>
+            <w:pPr>
+              <w:pStyle w:val="Compact"/>
+              <w:jc w:val="left"/>
+            </w:pPr>
+            <w:r>
+              <w:t xml:space="preserve">B16.1.3</w:t>
+            </w:r>
+            <w:r>
+              <w:t xml:space="preserve"> </w:t>
+            </w:r>
+            <w:r>
+              <w:rPr>
+                <w:rStyle w:val="VerbatimChar"/>
+              </w:rPr>
+              <w:t xml:space="preserve">Direct_Memory_Transfer</w:t>
+            </w:r>
+          </w:p>
+        </w:tc>
+        <w:tc>
+          <w:tcPr/>
+          <w:p>
+            <w:pPr>
+              <w:pStyle w:val="Compact"/>
+              <w:jc w:val="left"/>
+            </w:pPr>
+            <w:r>
+              <w:t xml:space="preserve">The Subordinate does not know it must respond directly to the Requester.</w:t>
+            </w:r>
+          </w:p>
+        </w:tc>
+      </w:tr>
+      <w:tr>
+        <w:tc>
+          <w:tcPr/>
+          <w:p>
+            <w:pPr>
+              <w:pStyle w:val="Compact"/>
+              <w:jc w:val="left"/>
+            </w:pPr>
+            <w:r>
+              <w:rPr>
+                <w:rStyle w:val="VerbatimChar"/>
+              </w:rPr>
+              <w:t xml:space="preserve">dctEn</w:t>
+            </w:r>
+          </w:p>
+        </w:tc>
+        <w:tc>
+          <w:tcPr/>
+          <w:p>
+            <w:pPr>
+              <w:pStyle w:val="Compact"/>
+              <w:jc w:val="left"/>
+            </w:pPr>
+            <w:r>
+              <w:t xml:space="preserve">B16.1.5</w:t>
+            </w:r>
+            <w:r>
+              <w:t xml:space="preserve"> </w:t>
+            </w:r>
+            <w:r>
+              <w:rPr>
+                <w:rStyle w:val="VerbatimChar"/>
+              </w:rPr>
+              <w:t xml:space="preserve">Direct_Cache_Transfer</w:t>
+            </w:r>
+          </w:p>
+        </w:tc>
+        <w:tc>
+          <w:tcPr/>
+          <w:p>
+            <w:pPr>
+              <w:pStyle w:val="Compact"/>
+              <w:jc w:val="left"/>
+            </w:pPr>
+            <w:r>
+              <w:t xml:space="preserve">A peer receives a forwarding snoop it cannot service.</w:t>
+            </w:r>
+          </w:p>
+        </w:tc>
+      </w:tr>
+      <w:tr>
+        <w:tc>
+          <w:tcPr/>
+          <w:p>
+            <w:pPr>
+              <w:pStyle w:val="Compact"/>
+              <w:jc w:val="left"/>
+            </w:pPr>
+            <w:r>
+              <w:rPr>
+                <w:rStyle w:val="VerbatimChar"/>
+              </w:rPr>
+              <w:t xml:space="preserve">dvmEn</w:t>
+            </w:r>
+          </w:p>
+        </w:tc>
+        <w:tc>
+          <w:tcPr/>
+          <w:p>
+            <w:pPr>
+              <w:pStyle w:val="Compact"/>
+              <w:jc w:val="left"/>
+            </w:pPr>
+            <w:r>
+              <w:t xml:space="preserve">B16.1.22</w:t>
+            </w:r>
+            <w:r>
+              <w:t xml:space="preserve"> </w:t>
+            </w:r>
+            <w:r>
+              <w:rPr>
+                <w:rStyle w:val="VerbatimChar"/>
+              </w:rPr>
+              <w:t xml:space="preserve">DVM_Support</w:t>
+            </w:r>
+          </w:p>
+        </w:tc>
+        <w:tc>
+          <w:tcPr/>
+          <w:p>
+            <w:pPr>
+              <w:pStyle w:val="Compact"/>
+              <w:jc w:val="left"/>
+            </w:pPr>
+            <w:r>
+              <w:t xml:space="preserve">DVM operations are issued to a node that cannot complete them.</w:t>
+            </w:r>
+          </w:p>
+        </w:tc>
+      </w:tr>
+      <w:tr>
+        <w:tc>
+          <w:tcPr/>
+          <w:p>
+            <w:pPr>
+              <w:pStyle w:val="Compact"/>
+              <w:jc w:val="left"/>
+            </w:pPr>
+            <w:r>
+              <w:rPr>
+                <w:rStyle w:val="VerbatimChar"/>
+              </w:rPr>
+              <w:t xml:space="preserve">mteEn</w:t>
+            </w:r>
+          </w:p>
+        </w:tc>
+        <w:tc>
+          <w:tcPr/>
+          <w:p>
+            <w:pPr>
+              <w:pStyle w:val="Compact"/>
+              <w:jc w:val="left"/>
+            </w:pPr>
+            <w:r>
+              <w:t xml:space="preserve">B16.1.23</w:t>
+            </w:r>
+            <w:r>
+              <w:t xml:space="preserve"> </w:t>
+            </w:r>
+            <w:r>
+              <w:rPr>
+                <w:rStyle w:val="VerbatimChar"/>
+              </w:rPr>
+              <w:t xml:space="preserve">MTE_Support</w:t>
+            </w:r>
+          </w:p>
+        </w:tc>
+        <w:tc>
+          <w:tcPr/>
+          <w:p>
+            <w:pPr>
+              <w:pStyle w:val="Compact"/>
+              <w:jc w:val="left"/>
+            </w:pPr>
+            <w:r>
+              <w:t xml:space="preserve">Memory tagging fields are misinterpreted.</w:t>
+            </w:r>
+          </w:p>
+        </w:tc>
+      </w:tr>
+      <w:tr>
+        <w:tc>
+          <w:tcPr/>
+          <w:p>
+            <w:pPr>
+              <w:pStyle w:val="Compact"/>
+              <w:jc w:val="left"/>
+            </w:pPr>
+            <w:r>
+              <w:rPr>
+                <w:rStyle w:val="VerbatimChar"/>
+              </w:rPr>
+              <w:t xml:space="preserve">mecEn</w:t>
+            </w:r>
+          </w:p>
+        </w:tc>
+        <w:tc>
+          <w:tcPr/>
+          <w:p>
+            <w:pPr>
+              <w:pStyle w:val="Compact"/>
+              <w:jc w:val="left"/>
+            </w:pPr>
+            <w:r>
+              <w:t xml:space="preserve">B16.1.25</w:t>
+            </w:r>
+            <w:r>
+              <w:t xml:space="preserve"> </w:t>
+            </w:r>
+            <w:r>
+              <w:rPr>
+                <w:rStyle w:val="VerbatimChar"/>
+              </w:rPr>
+              <w:t xml:space="preserve">MEC_Support</w:t>
+            </w:r>
+            <w:r>
+              <w:t xml:space="preserve">, B16.1.26</w:t>
+            </w:r>
+            <w:r>
+              <w:t xml:space="preserve"> </w:t>
+            </w:r>
+            <w:r>
+              <w:rPr>
+                <w:rStyle w:val="VerbatimChar"/>
+              </w:rPr>
+              <w:t xml:space="preserve">MECID_Width</w:t>
+            </w:r>
+          </w:p>
+        </w:tc>
+        <w:tc>
+          <w:tcPr/>
+          <w:p>
+            <w:pPr>
+              <w:pStyle w:val="Compact"/>
+              <w:jc w:val="left"/>
+            </w:pPr>
+            <w:r>
+              <w:t xml:space="preserve">REQ, SNP and DAT lengths differ, and realm isolation is lost.</w:t>
+            </w:r>
+          </w:p>
+        </w:tc>
+      </w:tr>
+      <w:tr>
+        <w:tc>
+          <w:tcPr/>
+          <w:p>
+            <w:pPr>
+              <w:pStyle w:val="Compact"/>
+              <w:jc w:val="left"/>
+            </w:pPr>
+            <w:r>
+              <w:rPr>
+                <w:rStyle w:val="VerbatimChar"/>
+              </w:rPr>
+              <w:t xml:space="preserve">cdaEn</w:t>
+            </w:r>
+          </w:p>
+        </w:tc>
+        <w:tc>
+          <w:tcPr/>
+          <w:p>
+            <w:pPr>
+              <w:pStyle w:val="Compact"/>
+              <w:jc w:val="left"/>
+            </w:pPr>
+            <w:r>
+              <w:t xml:space="preserve">B16.1.16</w:t>
+            </w:r>
+            <w:r>
+              <w:t xml:space="preserve"> </w:t>
+            </w:r>
+            <w:r>
+              <w:rPr>
+                <w:rStyle w:val="VerbatimChar"/>
+              </w:rPr>
+              <w:t xml:space="preserve">RME_Support</w:t>
+            </w:r>
+          </w:p>
+        </w:tc>
+        <w:tc>
+          <w:tcPr/>
+          <w:p>
+            <w:pPr>
+              <w:pStyle w:val="Compact"/>
+              <w:jc w:val="left"/>
+            </w:pPr>
+            <w:r>
+              <w:rPr>
+                <w:rStyle w:val="VerbatimChar"/>
+              </w:rPr>
+              <w:t xml:space="preserve">StreamID</w:t>
+            </w:r>
+            <w:r>
+              <w:t xml:space="preserve"> </w:t>
+            </w:r>
+            <w:r>
+              <w:t xml:space="preserve">and</w:t>
+            </w:r>
+            <w:r>
+              <w:t xml:space="preserve"> </w:t>
+            </w:r>
+            <w:r>
+              <w:rPr>
+                <w:rStyle w:val="VerbatimChar"/>
+              </w:rPr>
+              <w:t xml:space="preserve">SecSID1</w:t>
+            </w:r>
+            <w:r>
+              <w:t xml:space="preserve"> </w:t>
+            </w:r>
+            <w:r>
+              <w:t xml:space="preserve">are absent or misplaced in REQ.</w:t>
+            </w:r>
+          </w:p>
+        </w:tc>
+      </w:tr>
+      <w:tr>
+        <w:tc>
+          <w:tcPr/>
+          <w:p>
+            <w:pPr>
+              <w:pStyle w:val="Compact"/>
+              <w:jc w:val="left"/>
+            </w:pPr>
+            <w:r>
+              <w:rPr>
+                <w:rStyle w:val="VerbatimChar"/>
+              </w:rPr>
+              <w:t xml:space="preserve">pbhaEn</w:t>
+            </w:r>
+          </w:p>
+        </w:tc>
+        <w:tc>
+          <w:tcPr/>
+          <w:p>
+            <w:pPr>
+              <w:pStyle w:val="Compact"/>
+              <w:jc w:val="left"/>
+            </w:pPr>
+            <w:r>
+              <w:t xml:space="preserve">B16.1.19</w:t>
+            </w:r>
+            <w:r>
+              <w:t xml:space="preserve"> </w:t>
+            </w:r>
+            <w:r>
+              <w:rPr>
+                <w:rStyle w:val="VerbatimChar"/>
+              </w:rPr>
+              <w:t xml:space="preserve">PBHA_Support</w:t>
+            </w:r>
+          </w:p>
+        </w:tc>
+        <w:tc>
+          <w:tcPr/>
+          <w:p>
+            <w:pPr>
+              <w:pStyle w:val="Compact"/>
+              <w:jc w:val="left"/>
+            </w:pPr>
+            <w:r>
+              <w:t xml:space="preserve">REQ length differs.</w:t>
+            </w:r>
+          </w:p>
+        </w:tc>
+      </w:tr>
+      <w:tr>
+        <w:tc>
+          <w:tcPr/>
+          <w:p>
+            <w:pPr>
+              <w:pStyle w:val="Compact"/>
+              <w:jc w:val="left"/>
+            </w:pPr>
+            <w:r>
+              <w:rPr>
+                <w:rStyle w:val="VerbatimChar"/>
+              </w:rPr>
+              <w:t xml:space="preserve">multiReqEn</w:t>
+            </w:r>
+          </w:p>
+        </w:tc>
+        <w:tc>
+          <w:tcPr/>
+          <w:p>
+            <w:pPr>
+              <w:pStyle w:val="Compact"/>
+              <w:jc w:val="left"/>
+            </w:pPr>
+            <w:r>
+              <w:t xml:space="preserve">B16.1.39</w:t>
+            </w:r>
+            <w:r>
+              <w:t xml:space="preserve"> </w:t>
+            </w:r>
+            <w:r>
+              <w:rPr>
+                <w:rStyle w:val="VerbatimChar"/>
+              </w:rPr>
+              <w:t xml:space="preserve">MultiReq_Support</w:t>
+            </w:r>
+          </w:p>
+        </w:tc>
+        <w:tc>
+          <w:tcPr/>
+          <w:p>
+            <w:pPr>
+              <w:pStyle w:val="Compact"/>
+              <w:jc w:val="left"/>
+            </w:pPr>
+            <w:r>
+              <w:t xml:space="preserve">A multi-request transaction is treated as a single request.</w:t>
+            </w:r>
+          </w:p>
+        </w:tc>
+      </w:tr>
+      <w:tr>
+        <w:tc>
+          <w:tcPr/>
+          <w:p>
+            <w:pPr>
+              <w:pStyle w:val="Compact"/>
+              <w:jc w:val="left"/>
+            </w:pPr>
+            <w:r>
+              <w:rPr>
+                <w:rStyle w:val="VerbatimChar"/>
+              </w:rPr>
+              <w:t xml:space="preserve">retryRecords</w:t>
+            </w:r>
+          </w:p>
+        </w:tc>
+        <w:tc>
+          <w:tcPr/>
+          <w:p>
+            <w:pPr>
+              <w:pStyle w:val="Compact"/>
+              <w:jc w:val="left"/>
+            </w:pPr>
+            <w:r>
+              <w:t xml:space="preserve">B16.1.38</w:t>
+            </w:r>
+            <w:r>
+              <w:t xml:space="preserve"> </w:t>
+            </w:r>
+            <w:r>
+              <w:rPr>
+                <w:rStyle w:val="VerbatimChar"/>
+              </w:rPr>
+              <w:t xml:space="preserve">Retry_Support</w:t>
+            </w:r>
+            <w:r>
+              <w:t xml:space="preserve">, with B16.1.34</w:t>
+            </w:r>
+            <w:r>
+              <w:t xml:space="preserve"> </w:t>
+            </w:r>
+            <w:r>
+              <w:rPr>
+                <w:rStyle w:val="VerbatimChar"/>
+              </w:rPr>
+              <w:t xml:space="preserve">Num_RP_REQ</w:t>
+            </w:r>
+            <w:r>
+              <w:t xml:space="preserve"> </w:t>
+            </w:r>
+            <w:r>
+              <w:t xml:space="preserve">and B16.1.35</w:t>
+            </w:r>
+            <w:r>
+              <w:t xml:space="preserve"> </w:t>
+            </w:r>
+            <w:r>
+              <w:rPr>
+                <w:rStyle w:val="VerbatimChar"/>
+              </w:rPr>
+              <w:t xml:space="preserve">Shared_Credits_REQ</w:t>
+            </w:r>
+          </w:p>
+        </w:tc>
+        <w:tc>
+          <w:tcPr/>
+          <w:p>
+            <w:pPr>
+              <w:pStyle w:val="Compact"/>
+              <w:jc w:val="left"/>
+            </w:pPr>
+            <w:r>
+              <w:t xml:space="preserve">The P-Credit pool the Requester believes exists does not match what the Home can track.</w:t>
             </w:r>
           </w:p>
         </w:tc>
@@ -8817,65 +9703,3621 @@
         <w:pStyle w:val="BodyText"/>
       </w:pPr>
       <w:r>
-        <w:t xml:space="preserve">For the mesh,</w:t>
-      </w:r>
-      <w:r>
-        <w:t xml:space="preserve"> </w:t>
-      </w:r>
-      <w:r>
-        <w:rPr>
-          <w:rStyle w:val="VerbatimChar"/>
-        </w:rPr>
-        <w:t xml:space="preserve">meshX*meshY*numDevPortsPerXp &gt;= NUM_NODES</w:t>
-      </w:r>
-      <w:r>
-        <w:t xml:space="preserve">,</w:t>
-      </w:r>
-      <w:r>
-        <w:t xml:space="preserve"> </w:t>
-      </w:r>
-      <w:r>
-        <w:rPr>
-          <w:rStyle w:val="VerbatimChar"/>
-        </w:rPr>
-        <w:t xml:space="preserve">deviceIdWidth(CFG) &gt; 0</w:t>
-      </w:r>
-      <w:r>
-        <w:t xml:space="preserve">, placement coordinates and ports must fit, NodeIDs</w:t>
-      </w:r>
-      <w:r>
-        <w:t xml:space="preserve"> </w:t>
-      </w:r>
-      <w:r>
-        <w:t xml:space="preserve">must encode the placement routing fields, and no NodeID or placement may</w:t>
-      </w:r>
-      <w:r>
-        <w:t xml:space="preserve"> </w:t>
-      </w:r>
-      <w:r>
-        <w:t xml:space="preserve">collide. Default placement is valid only for the default 14-node population.</w:t>
-      </w:r>
-      <w:r>
-        <w:t xml:space="preserve"> </w:t>
-      </w:r>
-      <w:r>
-        <w:t xml:space="preserve">HN-F to SN-F and HN-I to SN-I striping uses modulo, so the nonzero</w:t>
-      </w:r>
-      <w:r>
-        <w:t xml:space="preserve"> </w:t>
-      </w:r>
-      <w:r>
-        <w:t xml:space="preserve">subordinate checks are essential.</w:t>
+        <w:rPr>
+          <w:rStyle w:val="VerbatimChar"/>
+        </w:rPr>
+        <w:t xml:space="preserve">dwtEn</w:t>
+      </w:r>
+      <w:r>
+        <w:t xml:space="preserve"> </w:t>
+      </w:r>
+      <w:r>
+        <w:t xml:space="preserve">has no row, and the reason is instructive. There is no declared</w:t>
+      </w:r>
+      <w:r>
+        <w:t xml:space="preserve"> </w:t>
+      </w:r>
+      <w:r>
+        <w:t xml:space="preserve">property for Direct Write Transfer. It is requested per transaction through</w:t>
+      </w:r>
+      <w:r>
+        <w:t xml:space="preserve"> </w:t>
+      </w:r>
+      <w:r>
+        <w:t xml:space="preserve">the</w:t>
+      </w:r>
+      <w:r>
+        <w:t xml:space="preserve"> </w:t>
+      </w:r>
+      <w:r>
+        <w:rPr>
+          <w:rStyle w:val="VerbatimChar"/>
+        </w:rPr>
+        <w:t xml:space="preserve">DoDWT</w:t>
+      </w:r>
+      <w:r>
+        <w:t xml:space="preserve"> </w:t>
+      </w:r>
+      <w:r>
+        <w:t xml:space="preserve">field of the REQ flit (B13.10.24), so a Home that does not</w:t>
+      </w:r>
+      <w:r>
+        <w:t xml:space="preserve"> </w:t>
+      </w:r>
+      <w:r>
+        <w:t xml:space="preserve">implement it simply never sets the bit and no agreement is needed in advance.</w:t>
+      </w:r>
+      <w:r>
+        <w:t xml:space="preserve"> </w:t>
+      </w:r>
+      <w:r>
+        <w:t xml:space="preserve">That is exactly why</w:t>
+      </w:r>
+      <w:r>
+        <w:t xml:space="preserve"> </w:t>
+      </w:r>
+      <w:r>
+        <w:rPr>
+          <w:rStyle w:val="VerbatimChar"/>
+        </w:rPr>
+        <w:t xml:space="preserve">dmtEn</w:t>
+      </w:r>
+      <w:r>
+        <w:t xml:space="preserve"> </w:t>
+      </w:r>
+      <w:r>
+        <w:t xml:space="preserve">mirrors a B16.1 property while</w:t>
+      </w:r>
+      <w:r>
+        <w:t xml:space="preserve"> </w:t>
+      </w:r>
+      <w:r>
+        <w:rPr>
+          <w:rStyle w:val="VerbatimChar"/>
+        </w:rPr>
+        <w:t xml:space="preserve">dwtEn</w:t>
+      </w:r>
+      <w:r>
+        <w:t xml:space="preserve"> </w:t>
+      </w:r>
+      <w:r>
+        <w:t xml:space="preserve">is a</w:t>
+      </w:r>
+      <w:r>
+        <w:t xml:space="preserve"> </w:t>
+      </w:r>
+      <w:r>
+        <w:t xml:space="preserve">purely local choice.</w:t>
+      </w:r>
+    </w:p>
+    <w:p>
+      <w:pPr>
+        <w:pStyle w:val="BodyText"/>
+      </w:pPr>
+      <w:r>
+        <w:t xml:space="preserve">Because these properties set flit length, each one has a measurable price.</w:t>
+      </w:r>
+      <w:r>
+        <w:t xml:space="preserve"> </w:t>
+      </w:r>
+      <w:r>
+        <w:t xml:space="preserve">The following are exact deltas against the default configuration, whose</w:t>
+      </w:r>
+      <w:r>
+        <w:t xml:space="preserve"> </w:t>
+      </w:r>
+      <w:r>
+        <w:t xml:space="preserve">packed widths are REQ 153, RSP 79, SNP 106 and DAT 437 bits:</w:t>
+      </w:r>
+    </w:p>
+    <w:tbl>
+      <w:tblPr>
+        <w:tblStyle w:val="Table"/>
+        <w:tblW w:type="auto" w:w="0"/>
+        <w:tblLook w:firstRow="1" w:lastRow="0" w:firstColumn="0" w:lastColumn="0" w:noHBand="0" w:noVBand="0" w:val="0020"/>
+        <w:jc w:val="start"/>
+      </w:tblPr>
+      <w:tblGrid>
+        <w:gridCol w:w="1320"/>
+        <w:gridCol w:w="1320"/>
+        <w:gridCol w:w="1320"/>
+        <w:gridCol w:w="1320"/>
+        <w:gridCol w:w="1320"/>
+        <w:gridCol w:w="1320"/>
+      </w:tblGrid>
+      <w:tr>
+        <w:trPr>
+          <w:tblHeader w:val="true"/>
+        </w:trPr>
+        <w:tc>
+          <w:tcPr/>
+          <w:p>
+            <w:pPr>
+              <w:pStyle w:val="Compact"/>
+              <w:jc w:val="left"/>
+            </w:pPr>
+            <w:r>
+              <w:t xml:space="preserve">Change from the default</w:t>
+            </w:r>
+          </w:p>
+        </w:tc>
+        <w:tc>
+          <w:tcPr/>
+          <w:p>
+            <w:pPr>
+              <w:pStyle w:val="Compact"/>
+              <w:jc w:val="right"/>
+            </w:pPr>
+            <w:r>
+              <w:t xml:space="preserve">REQ</w:t>
+            </w:r>
+          </w:p>
+        </w:tc>
+        <w:tc>
+          <w:tcPr/>
+          <w:p>
+            <w:pPr>
+              <w:pStyle w:val="Compact"/>
+              <w:jc w:val="right"/>
+            </w:pPr>
+            <w:r>
+              <w:t xml:space="preserve">RSP</w:t>
+            </w:r>
+          </w:p>
+        </w:tc>
+        <w:tc>
+          <w:tcPr/>
+          <w:p>
+            <w:pPr>
+              <w:pStyle w:val="Compact"/>
+              <w:jc w:val="right"/>
+            </w:pPr>
+            <w:r>
+              <w:t xml:space="preserve">SNP</w:t>
+            </w:r>
+          </w:p>
+        </w:tc>
+        <w:tc>
+          <w:tcPr/>
+          <w:p>
+            <w:pPr>
+              <w:pStyle w:val="Compact"/>
+              <w:jc w:val="right"/>
+            </w:pPr>
+            <w:r>
+              <w:t xml:space="preserve">DAT</w:t>
+            </w:r>
+          </w:p>
+        </w:tc>
+        <w:tc>
+          <w:tcPr/>
+          <w:p>
+            <w:pPr>
+              <w:pStyle w:val="Compact"/>
+              <w:jc w:val="right"/>
+            </w:pPr>
+            <w:r>
+              <w:t xml:space="preserve">Total</w:t>
+            </w:r>
+          </w:p>
+        </w:tc>
+      </w:tr>
+      <w:tr>
+        <w:tc>
+          <w:tcPr/>
+          <w:p>
+            <w:pPr>
+              <w:pStyle w:val="Compact"/>
+              <w:jc w:val="left"/>
+            </w:pPr>
+            <w:r>
+              <w:rPr>
+                <w:rStyle w:val="VerbatimChar"/>
+              </w:rPr>
+              <w:t xml:space="preserve">nodeIdW</w:t>
+            </w:r>
+            <w:r>
+              <w:t xml:space="preserve"> </w:t>
+            </w:r>
+            <w:r>
+              <w:t xml:space="preserve">11 to 16</w:t>
+            </w:r>
+          </w:p>
+        </w:tc>
+        <w:tc>
+          <w:tcPr/>
+          <w:p>
+            <w:pPr>
+              <w:pStyle w:val="Compact"/>
+              <w:jc w:val="right"/>
+            </w:pPr>
+            <w:r>
+              <w:t xml:space="preserve">+15</w:t>
+            </w:r>
+          </w:p>
+        </w:tc>
+        <w:tc>
+          <w:tcPr/>
+          <w:p>
+            <w:pPr>
+              <w:pStyle w:val="Compact"/>
+              <w:jc w:val="right"/>
+            </w:pPr>
+            <w:r>
+              <w:t xml:space="preserve">+10</w:t>
+            </w:r>
+          </w:p>
+        </w:tc>
+        <w:tc>
+          <w:tcPr/>
+          <w:p>
+            <w:pPr>
+              <w:pStyle w:val="Compact"/>
+              <w:jc w:val="right"/>
+            </w:pPr>
+            <w:r>
+              <w:t xml:space="preserve">+10</w:t>
+            </w:r>
+          </w:p>
+        </w:tc>
+        <w:tc>
+          <w:tcPr/>
+          <w:p>
+            <w:pPr>
+              <w:pStyle w:val="Compact"/>
+              <w:jc w:val="right"/>
+            </w:pPr>
+            <w:r>
+              <w:t xml:space="preserve">+15</w:t>
+            </w:r>
+          </w:p>
+        </w:tc>
+        <w:tc>
+          <w:tcPr/>
+          <w:p>
+            <w:pPr>
+              <w:pStyle w:val="Compact"/>
+              <w:jc w:val="right"/>
+            </w:pPr>
+            <w:r>
+              <w:t xml:space="preserve">+50</w:t>
+            </w:r>
+          </w:p>
+        </w:tc>
+      </w:tr>
+      <w:tr>
+        <w:tc>
+          <w:tcPr/>
+          <w:p>
+            <w:pPr>
+              <w:pStyle w:val="Compact"/>
+              <w:jc w:val="left"/>
+            </w:pPr>
+            <w:r>
+              <w:rPr>
+                <w:rStyle w:val="VerbatimChar"/>
+              </w:rPr>
+              <w:t xml:space="preserve">nodeIdW</w:t>
+            </w:r>
+            <w:r>
+              <w:t xml:space="preserve"> </w:t>
+            </w:r>
+            <w:r>
+              <w:t xml:space="preserve">11 to 7</w:t>
+            </w:r>
+          </w:p>
+        </w:tc>
+        <w:tc>
+          <w:tcPr/>
+          <w:p>
+            <w:pPr>
+              <w:pStyle w:val="Compact"/>
+              <w:jc w:val="right"/>
+            </w:pPr>
+            <w:r>
+              <w:t xml:space="preserve">-12</w:t>
+            </w:r>
+          </w:p>
+        </w:tc>
+        <w:tc>
+          <w:tcPr/>
+          <w:p>
+            <w:pPr>
+              <w:pStyle w:val="Compact"/>
+              <w:jc w:val="right"/>
+            </w:pPr>
+            <w:r>
+              <w:t xml:space="preserve">-8</w:t>
+            </w:r>
+          </w:p>
+        </w:tc>
+        <w:tc>
+          <w:tcPr/>
+          <w:p>
+            <w:pPr>
+              <w:pStyle w:val="Compact"/>
+              <w:jc w:val="right"/>
+            </w:pPr>
+            <w:r>
+              <w:t xml:space="preserve">-8</w:t>
+            </w:r>
+          </w:p>
+        </w:tc>
+        <w:tc>
+          <w:tcPr/>
+          <w:p>
+            <w:pPr>
+              <w:pStyle w:val="Compact"/>
+              <w:jc w:val="right"/>
+            </w:pPr>
+            <w:r>
+              <w:t xml:space="preserve">-12</w:t>
+            </w:r>
+          </w:p>
+        </w:tc>
+        <w:tc>
+          <w:tcPr/>
+          <w:p>
+            <w:pPr>
+              <w:pStyle w:val="Compact"/>
+              <w:jc w:val="right"/>
+            </w:pPr>
+            <w:r>
+              <w:t xml:space="preserve">-40</w:t>
+            </w:r>
+          </w:p>
+        </w:tc>
+      </w:tr>
+      <w:tr>
+        <w:tc>
+          <w:tcPr/>
+          <w:p>
+            <w:pPr>
+              <w:pStyle w:val="Compact"/>
+              <w:jc w:val="left"/>
+            </w:pPr>
+            <w:r>
+              <w:rPr>
+                <w:rStyle w:val="VerbatimChar"/>
+              </w:rPr>
+              <w:t xml:space="preserve">addrW</w:t>
+            </w:r>
+            <w:r>
+              <w:t xml:space="preserve"> </w:t>
+            </w:r>
+            <w:r>
+              <w:t xml:space="preserve">48 to 52</w:t>
+            </w:r>
+          </w:p>
+        </w:tc>
+        <w:tc>
+          <w:tcPr/>
+          <w:p>
+            <w:pPr>
+              <w:pStyle w:val="Compact"/>
+              <w:jc w:val="right"/>
+            </w:pPr>
+            <w:r>
+              <w:t xml:space="preserve">+4</w:t>
+            </w:r>
+          </w:p>
+        </w:tc>
+        <w:tc>
+          <w:tcPr/>
+          <w:p>
+            <w:pPr>
+              <w:pStyle w:val="Compact"/>
+              <w:jc w:val="right"/>
+            </w:pPr>
+            <w:r>
+              <w:t xml:space="preserve">0</w:t>
+            </w:r>
+          </w:p>
+        </w:tc>
+        <w:tc>
+          <w:tcPr/>
+          <w:p>
+            <w:pPr>
+              <w:pStyle w:val="Compact"/>
+              <w:jc w:val="right"/>
+            </w:pPr>
+            <w:r>
+              <w:t xml:space="preserve">+4</w:t>
+            </w:r>
+          </w:p>
+        </w:tc>
+        <w:tc>
+          <w:tcPr/>
+          <w:p>
+            <w:pPr>
+              <w:pStyle w:val="Compact"/>
+              <w:jc w:val="right"/>
+            </w:pPr>
+            <w:r>
+              <w:t xml:space="preserve">0</w:t>
+            </w:r>
+          </w:p>
+        </w:tc>
+        <w:tc>
+          <w:tcPr/>
+          <w:p>
+            <w:pPr>
+              <w:pStyle w:val="Compact"/>
+              <w:jc w:val="right"/>
+            </w:pPr>
+            <w:r>
+              <w:t xml:space="preserve">+8</w:t>
+            </w:r>
+          </w:p>
+        </w:tc>
+      </w:tr>
+      <w:tr>
+        <w:tc>
+          <w:tcPr/>
+          <w:p>
+            <w:pPr>
+              <w:pStyle w:val="Compact"/>
+              <w:jc w:val="left"/>
+            </w:pPr>
+            <w:r>
+              <w:rPr>
+                <w:rStyle w:val="VerbatimChar"/>
+              </w:rPr>
+              <w:t xml:space="preserve">dataW</w:t>
+            </w:r>
+            <w:r>
+              <w:t xml:space="preserve"> </w:t>
+            </w:r>
+            <w:r>
+              <w:t xml:space="preserve">256 to 512</w:t>
+            </w:r>
+          </w:p>
+        </w:tc>
+        <w:tc>
+          <w:tcPr/>
+          <w:p>
+            <w:pPr>
+              <w:pStyle w:val="Compact"/>
+              <w:jc w:val="right"/>
+            </w:pPr>
+            <w:r>
+              <w:t xml:space="preserve">0</w:t>
+            </w:r>
+          </w:p>
+        </w:tc>
+        <w:tc>
+          <w:tcPr/>
+          <w:p>
+            <w:pPr>
+              <w:pStyle w:val="Compact"/>
+              <w:jc w:val="right"/>
+            </w:pPr>
+            <w:r>
+              <w:t xml:space="preserve">0</w:t>
+            </w:r>
+          </w:p>
+        </w:tc>
+        <w:tc>
+          <w:tcPr/>
+          <w:p>
+            <w:pPr>
+              <w:pStyle w:val="Compact"/>
+              <w:jc w:val="right"/>
+            </w:pPr>
+            <w:r>
+              <w:t xml:space="preserve">0</w:t>
+            </w:r>
+          </w:p>
+        </w:tc>
+        <w:tc>
+          <w:tcPr/>
+          <w:p>
+            <w:pPr>
+              <w:pStyle w:val="Compact"/>
+              <w:jc w:val="right"/>
+            </w:pPr>
+            <w:r>
+              <w:t xml:space="preserve">+334</w:t>
+            </w:r>
+          </w:p>
+        </w:tc>
+        <w:tc>
+          <w:tcPr/>
+          <w:p>
+            <w:pPr>
+              <w:pStyle w:val="Compact"/>
+              <w:jc w:val="right"/>
+            </w:pPr>
+            <w:r>
+              <w:t xml:space="preserve">+334</w:t>
+            </w:r>
+          </w:p>
+        </w:tc>
+      </w:tr>
+      <w:tr>
+        <w:tc>
+          <w:tcPr/>
+          <w:p>
+            <w:pPr>
+              <w:pStyle w:val="Compact"/>
+              <w:jc w:val="left"/>
+            </w:pPr>
+            <w:r>
+              <w:rPr>
+                <w:rStyle w:val="VerbatimChar"/>
+              </w:rPr>
+              <w:t xml:space="preserve">dataW</w:t>
+            </w:r>
+            <w:r>
+              <w:t xml:space="preserve"> </w:t>
+            </w:r>
+            <w:r>
+              <w:t xml:space="preserve">256 to 128</w:t>
+            </w:r>
+          </w:p>
+        </w:tc>
+        <w:tc>
+          <w:tcPr/>
+          <w:p>
+            <w:pPr>
+              <w:pStyle w:val="Compact"/>
+              <w:jc w:val="right"/>
+            </w:pPr>
+            <w:r>
+              <w:t xml:space="preserve">0</w:t>
+            </w:r>
+          </w:p>
+        </w:tc>
+        <w:tc>
+          <w:tcPr/>
+          <w:p>
+            <w:pPr>
+              <w:pStyle w:val="Compact"/>
+              <w:jc w:val="right"/>
+            </w:pPr>
+            <w:r>
+              <w:t xml:space="preserve">0</w:t>
+            </w:r>
+          </w:p>
+        </w:tc>
+        <w:tc>
+          <w:tcPr/>
+          <w:p>
+            <w:pPr>
+              <w:pStyle w:val="Compact"/>
+              <w:jc w:val="right"/>
+            </w:pPr>
+            <w:r>
+              <w:t xml:space="preserve">0</w:t>
+            </w:r>
+          </w:p>
+        </w:tc>
+        <w:tc>
+          <w:tcPr/>
+          <w:p>
+            <w:pPr>
+              <w:pStyle w:val="Compact"/>
+              <w:jc w:val="right"/>
+            </w:pPr>
+            <w:r>
+              <w:t xml:space="preserve">-167</w:t>
+            </w:r>
+          </w:p>
+        </w:tc>
+        <w:tc>
+          <w:tcPr/>
+          <w:p>
+            <w:pPr>
+              <w:pStyle w:val="Compact"/>
+              <w:jc w:val="right"/>
+            </w:pPr>
+            <w:r>
+              <w:t xml:space="preserve">-167</w:t>
+            </w:r>
+          </w:p>
+        </w:tc>
+      </w:tr>
+      <w:tr>
+        <w:tc>
+          <w:tcPr/>
+          <w:p>
+            <w:pPr>
+              <w:pStyle w:val="Compact"/>
+              <w:jc w:val="left"/>
+            </w:pPr>
+            <w:r>
+              <w:rPr>
+                <w:rStyle w:val="VerbatimChar"/>
+              </w:rPr>
+              <w:t xml:space="preserve">rsvdcW</w:t>
+            </w:r>
+            <w:r>
+              <w:t xml:space="preserve"> </w:t>
+            </w:r>
+            <w:r>
+              <w:t xml:space="preserve">0 to 32</w:t>
+            </w:r>
+          </w:p>
+        </w:tc>
+        <w:tc>
+          <w:tcPr/>
+          <w:p>
+            <w:pPr>
+              <w:pStyle w:val="Compact"/>
+              <w:jc w:val="right"/>
+            </w:pPr>
+            <w:r>
+              <w:t xml:space="preserve">+32</w:t>
+            </w:r>
+          </w:p>
+        </w:tc>
+        <w:tc>
+          <w:tcPr/>
+          <w:p>
+            <w:pPr>
+              <w:pStyle w:val="Compact"/>
+              <w:jc w:val="right"/>
+            </w:pPr>
+            <w:r>
+              <w:t xml:space="preserve">0</w:t>
+            </w:r>
+          </w:p>
+        </w:tc>
+        <w:tc>
+          <w:tcPr/>
+          <w:p>
+            <w:pPr>
+              <w:pStyle w:val="Compact"/>
+              <w:jc w:val="right"/>
+            </w:pPr>
+            <w:r>
+              <w:t xml:space="preserve">0</w:t>
+            </w:r>
+          </w:p>
+        </w:tc>
+        <w:tc>
+          <w:tcPr/>
+          <w:p>
+            <w:pPr>
+              <w:pStyle w:val="Compact"/>
+              <w:jc w:val="right"/>
+            </w:pPr>
+            <w:r>
+              <w:t xml:space="preserve">+32</w:t>
+            </w:r>
+          </w:p>
+        </w:tc>
+        <w:tc>
+          <w:tcPr/>
+          <w:p>
+            <w:pPr>
+              <w:pStyle w:val="Compact"/>
+              <w:jc w:val="right"/>
+            </w:pPr>
+            <w:r>
+              <w:t xml:space="preserve">+64</w:t>
+            </w:r>
+          </w:p>
+        </w:tc>
+      </w:tr>
+      <w:tr>
+        <w:tc>
+          <w:tcPr/>
+          <w:p>
+            <w:pPr>
+              <w:pStyle w:val="Compact"/>
+              <w:jc w:val="left"/>
+            </w:pPr>
+            <w:r>
+              <w:rPr>
+                <w:rStyle w:val="VerbatimChar"/>
+              </w:rPr>
+              <w:t xml:space="preserve">mpamEn</w:t>
+            </w:r>
+            <w:r>
+              <w:t xml:space="preserve"> </w:t>
+            </w:r>
+            <w:r>
+              <w:t xml:space="preserve">with</w:t>
+            </w:r>
+            <w:r>
+              <w:t xml:space="preserve"> </w:t>
+            </w:r>
+            <w:r>
+              <w:rPr>
+                <w:rStyle w:val="VerbatimChar"/>
+              </w:rPr>
+              <w:t xml:space="preserve">mpamW</w:t>
+            </w:r>
+            <w:r>
+              <w:t xml:space="preserve"> </w:t>
+            </w:r>
+            <w:r>
+              <w:t xml:space="preserve">12</w:t>
+            </w:r>
+          </w:p>
+        </w:tc>
+        <w:tc>
+          <w:tcPr/>
+          <w:p>
+            <w:pPr>
+              <w:pStyle w:val="Compact"/>
+              <w:jc w:val="right"/>
+            </w:pPr>
+            <w:r>
+              <w:t xml:space="preserve">+12</w:t>
+            </w:r>
+          </w:p>
+        </w:tc>
+        <w:tc>
+          <w:tcPr/>
+          <w:p>
+            <w:pPr>
+              <w:pStyle w:val="Compact"/>
+              <w:jc w:val="right"/>
+            </w:pPr>
+            <w:r>
+              <w:t xml:space="preserve">0</w:t>
+            </w:r>
+          </w:p>
+        </w:tc>
+        <w:tc>
+          <w:tcPr/>
+          <w:p>
+            <w:pPr>
+              <w:pStyle w:val="Compact"/>
+              <w:jc w:val="right"/>
+            </w:pPr>
+            <w:r>
+              <w:t xml:space="preserve">+12</w:t>
+            </w:r>
+          </w:p>
+        </w:tc>
+        <w:tc>
+          <w:tcPr/>
+          <w:p>
+            <w:pPr>
+              <w:pStyle w:val="Compact"/>
+              <w:jc w:val="right"/>
+            </w:pPr>
+            <w:r>
+              <w:t xml:space="preserve">0</w:t>
+            </w:r>
+          </w:p>
+        </w:tc>
+        <w:tc>
+          <w:tcPr/>
+          <w:p>
+            <w:pPr>
+              <w:pStyle w:val="Compact"/>
+              <w:jc w:val="right"/>
+            </w:pPr>
+            <w:r>
+              <w:t xml:space="preserve">+24</w:t>
+            </w:r>
+          </w:p>
+        </w:tc>
+      </w:tr>
+      <w:tr>
+        <w:tc>
+          <w:tcPr/>
+          <w:p>
+            <w:pPr>
+              <w:pStyle w:val="Compact"/>
+              <w:jc w:val="left"/>
+            </w:pPr>
+            <w:r>
+              <w:rPr>
+                <w:rStyle w:val="VerbatimChar"/>
+              </w:rPr>
+              <w:t xml:space="preserve">mpamEn</w:t>
+            </w:r>
+            <w:r>
+              <w:t xml:space="preserve"> </w:t>
+            </w:r>
+            <w:r>
+              <w:t xml:space="preserve">with</w:t>
+            </w:r>
+            <w:r>
+              <w:t xml:space="preserve"> </w:t>
+            </w:r>
+            <w:r>
+              <w:rPr>
+                <w:rStyle w:val="VerbatimChar"/>
+              </w:rPr>
+              <w:t xml:space="preserve">mpamW</w:t>
+            </w:r>
+            <w:r>
+              <w:t xml:space="preserve"> </w:t>
+            </w:r>
+            <w:r>
+              <w:t xml:space="preserve">15</w:t>
+            </w:r>
+          </w:p>
+        </w:tc>
+        <w:tc>
+          <w:tcPr/>
+          <w:p>
+            <w:pPr>
+              <w:pStyle w:val="Compact"/>
+              <w:jc w:val="right"/>
+            </w:pPr>
+            <w:r>
+              <w:t xml:space="preserve">+15</w:t>
+            </w:r>
+          </w:p>
+        </w:tc>
+        <w:tc>
+          <w:tcPr/>
+          <w:p>
+            <w:pPr>
+              <w:pStyle w:val="Compact"/>
+              <w:jc w:val="right"/>
+            </w:pPr>
+            <w:r>
+              <w:t xml:space="preserve">0</w:t>
+            </w:r>
+          </w:p>
+        </w:tc>
+        <w:tc>
+          <w:tcPr/>
+          <w:p>
+            <w:pPr>
+              <w:pStyle w:val="Compact"/>
+              <w:jc w:val="right"/>
+            </w:pPr>
+            <w:r>
+              <w:t xml:space="preserve">+15</w:t>
+            </w:r>
+          </w:p>
+        </w:tc>
+        <w:tc>
+          <w:tcPr/>
+          <w:p>
+            <w:pPr>
+              <w:pStyle w:val="Compact"/>
+              <w:jc w:val="right"/>
+            </w:pPr>
+            <w:r>
+              <w:t xml:space="preserve">0</w:t>
+            </w:r>
+          </w:p>
+        </w:tc>
+        <w:tc>
+          <w:tcPr/>
+          <w:p>
+            <w:pPr>
+              <w:pStyle w:val="Compact"/>
+              <w:jc w:val="right"/>
+            </w:pPr>
+            <w:r>
+              <w:t xml:space="preserve">+30</w:t>
+            </w:r>
+          </w:p>
+        </w:tc>
+      </w:tr>
+      <w:tr>
+        <w:tc>
+          <w:tcPr/>
+          <w:p>
+            <w:pPr>
+              <w:pStyle w:val="Compact"/>
+              <w:jc w:val="left"/>
+            </w:pPr>
+            <w:r>
+              <w:rPr>
+                <w:rStyle w:val="VerbatimChar"/>
+              </w:rPr>
+              <w:t xml:space="preserve">mecEn</w:t>
+            </w:r>
+          </w:p>
+        </w:tc>
+        <w:tc>
+          <w:tcPr/>
+          <w:p>
+            <w:pPr>
+              <w:pStyle w:val="Compact"/>
+              <w:jc w:val="right"/>
+            </w:pPr>
+            <w:r>
+              <w:t xml:space="preserve">+16</w:t>
+            </w:r>
+          </w:p>
+        </w:tc>
+        <w:tc>
+          <w:tcPr/>
+          <w:p>
+            <w:pPr>
+              <w:pStyle w:val="Compact"/>
+              <w:jc w:val="right"/>
+            </w:pPr>
+            <w:r>
+              <w:t xml:space="preserve">0</w:t>
+            </w:r>
+          </w:p>
+        </w:tc>
+        <w:tc>
+          <w:tcPr/>
+          <w:p>
+            <w:pPr>
+              <w:pStyle w:val="Compact"/>
+              <w:jc w:val="right"/>
+            </w:pPr>
+            <w:r>
+              <w:t xml:space="preserve">+16</w:t>
+            </w:r>
+          </w:p>
+        </w:tc>
+        <w:tc>
+          <w:tcPr/>
+          <w:p>
+            <w:pPr>
+              <w:pStyle w:val="Compact"/>
+              <w:jc w:val="right"/>
+            </w:pPr>
+            <w:r>
+              <w:t xml:space="preserve">+16</w:t>
+            </w:r>
+          </w:p>
+        </w:tc>
+        <w:tc>
+          <w:tcPr/>
+          <w:p>
+            <w:pPr>
+              <w:pStyle w:val="Compact"/>
+              <w:jc w:val="right"/>
+            </w:pPr>
+            <w:r>
+              <w:t xml:space="preserve">+48</w:t>
+            </w:r>
+          </w:p>
+        </w:tc>
+      </w:tr>
+      <w:tr>
+        <w:tc>
+          <w:tcPr/>
+          <w:p>
+            <w:pPr>
+              <w:pStyle w:val="Compact"/>
+              <w:jc w:val="left"/>
+            </w:pPr>
+            <w:r>
+              <w:rPr>
+                <w:rStyle w:val="VerbatimChar"/>
+              </w:rPr>
+              <w:t xml:space="preserve">cdaEn</w:t>
+            </w:r>
+          </w:p>
+        </w:tc>
+        <w:tc>
+          <w:tcPr/>
+          <w:p>
+            <w:pPr>
+              <w:pStyle w:val="Compact"/>
+              <w:jc w:val="right"/>
+            </w:pPr>
+            <w:r>
+              <w:t xml:space="preserve">+17</w:t>
+            </w:r>
+          </w:p>
+        </w:tc>
+        <w:tc>
+          <w:tcPr/>
+          <w:p>
+            <w:pPr>
+              <w:pStyle w:val="Compact"/>
+              <w:jc w:val="right"/>
+            </w:pPr>
+            <w:r>
+              <w:t xml:space="preserve">0</w:t>
+            </w:r>
+          </w:p>
+        </w:tc>
+        <w:tc>
+          <w:tcPr/>
+          <w:p>
+            <w:pPr>
+              <w:pStyle w:val="Compact"/>
+              <w:jc w:val="right"/>
+            </w:pPr>
+            <w:r>
+              <w:t xml:space="preserve">0</w:t>
+            </w:r>
+          </w:p>
+        </w:tc>
+        <w:tc>
+          <w:tcPr/>
+          <w:p>
+            <w:pPr>
+              <w:pStyle w:val="Compact"/>
+              <w:jc w:val="right"/>
+            </w:pPr>
+            <w:r>
+              <w:t xml:space="preserve">0</w:t>
+            </w:r>
+          </w:p>
+        </w:tc>
+        <w:tc>
+          <w:tcPr/>
+          <w:p>
+            <w:pPr>
+              <w:pStyle w:val="Compact"/>
+              <w:jc w:val="right"/>
+            </w:pPr>
+            <w:r>
+              <w:t xml:space="preserve">+17</w:t>
+            </w:r>
+          </w:p>
+        </w:tc>
+      </w:tr>
+      <w:tr>
+        <w:tc>
+          <w:tcPr/>
+          <w:p>
+            <w:pPr>
+              <w:pStyle w:val="Compact"/>
+              <w:jc w:val="left"/>
+            </w:pPr>
+            <w:r>
+              <w:rPr>
+                <w:rStyle w:val="VerbatimChar"/>
+              </w:rPr>
+              <w:t xml:space="preserve">pbhaEn</w:t>
+            </w:r>
+          </w:p>
+        </w:tc>
+        <w:tc>
+          <w:tcPr/>
+          <w:p>
+            <w:pPr>
+              <w:pStyle w:val="Compact"/>
+              <w:jc w:val="right"/>
+            </w:pPr>
+            <w:r>
+              <w:t xml:space="preserve">+4</w:t>
+            </w:r>
+          </w:p>
+        </w:tc>
+        <w:tc>
+          <w:tcPr/>
+          <w:p>
+            <w:pPr>
+              <w:pStyle w:val="Compact"/>
+              <w:jc w:val="right"/>
+            </w:pPr>
+            <w:r>
+              <w:t xml:space="preserve">0</w:t>
+            </w:r>
+          </w:p>
+        </w:tc>
+        <w:tc>
+          <w:tcPr/>
+          <w:p>
+            <w:pPr>
+              <w:pStyle w:val="Compact"/>
+              <w:jc w:val="right"/>
+            </w:pPr>
+            <w:r>
+              <w:t xml:space="preserve">0</w:t>
+            </w:r>
+          </w:p>
+        </w:tc>
+        <w:tc>
+          <w:tcPr/>
+          <w:p>
+            <w:pPr>
+              <w:pStyle w:val="Compact"/>
+              <w:jc w:val="right"/>
+            </w:pPr>
+            <w:r>
+              <w:t xml:space="preserve">0</w:t>
+            </w:r>
+          </w:p>
+        </w:tc>
+        <w:tc>
+          <w:tcPr/>
+          <w:p>
+            <w:pPr>
+              <w:pStyle w:val="Compact"/>
+              <w:jc w:val="right"/>
+            </w:pPr>
+            <w:r>
+              <w:t xml:space="preserve">+4</w:t>
+            </w:r>
+          </w:p>
+        </w:tc>
+      </w:tr>
+      <w:tr>
+        <w:tc>
+          <w:tcPr/>
+          <w:p>
+            <w:pPr>
+              <w:pStyle w:val="Compact"/>
+              <w:jc w:val="left"/>
+            </w:pPr>
+            <w:r>
+              <w:rPr>
+                <w:rStyle w:val="VerbatimChar"/>
+              </w:rPr>
+              <w:t xml:space="preserve">dataCheckEn</w:t>
+            </w:r>
+            <w:r>
+              <w:t xml:space="preserve"> </w:t>
+            </w:r>
+            <w:r>
+              <w:t xml:space="preserve">off</w:t>
+            </w:r>
+          </w:p>
+        </w:tc>
+        <w:tc>
+          <w:tcPr/>
+          <w:p>
+            <w:pPr>
+              <w:pStyle w:val="Compact"/>
+              <w:jc w:val="right"/>
+            </w:pPr>
+            <w:r>
+              <w:t xml:space="preserve">0</w:t>
+            </w:r>
+          </w:p>
+        </w:tc>
+        <w:tc>
+          <w:tcPr/>
+          <w:p>
+            <w:pPr>
+              <w:pStyle w:val="Compact"/>
+              <w:jc w:val="right"/>
+            </w:pPr>
+            <w:r>
+              <w:t xml:space="preserve">0</w:t>
+            </w:r>
+          </w:p>
+        </w:tc>
+        <w:tc>
+          <w:tcPr/>
+          <w:p>
+            <w:pPr>
+              <w:pStyle w:val="Compact"/>
+              <w:jc w:val="right"/>
+            </w:pPr>
+            <w:r>
+              <w:t xml:space="preserve">0</w:t>
+            </w:r>
+          </w:p>
+        </w:tc>
+        <w:tc>
+          <w:tcPr/>
+          <w:p>
+            <w:pPr>
+              <w:pStyle w:val="Compact"/>
+              <w:jc w:val="right"/>
+            </w:pPr>
+            <w:r>
+              <w:t xml:space="preserve">-32</w:t>
+            </w:r>
+          </w:p>
+        </w:tc>
+        <w:tc>
+          <w:tcPr/>
+          <w:p>
+            <w:pPr>
+              <w:pStyle w:val="Compact"/>
+              <w:jc w:val="right"/>
+            </w:pPr>
+            <w:r>
+              <w:t xml:space="preserve">-32</w:t>
+            </w:r>
+          </w:p>
+        </w:tc>
+      </w:tr>
+      <w:tr>
+        <w:tc>
+          <w:tcPr/>
+          <w:p>
+            <w:pPr>
+              <w:pStyle w:val="Compact"/>
+              <w:jc w:val="left"/>
+            </w:pPr>
+            <w:r>
+              <w:rPr>
+                <w:rStyle w:val="VerbatimChar"/>
+              </w:rPr>
+              <w:t xml:space="preserve">poisonEn</w:t>
+            </w:r>
+            <w:r>
+              <w:t xml:space="preserve"> </w:t>
+            </w:r>
+            <w:r>
+              <w:t xml:space="preserve">off</w:t>
+            </w:r>
+          </w:p>
+        </w:tc>
+        <w:tc>
+          <w:tcPr/>
+          <w:p>
+            <w:pPr>
+              <w:pStyle w:val="Compact"/>
+              <w:jc w:val="right"/>
+            </w:pPr>
+            <w:r>
+              <w:t xml:space="preserve">0</w:t>
+            </w:r>
+          </w:p>
+        </w:tc>
+        <w:tc>
+          <w:tcPr/>
+          <w:p>
+            <w:pPr>
+              <w:pStyle w:val="Compact"/>
+              <w:jc w:val="right"/>
+            </w:pPr>
+            <w:r>
+              <w:t xml:space="preserve">0</w:t>
+            </w:r>
+          </w:p>
+        </w:tc>
+        <w:tc>
+          <w:tcPr/>
+          <w:p>
+            <w:pPr>
+              <w:pStyle w:val="Compact"/>
+              <w:jc w:val="right"/>
+            </w:pPr>
+            <w:r>
+              <w:t xml:space="preserve">0</w:t>
+            </w:r>
+          </w:p>
+        </w:tc>
+        <w:tc>
+          <w:tcPr/>
+          <w:p>
+            <w:pPr>
+              <w:pStyle w:val="Compact"/>
+              <w:jc w:val="right"/>
+            </w:pPr>
+            <w:r>
+              <w:t xml:space="preserve">-4</w:t>
+            </w:r>
+          </w:p>
+        </w:tc>
+        <w:tc>
+          <w:tcPr/>
+          <w:p>
+            <w:pPr>
+              <w:pStyle w:val="Compact"/>
+              <w:jc w:val="right"/>
+            </w:pPr>
+            <w:r>
+              <w:t xml:space="preserve">-4</w:t>
+            </w:r>
+          </w:p>
+        </w:tc>
+      </w:tr>
+    </w:tbl>
+    <w:p>
+      <w:pPr>
+        <w:pStyle w:val="BodyText"/>
+      </w:pPr>
+      <w:r>
+        <w:t xml:space="preserve">Those totals are per flit, and every flit width is replicated across every</w:t>
+      </w:r>
+      <w:r>
+        <w:t xml:space="preserve"> </w:t>
+      </w:r>
+      <w:r>
+        <w:t xml:space="preserve">port, every crosspoint and every receive buffer, so the cost multiplies by</w:t>
+      </w:r>
+      <w:r>
+        <w:t xml:space="preserve"> </w:t>
+      </w:r>
+      <w:r>
+        <w:t xml:space="preserve">the fabric size.</w:t>
+      </w:r>
+      <w:r>
+        <w:t xml:space="preserve"> </w:t>
+      </w:r>
+      <w:r>
+        <w:rPr>
+          <w:rStyle w:val="VerbatimChar"/>
+        </w:rPr>
+        <w:t xml:space="preserve">nodeIdW</w:t>
+      </w:r>
+      <w:r>
+        <w:t xml:space="preserve"> </w:t>
+      </w:r>
+      <w:r>
+        <w:t xml:space="preserve">is the parameter to watch: it appears three times</w:t>
+      </w:r>
+      <w:r>
+        <w:t xml:space="preserve"> </w:t>
+      </w:r>
+      <w:r>
+        <w:t xml:space="preserve">in REQ, twice in RSP, twice in SNP and three times in DAT, so a width chosen</w:t>
+      </w:r>
+      <w:r>
+        <w:t xml:space="preserve"> </w:t>
+      </w:r>
+      <w:r>
+        <w:t xml:space="preserve">for future expansion is paid for on all four channels at once. The default of</w:t>
+      </w:r>
+      <w:r>
+        <w:t xml:space="preserve"> </w:t>
+      </w:r>
+      <w:r>
+        <w:t xml:space="preserve">11 is the narrowest value that still encodes the default mesh placement, as</w:t>
+      </w:r>
+      <w:r>
+        <w:t xml:space="preserve"> </w:t>
+      </w:r>
+      <w:r>
+        <w:t xml:space="preserve">Section 3.2.3 explains.</w:t>
+      </w:r>
+    </w:p>
+    <w:p>
+      <w:pPr>
+        <w:pStyle w:val="BodyText"/>
+      </w:pPr>
+      <w:r>
+        <w:rPr>
+          <w:rStyle w:val="VerbatimChar"/>
+        </w:rPr>
+        <w:t xml:space="preserve">parityEn</w:t>
+      </w:r>
+      <w:r>
+        <w:t xml:space="preserve"> </w:t>
+      </w:r>
+      <w:r>
+        <w:t xml:space="preserve">behaves differently from the rest of the table: it does not change</w:t>
+      </w:r>
+      <w:r>
+        <w:t xml:space="preserve"> </w:t>
+      </w:r>
+      <w:r>
+        <w:t xml:space="preserve">flit length, it adds a separate check bus alongside each channel, one bit per</w:t>
+      </w:r>
+      <w:r>
+        <w:t xml:space="preserve"> </w:t>
+      </w:r>
+      <w:r>
+        <w:t xml:space="preserve">eight payload bits. At the default widths that is 20, 10, 14 and 55 wires for</w:t>
+      </w:r>
+      <w:r>
+        <w:t xml:space="preserve"> </w:t>
+      </w:r>
+      <w:r>
+        <w:t xml:space="preserve">REQ, RSP, SNP and DAT respectively, per direction, per port.</w:t>
       </w:r>
     </w:p>
     <w:bookmarkEnd w:id="38"/>
-    <w:bookmarkStart w:id="39" w:name="top-level-ports-beyond-the-interfaces"/>
+    <w:bookmarkStart w:id="39" w:name="Xc7c3ad106fc11b21b3264e59692049bf34a70c2"/>
+    <w:p>
+      <w:pPr>
+        <w:pStyle w:val="Heading3"/>
+      </w:pPr>
+      <w:r>
+        <w:t xml:space="preserve">3.2.2 Parameters the specification leaves to the implementation</w:t>
+      </w:r>
+    </w:p>
+    <w:p>
+      <w:pPr>
+        <w:pStyle w:val="FirstParagraph"/>
+      </w:pPr>
+      <w:r>
+        <w:t xml:space="preserve">For this group CHI states a requirement and then explicitly declines to</w:t>
+      </w:r>
+      <w:r>
+        <w:t xml:space="preserve"> </w:t>
+      </w:r>
+      <w:r>
+        <w:t xml:space="preserve">constrain how it is met. B3.1 does this for the address map —</w:t>
+      </w:r>
+      <w:r>
+        <w:t xml:space="preserve"> </w:t>
+      </w:r>
+      <w:r>
+        <w:t xml:space="preserve">“</w:t>
+      </w:r>
+      <w:r>
+        <w:t xml:space="preserve">The exact</w:t>
+      </w:r>
+      <w:r>
+        <w:t xml:space="preserve"> </w:t>
+      </w:r>
+      <w:r>
+        <w:t xml:space="preserve">format and structure of the SAM is IMPLEMENTATION DEFINED and is outside the</w:t>
+      </w:r>
+      <w:r>
+        <w:t xml:space="preserve"> </w:t>
+      </w:r>
+      <w:r>
+        <w:t xml:space="preserve">scope of this specification</w:t>
+      </w:r>
+      <w:r>
+        <w:t xml:space="preserve">”</w:t>
+      </w:r>
+      <w:r>
+        <w:t xml:space="preserve"> </w:t>
+      </w:r>
+      <w:r>
+        <w:t xml:space="preserve">— and B3.2 does it for node identity:</w:t>
+      </w:r>
+      <w:r>
+        <w:t xml:space="preserve"> </w:t>
+      </w:r>
+      <w:r>
+        <w:t xml:space="preserve">“</w:t>
+      </w:r>
+      <w:r>
+        <w:t xml:space="preserve">Defining</w:t>
+      </w:r>
+      <w:r>
+        <w:t xml:space="preserve"> </w:t>
+      </w:r>
+      <w:r>
+        <w:t xml:space="preserve">and assigning a node ID for each node in a system is IMPLEMENTATION DEFINED</w:t>
+      </w:r>
+      <w:r>
+        <w:t xml:space="preserve">”</w:t>
+      </w:r>
+      <w:r>
+        <w:t xml:space="preserve">.</w:t>
+      </w:r>
+      <w:r>
+        <w:t xml:space="preserve"> </w:t>
+      </w:r>
+      <w:r>
+        <w:t xml:space="preserve">Everything below is configurable because the specification left the choice</w:t>
+      </w:r>
+      <w:r>
+        <w:t xml:space="preserve"> </w:t>
+      </w:r>
+      <w:r>
+        <w:t xml:space="preserve">open, not because interoperability demands it.</w:t>
+      </w:r>
+    </w:p>
+    <w:tbl>
+      <w:tblPr>
+        <w:tblStyle w:val="Table"/>
+        <w:tblW w:type="pct" w:w="5000"/>
+        <w:tblLook w:firstRow="1" w:lastRow="0" w:firstColumn="0" w:lastColumn="0" w:noHBand="0" w:noVBand="0" w:val="0020"/>
+        <w:jc w:val="start"/>
+      </w:tblPr>
+      <w:tblGrid>
+        <w:gridCol w:w="2640"/>
+        <w:gridCol w:w="2640"/>
+        <w:gridCol w:w="2640"/>
+      </w:tblGrid>
+      <w:tr>
+        <w:trPr>
+          <w:tblHeader w:val="true"/>
+        </w:trPr>
+        <w:tc>
+          <w:tcPr/>
+          <w:p>
+            <w:pPr>
+              <w:pStyle w:val="Compact"/>
+              <w:jc w:val="left"/>
+            </w:pPr>
+            <w:r>
+              <w:t xml:space="preserve">Field</w:t>
+            </w:r>
+          </w:p>
+        </w:tc>
+        <w:tc>
+          <w:tcPr/>
+          <w:p>
+            <w:pPr>
+              <w:pStyle w:val="Compact"/>
+              <w:jc w:val="left"/>
+            </w:pPr>
+            <w:r>
+              <w:t xml:space="preserve">Why it is a parameter</w:t>
+            </w:r>
+          </w:p>
+        </w:tc>
+        <w:tc>
+          <w:tcPr/>
+          <w:p>
+            <w:pPr>
+              <w:pStyle w:val="Compact"/>
+              <w:jc w:val="left"/>
+            </w:pPr>
+            <w:r>
+              <w:t xml:space="preserve">What you trade</w:t>
+            </w:r>
+          </w:p>
+        </w:tc>
+      </w:tr>
+      <w:tr>
+        <w:tc>
+          <w:tcPr/>
+          <w:p>
+            <w:pPr>
+              <w:pStyle w:val="Compact"/>
+              <w:jc w:val="left"/>
+            </w:pPr>
+            <w:r>
+              <w:rPr>
+                <w:rStyle w:val="VerbatimChar"/>
+              </w:rPr>
+              <w:t xml:space="preserve">numRnf</w:t>
+            </w:r>
+            <w:r>
+              <w:t xml:space="preserve">,</w:t>
+            </w:r>
+            <w:r>
+              <w:t xml:space="preserve"> </w:t>
+            </w:r>
+            <w:r>
+              <w:rPr>
+                <w:rStyle w:val="VerbatimChar"/>
+              </w:rPr>
+              <w:t xml:space="preserve">numRnd</w:t>
+            </w:r>
+            <w:r>
+              <w:t xml:space="preserve">,</w:t>
+            </w:r>
+            <w:r>
+              <w:t xml:space="preserve"> </w:t>
+            </w:r>
+            <w:r>
+              <w:rPr>
+                <w:rStyle w:val="VerbatimChar"/>
+              </w:rPr>
+              <w:t xml:space="preserve">numRni</w:t>
+            </w:r>
+            <w:r>
+              <w:t xml:space="preserve">,</w:t>
+            </w:r>
+            <w:r>
+              <w:t xml:space="preserve"> </w:t>
+            </w:r>
+            <w:r>
+              <w:rPr>
+                <w:rStyle w:val="VerbatimChar"/>
+              </w:rPr>
+              <w:t xml:space="preserve">numSnf</w:t>
+            </w:r>
+            <w:r>
+              <w:t xml:space="preserve">,</w:t>
+            </w:r>
+            <w:r>
+              <w:t xml:space="preserve"> </w:t>
+            </w:r>
+            <w:r>
+              <w:rPr>
+                <w:rStyle w:val="VerbatimChar"/>
+              </w:rPr>
+              <w:t xml:space="preserve">numSni</w:t>
+            </w:r>
+          </w:p>
+        </w:tc>
+        <w:tc>
+          <w:tcPr/>
+          <w:p>
+            <w:pPr>
+              <w:pStyle w:val="Compact"/>
+              <w:jc w:val="left"/>
+            </w:pPr>
+            <w:r>
+              <w:t xml:space="preserve">The system population is not a protocol property.</w:t>
+            </w:r>
+          </w:p>
+        </w:tc>
+        <w:tc>
+          <w:tcPr/>
+          <w:p>
+            <w:pPr>
+              <w:pStyle w:val="Compact"/>
+              <w:jc w:val="left"/>
+            </w:pPr>
+            <w:r>
+              <w:t xml:space="preserve">Port count, and for</w:t>
+            </w:r>
+            <w:r>
+              <w:t xml:space="preserve"> </w:t>
+            </w:r>
+            <w:r>
+              <w:rPr>
+                <w:rStyle w:val="VerbatimChar"/>
+              </w:rPr>
+              <w:t xml:space="preserve">numRnf</w:t>
+            </w:r>
+            <w:r>
+              <w:t xml:space="preserve"> </w:t>
+            </w:r>
+            <w:r>
+              <w:t xml:space="preserve">the Home sharer-vector width and snoop walk length.</w:t>
+            </w:r>
+          </w:p>
+        </w:tc>
+      </w:tr>
+      <w:tr>
+        <w:tc>
+          <w:tcPr/>
+          <w:p>
+            <w:pPr>
+              <w:pStyle w:val="Compact"/>
+              <w:jc w:val="left"/>
+            </w:pPr>
+            <w:r>
+              <w:rPr>
+                <w:rStyle w:val="VerbatimChar"/>
+              </w:rPr>
+              <w:t xml:space="preserve">numHnf</w:t>
+            </w:r>
+            <w:r>
+              <w:t xml:space="preserve">,</w:t>
+            </w:r>
+            <w:r>
+              <w:t xml:space="preserve"> </w:t>
+            </w:r>
+            <w:r>
+              <w:rPr>
+                <w:rStyle w:val="VerbatimChar"/>
+              </w:rPr>
+              <w:t xml:space="preserve">numHni</w:t>
+            </w:r>
+            <w:r>
+              <w:t xml:space="preserve">,</w:t>
+            </w:r>
+            <w:r>
+              <w:t xml:space="preserve"> </w:t>
+            </w:r>
+            <w:r>
+              <w:rPr>
+                <w:rStyle w:val="VerbatimChar"/>
+              </w:rPr>
+              <w:t xml:space="preserve">numMn</w:t>
+            </w:r>
+          </w:p>
+        </w:tc>
+        <w:tc>
+          <w:tcPr/>
+          <w:p>
+            <w:pPr>
+              <w:pStyle w:val="Compact"/>
+              <w:jc w:val="left"/>
+            </w:pPr>
+            <w:r>
+              <w:t xml:space="preserve">Home count sets coherent throughput and interleaving.</w:t>
+            </w:r>
+          </w:p>
+        </w:tc>
+        <w:tc>
+          <w:tcPr/>
+          <w:p>
+            <w:pPr>
+              <w:pStyle w:val="Compact"/>
+              <w:jc w:val="left"/>
+            </w:pPr>
+            <w:r>
+              <w:t xml:space="preserve">More Homes means more parallelism and more directory area.</w:t>
+            </w:r>
+          </w:p>
+        </w:tc>
+      </w:tr>
+      <w:tr>
+        <w:tc>
+          <w:tcPr/>
+          <w:p>
+            <w:pPr>
+              <w:pStyle w:val="Compact"/>
+              <w:jc w:val="left"/>
+            </w:pPr>
+            <w:r>
+              <w:rPr>
+                <w:rStyle w:val="VerbatimChar"/>
+              </w:rPr>
+              <w:t xml:space="preserve">topology</w:t>
+            </w:r>
+          </w:p>
+        </w:tc>
+        <w:tc>
+          <w:tcPr/>
+          <w:p>
+            <w:pPr>
+              <w:pStyle w:val="Compact"/>
+              <w:jc w:val="left"/>
+            </w:pPr>
+            <w:r>
+              <w:t xml:space="preserve">CHI specifies no transport. Any network that delivers flits is legal.</w:t>
+            </w:r>
+          </w:p>
+        </w:tc>
+        <w:tc>
+          <w:tcPr/>
+          <w:p>
+            <w:pPr>
+              <w:pStyle w:val="Compact"/>
+              <w:jc w:val="left"/>
+            </w:pPr>
+            <w:r>
+              <w:t xml:space="preserve">See Section 5: crossbar for latency, ring for area, mesh for scale.</w:t>
+            </w:r>
+          </w:p>
+        </w:tc>
+      </w:tr>
+      <w:tr>
+        <w:tc>
+          <w:tcPr/>
+          <w:p>
+            <w:pPr>
+              <w:pStyle w:val="Compact"/>
+              <w:jc w:val="left"/>
+            </w:pPr>
+            <w:r>
+              <w:rPr>
+                <w:rStyle w:val="VerbatimChar"/>
+              </w:rPr>
+              <w:t xml:space="preserve">meshX</w:t>
+            </w:r>
+            <w:r>
+              <w:t xml:space="preserve">,</w:t>
+            </w:r>
+            <w:r>
+              <w:t xml:space="preserve"> </w:t>
+            </w:r>
+            <w:r>
+              <w:rPr>
+                <w:rStyle w:val="VerbatimChar"/>
+              </w:rPr>
+              <w:t xml:space="preserve">meshY</w:t>
+            </w:r>
+            <w:r>
+              <w:t xml:space="preserve">,</w:t>
+            </w:r>
+            <w:r>
+              <w:t xml:space="preserve"> </w:t>
+            </w:r>
+            <w:r>
+              <w:rPr>
+                <w:rStyle w:val="VerbatimChar"/>
+              </w:rPr>
+              <w:t xml:space="preserve">numDevPortsPerXp</w:t>
+            </w:r>
+          </w:p>
+        </w:tc>
+        <w:tc>
+          <w:tcPr/>
+          <w:p>
+            <w:pPr>
+              <w:pStyle w:val="Compact"/>
+              <w:jc w:val="left"/>
+            </w:pPr>
+            <w:r>
+              <w:t xml:space="preserve">Mesh shape is microarchitecture.</w:t>
+            </w:r>
+          </w:p>
+        </w:tc>
+        <w:tc>
+          <w:tcPr/>
+          <w:p>
+            <w:pPr>
+              <w:pStyle w:val="Compact"/>
+              <w:jc w:val="left"/>
+            </w:pPr>
+            <w:r>
+              <w:t xml:space="preserve">Hop count against crosspoint count; also consumes NodeID bits.</w:t>
+            </w:r>
+          </w:p>
+        </w:tc>
+      </w:tr>
+      <w:tr>
+        <w:tc>
+          <w:tcPr/>
+          <w:p>
+            <w:pPr>
+              <w:pStyle w:val="Compact"/>
+              <w:jc w:val="left"/>
+            </w:pPr>
+            <w:r>
+              <w:rPr>
+                <w:rStyle w:val="VerbatimChar"/>
+              </w:rPr>
+              <w:t xml:space="preserve">snpFilterEntries</w:t>
+            </w:r>
+            <w:r>
+              <w:t xml:space="preserve">,</w:t>
+            </w:r>
+            <w:r>
+              <w:t xml:space="preserve"> </w:t>
+            </w:r>
+            <w:r>
+              <w:rPr>
+                <w:rStyle w:val="VerbatimChar"/>
+              </w:rPr>
+              <w:t xml:space="preserve">snpFilterWays</w:t>
+            </w:r>
+          </w:p>
+        </w:tc>
+        <w:tc>
+          <w:tcPr/>
+          <w:p>
+            <w:pPr>
+              <w:pStyle w:val="Compact"/>
+              <w:jc w:val="left"/>
+            </w:pPr>
+            <w:r>
+              <w:t xml:space="preserve">CHI requires a Home to track sharers but not how.</w:t>
+            </w:r>
+          </w:p>
+        </w:tc>
+        <w:tc>
+          <w:tcPr/>
+          <w:p>
+            <w:pPr>
+              <w:pStyle w:val="Compact"/>
+              <w:jc w:val="left"/>
+            </w:pPr>
+            <w:r>
+              <w:t xml:space="preserve">Directory area against back-invalidation traffic. See Section 3.2.3.</w:t>
+            </w:r>
+          </w:p>
+        </w:tc>
+      </w:tr>
+      <w:tr>
+        <w:tc>
+          <w:tcPr/>
+          <w:p>
+            <w:pPr>
+              <w:pStyle w:val="Compact"/>
+              <w:jc w:val="left"/>
+            </w:pPr>
+            <w:r>
+              <w:rPr>
+                <w:rStyle w:val="VerbatimChar"/>
+              </w:rPr>
+              <w:t xml:space="preserve">posEntries</w:t>
+            </w:r>
+          </w:p>
+        </w:tc>
+        <w:tc>
+          <w:tcPr/>
+          <w:p>
+            <w:pPr>
+              <w:pStyle w:val="Compact"/>
+              <w:jc w:val="left"/>
+            </w:pPr>
+            <w:r>
+              <w:t xml:space="preserve">Transaction tracking depth is unspecified.</w:t>
+            </w:r>
+          </w:p>
+        </w:tc>
+        <w:tc>
+          <w:tcPr/>
+          <w:p>
+            <w:pPr>
+              <w:pStyle w:val="Compact"/>
+              <w:jc w:val="left"/>
+            </w:pPr>
+            <w:r>
+              <w:t xml:space="preserve">Hazard visibility. It does not currently buy throughput.</w:t>
+            </w:r>
+          </w:p>
+        </w:tc>
+      </w:tr>
+      <w:tr>
+        <w:tc>
+          <w:tcPr/>
+          <w:p>
+            <w:pPr>
+              <w:pStyle w:val="Compact"/>
+              <w:jc w:val="left"/>
+            </w:pPr>
+            <w:r>
+              <w:rPr>
+                <w:rStyle w:val="VerbatimChar"/>
+              </w:rPr>
+              <w:t xml:space="preserve">retryRecords</w:t>
+            </w:r>
+          </w:p>
+        </w:tc>
+        <w:tc>
+          <w:tcPr/>
+          <w:p>
+            <w:pPr>
+              <w:pStyle w:val="Compact"/>
+              <w:jc w:val="left"/>
+            </w:pPr>
+            <w:r>
+              <w:t xml:space="preserve">The Home decides how many retried Requesters it will remember.</w:t>
+            </w:r>
+          </w:p>
+        </w:tc>
+        <w:tc>
+          <w:tcPr/>
+          <w:p>
+            <w:pPr>
+              <w:pStyle w:val="Compact"/>
+              <w:jc w:val="left"/>
+            </w:pPr>
+            <w:r>
+              <w:t xml:space="preserve">Retry table area against how often the Home must back-pressure instead of retrying.</w:t>
+            </w:r>
+          </w:p>
+        </w:tc>
+      </w:tr>
+      <w:tr>
+        <w:tc>
+          <w:tcPr/>
+          <w:p>
+            <w:pPr>
+              <w:pStyle w:val="Compact"/>
+              <w:jc w:val="left"/>
+            </w:pPr>
+            <w:r>
+              <w:rPr>
+                <w:rStyle w:val="VerbatimChar"/>
+              </w:rPr>
+              <w:t xml:space="preserve">lcrdDepth</w:t>
+            </w:r>
+          </w:p>
+        </w:tc>
+        <w:tc>
+          <w:tcPr/>
+          <w:p>
+            <w:pPr>
+              <w:pStyle w:val="Compact"/>
+              <w:jc w:val="left"/>
+            </w:pPr>
+            <w:r>
+              <w:t xml:space="preserve">CHI fixes the credit protocol, not the pool size.</w:t>
+            </w:r>
+          </w:p>
+        </w:tc>
+        <w:tc>
+          <w:tcPr/>
+          <w:p>
+            <w:pPr>
+              <w:pStyle w:val="Compact"/>
+              <w:jc w:val="left"/>
+            </w:pPr>
+            <w:r>
+              <w:t xml:space="preserve">Receive-buffer area against sustainable throughput. See Section 3.2.3.</w:t>
+            </w:r>
+          </w:p>
+        </w:tc>
+      </w:tr>
+      <w:tr>
+        <w:tc>
+          <w:tcPr/>
+          <w:p>
+            <w:pPr>
+              <w:pStyle w:val="Compact"/>
+              <w:jc w:val="left"/>
+            </w:pPr>
+            <w:r>
+              <w:rPr>
+                <w:rStyle w:val="VerbatimChar"/>
+              </w:rPr>
+              <w:t xml:space="preserve">exclMonitors</w:t>
+            </w:r>
+          </w:p>
+        </w:tc>
+        <w:tc>
+          <w:tcPr/>
+          <w:p>
+            <w:pPr>
+              <w:pStyle w:val="Compact"/>
+              <w:jc w:val="left"/>
+            </w:pPr>
+            <w:r>
+              <w:t xml:space="preserve">Monitor count is unspecified; the architecture permits spurious failure.</w:t>
+            </w:r>
+          </w:p>
+        </w:tc>
+        <w:tc>
+          <w:tcPr/>
+          <w:p>
+            <w:pPr>
+              <w:pStyle w:val="Compact"/>
+              <w:jc w:val="left"/>
+            </w:pPr>
+            <w:r>
+              <w:t xml:space="preserve">Monitor area against the spurious exclusive-failure rate.</w:t>
+            </w:r>
+          </w:p>
+        </w:tc>
+      </w:tr>
+      <w:tr>
+        <w:tc>
+          <w:tcPr/>
+          <w:p>
+            <w:pPr>
+              <w:pStyle w:val="Compact"/>
+              <w:jc w:val="left"/>
+            </w:pPr>
+            <w:r>
+              <w:rPr>
+                <w:rStyle w:val="VerbatimChar"/>
+              </w:rPr>
+              <w:t xml:space="preserve">interleaveGranule</w:t>
+            </w:r>
+            <w:r>
+              <w:t xml:space="preserve">,</w:t>
+            </w:r>
+            <w:r>
+              <w:t xml:space="preserve"> </w:t>
+            </w:r>
+            <w:r>
+              <w:rPr>
+                <w:rStyle w:val="VerbatimChar"/>
+              </w:rPr>
+              <w:t xml:space="preserve">hnHashShift</w:t>
+            </w:r>
+          </w:p>
+        </w:tc>
+        <w:tc>
+          <w:tcPr/>
+          <w:p>
+            <w:pPr>
+              <w:pStyle w:val="Compact"/>
+              <w:jc w:val="left"/>
+            </w:pPr>
+            <w:r>
+              <w:t xml:space="preserve">Address-to-Home mapping is part of the SAM, so it is implementation defined.</w:t>
+            </w:r>
+          </w:p>
+        </w:tc>
+        <w:tc>
+          <w:tcPr/>
+          <w:p>
+            <w:pPr>
+              <w:pStyle w:val="Compact"/>
+              <w:jc w:val="left"/>
+            </w:pPr>
+            <w:r>
+              <w:t xml:space="preserve">Stripe size against locality and hot-spotting.</w:t>
+            </w:r>
+          </w:p>
+        </w:tc>
+      </w:tr>
+      <w:tr>
+        <w:tc>
+          <w:tcPr/>
+          <w:p>
+            <w:pPr>
+              <w:pStyle w:val="Compact"/>
+              <w:jc w:val="left"/>
+            </w:pPr>
+            <w:r>
+              <w:rPr>
+                <w:rStyle w:val="VerbatimChar"/>
+              </w:rPr>
+              <w:t xml:space="preserve">txnIdW</w:t>
+            </w:r>
+          </w:p>
+        </w:tc>
+        <w:tc>
+          <w:tcPr/>
+          <w:p>
+            <w:pPr>
+              <w:pStyle w:val="Compact"/>
+              <w:jc w:val="left"/>
+            </w:pPr>
+            <w:r>
+              <w:t xml:space="preserve">The flit slot is a fixed 12 bits; how many a node uses is its own business.</w:t>
+            </w:r>
+          </w:p>
+        </w:tc>
+        <w:tc>
+          <w:tcPr/>
+          <w:p>
+            <w:pPr>
+              <w:pStyle w:val="Compact"/>
+              <w:jc w:val="left"/>
+            </w:pPr>
+            <w:r>
+              <w:t xml:space="preserve">Outstanding transactions per Requester against tracking area.</w:t>
+            </w:r>
+          </w:p>
+        </w:tc>
+      </w:tr>
+      <w:tr>
+        <w:tc>
+          <w:tcPr/>
+          <w:p>
+            <w:pPr>
+              <w:pStyle w:val="Compact"/>
+              <w:jc w:val="left"/>
+            </w:pPr>
+            <w:r>
+              <w:rPr>
+                <w:rStyle w:val="VerbatimChar"/>
+              </w:rPr>
+              <w:t xml:space="preserve">lpidW</w:t>
+            </w:r>
+            <w:r>
+              <w:t xml:space="preserve">,</w:t>
+            </w:r>
+            <w:r>
+              <w:t xml:space="preserve"> </w:t>
+            </w:r>
+            <w:r>
+              <w:rPr>
+                <w:rStyle w:val="VerbatimChar"/>
+              </w:rPr>
+              <w:t xml:space="preserve">ccidW</w:t>
+            </w:r>
+            <w:r>
+              <w:t xml:space="preserve">,</w:t>
+            </w:r>
+            <w:r>
+              <w:t xml:space="preserve"> </w:t>
+            </w:r>
+            <w:r>
+              <w:rPr>
+                <w:rStyle w:val="VerbatimChar"/>
+              </w:rPr>
+              <w:t xml:space="preserve">groupIdW</w:t>
+            </w:r>
+          </w:p>
+        </w:tc>
+        <w:tc>
+          <w:tcPr/>
+          <w:p>
+            <w:pPr>
+              <w:pStyle w:val="Compact"/>
+              <w:jc w:val="left"/>
+            </w:pPr>
+            <w:r>
+              <w:t xml:space="preserve">These occupy fixed flit slots. The parameter sets how many bits are significant.</w:t>
+            </w:r>
+          </w:p>
+        </w:tc>
+        <w:tc>
+          <w:tcPr/>
+          <w:p>
+            <w:pPr>
+              <w:pStyle w:val="Compact"/>
+              <w:jc w:val="left"/>
+            </w:pPr>
+            <w:r>
+              <w:t xml:space="preserve">Only internal comparator and storage width. Flit length is unaffected.</w:t>
+            </w:r>
+          </w:p>
+        </w:tc>
+      </w:tr>
+      <w:tr>
+        <w:tc>
+          <w:tcPr/>
+          <w:p>
+            <w:pPr>
+              <w:pStyle w:val="Compact"/>
+              <w:jc w:val="left"/>
+            </w:pPr>
+            <w:r>
+              <w:rPr>
+                <w:rStyle w:val="VerbatimChar"/>
+              </w:rPr>
+              <w:t xml:space="preserve">cfgAccess</w:t>
+            </w:r>
+          </w:p>
+        </w:tc>
+        <w:tc>
+          <w:tcPr/>
+          <w:p>
+            <w:pPr>
+              <w:pStyle w:val="Compact"/>
+              <w:jc w:val="left"/>
+            </w:pPr>
+            <w:r>
+              <w:t xml:space="preserve">CHI defines no register map, as Section 7 explains.</w:t>
+            </w:r>
+          </w:p>
+        </w:tc>
+        <w:tc>
+          <w:tcPr/>
+          <w:p>
+            <w:pPr>
+              <w:pStyle w:val="Compact"/>
+              <w:jc w:val="left"/>
+            </w:pPr>
+            <w:r>
+              <w:t xml:space="preserve">No runtime writes, a second bus protocol, or CHI-MMIO traffic.</w:t>
+            </w:r>
+          </w:p>
+        </w:tc>
+      </w:tr>
+      <w:tr>
+        <w:tc>
+          <w:tcPr/>
+          <w:p>
+            <w:pPr>
+              <w:pStyle w:val="Compact"/>
+              <w:jc w:val="left"/>
+            </w:pPr>
+            <w:r>
+              <w:rPr>
+                <w:rStyle w:val="VerbatimChar"/>
+              </w:rPr>
+              <w:t xml:space="preserve">NUM_REGIONS</w:t>
+            </w:r>
+          </w:p>
+        </w:tc>
+        <w:tc>
+          <w:tcPr/>
+          <w:p>
+            <w:pPr>
+              <w:pStyle w:val="Compact"/>
+              <w:jc w:val="left"/>
+            </w:pPr>
+            <w:r>
+              <w:t xml:space="preserve">SAM depth follows the system memory map.</w:t>
+            </w:r>
+          </w:p>
+        </w:tc>
+        <w:tc>
+          <w:tcPr/>
+          <w:p>
+            <w:pPr>
+              <w:pStyle w:val="Compact"/>
+              <w:jc w:val="left"/>
+            </w:pPr>
+            <w:r>
+              <w:t xml:space="preserve">Region table area against map flexibility.</w:t>
+            </w:r>
+          </w:p>
+        </w:tc>
+      </w:tr>
+      <w:tr>
+        <w:tc>
+          <w:tcPr/>
+          <w:p>
+            <w:pPr>
+              <w:pStyle w:val="Compact"/>
+              <w:jc w:val="left"/>
+            </w:pPr>
+            <w:r>
+              <w:rPr>
+                <w:rStyle w:val="VerbatimChar"/>
+              </w:rPr>
+              <w:t xml:space="preserve">AGE_LIMIT</w:t>
+            </w:r>
+          </w:p>
+        </w:tc>
+        <w:tc>
+          <w:tcPr/>
+          <w:p>
+            <w:pPr>
+              <w:pStyle w:val="Compact"/>
+              <w:jc w:val="left"/>
+            </w:pPr>
+            <w:r>
+              <w:t xml:space="preserve">Arbitration policy is unspecified.</w:t>
+            </w:r>
+          </w:p>
+        </w:tc>
+        <w:tc>
+          <w:tcPr/>
+          <w:p>
+            <w:pPr>
+              <w:pStyle w:val="Compact"/>
+              <w:jc w:val="left"/>
+            </w:pPr>
+            <w:r>
+              <w:t xml:space="preserve">Starvation bound against fairness overhead.</w:t>
+            </w:r>
+          </w:p>
+        </w:tc>
+      </w:tr>
+      <w:tr>
+        <w:tc>
+          <w:tcPr/>
+          <w:p>
+            <w:pPr>
+              <w:pStyle w:val="Compact"/>
+              <w:jc w:val="left"/>
+            </w:pPr>
+            <w:r>
+              <w:rPr>
+                <w:rStyle w:val="VerbatimChar"/>
+              </w:rPr>
+              <w:t xml:space="preserve">NODE_IDS</w:t>
+            </w:r>
+            <w:r>
+              <w:t xml:space="preserve">,</w:t>
+            </w:r>
+            <w:r>
+              <w:t xml:space="preserve"> </w:t>
+            </w:r>
+            <w:r>
+              <w:rPr>
+                <w:rStyle w:val="VerbatimChar"/>
+              </w:rPr>
+              <w:t xml:space="preserve">PLACEMENTS</w:t>
+            </w:r>
+          </w:p>
+        </w:tc>
+        <w:tc>
+          <w:tcPr/>
+          <w:p>
+            <w:pPr>
+              <w:pStyle w:val="Compact"/>
+              <w:jc w:val="left"/>
+            </w:pPr>
+            <w:r>
+              <w:t xml:space="preserve">B3.2 assigns this to the implementation.</w:t>
+            </w:r>
+          </w:p>
+        </w:tc>
+        <w:tc>
+          <w:tcPr/>
+          <w:p>
+            <w:pPr>
+              <w:pStyle w:val="Compact"/>
+              <w:jc w:val="left"/>
+            </w:pPr>
+            <w:r>
+              <w:t xml:space="preserve">Physical placement against route length. Must be collision-free.</w:t>
+            </w:r>
+          </w:p>
+        </w:tc>
+      </w:tr>
+    </w:tbl>
+    <w:bookmarkEnd w:id="39"/>
+    <w:bookmarkStart w:id="40" w:name="choosing-the-resource-depths"/>
+    <w:p>
+      <w:pPr>
+        <w:pStyle w:val="Heading3"/>
+      </w:pPr>
+      <w:r>
+        <w:t xml:space="preserve">3.2.3 Choosing the resource depths</w:t>
+      </w:r>
+    </w:p>
+    <w:p>
+      <w:pPr>
+        <w:pStyle w:val="FirstParagraph"/>
+      </w:pPr>
+      <w:r>
+        <w:t xml:space="preserve">Four of these parameters need real reasoning rather than a default, and two</w:t>
+      </w:r>
+      <w:r>
+        <w:t xml:space="preserve"> </w:t>
+      </w:r>
+      <w:r>
+        <w:t xml:space="preserve">of the defaults are deliberately unrealistic.</w:t>
+      </w:r>
+    </w:p>
+    <w:p>
+      <w:pPr>
+        <w:pStyle w:val="BodyText"/>
+      </w:pPr>
+      <w:r>
+        <w:rPr>
+          <w:rStyle w:val="VerbatimChar"/>
+          <w:bCs/>
+          <w:b/>
+        </w:rPr>
+        <w:t xml:space="preserve">lcrdDepth</w:t>
+      </w:r>
+      <w:r>
+        <w:rPr>
+          <w:bCs/>
+          <w:b/>
+        </w:rPr>
+        <w:t xml:space="preserve"> </w:t>
+      </w:r>
+      <w:r>
+        <w:rPr>
+          <w:bCs/>
+          <w:b/>
+        </w:rPr>
+        <w:t xml:space="preserve">is set by the round trip, not by burst size.</w:t>
+      </w:r>
+      <w:r>
+        <w:t xml:space="preserve"> </w:t>
+      </w:r>
+      <w:r>
+        <w:t xml:space="preserve">A credit is</w:t>
+      </w:r>
+      <w:r>
+        <w:t xml:space="preserve"> </w:t>
+      </w:r>
+      <w:r>
+        <w:t xml:space="preserve">returned only after the receiver pops the flit, so the sustainable rate is</w:t>
+      </w:r>
+      <w:r>
+        <w:t xml:space="preserve"> </w:t>
+      </w:r>
+      <w:r>
+        <w:rPr>
+          <w:rStyle w:val="VerbatimChar"/>
+        </w:rPr>
+        <w:t xml:space="preserve">lcrdDepth</w:t>
+      </w:r>
+      <w:r>
+        <w:t xml:space="preserve"> </w:t>
+      </w:r>
+      <w:r>
+        <w:t xml:space="preserve">flits per credit round-trip latency. If the round trip is eight</w:t>
+      </w:r>
+      <w:r>
+        <w:t xml:space="preserve"> </w:t>
+      </w:r>
+      <w:r>
+        <w:t xml:space="preserve">cycles,</w:t>
+      </w:r>
+      <w:r>
+        <w:t xml:space="preserve"> </w:t>
+      </w:r>
+      <w:r>
+        <w:rPr>
+          <w:rStyle w:val="VerbatimChar"/>
+        </w:rPr>
+        <w:t xml:space="preserve">lcrdDepth</w:t>
+      </w:r>
+      <w:r>
+        <w:t xml:space="preserve"> </w:t>
+      </w:r>
+      <w:r>
+        <w:t xml:space="preserve">of 8 sustains one flit per cycle and anything less</w:t>
+      </w:r>
+      <w:r>
+        <w:t xml:space="preserve"> </w:t>
+      </w:r>
+      <w:r>
+        <w:t xml:space="preserve">stalls the channel even when the receiver is completely idle. This is why the</w:t>
+      </w:r>
+      <w:r>
+        <w:t xml:space="preserve"> </w:t>
+      </w:r>
+      <w:r>
+        <w:t xml:space="preserve">elaboration checker enforces a minimum of 2 rather than 1: a single credit</w:t>
+      </w:r>
+      <w:r>
+        <w:t xml:space="preserve"> </w:t>
+      </w:r>
+      <w:r>
+        <w:t xml:space="preserve">serialises the channel to one flit per round trip. The default of 8 matches</w:t>
+      </w:r>
+      <w:r>
+        <w:t xml:space="preserve"> </w:t>
+      </w:r>
+      <w:r>
+        <w:t xml:space="preserve">the internal crosspoint latency of the default mesh.</w:t>
+      </w:r>
+    </w:p>
+    <w:p>
+      <w:pPr>
+        <w:pStyle w:val="BodyText"/>
+      </w:pPr>
+      <w:r>
+        <w:rPr>
+          <w:rStyle w:val="VerbatimChar"/>
+          <w:bCs/>
+          <w:b/>
+        </w:rPr>
+        <w:t xml:space="preserve">snpFilterEntries</w:t>
+      </w:r>
+      <w:r>
+        <w:rPr>
+          <w:bCs/>
+          <w:b/>
+        </w:rPr>
+        <w:t xml:space="preserve"> </w:t>
+      </w:r>
+      <w:r>
+        <w:rPr>
+          <w:bCs/>
+          <w:b/>
+        </w:rPr>
+        <w:t xml:space="preserve">must cover the aggregate of the caches it tracks.</w:t>
+      </w:r>
+      <w:r>
+        <w:t xml:space="preserve"> </w:t>
+      </w:r>
+      <w:r>
+        <w:t xml:space="preserve">A</w:t>
+      </w:r>
+      <w:r>
+        <w:t xml:space="preserve"> </w:t>
+      </w:r>
+      <w:r>
+        <w:t xml:space="preserve">directory smaller than the sum of the RN-F caches cannot hold every live</w:t>
+      </w:r>
+      <w:r>
+        <w:t xml:space="preserve"> </w:t>
+      </w:r>
+      <w:r>
+        <w:t xml:space="preserve">line, so it evicts lines that are still cached, and every such eviction</w:t>
+      </w:r>
+      <w:r>
+        <w:t xml:space="preserve"> </w:t>
+      </w:r>
+      <w:r>
+        <w:t xml:space="preserve">becomes a back-invalidation snoop — real traffic caused purely by directory</w:t>
+      </w:r>
+      <w:r>
+        <w:t xml:space="preserve"> </w:t>
+      </w:r>
+      <w:r>
+        <w:t xml:space="preserve">capacity. The default of 1024 entries across 4 ways, tracking 4 RN-F, is</w:t>
+      </w:r>
+      <w:r>
+        <w:t xml:space="preserve"> </w:t>
+      </w:r>
+      <w:r>
+        <w:t xml:space="preserve">sized for simulation speed and is far too small for a real system; four</w:t>
+      </w:r>
+      <w:r>
+        <w:t xml:space="preserve"> </w:t>
+      </w:r>
+      <w:r>
+        <w:t xml:space="preserve">Requesters with even a 512-line cache each need 2048 entries before capacity</w:t>
+      </w:r>
+      <w:r>
+        <w:t xml:space="preserve"> </w:t>
+      </w:r>
+      <w:r>
+        <w:t xml:space="preserve">back-invalidations stop. Size this from the actual cache sizes, not from the</w:t>
+      </w:r>
+      <w:r>
+        <w:t xml:space="preserve"> </w:t>
+      </w:r>
+      <w:r>
+        <w:t xml:space="preserve">default.</w:t>
+      </w:r>
+    </w:p>
+    <w:p>
+      <w:pPr>
+        <w:pStyle w:val="BodyText"/>
+      </w:pPr>
+      <w:r>
+        <w:rPr>
+          <w:rStyle w:val="VerbatimChar"/>
+          <w:bCs/>
+          <w:b/>
+        </w:rPr>
+        <w:t xml:space="preserve">posEntries</w:t>
+      </w:r>
+      <w:r>
+        <w:rPr>
+          <w:bCs/>
+          <w:b/>
+        </w:rPr>
+        <w:t xml:space="preserve"> </w:t>
+      </w:r>
+      <w:r>
+        <w:rPr>
+          <w:bCs/>
+          <w:b/>
+        </w:rPr>
+        <w:t xml:space="preserve">does not currently buy throughput.</w:t>
+      </w:r>
+      <w:r>
+        <w:t xml:space="preserve"> </w:t>
+      </w:r>
+      <w:r>
+        <w:t xml:space="preserve">The Home has one globally</w:t>
+      </w:r>
+      <w:r>
+        <w:t xml:space="preserve"> </w:t>
+      </w:r>
+      <w:r>
+        <w:t xml:space="preserve">serial FSM, so although the POS holds</w:t>
+      </w:r>
+      <w:r>
+        <w:t xml:space="preserve"> </w:t>
+      </w:r>
+      <w:r>
+        <w:rPr>
+          <w:rStyle w:val="VerbatimChar"/>
+        </w:rPr>
+        <w:t xml:space="preserve">posEntries</w:t>
+      </w:r>
+      <w:r>
+        <w:t xml:space="preserve"> </w:t>
+      </w:r>
+      <w:r>
+        <w:t xml:space="preserve">entries and</w:t>
+      </w:r>
+      <w:r>
+        <w:t xml:space="preserve"> </w:t>
+      </w:r>
+      <w:r>
+        <w:rPr>
+          <w:rStyle w:val="VerbatimChar"/>
+        </w:rPr>
+        <w:t xml:space="preserve">chi_hazard</w:t>
+      </w:r>
+      <w:r>
+        <w:t xml:space="preserve"> </w:t>
+      </w:r>
+      <w:r>
+        <w:t xml:space="preserve">checks a new request against all of them, only one transaction advances at a</w:t>
+      </w:r>
+      <w:r>
+        <w:t xml:space="preserve"> </w:t>
+      </w:r>
+      <w:r>
+        <w:t xml:space="preserve">time. Increasing it improves hazard visibility and nothing else. It becomes a</w:t>
+      </w:r>
+      <w:r>
+        <w:t xml:space="preserve"> </w:t>
+      </w:r>
+      <w:r>
+        <w:t xml:space="preserve">throughput parameter only once the FSM is pipelined, which Section 9.1 lists</w:t>
+      </w:r>
+      <w:r>
+        <w:t xml:space="preserve"> </w:t>
+      </w:r>
+      <w:r>
+        <w:t xml:space="preserve">as a known limitation.</w:t>
+      </w:r>
+    </w:p>
+    <w:p>
+      <w:pPr>
+        <w:pStyle w:val="BodyText"/>
+      </w:pPr>
+      <w:r>
+        <w:rPr>
+          <w:rStyle w:val="VerbatimChar"/>
+          <w:bCs/>
+          <w:b/>
+        </w:rPr>
+        <w:t xml:space="preserve">retryRecords</w:t>
+      </w:r>
+      <w:r>
+        <w:rPr>
+          <w:bCs/>
+          <w:b/>
+        </w:rPr>
+        <w:t xml:space="preserve"> </w:t>
+      </w:r>
+      <w:r>
+        <w:rPr>
+          <w:bCs/>
+          <w:b/>
+        </w:rPr>
+        <w:t xml:space="preserve">bounds how many Requesters can be waiting for a P-Credit.</w:t>
+      </w:r>
+      <w:r>
+        <w:t xml:space="preserve"> </w:t>
+      </w:r>
+      <w:r>
+        <w:t xml:space="preserve">When the table is full this design back-pressures the request rather than</w:t>
+      </w:r>
+      <w:r>
+        <w:t xml:space="preserve"> </w:t>
+      </w:r>
+      <w:r>
+        <w:t xml:space="preserve">issuing another</w:t>
+      </w:r>
+      <w:r>
+        <w:t xml:space="preserve"> </w:t>
+      </w:r>
+      <w:r>
+        <w:rPr>
+          <w:rStyle w:val="VerbatimChar"/>
+        </w:rPr>
+        <w:t xml:space="preserve">RetryAck</w:t>
+      </w:r>
+      <w:r>
+        <w:t xml:space="preserve">, which keeps credit accounting exact at the cost of</w:t>
+      </w:r>
+      <w:r>
+        <w:t xml:space="preserve"> </w:t>
+      </w:r>
+      <w:r>
+        <w:t xml:space="preserve">holding the channel. Section 9.3 covers why that choice was made. Sizing it</w:t>
+      </w:r>
+      <w:r>
+        <w:t xml:space="preserve"> </w:t>
+      </w:r>
+      <w:r>
+        <w:t xml:space="preserve">below the number of Requesters guarantees back-pressure under load.</w:t>
+      </w:r>
+    </w:p>
+    <w:p>
+      <w:pPr>
+        <w:pStyle w:val="BodyText"/>
+      </w:pPr>
+      <w:r>
+        <w:rPr>
+          <w:rStyle w:val="VerbatimChar"/>
+          <w:bCs/>
+          <w:b/>
+        </w:rPr>
+        <w:t xml:space="preserve">nodeIdW</w:t>
+      </w:r>
+      <w:r>
+        <w:rPr>
+          <w:bCs/>
+          <w:b/>
+        </w:rPr>
+        <w:t xml:space="preserve"> </w:t>
+      </w:r>
+      <w:r>
+        <w:rPr>
+          <w:bCs/>
+          <w:b/>
+        </w:rPr>
+        <w:t xml:space="preserve">has a floor set by the mesh geometry, not by the node count.</w:t>
+      </w:r>
+      <w:r>
+        <w:t xml:space="preserve"> </w:t>
+      </w:r>
+      <w:r>
+        <w:t xml:space="preserve">The NodeID encodes the routing fields, so</w:t>
+      </w:r>
+      <w:r>
+        <w:t xml:space="preserve"> </w:t>
+      </w:r>
+      <w:r>
+        <w:rPr>
+          <w:rStyle w:val="VerbatimChar"/>
+        </w:rPr>
+        <w:t xml:space="preserve">deviceIdWidth = nodeIdW - clog2(meshY) - clog2(meshX) - clog2(numDevPortsPerXp)</w:t>
+      </w:r>
+      <w:r>
+        <w:t xml:space="preserve"> </w:t>
+      </w:r>
+      <w:r>
+        <w:t xml:space="preserve">must stay positive. At the default 3 by 3 mesh with 2 device ports that is</w:t>
+      </w:r>
+      <w:r>
+        <w:t xml:space="preserve"> </w:t>
+      </w:r>
+      <w:r>
+        <w:rPr>
+          <w:rStyle w:val="VerbatimChar"/>
+        </w:rPr>
+        <w:t xml:space="preserve">11 - 2 - 2 - 1 = 6</w:t>
+      </w:r>
+      <w:r>
+        <w:t xml:space="preserve"> </w:t>
+      </w:r>
+      <w:r>
+        <w:t xml:space="preserve">bits left for the device identifier. Widening the mesh</w:t>
+      </w:r>
+      <w:r>
+        <w:t xml:space="preserve"> </w:t>
+      </w:r>
+      <w:r>
+        <w:t xml:space="preserve">therefore consumes NodeID bits, and elaboration rejects a combination where</w:t>
+      </w:r>
+      <w:r>
+        <w:t xml:space="preserve"> </w:t>
+      </w:r>
+      <w:r>
+        <w:t xml:space="preserve">nothing is left. This is the one parameter in Section 3.2.1 whose value is</w:t>
+      </w:r>
+      <w:r>
+        <w:t xml:space="preserve"> </w:t>
+      </w:r>
+      <w:r>
+        <w:t xml:space="preserve">constrained by a Section 3.2.2 choice, which is why it cannot simply be set</w:t>
+      </w:r>
+      <w:r>
+        <w:t xml:space="preserve"> </w:t>
+      </w:r>
+      <w:r>
+        <w:t xml:space="preserve">to the minimum the node count would allow.</w:t>
+      </w:r>
+    </w:p>
+    <w:bookmarkEnd w:id="40"/>
+    <w:bookmarkStart w:id="41" w:name="parameters-accepted-but-not-yet-honoured"/>
+    <w:p>
+      <w:pPr>
+        <w:pStyle w:val="Heading3"/>
+      </w:pPr>
+      <w:r>
+        <w:t xml:space="preserve">3.2.4 Parameters accepted but not yet honoured</w:t>
+      </w:r>
+    </w:p>
+    <w:p>
+      <w:pPr>
+        <w:pStyle w:val="FirstParagraph"/>
+      </w:pPr>
+      <w:r>
+        <w:t xml:space="preserve">These are validated by</w:t>
+      </w:r>
+      <w:r>
+        <w:t xml:space="preserve"> </w:t>
+      </w:r>
+      <w:r>
+        <w:rPr>
+          <w:rStyle w:val="VerbatimChar"/>
+        </w:rPr>
+        <w:t xml:space="preserve">chi_cfg_check</w:t>
+      </w:r>
+      <w:r>
+        <w:t xml:space="preserve"> </w:t>
+      </w:r>
+      <w:r>
+        <w:t xml:space="preserve">so that an illegal value is rejected</w:t>
+      </w:r>
+      <w:r>
+        <w:t xml:space="preserve"> </w:t>
+      </w:r>
+      <w:r>
+        <w:t xml:space="preserve">early, but no RTL consumes them as behaviour. They are configuration surface</w:t>
+      </w:r>
+      <w:r>
+        <w:t xml:space="preserve"> </w:t>
+      </w:r>
+      <w:r>
+        <w:t xml:space="preserve">reserved for later work, not features.</w:t>
+      </w:r>
+    </w:p>
+    <w:tbl>
+      <w:tblPr>
+        <w:tblStyle w:val="Table"/>
+        <w:tblW w:type="pct" w:w="5000"/>
+        <w:tblLook w:firstRow="1" w:lastRow="0" w:firstColumn="0" w:lastColumn="0" w:noHBand="0" w:noVBand="0" w:val="0020"/>
+        <w:jc w:val="start"/>
+      </w:tblPr>
+      <w:tblGrid>
+        <w:gridCol w:w="3960"/>
+        <w:gridCol w:w="3960"/>
+      </w:tblGrid>
+      <w:tr>
+        <w:trPr>
+          <w:tblHeader w:val="true"/>
+        </w:trPr>
+        <w:tc>
+          <w:tcPr/>
+          <w:p>
+            <w:pPr>
+              <w:pStyle w:val="Compact"/>
+              <w:jc w:val="left"/>
+            </w:pPr>
+            <w:r>
+              <w:t xml:space="preserve">Field</w:t>
+            </w:r>
+          </w:p>
+        </w:tc>
+        <w:tc>
+          <w:tcPr/>
+          <w:p>
+            <w:pPr>
+              <w:pStyle w:val="Compact"/>
+              <w:jc w:val="left"/>
+            </w:pPr>
+            <w:r>
+              <w:t xml:space="preserve">Current status</w:t>
+            </w:r>
+          </w:p>
+        </w:tc>
+      </w:tr>
+      <w:tr>
+        <w:tc>
+          <w:tcPr/>
+          <w:p>
+            <w:pPr>
+              <w:pStyle w:val="Compact"/>
+              <w:jc w:val="left"/>
+            </w:pPr>
+            <w:r>
+              <w:rPr>
+                <w:rStyle w:val="VerbatimChar"/>
+              </w:rPr>
+              <w:t xml:space="preserve">numIfPerNode</w:t>
+            </w:r>
+          </w:p>
+        </w:tc>
+        <w:tc>
+          <w:tcPr/>
+          <w:p>
+            <w:pPr>
+              <w:pStyle w:val="Compact"/>
+              <w:jc w:val="left"/>
+            </w:pPr>
+            <w:r>
+              <w:t xml:space="preserve">Must be exactly 1. Multiple interfaces per node are rejected, consistent with the single-</w:t>
+            </w:r>
+            <w:r>
+              <w:rPr>
+                <w:rStyle w:val="VerbatimChar"/>
+              </w:rPr>
+              <w:t xml:space="preserve">chi_if</w:t>
+            </w:r>
+            <w:r>
+              <w:t xml:space="preserve"> </w:t>
+            </w:r>
+            <w:r>
+              <w:t xml:space="preserve">decision in Section 4.1.</w:t>
+            </w:r>
+          </w:p>
+        </w:tc>
+      </w:tr>
+      <w:tr>
+        <w:tc>
+          <w:tcPr/>
+          <w:p>
+            <w:pPr>
+              <w:pStyle w:val="Compact"/>
+              <w:jc w:val="left"/>
+            </w:pPr>
+            <w:r>
+              <w:rPr>
+                <w:rStyle w:val="VerbatimChar"/>
+              </w:rPr>
+              <w:t xml:space="preserve">replChannels</w:t>
+            </w:r>
+          </w:p>
+        </w:tc>
+        <w:tc>
+          <w:tcPr/>
+          <w:p>
+            <w:pPr>
+              <w:pStyle w:val="Compact"/>
+              <w:jc w:val="left"/>
+            </w:pPr>
+            <w:r>
+              <w:t xml:space="preserve">Must be exactly 1. Channel replication is rejected.</w:t>
+            </w:r>
+          </w:p>
+        </w:tc>
+      </w:tr>
+      <w:tr>
+        <w:tc>
+          <w:tcPr/>
+          <w:p>
+            <w:pPr>
+              <w:pStyle w:val="Compact"/>
+              <w:jc w:val="left"/>
+            </w:pPr>
+            <w:r>
+              <w:rPr>
+                <w:rStyle w:val="VerbatimChar"/>
+              </w:rPr>
+              <w:t xml:space="preserve">multiReqEn</w:t>
+            </w:r>
+          </w:p>
+        </w:tc>
+        <w:tc>
+          <w:tcPr/>
+          <w:p>
+            <w:pPr>
+              <w:pStyle w:val="Compact"/>
+              <w:jc w:val="left"/>
+            </w:pPr>
+            <w:r>
+              <w:t xml:space="preserve">Checked only.</w:t>
+            </w:r>
+            <w:r>
+              <w:t xml:space="preserve"> </w:t>
+            </w:r>
+            <w:r>
+              <w:rPr>
+                <w:rStyle w:val="VerbatimChar"/>
+              </w:rPr>
+              <w:t xml:space="preserve">MultiReq</w:t>
+            </w:r>
+            <w:r>
+              <w:t xml:space="preserve"> </w:t>
+            </w:r>
+            <w:r>
+              <w:t xml:space="preserve">and</w:t>
+            </w:r>
+            <w:r>
+              <w:t xml:space="preserve"> </w:t>
+            </w:r>
+            <w:r>
+              <w:rPr>
+                <w:rStyle w:val="VerbatimChar"/>
+              </w:rPr>
+              <w:t xml:space="preserve">CacheLineID</w:t>
+            </w:r>
+            <w:r>
+              <w:t xml:space="preserve"> </w:t>
+            </w:r>
+            <w:r>
+              <w:t xml:space="preserve">are carried in the flit but no multi-request behaviour exists.</w:t>
+            </w:r>
+          </w:p>
+        </w:tc>
+      </w:tr>
+      <w:tr>
+        <w:tc>
+          <w:tcPr/>
+          <w:p>
+            <w:pPr>
+              <w:pStyle w:val="Compact"/>
+              <w:jc w:val="left"/>
+            </w:pPr>
+            <w:r>
+              <w:rPr>
+                <w:rStyle w:val="VerbatimChar"/>
+              </w:rPr>
+              <w:t xml:space="preserve">mteEn</w:t>
+            </w:r>
+          </w:p>
+        </w:tc>
+        <w:tc>
+          <w:tcPr/>
+          <w:p>
+            <w:pPr>
+              <w:pStyle w:val="Compact"/>
+              <w:jc w:val="left"/>
+            </w:pPr>
+            <w:r>
+              <w:t xml:space="preserve">Affects DCT eligibility only. No MTE tag semantics are implemented.</w:t>
+            </w:r>
+          </w:p>
+        </w:tc>
+      </w:tr>
+      <w:tr>
+        <w:tc>
+          <w:tcPr/>
+          <w:p>
+            <w:pPr>
+              <w:pStyle w:val="Compact"/>
+              <w:jc w:val="left"/>
+            </w:pPr>
+            <w:r>
+              <w:rPr>
+                <w:rStyle w:val="VerbatimChar"/>
+              </w:rPr>
+              <w:t xml:space="preserve">pbhaEn</w:t>
+            </w:r>
+          </w:p>
+        </w:tc>
+        <w:tc>
+          <w:tcPr/>
+          <w:p>
+            <w:pPr>
+              <w:pStyle w:val="Compact"/>
+              <w:jc w:val="left"/>
+            </w:pPr>
+            <w:r>
+              <w:t xml:space="preserve">Adds the field to REQ. The attributes are carried, never acted on.</w:t>
+            </w:r>
+          </w:p>
+        </w:tc>
+      </w:tr>
+      <w:tr>
+        <w:tc>
+          <w:tcPr/>
+          <w:p>
+            <w:pPr>
+              <w:pStyle w:val="Compact"/>
+              <w:jc w:val="left"/>
+            </w:pPr>
+            <w:r>
+              <w:rPr>
+                <w:rStyle w:val="VerbatimChar"/>
+              </w:rPr>
+              <w:t xml:space="preserve">mpamEn</w:t>
+            </w:r>
+            <w:r>
+              <w:t xml:space="preserve">,</w:t>
+            </w:r>
+            <w:r>
+              <w:t xml:space="preserve"> </w:t>
+            </w:r>
+            <w:r>
+              <w:rPr>
+                <w:rStyle w:val="VerbatimChar"/>
+              </w:rPr>
+              <w:t xml:space="preserve">mpamW</w:t>
+            </w:r>
+          </w:p>
+        </w:tc>
+        <w:tc>
+          <w:tcPr/>
+          <w:p>
+            <w:pPr>
+              <w:pStyle w:val="Compact"/>
+              <w:jc w:val="left"/>
+            </w:pPr>
+            <w:r>
+              <w:t xml:space="preserve">The MPAM bus is carried end to end but no partition is enforced.</w:t>
+            </w:r>
+          </w:p>
+        </w:tc>
+      </w:tr>
+    </w:tbl>
+    <w:bookmarkEnd w:id="41"/>
+    <w:bookmarkEnd w:id="42"/>
+    <w:bookmarkStart w:id="43" w:name="top-parameters-and-illegal-combinations"/>
     <w:p>
       <w:pPr>
         <w:pStyle w:val="Heading2"/>
       </w:pPr>
       <w:r>
-        <w:t xml:space="preserve">3.3 Top-level ports beyond the interfaces</w:t>
+        <w:t xml:space="preserve">3.3 Top parameters and illegal combinations</w:t>
+      </w:r>
+    </w:p>
+    <w:tbl>
+      <w:tblPr>
+        <w:tblStyle w:val="Table"/>
+        <w:tblW w:type="pct" w:w="5000"/>
+        <w:tblLook w:firstRow="1" w:lastRow="0" w:firstColumn="0" w:lastColumn="0" w:noHBand="0" w:noVBand="0" w:val="0020"/>
+        <w:jc w:val="start"/>
+      </w:tblPr>
+      <w:tblGrid>
+        <w:gridCol w:w="2640"/>
+        <w:gridCol w:w="2640"/>
+        <w:gridCol w:w="2640"/>
+      </w:tblGrid>
+      <w:tr>
+        <w:trPr>
+          <w:tblHeader w:val="true"/>
+        </w:trPr>
+        <w:tc>
+          <w:tcPr/>
+          <w:p>
+            <w:pPr>
+              <w:pStyle w:val="Compact"/>
+              <w:jc w:val="left"/>
+            </w:pPr>
+            <w:r>
+              <w:t xml:space="preserve">Parameter</w:t>
+            </w:r>
+          </w:p>
+        </w:tc>
+        <w:tc>
+          <w:tcPr/>
+          <w:p>
+            <w:pPr>
+              <w:pStyle w:val="Compact"/>
+              <w:jc w:val="left"/>
+            </w:pPr>
+            <w:r>
+              <w:t xml:space="preserve">Default and legal rule</w:t>
+            </w:r>
+          </w:p>
+        </w:tc>
+        <w:tc>
+          <w:tcPr/>
+          <w:p>
+            <w:pPr>
+              <w:pStyle w:val="Compact"/>
+              <w:jc w:val="left"/>
+            </w:pPr>
+            <w:r>
+              <w:t xml:space="preserve">Effect</w:t>
+            </w:r>
+          </w:p>
+        </w:tc>
+      </w:tr>
+      <w:tr>
+        <w:tc>
+          <w:tcPr/>
+          <w:p>
+            <w:pPr>
+              <w:pStyle w:val="Compact"/>
+              <w:jc w:val="left"/>
+            </w:pPr>
+            <w:r>
+              <w:rPr>
+                <w:rStyle w:val="VerbatimChar"/>
+              </w:rPr>
+              <w:t xml:space="preserve">AGE_LIMIT</w:t>
+            </w:r>
+          </w:p>
+        </w:tc>
+        <w:tc>
+          <w:tcPr/>
+          <w:p>
+            <w:pPr>
+              <w:pStyle w:val="Compact"/>
+              <w:jc w:val="left"/>
+            </w:pPr>
+            <w:r>
+              <w:t xml:space="preserve">16; positive</w:t>
+            </w:r>
+          </w:p>
+        </w:tc>
+        <w:tc>
+          <w:tcPr/>
+          <w:p>
+            <w:pPr>
+              <w:pStyle w:val="Compact"/>
+              <w:jc w:val="left"/>
+            </w:pPr>
+            <w:r>
+              <w:t xml:space="preserve">QoS arbiter starvation promotion threshold.</w:t>
+            </w:r>
+          </w:p>
+        </w:tc>
+      </w:tr>
+      <w:tr>
+        <w:tc>
+          <w:tcPr/>
+          <w:p>
+            <w:pPr>
+              <w:pStyle w:val="Compact"/>
+              <w:jc w:val="left"/>
+            </w:pPr>
+            <w:r>
+              <w:rPr>
+                <w:rStyle w:val="VerbatimChar"/>
+              </w:rPr>
+              <w:t xml:space="preserve">NUM_REGIONS</w:t>
+            </w:r>
+          </w:p>
+        </w:tc>
+        <w:tc>
+          <w:tcPr/>
+          <w:p>
+            <w:pPr>
+              <w:pStyle w:val="Compact"/>
+              <w:jc w:val="left"/>
+            </w:pPr>
+            <w:r>
+              <w:t xml:space="preserve">4; positive</w:t>
+            </w:r>
+          </w:p>
+        </w:tc>
+        <w:tc>
+          <w:tcPr/>
+          <w:p>
+            <w:pPr>
+              <w:pStyle w:val="Compact"/>
+              <w:jc w:val="left"/>
+            </w:pPr>
+            <w:r>
+              <w:t xml:space="preserve">SAM table depth and select width.</w:t>
+            </w:r>
+          </w:p>
+        </w:tc>
+      </w:tr>
+      <w:tr>
+        <w:tc>
+          <w:tcPr/>
+          <w:p>
+            <w:pPr>
+              <w:pStyle w:val="Compact"/>
+              <w:jc w:val="left"/>
+            </w:pPr>
+            <w:r>
+              <w:rPr>
+                <w:rStyle w:val="VerbatimChar"/>
+              </w:rPr>
+              <w:t xml:space="preserve">NUM_NODES</w:t>
+            </w:r>
+          </w:p>
+        </w:tc>
+        <w:tc>
+          <w:tcPr/>
+          <w:p>
+            <w:pPr>
+              <w:pStyle w:val="Compact"/>
+              <w:jc w:val="left"/>
+            </w:pPr>
+            <w:r>
+              <w:t xml:space="preserve">sum of all node counts; must equal that sum</w:t>
+            </w:r>
+          </w:p>
+        </w:tc>
+        <w:tc>
+          <w:tcPr/>
+          <w:p>
+            <w:pPr>
+              <w:pStyle w:val="Compact"/>
+              <w:jc w:val="left"/>
+            </w:pPr>
+            <w:r>
+              <w:t xml:space="preserve">Fabric endpoint count and the index space for the link status outputs.</w:t>
+            </w:r>
+          </w:p>
+        </w:tc>
+      </w:tr>
+      <w:tr>
+        <w:tc>
+          <w:tcPr/>
+          <w:p>
+            <w:pPr>
+              <w:pStyle w:val="Compact"/>
+              <w:jc w:val="left"/>
+            </w:pPr>
+            <w:r>
+              <w:rPr>
+                <w:rStyle w:val="VerbatimChar"/>
+              </w:rPr>
+              <w:t xml:space="preserve">NODE_IDS</w:t>
+            </w:r>
+          </w:p>
+        </w:tc>
+        <w:tc>
+          <w:tcPr/>
+          <w:p>
+            <w:pPr>
+              <w:pStyle w:val="Compact"/>
+              <w:jc w:val="left"/>
+            </w:pPr>
+            <w:r>
+              <w:t xml:space="preserve">all-ones sentinel derives the default; effective IDs must be unique</w:t>
+            </w:r>
+          </w:p>
+        </w:tc>
+        <w:tc>
+          <w:tcPr/>
+          <w:p>
+            <w:pPr>
+              <w:pStyle w:val="Compact"/>
+              <w:jc w:val="left"/>
+            </w:pPr>
+            <w:r>
+              <w:t xml:space="preserve">Endpoint identities and routing targets.</w:t>
+            </w:r>
+          </w:p>
+        </w:tc>
+      </w:tr>
+      <w:tr>
+        <w:tc>
+          <w:tcPr/>
+          <w:p>
+            <w:pPr>
+              <w:pStyle w:val="Compact"/>
+              <w:jc w:val="left"/>
+            </w:pPr>
+            <w:r>
+              <w:rPr>
+                <w:rStyle w:val="VerbatimChar"/>
+              </w:rPr>
+              <w:t xml:space="preserve">USE_DEFAULT_PLACEMENTS</w:t>
+            </w:r>
+          </w:p>
+        </w:tc>
+        <w:tc>
+          <w:tcPr/>
+          <w:p>
+            <w:pPr>
+              <w:pStyle w:val="Compact"/>
+              <w:jc w:val="left"/>
+            </w:pPr>
+            <w:r>
+              <w:t xml:space="preserve">1</w:t>
+            </w:r>
+          </w:p>
+        </w:tc>
+        <w:tc>
+          <w:tcPr/>
+          <w:p>
+            <w:pPr>
+              <w:pStyle w:val="Compact"/>
+              <w:jc w:val="left"/>
+            </w:pPr>
+            <w:r>
+              <w:t xml:space="preserve">Selects the fixed 14-entry map; requires exactly 14 nodes.</w:t>
+            </w:r>
+          </w:p>
+        </w:tc>
+      </w:tr>
+      <w:tr>
+        <w:tc>
+          <w:tcPr/>
+          <w:p>
+            <w:pPr>
+              <w:pStyle w:val="Compact"/>
+              <w:jc w:val="left"/>
+            </w:pPr>
+            <w:r>
+              <w:rPr>
+                <w:rStyle w:val="VerbatimChar"/>
+              </w:rPr>
+              <w:t xml:space="preserve">PLACEMENTS</w:t>
+            </w:r>
+          </w:p>
+        </w:tc>
+        <w:tc>
+          <w:tcPr/>
+          <w:p>
+            <w:pPr>
+              <w:pStyle w:val="Compact"/>
+              <w:jc w:val="left"/>
+            </w:pPr>
+            <w:r>
+              <w:t xml:space="preserve">each valid, correct class and index, in range, collision-free</w:t>
+            </w:r>
+          </w:p>
+        </w:tc>
+        <w:tc>
+          <w:tcPr/>
+          <w:p>
+            <w:pPr>
+              <w:pStyle w:val="Compact"/>
+              <w:jc w:val="left"/>
+            </w:pPr>
+            <w:r>
+              <w:t xml:space="preserve">Custom mesh and local-port placement.</w:t>
+            </w:r>
+          </w:p>
+        </w:tc>
+      </w:tr>
+      <w:tr>
+        <w:tc>
+          <w:tcPr/>
+          <w:p>
+            <w:pPr>
+              <w:pStyle w:val="Compact"/>
+              <w:jc w:val="left"/>
+            </w:pPr>
+            <w:r>
+              <w:rPr>
+                <w:rStyle w:val="VerbatimChar"/>
+              </w:rPr>
+              <w:t xml:space="preserve">CFG_MMIO_BASE</w:t>
+            </w:r>
+          </w:p>
+        </w:tc>
+        <w:tc>
+          <w:tcPr/>
+          <w:p>
+            <w:pPr>
+              <w:pStyle w:val="Compact"/>
+              <w:jc w:val="left"/>
+            </w:pPr>
+            <w:r>
+              <w:t xml:space="preserve">top 4 KiB of the address space</w:t>
+            </w:r>
+          </w:p>
+        </w:tc>
+        <w:tc>
+          <w:tcPr/>
+          <w:p>
+            <w:pPr>
+              <w:pStyle w:val="Compact"/>
+              <w:jc w:val="left"/>
+            </w:pPr>
+            <w:r>
+              <w:t xml:space="preserve">Must be 4 KiB aligned in CHI-MMIO mode.</w:t>
+            </w:r>
+          </w:p>
+        </w:tc>
+      </w:tr>
+      <w:tr>
+        <w:tc>
+          <w:tcPr/>
+          <w:p>
+            <w:pPr>
+              <w:pStyle w:val="Compact"/>
+              <w:jc w:val="left"/>
+            </w:pPr>
+            <w:r>
+              <w:rPr>
+                <w:rStyle w:val="VerbatimChar"/>
+              </w:rPr>
+              <w:t xml:space="preserve">USE_DEFAULT_REGIONS</w:t>
+            </w:r>
+          </w:p>
+        </w:tc>
+        <w:tc>
+          <w:tcPr/>
+          <w:p>
+            <w:pPr>
+              <w:pStyle w:val="Compact"/>
+              <w:jc w:val="left"/>
+            </w:pPr>
+            <w:r>
+              <w:t xml:space="preserve">1</w:t>
+            </w:r>
+          </w:p>
+        </w:tc>
+        <w:tc>
+          <w:tcPr/>
+          <w:p>
+            <w:pPr>
+              <w:pStyle w:val="Compact"/>
+              <w:jc w:val="left"/>
+            </w:pPr>
+            <w:r>
+              <w:t xml:space="preserve">Selects the default map in Section 6.</w:t>
+            </w:r>
+          </w:p>
+        </w:tc>
+      </w:tr>
+      <w:tr>
+        <w:tc>
+          <w:tcPr/>
+          <w:p>
+            <w:pPr>
+              <w:pStyle w:val="Compact"/>
+              <w:jc w:val="left"/>
+            </w:pPr>
+            <w:r>
+              <w:rPr>
+                <w:rStyle w:val="VerbatimChar"/>
+              </w:rPr>
+              <w:t xml:space="preserve">REGION_*</w:t>
+            </w:r>
+          </w:p>
+        </w:tc>
+        <w:tc>
+          <w:tcPr/>
+          <w:p>
+            <w:pPr>
+              <w:pStyle w:val="Compact"/>
+              <w:jc w:val="left"/>
+            </w:pPr>
+            <w:r>
+              <w:t xml:space="preserve">arrays of</w:t>
+            </w:r>
+            <w:r>
+              <w:t xml:space="preserve"> </w:t>
+            </w:r>
+            <w:r>
+              <w:rPr>
+                <w:rStyle w:val="VerbatimChar"/>
+              </w:rPr>
+              <w:t xml:space="preserve">NUM_REGIONS</w:t>
+            </w:r>
+          </w:p>
+        </w:tc>
+        <w:tc>
+          <w:tcPr/>
+          <w:p>
+            <w:pPr>
+              <w:pStyle w:val="Compact"/>
+              <w:jc w:val="left"/>
+            </w:pPr>
+            <w:r>
+              <w:t xml:space="preserve">Custom base, inclusive limit, target and attributes.</w:t>
+            </w:r>
+          </w:p>
+        </w:tc>
+      </w:tr>
+    </w:tbl>
+    <w:p>
+      <w:pPr>
+        <w:pStyle w:val="BodyText"/>
+      </w:pPr>
+      <w:r>
+        <w:t xml:space="preserve">For the mesh,</w:t>
+      </w:r>
+      <w:r>
+        <w:t xml:space="preserve"> </w:t>
+      </w:r>
+      <w:r>
+        <w:rPr>
+          <w:rStyle w:val="VerbatimChar"/>
+        </w:rPr>
+        <w:t xml:space="preserve">meshX*meshY*numDevPortsPerXp &gt;= NUM_NODES</w:t>
+      </w:r>
+      <w:r>
+        <w:t xml:space="preserve">,</w:t>
+      </w:r>
+      <w:r>
+        <w:t xml:space="preserve"> </w:t>
+      </w:r>
+      <w:r>
+        <w:rPr>
+          <w:rStyle w:val="VerbatimChar"/>
+        </w:rPr>
+        <w:t xml:space="preserve">deviceIdWidth(CFG) &gt; 0</w:t>
+      </w:r>
+      <w:r>
+        <w:t xml:space="preserve">, placement coordinates and ports must fit, NodeIDs</w:t>
+      </w:r>
+      <w:r>
+        <w:t xml:space="preserve"> </w:t>
+      </w:r>
+      <w:r>
+        <w:t xml:space="preserve">must encode the placement routing fields, and no NodeID or placement may</w:t>
+      </w:r>
+      <w:r>
+        <w:t xml:space="preserve"> </w:t>
+      </w:r>
+      <w:r>
+        <w:t xml:space="preserve">collide. Default placement is valid only for the default 14-node population.</w:t>
+      </w:r>
+      <w:r>
+        <w:t xml:space="preserve"> </w:t>
+      </w:r>
+      <w:r>
+        <w:t xml:space="preserve">HN-F to SN-F and HN-I to SN-I striping uses modulo, so the nonzero</w:t>
+      </w:r>
+      <w:r>
+        <w:t xml:space="preserve"> </w:t>
+      </w:r>
+      <w:r>
+        <w:t xml:space="preserve">subordinate checks are essential.</w:t>
+      </w:r>
+    </w:p>
+    <w:bookmarkEnd w:id="43"/>
+    <w:bookmarkStart w:id="44" w:name="top-level-ports-beyond-the-interfaces"/>
+    <w:p>
+      <w:pPr>
+        <w:pStyle w:val="Heading2"/>
+      </w:pPr>
+      <w:r>
+        <w:t xml:space="preserve">3.4 Top-level ports beyond the interfaces</w:t>
       </w:r>
     </w:p>
     <w:tbl>
@@ -9394,9 +13836,9 @@
         <w:t xml:space="preserve">and MN ordinals read zero, because those endpoints have no external link.</w:t>
       </w:r>
     </w:p>
-    <w:bookmarkEnd w:id="39"/>
-    <w:bookmarkEnd w:id="40"/>
-    <w:bookmarkStart w:id="44" w:name="the-single-chi_if-node-facing-interface"/>
+    <w:bookmarkEnd w:id="44"/>
+    <w:bookmarkEnd w:id="45"/>
+    <w:bookmarkStart w:id="49" w:name="the-single-chi_if-node-facing-interface"/>
     <w:p>
       <w:pPr>
         <w:pStyle w:val="Heading1"/>
@@ -9420,7 +13862,7 @@
         <w:t xml:space="preserve">node-facing interface</w:t>
       </w:r>
     </w:p>
-    <w:bookmarkStart w:id="41" w:name="superset-rule"/>
+    <w:bookmarkStart w:id="46" w:name="superset-rule"/>
     <w:p>
       <w:pPr>
         <w:pStyle w:val="Heading2"/>
@@ -9541,8 +13983,8 @@
         <w:t xml:space="preserve">zero-length interface array. That sentinel is inactive and must be tied off.</w:t>
       </w:r>
     </w:p>
-    <w:bookmarkEnd w:id="41"/>
-    <w:bookmarkStart w:id="42" w:name="signal-widths-and-drivers"/>
+    <w:bookmarkEnd w:id="46"/>
+    <w:bookmarkStart w:id="47" w:name="signal-widths-and-drivers"/>
     <w:p>
       <w:pPr>
         <w:pStyle w:val="Heading2"/>
@@ -12009,8 +16451,8 @@
         <w:t xml:space="preserve">presence of a signal in this superset.</w:t>
       </w:r>
     </w:p>
-    <w:bookmarkEnd w:id="42"/>
-    <w:bookmarkStart w:id="43" w:name="link-credit-behaviour"/>
+    <w:bookmarkEnd w:id="47"/>
+    <w:bookmarkStart w:id="48" w:name="link-credit-behaviour"/>
     <w:p>
       <w:pPr>
         <w:pStyle w:val="Heading2"/>
@@ -12125,9 +16567,9 @@
         <w:t xml:space="preserve">credit contract, not a recoverable condition.</w:t>
       </w:r>
     </w:p>
-    <w:bookmarkEnd w:id="43"/>
-    <w:bookmarkEnd w:id="44"/>
-    <w:bookmarkStart w:id="50" w:name="X2fe9938731c8eed18a556030bbcfb1970107fb8"/>
+    <w:bookmarkEnd w:id="48"/>
+    <w:bookmarkEnd w:id="49"/>
+    <w:bookmarkStart w:id="55" w:name="X2fe9938731c8eed18a556030bbcfb1970107fb8"/>
     <w:p>
       <w:pPr>
         <w:pStyle w:val="Heading1"/>
@@ -12136,7 +16578,7 @@
         <w:t xml:space="preserve">5 Topologies, routing, arbitration and progress</w:t>
       </w:r>
     </w:p>
-    <w:bookmarkStart w:id="45" w:name="common-transport"/>
+    <w:bookmarkStart w:id="50" w:name="common-transport"/>
     <w:p>
       <w:pPr>
         <w:pStyle w:val="Heading2"/>
@@ -12198,8 +16640,8 @@
         <w:t xml:space="preserve">.</w:t>
       </w:r>
     </w:p>
-    <w:bookmarkEnd w:id="45"/>
-    <w:bookmarkStart w:id="46" w:name="crossbar"/>
+    <w:bookmarkEnd w:id="50"/>
+    <w:bookmarkStart w:id="51" w:name="crossbar"/>
     <w:p>
       <w:pPr>
         <w:pStyle w:val="Heading2"/>
@@ -12252,8 +16694,8 @@
         <w:t xml:space="preserve">backpressured.</w:t>
       </w:r>
     </w:p>
-    <w:bookmarkEnd w:id="46"/>
-    <w:bookmarkStart w:id="47" w:name="bidirectional-ring"/>
+    <w:bookmarkEnd w:id="51"/>
+    <w:bookmarkStart w:id="52" w:name="bidirectional-ring"/>
     <w:p>
       <w:pPr>
         <w:pStyle w:val="Heading2"/>
@@ -12332,8 +16774,8 @@
         <w:t xml:space="preserve">ejection does worse.</w:t>
       </w:r>
     </w:p>
-    <w:bookmarkEnd w:id="47"/>
-    <w:bookmarkStart w:id="48" w:name="mesh-placement-and-nodeid"/>
+    <w:bookmarkEnd w:id="52"/>
+    <w:bookmarkStart w:id="53" w:name="mesh-placement-and-nodeid"/>
     <w:p>
       <w:pPr>
         <w:pStyle w:val="Heading2"/>
@@ -12685,8 +17127,8 @@
         <w:t xml:space="preserve">adds one receive-buffer cycle in each direction.</w:t>
       </w:r>
     </w:p>
-    <w:bookmarkEnd w:id="48"/>
-    <w:bookmarkStart w:id="49" w:name="snoop-distribution-deadlock-and-livelock"/>
+    <w:bookmarkEnd w:id="53"/>
+    <w:bookmarkStart w:id="54" w:name="snoop-distribution-deadlock-and-livelock"/>
     <w:p>
       <w:pPr>
         <w:pStyle w:val="Heading2"/>
@@ -12813,9 +17255,9 @@
         <w:t xml:space="preserve">there is no end-to-end livelock watchdog and no bounded-completion proof.</w:t>
       </w:r>
     </w:p>
-    <w:bookmarkEnd w:id="49"/>
-    <w:bookmarkEnd w:id="50"/>
-    <w:bookmarkStart w:id="55" w:name="system-address-map"/>
+    <w:bookmarkEnd w:id="54"/>
+    <w:bookmarkEnd w:id="55"/>
+    <w:bookmarkStart w:id="60" w:name="system-address-map"/>
     <w:p>
       <w:pPr>
         <w:pStyle w:val="Heading1"/>
@@ -12824,7 +17266,7 @@
         <w:t xml:space="preserve">6 System Address Map</w:t>
       </w:r>
     </w:p>
-    <w:bookmarkStart w:id="51" w:name="lookup-and-default-regions"/>
+    <w:bookmarkStart w:id="56" w:name="lookup-and-default-regions"/>
     <w:p>
       <w:pPr>
         <w:pStyle w:val="Heading2"/>
@@ -13344,8 +17786,8 @@
         <w:t xml:space="preserve">.</w:t>
       </w:r>
     </w:p>
-    <w:bookmarkEnd w:id="51"/>
-    <w:bookmarkStart w:id="52" w:name="hn-hash-and-worked-example"/>
+    <w:bookmarkEnd w:id="56"/>
+    <w:bookmarkStart w:id="57" w:name="hn-hash-and-worked-example"/>
     <w:p>
       <w:pPr>
         <w:pStyle w:val="Heading2"/>
@@ -13469,8 +17911,8 @@
         <w:t xml:space="preserve">).</w:t>
       </w:r>
     </w:p>
-    <w:bookmarkEnd w:id="52"/>
-    <w:bookmarkStart w:id="53" w:name="prefetchtgt-mapping"/>
+    <w:bookmarkEnd w:id="57"/>
+    <w:bookmarkStart w:id="58" w:name="prefetchtgt-mapping"/>
     <w:p>
       <w:pPr>
         <w:pStyle w:val="Heading2"/>
@@ -13599,8 +18041,8 @@
         <w:t xml:space="preserve">reaches them.</w:t>
       </w:r>
     </w:p>
-    <w:bookmarkEnd w:id="53"/>
-    <w:bookmarkStart w:id="54" w:name="retargeting"/>
+    <w:bookmarkEnd w:id="58"/>
+    <w:bookmarkStart w:id="59" w:name="retargeting"/>
     <w:p>
       <w:pPr>
         <w:pStyle w:val="Heading2"/>
@@ -13686,9 +18128,9 @@
         <w:t xml:space="preserve">existence on a runtime update.</w:t>
       </w:r>
     </w:p>
-    <w:bookmarkEnd w:id="54"/>
-    <w:bookmarkEnd w:id="55"/>
-    <w:bookmarkStart w:id="58" w:name="configuration-access"/>
+    <w:bookmarkEnd w:id="59"/>
+    <w:bookmarkEnd w:id="60"/>
+    <w:bookmarkStart w:id="63" w:name="configuration-access"/>
     <w:p>
       <w:pPr>
         <w:pStyle w:val="Heading1"/>
@@ -13724,7 +18166,7 @@
         <w:t xml:space="preserve">.</w:t>
       </w:r>
     </w:p>
-    <w:bookmarkStart w:id="56" w:name="apb4-map"/>
+    <w:bookmarkStart w:id="61" w:name="apb4-map"/>
     <w:p>
       <w:pPr>
         <w:pStyle w:val="Heading2"/>
@@ -14511,8 +18953,8 @@
         <w:t xml:space="preserve">does nothing and does not error.</w:t>
       </w:r>
     </w:p>
-    <w:bookmarkEnd w:id="56"/>
-    <w:bookmarkStart w:id="57" w:name="chi-mmio-map-and-limitations"/>
+    <w:bookmarkEnd w:id="61"/>
+    <w:bookmarkStart w:id="62" w:name="chi-mmio-map-and-limitations"/>
     <w:p>
       <w:pPr>
         <w:pStyle w:val="Heading2"/>
@@ -14818,9 +19260,9 @@
         <w:t xml:space="preserve">path, not a hardened management interface.</w:t>
       </w:r>
     </w:p>
-    <w:bookmarkEnd w:id="57"/>
-    <w:bookmarkEnd w:id="58"/>
-    <w:bookmarkStart w:id="67" w:name="transaction-flows"/>
+    <w:bookmarkEnd w:id="62"/>
+    <w:bookmarkEnd w:id="63"/>
+    <w:bookmarkStart w:id="72" w:name="transaction-flows"/>
     <w:p>
       <w:pPr>
         <w:pStyle w:val="Heading1"/>
@@ -14843,7 +19285,7 @@
         <w:t xml:space="preserve">table states what the RTL does.</w:t>
       </w:r>
     </w:p>
-    <w:bookmarkStart w:id="59" w:name="readshared-with-dct"/>
+    <w:bookmarkStart w:id="64" w:name="readshared-with-dct"/>
     <w:p>
       <w:pPr>
         <w:pStyle w:val="Heading2"/>
@@ -15216,8 +19658,8 @@
         <w:t xml:space="preserve">not implemented.</w:t>
       </w:r>
     </w:p>
-    <w:bookmarkEnd w:id="59"/>
-    <w:bookmarkStart w:id="60" w:name="readunique-with-dmt"/>
+    <w:bookmarkEnd w:id="64"/>
+    <w:bookmarkStart w:id="65" w:name="readunique-with-dmt"/>
     <w:p>
       <w:pPr>
         <w:pStyle w:val="Heading2"/>
@@ -15650,8 +20092,8 @@
         <w:t xml:space="preserve">same path.</w:t>
       </w:r>
     </w:p>
-    <w:bookmarkEnd w:id="60"/>
-    <w:bookmarkStart w:id="61" w:name="writebackfull-with-dwt"/>
+    <w:bookmarkEnd w:id="65"/>
+    <w:bookmarkStart w:id="66" w:name="writebackfull-with-dwt"/>
     <w:p>
       <w:pPr>
         <w:pStyle w:val="Heading2"/>
@@ -16116,8 +20558,8 @@
         <w:t xml:space="preserve">and write cancellation remain incomplete.</w:t>
       </w:r>
     </w:p>
-    <w:bookmarkEnd w:id="61"/>
-    <w:bookmarkStart w:id="62" w:name="cleanunique-with-snoops"/>
+    <w:bookmarkEnd w:id="66"/>
+    <w:bookmarkStart w:id="67" w:name="cleanunique-with-snoops"/>
     <w:p>
       <w:pPr>
         <w:pStyle w:val="Heading2"/>
@@ -16566,8 +21008,8 @@
         <w:t xml:space="preserve">selection and directory transitions are simplified.</w:t>
       </w:r>
     </w:p>
-    <w:bookmarkEnd w:id="62"/>
-    <w:bookmarkStart w:id="63" w:name="atomicload"/>
+    <w:bookmarkEnd w:id="67"/>
+    <w:bookmarkStart w:id="68" w:name="atomicload"/>
     <w:p>
       <w:pPr>
         <w:pStyle w:val="Heading2"/>
@@ -17228,8 +21670,8 @@
         <w:t xml:space="preserve">performed at the Home; there is no far-atomic negotiation.</w:t>
       </w:r>
     </w:p>
-    <w:bookmarkEnd w:id="63"/>
-    <w:bookmarkStart w:id="64" w:name="request-retry"/>
+    <w:bookmarkEnd w:id="68"/>
+    <w:bookmarkStart w:id="69" w:name="request-retry"/>
     <w:p>
       <w:pPr>
         <w:pStyle w:val="Heading2"/>
@@ -17785,8 +22227,8 @@
         <w:t xml:space="preserve">the credit accounting exact.</w:t>
       </w:r>
     </w:p>
-    <w:bookmarkEnd w:id="64"/>
-    <w:bookmarkStart w:id="65" w:name="writeuniquefullstash-with-data-pull"/>
+    <w:bookmarkEnd w:id="69"/>
+    <w:bookmarkStart w:id="70" w:name="writeuniquefullstash-with-data-pull"/>
     <w:p>
       <w:pPr>
         <w:pStyle w:val="Heading2"/>
@@ -18590,8 +23032,8 @@
         <w:t xml:space="preserve">.</w:t>
       </w:r>
     </w:p>
-    <w:bookmarkEnd w:id="65"/>
-    <w:bookmarkStart w:id="66" w:name="dvm-sync"/>
+    <w:bookmarkEnd w:id="70"/>
+    <w:bookmarkStart w:id="71" w:name="dvm-sync"/>
     <w:p>
       <w:pPr>
         <w:pStyle w:val="Heading2"/>
@@ -19005,9 +23447,9 @@
         <w:t xml:space="preserve">applied.</w:t>
       </w:r>
     </w:p>
-    <w:bookmarkEnd w:id="66"/>
-    <w:bookmarkEnd w:id="67"/>
-    <w:bookmarkStart w:id="72" w:name="home-node-internals"/>
+    <w:bookmarkEnd w:id="71"/>
+    <w:bookmarkEnd w:id="72"/>
+    <w:bookmarkStart w:id="77" w:name="home-node-internals"/>
     <w:p>
       <w:pPr>
         <w:pStyle w:val="Heading1"/>
@@ -19016,7 +23458,7 @@
         <w:t xml:space="preserve">9 Home Node internals</w:t>
       </w:r>
     </w:p>
-    <w:bookmarkStart w:id="68" w:name="serialization"/>
+    <w:bookmarkStart w:id="73" w:name="serialization"/>
     <w:p>
       <w:pPr>
         <w:pStyle w:val="Heading2"/>
@@ -19253,8 +23695,8 @@
         <w:t xml:space="preserve">and discarded without allocating a POS entry.</w:t>
       </w:r>
     </w:p>
-    <w:bookmarkEnd w:id="68"/>
-    <w:bookmarkStart w:id="69" w:name="directory"/>
+    <w:bookmarkEnd w:id="73"/>
+    <w:bookmarkStart w:id="74" w:name="directory"/>
     <w:p>
       <w:pPr>
         <w:pStyle w:val="Heading2"/>
@@ -19307,8 +23749,8 @@
         <w:t xml:space="preserve">is not the complete Issue H state machine.</w:t>
       </w:r>
     </w:p>
-    <w:bookmarkEnd w:id="69"/>
-    <w:bookmarkStart w:id="70" w:name="retry-credits"/>
+    <w:bookmarkEnd w:id="74"/>
+    <w:bookmarkStart w:id="75" w:name="retry-credits"/>
     <w:p>
       <w:pPr>
         <w:pStyle w:val="Heading2"/>
@@ -19466,8 +23908,8 @@
         <w:t xml:space="preserve">.</w:t>
       </w:r>
     </w:p>
-    <w:bookmarkEnd w:id="70"/>
-    <w:bookmarkStart w:id="71" w:name="ordering"/>
+    <w:bookmarkEnd w:id="75"/>
+    <w:bookmarkStart w:id="76" w:name="ordering"/>
     <w:p>
       <w:pPr>
         <w:pStyle w:val="Heading2"/>
@@ -19526,9 +23968,9 @@
         <w:t xml:space="preserve">not distinguished, so the implementation is stricter than Issue H requires.</w:t>
       </w:r>
     </w:p>
-    <w:bookmarkEnd w:id="71"/>
-    <w:bookmarkEnd w:id="72"/>
-    <w:bookmarkStart w:id="75" w:name="rn-f-boundary-cache-state-model"/>
+    <w:bookmarkEnd w:id="76"/>
+    <w:bookmarkEnd w:id="77"/>
+    <w:bookmarkStart w:id="80" w:name="rn-f-boundary-cache-state-model"/>
     <w:p>
       <w:pPr>
         <w:pStyle w:val="Heading1"/>
@@ -19584,7 +24026,7 @@
         <w:t xml:space="preserve">repository.</w:t>
       </w:r>
     </w:p>
-    <w:bookmarkStart w:id="73" w:name="request-driven-target-states"/>
+    <w:bookmarkStart w:id="78" w:name="request-driven-target-states"/>
     <w:p>
       <w:pPr>
         <w:pStyle w:val="Heading2"/>
@@ -20120,8 +24562,8 @@
         </w:tc>
       </w:tr>
     </w:tbl>
-    <w:bookmarkEnd w:id="73"/>
-    <w:bookmarkStart w:id="74" w:name="snoop-driven-transitions"/>
+    <w:bookmarkEnd w:id="78"/>
+    <w:bookmarkStart w:id="79" w:name="snoop-driven-transitions"/>
     <w:p>
       <w:pPr>
         <w:pStyle w:val="Heading2"/>
@@ -20682,9 +25124,9 @@
         <w:t xml:space="preserve">combinations remain the RN implementer’s responsibility.</w:t>
       </w:r>
     </w:p>
-    <w:bookmarkEnd w:id="74"/>
-    <w:bookmarkEnd w:id="75"/>
-    <w:bookmarkStart w:id="76" w:name="clocking-reset-cdc-and-performance"/>
+    <w:bookmarkEnd w:id="79"/>
+    <w:bookmarkEnd w:id="80"/>
+    <w:bookmarkStart w:id="81" w:name="clocking-reset-cdc-and-performance"/>
     <w:p>
       <w:pPr>
         <w:pStyle w:val="Heading1"/>
@@ -20986,8 +25428,8 @@
         <w:t xml:space="preserve">or performance guarantees are supplied.</w:t>
       </w:r>
     </w:p>
-    <w:bookmarkEnd w:id="76"/>
-    <w:bookmarkStart w:id="86" w:name="verification-source-manifest-and-lint"/>
+    <w:bookmarkEnd w:id="81"/>
+    <w:bookmarkStart w:id="91" w:name="verification-source-manifest-and-lint"/>
     <w:p>
       <w:pPr>
         <w:pStyle w:val="Heading1"/>
@@ -20996,7 +25438,7 @@
         <w:t xml:space="preserve">12 Verification, source manifest and lint</w:t>
       </w:r>
     </w:p>
-    <w:bookmarkStart w:id="77" w:name="bound-sva-inventory"/>
+    <w:bookmarkStart w:id="82" w:name="bound-sva-inventory"/>
     <w:p>
       <w:pPr>
         <w:pStyle w:val="Heading2"/>
@@ -21930,8 +26372,8 @@
         <w:t xml:space="preserve">are packed two-dimensional rather than unpacked.</w:t>
       </w:r>
     </w:p>
-    <w:bookmarkEnd w:id="77"/>
-    <w:bookmarkStart w:id="78" w:name="functional-coverage-outline"/>
+    <w:bookmarkEnd w:id="82"/>
+    <w:bookmarkStart w:id="83" w:name="functional-coverage-outline"/>
     <w:p>
       <w:pPr>
         <w:pStyle w:val="Heading2"/>
@@ -22011,8 +26453,8 @@
         <w:t xml:space="preserve">identifiers, flit parity faults and credit-contract violations.</w:t>
       </w:r>
     </w:p>
-    <w:bookmarkEnd w:id="78"/>
-    <w:bookmarkStart w:id="79" w:name="uvm-structure"/>
+    <w:bookmarkEnd w:id="83"/>
+    <w:bookmarkStart w:id="84" w:name="uvm-structure"/>
     <w:p>
       <w:pPr>
         <w:pStyle w:val="Heading2"/>
@@ -22151,8 +26593,8 @@
         <w:t xml:space="preserve">may be sent only while the link is in RUN and a credit is held.</w:t>
       </w:r>
     </w:p>
-    <w:bookmarkEnd w:id="79"/>
-    <w:bookmarkStart w:id="80" w:name="formal-friendly-properties"/>
+    <w:bookmarkEnd w:id="84"/>
+    <w:bookmarkStart w:id="85" w:name="formal-friendly-properties"/>
     <w:p>
       <w:pPr>
         <w:pStyle w:val="Heading2"/>
@@ -22223,8 +26665,8 @@
         <w:t xml:space="preserve">eventual legal response.</w:t>
       </w:r>
     </w:p>
-    <w:bookmarkEnd w:id="80"/>
-    <w:bookmarkStart w:id="81" w:name="source-manifest"/>
+    <w:bookmarkEnd w:id="85"/>
+    <w:bookmarkStart w:id="86" w:name="source-manifest"/>
     <w:p>
       <w:pPr>
         <w:pStyle w:val="Heading2"/>
@@ -22832,8 +27274,8 @@
         <w:t xml:space="preserve">smoke run and document generation.</w:t>
       </w:r>
     </w:p>
-    <w:bookmarkEnd w:id="81"/>
-    <w:bookmarkStart w:id="82" w:name="passing-lint-commands"/>
+    <w:bookmarkEnd w:id="86"/>
+    <w:bookmarkStart w:id="87" w:name="passing-lint-commands"/>
     <w:p>
       <w:pPr>
         <w:pStyle w:val="Heading2"/>
@@ -23712,8 +28154,8 @@
         <w:t xml:space="preserve">all pass with the same options.</w:t>
       </w:r>
     </w:p>
-    <w:bookmarkEnd w:id="82"/>
-    <w:bookmarkStart w:id="83" w:name="reset-link-bring-up-and-idle-smoke-run"/>
+    <w:bookmarkEnd w:id="87"/>
+    <w:bookmarkStart w:id="88" w:name="reset-link-bring-up-and-idle-smoke-run"/>
     <w:p>
       <w:pPr>
         <w:pStyle w:val="Heading2"/>
@@ -23742,7 +28184,7 @@
         <w:t xml:space="preserve"> </w:t>
       </w:r>
       <w:r>
-        <w:t xml:space="preserve">elaboration checks of Section 3.2 nor any bound assertion</w:t>
+        <w:t xml:space="preserve">elaboration checks of Section 3.3 nor any bound assertion</w:t>
       </w:r>
       <w:r>
         <w:t xml:space="preserve"> </w:t>
@@ -24159,8 +28601,8 @@
         <w:t xml:space="preserve">that does not exist.</w:t>
       </w:r>
     </w:p>
-    <w:bookmarkEnd w:id="83"/>
-    <w:bookmarkStart w:id="84" w:name="tool-dependence-of-this-code"/>
+    <w:bookmarkEnd w:id="88"/>
+    <w:bookmarkStart w:id="89" w:name="tool-dependence-of-this-code"/>
     <w:p>
       <w:pPr>
         <w:pStyle w:val="Heading2"/>
@@ -24504,8 +28946,8 @@
         <w:t xml:space="preserve">be expected to find defects this flow cannot see.</w:t>
       </w:r>
     </w:p>
-    <w:bookmarkEnd w:id="84"/>
-    <w:bookmarkStart w:id="85" w:name="regenerating-this-document"/>
+    <w:bookmarkEnd w:id="89"/>
+    <w:bookmarkStart w:id="90" w:name="regenerating-this-document"/>
     <w:p>
       <w:pPr>
         <w:pStyle w:val="Heading2"/>
@@ -24662,9 +29104,9 @@
         <w:t xml:space="preserve">the cross-references in the prose stay correct in every output format.</w:t>
       </w:r>
     </w:p>
-    <w:bookmarkEnd w:id="85"/>
-    <w:bookmarkEnd w:id="86"/>
-    <w:bookmarkStart w:id="89" w:name="X5bf108ade8508cab34b28d325ecb3ab81501255"/>
+    <w:bookmarkEnd w:id="90"/>
+    <w:bookmarkEnd w:id="91"/>
+    <w:bookmarkStart w:id="94" w:name="X5bf108ade8508cab34b28d325ecb3ab81501255"/>
     <w:p>
       <w:pPr>
         <w:pStyle w:val="Heading1"/>
@@ -24673,7 +29115,7 @@
         <w:t xml:space="preserve">13 Open issues, known limitations and decisions</w:t>
       </w:r>
     </w:p>
-    <w:bookmarkStart w:id="87" w:name="known-limitations"/>
+    <w:bookmarkStart w:id="92" w:name="known-limitations"/>
     <w:p>
       <w:pPr>
         <w:pStyle w:val="Heading2"/>
@@ -24931,8 +29373,8 @@
         <w:t xml:space="preserve">performance characterization.</w:t>
       </w:r>
     </w:p>
-    <w:bookmarkEnd w:id="87"/>
-    <w:bookmarkStart w:id="88" w:name="implementation-defined-decision-log"/>
+    <w:bookmarkEnd w:id="92"/>
+    <w:bookmarkStart w:id="93" w:name="implementation-defined-decision-log"/>
     <w:p>
       <w:pPr>
         <w:pStyle w:val="Heading2"/>
@@ -25812,8 +30254,8 @@
         </w:tc>
       </w:tr>
     </w:tbl>
-    <w:bookmarkEnd w:id="88"/>
-    <w:bookmarkEnd w:id="89"/>
+    <w:bookmarkEnd w:id="93"/>
+    <w:bookmarkEnd w:id="94"/>
     <w:sectPr/>
   </w:body>
 </w:document>

--- a/docs/chi_interconnect_design_spec.docx
+++ b/docs/chi_interconnect_design_spec.docx
@@ -7991,7 +7991,7 @@
       <w:r>
         <w:drawing>
           <wp:inline>
-            <wp:extent cx="6235700" cy="3038407"/>
+            <wp:extent cx="6235700" cy="5971399"/>
             <wp:effectExtent b="0" l="0" r="0" t="0"/>
             <wp:docPr descr="Fig 2.2 chi_hnf_top internal structure. One request is in flight at a time." title="" id="38" name="Picture"/>
             <a:graphic>
@@ -8012,7 +8012,7 @@
                   <pic:spPr bwMode="auto">
                     <a:xfrm>
                       <a:off x="0" y="0"/>
-                      <a:ext cx="6235700" cy="3038407"/>
+                      <a:ext cx="6235700" cy="5971399"/>
                     </a:xfrm>
                     <a:prstGeom prst="rect">
                       <a:avLst/>

--- a/docs/chi_interconnect_design_spec.docx
+++ b/docs/chi_interconnect_design_spec.docx
@@ -2014,7 +2014,19 @@
               <w:jc w:val="left"/>
             </w:pPr>
             <w:r>
-              <w:t xml:space="preserve">Ordered region table, security rejection, XOR-fold hash and runtime update ports.</w:t>
+              <w:t xml:space="preserve">Ordered region table, security rejection, XOR-fold hash and runtime update ports. The decode result overwrites the incoming</w:t>
+            </w:r>
+            <w:r>
+              <w:t xml:space="preserve"> </w:t>
+            </w:r>
+            <w:r>
+              <w:rPr>
+                <w:rStyle w:val="VerbatimChar"/>
+              </w:rPr>
+              <w:t xml:space="preserve">TgtID</w:t>
+            </w:r>
+            <w:r>
+              <w:t xml:space="preserve">, which B3.3.1 permits. All five B3.3.1 cases are distinguished, including the two that bypass the address mapper; see Section 6.1.</w:t>
             </w:r>
           </w:p>
         </w:tc>
@@ -21148,7 +21160,7 @@
     </w:p>
     <w:bookmarkEnd w:id="62"/>
     <w:bookmarkEnd w:id="63"/>
-    <w:bookmarkStart w:id="68" w:name="system-address-map"/>
+    <w:bookmarkStart w:id="69" w:name="system-address-map"/>
     <w:p>
       <w:pPr>
         <w:pStyle w:val="Heading1"/>
@@ -21167,13 +21179,695 @@
         <w:t xml:space="preserve">SYSTEM ADDRESS MAP</w:t>
       </w:r>
     </w:p>
-    <w:bookmarkStart w:id="64" w:name="lookup-and-default-regions"/>
+    <w:bookmarkStart w:id="64" w:name="how-the-tgtid-is-determined"/>
     <w:p>
       <w:pPr>
         <w:pStyle w:val="Heading2"/>
       </w:pPr>
       <w:r>
-        <w:t xml:space="preserve">6.1 Lookup and default regions</w:t>
+        <w:t xml:space="preserve">6.1 How the TgtID is determined</w:t>
+      </w:r>
+    </w:p>
+    <w:p>
+      <w:pPr>
+        <w:pStyle w:val="FirstParagraph"/>
+      </w:pPr>
+      <w:r>
+        <w:t xml:space="preserve">B3.1 puts the SAM on the Requester side and gives it one job: determine the</w:t>
+      </w:r>
+      <w:r>
+        <w:t xml:space="preserve"> </w:t>
+      </w:r>
+      <w:r>
+        <w:rPr>
+          <w:rStyle w:val="VerbatimChar"/>
+        </w:rPr>
+        <w:t xml:space="preserve">TgtID</w:t>
+      </w:r>
+      <w:r>
+        <w:t xml:space="preserve"> </w:t>
+      </w:r>
+      <w:r>
+        <w:t xml:space="preserve">of a request. B3.3.1 then allows that logic to live either in the</w:t>
+      </w:r>
+      <w:r>
+        <w:t xml:space="preserve"> </w:t>
+      </w:r>
+      <w:r>
+        <w:t xml:space="preserve">Request Node or in the interconnect, and states that a Request Node must</w:t>
+      </w:r>
+      <w:r>
+        <w:t xml:space="preserve"> </w:t>
+      </w:r>
+      <w:r>
+        <w:t xml:space="preserve">expect the interconnect to remap the</w:t>
+      </w:r>
+      <w:r>
+        <w:t xml:space="preserve"> </w:t>
+      </w:r>
+      <w:r>
+        <w:rPr>
+          <w:rStyle w:val="VerbatimChar"/>
+        </w:rPr>
+        <w:t xml:space="preserve">TgtID</w:t>
+      </w:r>
+      <w:r>
+        <w:t xml:space="preserve"> </w:t>
+      </w:r>
+      <w:r>
+        <w:t xml:space="preserve">it sent. This design takes the</w:t>
+      </w:r>
+      <w:r>
+        <w:t xml:space="preserve"> </w:t>
+      </w:r>
+      <w:r>
+        <w:t xml:space="preserve">interconnect-side option, so</w:t>
+      </w:r>
+      <w:r>
+        <w:t xml:space="preserve"> </w:t>
+      </w:r>
+      <w:r>
+        <w:rPr>
+          <w:rStyle w:val="VerbatimChar"/>
+        </w:rPr>
+        <w:t xml:space="preserve">reqToNoc</w:t>
+      </w:r>
+      <w:r>
+        <w:t xml:space="preserve"> </w:t>
+      </w:r>
+      <w:r>
+        <w:t xml:space="preserve">in</w:t>
+      </w:r>
+      <w:r>
+        <w:t xml:space="preserve"> </w:t>
+      </w:r>
+      <w:r>
+        <w:rPr>
+          <w:rStyle w:val="VerbatimChar"/>
+        </w:rPr>
+        <w:t xml:space="preserve">chi_interconnect_top</w:t>
+      </w:r>
+      <w:r>
+        <w:t xml:space="preserve"> </w:t>
+      </w:r>
+      <w:r>
+        <w:t xml:space="preserve">overwrites</w:t>
+      </w:r>
+      <w:r>
+        <w:t xml:space="preserve"> </w:t>
+      </w:r>
+      <w:r>
+        <w:t xml:space="preserve">the incoming</w:t>
+      </w:r>
+      <w:r>
+        <w:t xml:space="preserve"> </w:t>
+      </w:r>
+      <w:r>
+        <w:rPr>
+          <w:rStyle w:val="VerbatimChar"/>
+        </w:rPr>
+        <w:t xml:space="preserve">TgtID</w:t>
+      </w:r>
+      <w:r>
+        <w:t xml:space="preserve"> </w:t>
+      </w:r>
+      <w:r>
+        <w:t xml:space="preserve">with the decode result and copies the same value into</w:t>
+      </w:r>
+      <w:r>
+        <w:t xml:space="preserve"> </w:t>
+      </w:r>
+      <w:r>
+        <w:t xml:space="preserve">the internal flit’s route target. Address decode therefore happens exactly</w:t>
+      </w:r>
+      <w:r>
+        <w:t xml:space="preserve"> </w:t>
+      </w:r>
+      <w:r>
+        <w:t xml:space="preserve">once, at the Requester port; every hop after that routes on NodeID alone.</w:t>
+      </w:r>
+    </w:p>
+    <w:p>
+      <w:pPr>
+        <w:pStyle w:val="BodyText"/>
+      </w:pPr>
+      <w:r>
+        <w:t xml:space="preserve">B3.3.1 does not send every request through the address mapper. The cases it</w:t>
+      </w:r>
+      <w:r>
+        <w:t xml:space="preserve"> </w:t>
+      </w:r>
+      <w:r>
+        <w:t xml:space="preserve">distinguishes are handled as follows.</w:t>
+      </w:r>
+    </w:p>
+    <w:tbl>
+      <w:tblPr>
+        <w:tblStyle w:val="Table"/>
+        <w:tblW w:type="pct" w:w="5000"/>
+        <w:tblLook w:firstRow="1" w:lastRow="0" w:firstColumn="0" w:lastColumn="0" w:noHBand="0" w:noVBand="0" w:val="0020"/>
+        <w:jc w:val="start"/>
+      </w:tblPr>
+      <w:tblGrid>
+        <w:gridCol w:w="2673"/>
+        <w:gridCol w:w="3168"/>
+        <w:gridCol w:w="2079"/>
+      </w:tblGrid>
+      <w:tr>
+        <w:trPr>
+          <w:tblHeader w:val="true"/>
+        </w:trPr>
+        <w:tc>
+          <w:tcPr/>
+          <w:p>
+            <w:pPr>
+              <w:pStyle w:val="Compact"/>
+              <w:jc w:val="left"/>
+            </w:pPr>
+            <w:r>
+              <w:t xml:space="preserve">Request</w:t>
+            </w:r>
+          </w:p>
+        </w:tc>
+        <w:tc>
+          <w:tcPr/>
+          <w:p>
+            <w:pPr>
+              <w:pStyle w:val="Compact"/>
+              <w:jc w:val="left"/>
+            </w:pPr>
+            <w:r>
+              <w:t xml:space="preserve">Source of</w:t>
+            </w:r>
+            <w:r>
+              <w:t xml:space="preserve"> </w:t>
+            </w:r>
+            <w:r>
+              <w:rPr>
+                <w:rStyle w:val="VerbatimChar"/>
+              </w:rPr>
+              <w:t xml:space="preserve">TgtID</w:t>
+            </w:r>
+          </w:p>
+        </w:tc>
+        <w:tc>
+          <w:tcPr/>
+          <w:p>
+            <w:pPr>
+              <w:pStyle w:val="Compact"/>
+              <w:jc w:val="left"/>
+            </w:pPr>
+            <w:r>
+              <w:t xml:space="preserve">Where</w:t>
+            </w:r>
+          </w:p>
+        </w:tc>
+      </w:tr>
+      <w:tr>
+        <w:tc>
+          <w:tcPr/>
+          <w:p>
+            <w:pPr>
+              <w:pStyle w:val="Compact"/>
+              <w:jc w:val="left"/>
+            </w:pPr>
+            <w:r>
+              <w:rPr>
+                <w:rStyle w:val="VerbatimChar"/>
+              </w:rPr>
+              <w:t xml:space="preserve">DVMOp</w:t>
+            </w:r>
+          </w:p>
+        </w:tc>
+        <w:tc>
+          <w:tcPr/>
+          <w:p>
+            <w:pPr>
+              <w:pStyle w:val="Compact"/>
+              <w:jc w:val="left"/>
+            </w:pPr>
+            <w:r>
+              <w:t xml:space="preserve">The opcode, which selects the MN</w:t>
+            </w:r>
+          </w:p>
+        </w:tc>
+        <w:tc>
+          <w:tcPr/>
+          <w:p>
+            <w:pPr>
+              <w:pStyle w:val="Compact"/>
+              <w:jc w:val="left"/>
+            </w:pPr>
+            <w:r>
+              <w:t xml:space="preserve">Route block, by opcode</w:t>
+            </w:r>
+          </w:p>
+        </w:tc>
+      </w:tr>
+      <w:tr>
+        <w:tc>
+          <w:tcPr/>
+          <w:p>
+            <w:pPr>
+              <w:pStyle w:val="Compact"/>
+              <w:jc w:val="left"/>
+            </w:pPr>
+            <w:r>
+              <w:rPr>
+                <w:rStyle w:val="VerbatimChar"/>
+              </w:rPr>
+              <w:t xml:space="preserve">PrefetchTgt</w:t>
+            </w:r>
+          </w:p>
+        </w:tc>
+        <w:tc>
+          <w:tcPr/>
+          <w:p>
+            <w:pPr>
+              <w:pStyle w:val="Compact"/>
+              <w:jc w:val="left"/>
+            </w:pPr>
+            <w:r>
+              <w:t xml:space="preserve">A separate address mapper to an SN-F</w:t>
+            </w:r>
+          </w:p>
+        </w:tc>
+        <w:tc>
+          <w:tcPr/>
+          <w:p>
+            <w:pPr>
+              <w:pStyle w:val="Compact"/>
+              <w:jc w:val="left"/>
+            </w:pPr>
+            <w:r>
+              <w:rPr>
+                <w:rStyle w:val="VerbatimChar"/>
+              </w:rPr>
+              <w:t xml:space="preserve">chi_prefetch_map</w:t>
+            </w:r>
+          </w:p>
+        </w:tc>
+      </w:tr>
+      <w:tr>
+        <w:tc>
+          <w:tcPr/>
+          <w:p>
+            <w:pPr>
+              <w:pStyle w:val="Compact"/>
+              <w:jc w:val="left"/>
+            </w:pPr>
+            <w:r>
+              <w:rPr>
+                <w:rStyle w:val="VerbatimChar"/>
+              </w:rPr>
+              <w:t xml:space="preserve">PCrdReturn</w:t>
+            </w:r>
+          </w:p>
+        </w:tc>
+        <w:tc>
+          <w:tcPr/>
+          <w:p>
+            <w:pPr>
+              <w:pStyle w:val="Compact"/>
+              <w:jc w:val="left"/>
+            </w:pPr>
+            <w:r>
+              <w:t xml:space="preserve">The</w:t>
+            </w:r>
+            <w:r>
+              <w:t xml:space="preserve"> </w:t>
+            </w:r>
+            <w:r>
+              <w:rPr>
+                <w:rStyle w:val="VerbatimChar"/>
+              </w:rPr>
+              <w:t xml:space="preserve">TgtID</w:t>
+            </w:r>
+            <w:r>
+              <w:t xml:space="preserve"> </w:t>
+            </w:r>
+            <w:r>
+              <w:t xml:space="preserve">the Requester sent, which B3.3.1 requires to match the</w:t>
+            </w:r>
+            <w:r>
+              <w:t xml:space="preserve"> </w:t>
+            </w:r>
+            <w:r>
+              <w:rPr>
+                <w:rStyle w:val="VerbatimChar"/>
+              </w:rPr>
+              <w:t xml:space="preserve">SrcID</w:t>
+            </w:r>
+            <w:r>
+              <w:t xml:space="preserve"> </w:t>
+            </w:r>
+            <w:r>
+              <w:t xml:space="preserve">of the</w:t>
+            </w:r>
+            <w:r>
+              <w:t xml:space="preserve"> </w:t>
+            </w:r>
+            <w:r>
+              <w:rPr>
+                <w:rStyle w:val="VerbatimChar"/>
+              </w:rPr>
+              <w:t xml:space="preserve">PCrdGrant</w:t>
+            </w:r>
+            <w:r>
+              <w:t xml:space="preserve"> </w:t>
+            </w:r>
+            <w:r>
+              <w:t xml:space="preserve">that supplied the credit</w:t>
+            </w:r>
+          </w:p>
+        </w:tc>
+        <w:tc>
+          <w:tcPr/>
+          <w:p>
+            <w:pPr>
+              <w:pStyle w:val="Compact"/>
+              <w:jc w:val="left"/>
+            </w:pPr>
+            <w:r>
+              <w:t xml:space="preserve">Route block, preserved</w:t>
+            </w:r>
+          </w:p>
+        </w:tc>
+      </w:tr>
+      <w:tr>
+        <w:tc>
+          <w:tcPr/>
+          <w:p>
+            <w:pPr>
+              <w:pStyle w:val="Compact"/>
+              <w:jc w:val="left"/>
+            </w:pPr>
+            <w:r>
+              <w:t xml:space="preserve">Replay on a pre-allocated credit,</w:t>
+            </w:r>
+            <w:r>
+              <w:t xml:space="preserve"> </w:t>
+            </w:r>
+            <w:r>
+              <w:rPr>
+                <w:rStyle w:val="VerbatimChar"/>
+              </w:rPr>
+              <w:t xml:space="preserve">AllowRetry == 0</w:t>
+            </w:r>
+          </w:p>
+        </w:tc>
+        <w:tc>
+          <w:tcPr/>
+          <w:p>
+            <w:pPr>
+              <w:pStyle w:val="Compact"/>
+              <w:jc w:val="left"/>
+            </w:pPr>
+            <w:r>
+              <w:t xml:space="preserve">The</w:t>
+            </w:r>
+            <w:r>
+              <w:t xml:space="preserve"> </w:t>
+            </w:r>
+            <w:r>
+              <w:rPr>
+                <w:rStyle w:val="VerbatimChar"/>
+              </w:rPr>
+              <w:t xml:space="preserve">TgtID</w:t>
+            </w:r>
+            <w:r>
+              <w:t xml:space="preserve"> </w:t>
+            </w:r>
+            <w:r>
+              <w:t xml:space="preserve">the Requester sent, which B3.3.1 requires to be the</w:t>
+            </w:r>
+            <w:r>
+              <w:t xml:space="preserve"> </w:t>
+            </w:r>
+            <w:r>
+              <w:rPr>
+                <w:rStyle w:val="VerbatimChar"/>
+              </w:rPr>
+              <w:t xml:space="preserve">SrcID</w:t>
+            </w:r>
+            <w:r>
+              <w:t xml:space="preserve"> </w:t>
+            </w:r>
+            <w:r>
+              <w:t xml:space="preserve">of the</w:t>
+            </w:r>
+            <w:r>
+              <w:t xml:space="preserve"> </w:t>
+            </w:r>
+            <w:r>
+              <w:rPr>
+                <w:rStyle w:val="VerbatimChar"/>
+              </w:rPr>
+              <w:t xml:space="preserve">RetryAck</w:t>
+            </w:r>
+            <w:r>
+              <w:t xml:space="preserve"> </w:t>
+            </w:r>
+            <w:r>
+              <w:t xml:space="preserve">or the original</w:t>
+            </w:r>
+            <w:r>
+              <w:t xml:space="preserve"> </w:t>
+            </w:r>
+            <w:r>
+              <w:rPr>
+                <w:rStyle w:val="VerbatimChar"/>
+              </w:rPr>
+              <w:t xml:space="preserve">TgtID</w:t>
+            </w:r>
+          </w:p>
+        </w:tc>
+        <w:tc>
+          <w:tcPr/>
+          <w:p>
+            <w:pPr>
+              <w:pStyle w:val="Compact"/>
+              <w:jc w:val="left"/>
+            </w:pPr>
+            <w:r>
+              <w:t xml:space="preserve">Route block, preserved</w:t>
+            </w:r>
+          </w:p>
+        </w:tc>
+      </w:tr>
+      <w:tr>
+        <w:tc>
+          <w:tcPr/>
+          <w:p>
+            <w:pPr>
+              <w:pStyle w:val="Compact"/>
+              <w:jc w:val="left"/>
+            </w:pPr>
+            <w:r>
+              <w:t xml:space="preserve">Everything else</w:t>
+            </w:r>
+          </w:p>
+        </w:tc>
+        <w:tc>
+          <w:tcPr/>
+          <w:p>
+            <w:pPr>
+              <w:pStyle w:val="Compact"/>
+              <w:jc w:val="left"/>
+            </w:pPr>
+            <w:r>
+              <w:t xml:space="preserve">The region table, and the HN-F hash for an interleaved region</w:t>
+            </w:r>
+          </w:p>
+        </w:tc>
+        <w:tc>
+          <w:tcPr/>
+          <w:p>
+            <w:pPr>
+              <w:pStyle w:val="Compact"/>
+              <w:jc w:val="left"/>
+            </w:pPr>
+            <w:r>
+              <w:rPr>
+                <w:rStyle w:val="VerbatimChar"/>
+              </w:rPr>
+              <w:t xml:space="preserve">chi_sam</w:t>
+            </w:r>
+          </w:p>
+        </w:tc>
+      </w:tr>
+    </w:tbl>
+    <w:p>
+      <w:pPr>
+        <w:pStyle w:val="TableCaption"/>
+      </w:pPr>
+      <w:r>
+        <w:t xml:space="preserve">Table 6.1 Source of the request</w:t>
+      </w:r>
+      <w:r>
+        <w:t xml:space="preserve"> </w:t>
+      </w:r>
+      <w:r>
+        <w:rPr>
+          <w:rStyle w:val="VerbatimChar"/>
+        </w:rPr>
+        <w:t xml:space="preserve">TgtID</w:t>
+      </w:r>
+      <w:r>
+        <w:t xml:space="preserve"> </w:t>
+      </w:r>
+      <w:r>
+        <w:t xml:space="preserve">for each case in B3.3.1</w:t>
+      </w:r>
+    </w:p>
+    <w:p>
+      <w:pPr>
+        <w:pStyle w:val="BodyText"/>
+      </w:pPr>
+      <w:r>
+        <w:t xml:space="preserve">The last two rows are why the route block cannot simply use the mapper</w:t>
+      </w:r>
+      <w:r>
+        <w:t xml:space="preserve"> </w:t>
+      </w:r>
+      <w:r>
+        <w:t xml:space="preserve">output. A</w:t>
+      </w:r>
+      <w:r>
+        <w:t xml:space="preserve"> </w:t>
+      </w:r>
+      <w:r>
+        <w:rPr>
+          <w:rStyle w:val="VerbatimChar"/>
+        </w:rPr>
+        <w:t xml:space="preserve">PCrdReturn</w:t>
+      </w:r>
+      <w:r>
+        <w:t xml:space="preserve"> </w:t>
+      </w:r>
+      <w:r>
+        <w:t xml:space="preserve">does not use its address field, so decoding it would</w:t>
+      </w:r>
+      <w:r>
+        <w:t xml:space="preserve"> </w:t>
+      </w:r>
+      <w:r>
+        <w:t xml:space="preserve">send the credit back to whichever Home owns the region containing address</w:t>
+      </w:r>
+      <w:r>
+        <w:t xml:space="preserve"> </w:t>
+      </w:r>
+      <w:r>
+        <w:t xml:space="preserve">zero rather than to the Home that granted it, leaking a P-Credit on every</w:t>
+      </w:r>
+      <w:r>
+        <w:t xml:space="preserve"> </w:t>
+      </w:r>
+      <w:r>
+        <w:t xml:space="preserve">return. A replay must reach the Home that issued the</w:t>
+      </w:r>
+      <w:r>
+        <w:t xml:space="preserve"> </w:t>
+      </w:r>
+      <w:r>
+        <w:rPr>
+          <w:rStyle w:val="VerbatimChar"/>
+        </w:rPr>
+        <w:t xml:space="preserve">RetryAck</w:t>
+      </w:r>
+      <w:r>
+        <w:t xml:space="preserve"> </w:t>
+      </w:r>
+      <w:r>
+        <w:t xml:space="preserve">because only</w:t>
+      </w:r>
+      <w:r>
+        <w:t xml:space="preserve"> </w:t>
+      </w:r>
+      <w:r>
+        <w:t xml:space="preserve">that Home holds the matching retry record, and a region table edited between</w:t>
+      </w:r>
+      <w:r>
+        <w:t xml:space="preserve"> </w:t>
+      </w:r>
+      <w:r>
+        <w:t xml:space="preserve">the</w:t>
+      </w:r>
+      <w:r>
+        <w:t xml:space="preserve"> </w:t>
+      </w:r>
+      <w:r>
+        <w:rPr>
+          <w:rStyle w:val="VerbatimChar"/>
+        </w:rPr>
+        <w:t xml:space="preserve">RetryAck</w:t>
+      </w:r>
+      <w:r>
+        <w:t xml:space="preserve"> </w:t>
+      </w:r>
+      <w:r>
+        <w:t xml:space="preserve">and the replay would otherwise redirect it.</w:t>
+      </w:r>
+      <w:r>
+        <w:t xml:space="preserve"> </w:t>
+      </w:r>
+      <w:r>
+        <w:rPr>
+          <w:rStyle w:val="VerbatimChar"/>
+        </w:rPr>
+        <w:t xml:space="preserve">PrefetchTgt</w:t>
+      </w:r>
+      <w:r>
+        <w:t xml:space="preserve"> </w:t>
+      </w:r>
+      <w:r>
+        <w:t xml:space="preserve">is</w:t>
+      </w:r>
+      <w:r>
+        <w:t xml:space="preserve"> </w:t>
+      </w:r>
+      <w:r>
+        <w:t xml:space="preserve">unaffected by the</w:t>
+      </w:r>
+      <w:r>
+        <w:t xml:space="preserve"> </w:t>
+      </w:r>
+      <w:r>
+        <w:rPr>
+          <w:rStyle w:val="VerbatimChar"/>
+        </w:rPr>
+        <w:t xml:space="preserve">AllowRetry</w:t>
+      </w:r>
+      <w:r>
+        <w:t xml:space="preserve"> </w:t>
+      </w:r>
+      <w:r>
+        <w:t xml:space="preserve">rule because B2.10.2.1 requires</w:t>
+      </w:r>
+      <w:r>
+        <w:t xml:space="preserve"> </w:t>
+      </w:r>
+      <w:r>
+        <w:rPr>
+          <w:rStyle w:val="VerbatimChar"/>
+        </w:rPr>
+        <w:t xml:space="preserve">AllowRetry</w:t>
+      </w:r>
+      <w:r>
+        <w:t xml:space="preserve"> </w:t>
+      </w:r>
+      <w:r>
+        <w:t xml:space="preserve">to be 1 for it.</w:t>
+      </w:r>
+    </w:p>
+    <w:bookmarkEnd w:id="64"/>
+    <w:bookmarkStart w:id="65" w:name="lookup-and-default-regions"/>
+    <w:p>
+      <w:pPr>
+        <w:pStyle w:val="Heading2"/>
+      </w:pPr>
+      <w:r>
+        <w:t xml:space="preserve">6.2 Lookup and default regions</w:t>
       </w:r>
     </w:p>
     <w:p>
@@ -21657,7 +22351,7 @@
         <w:pStyle w:val="TableCaption"/>
       </w:pPr>
       <w:r>
-        <w:t xml:space="preserve">Table 6.1 Default region table loaded at reset</w:t>
+        <w:t xml:space="preserve">Table 6.2 Default region table loaded at reset</w:t>
       </w:r>
     </w:p>
     <w:p>
@@ -21695,14 +22389,14 @@
         <w:t xml:space="preserve">.</w:t>
       </w:r>
     </w:p>
-    <w:bookmarkEnd w:id="64"/>
-    <w:bookmarkStart w:id="65" w:name="hn-hash-and-worked-example"/>
+    <w:bookmarkEnd w:id="65"/>
+    <w:bookmarkStart w:id="66" w:name="hn-hash-and-worked-example"/>
     <w:p>
       <w:pPr>
         <w:pStyle w:val="Heading2"/>
       </w:pPr>
       <w:r>
-        <w:t xml:space="preserve">6.2 HN hash and worked example</w:t>
+        <w:t xml:space="preserve">6.3 HN hash and worked example</w:t>
       </w:r>
     </w:p>
     <w:p>
@@ -21820,14 +22514,14 @@
         <w:t xml:space="preserve">).</w:t>
       </w:r>
     </w:p>
-    <w:bookmarkEnd w:id="65"/>
-    <w:bookmarkStart w:id="66" w:name="prefetchtgt-mapping"/>
+    <w:bookmarkEnd w:id="66"/>
+    <w:bookmarkStart w:id="67" w:name="prefetchtgt-mapping"/>
     <w:p>
       <w:pPr>
         <w:pStyle w:val="Heading2"/>
       </w:pPr>
       <w:r>
-        <w:t xml:space="preserve">6.3</w:t>
+        <w:t xml:space="preserve">6.4</w:t>
       </w:r>
       <w:r>
         <w:t xml:space="preserve"> </w:t>
@@ -21950,14 +22644,14 @@
         <w:t xml:space="preserve">reaches them.</w:t>
       </w:r>
     </w:p>
-    <w:bookmarkEnd w:id="66"/>
-    <w:bookmarkStart w:id="67" w:name="retargeting"/>
+    <w:bookmarkEnd w:id="67"/>
+    <w:bookmarkStart w:id="68" w:name="retargeting"/>
     <w:p>
       <w:pPr>
         <w:pStyle w:val="Heading2"/>
       </w:pPr>
       <w:r>
-        <w:t xml:space="preserve">6.4 Retargeting</w:t>
+        <w:t xml:space="preserve">6.5 Retargeting</w:t>
       </w:r>
     </w:p>
     <w:p>
@@ -22037,9 +22731,9 @@
         <w:t xml:space="preserve">existence on a runtime update.</w:t>
       </w:r>
     </w:p>
-    <w:bookmarkEnd w:id="67"/>
     <w:bookmarkEnd w:id="68"/>
-    <w:bookmarkStart w:id="71" w:name="configuration-access"/>
+    <w:bookmarkEnd w:id="69"/>
+    <w:bookmarkStart w:id="72" w:name="configuration-access"/>
     <w:p>
       <w:pPr>
         <w:pStyle w:val="Heading1"/>
@@ -22085,7 +22779,7 @@
         <w:t xml:space="preserve">.</w:t>
       </w:r>
     </w:p>
-    <w:bookmarkStart w:id="69" w:name="apb4-map"/>
+    <w:bookmarkStart w:id="70" w:name="apb4-map"/>
     <w:p>
       <w:pPr>
         <w:pStyle w:val="Heading2"/>
@@ -22889,8 +23583,8 @@
         <w:t xml:space="preserve">does nothing and does not error.</w:t>
       </w:r>
     </w:p>
-    <w:bookmarkEnd w:id="69"/>
-    <w:bookmarkStart w:id="70" w:name="chi-mmio-map-and-limitations"/>
+    <w:bookmarkEnd w:id="70"/>
+    <w:bookmarkStart w:id="71" w:name="chi-mmio-map-and-limitations"/>
     <w:p>
       <w:pPr>
         <w:pStyle w:val="Heading2"/>
@@ -23204,9 +23898,9 @@
         <w:t xml:space="preserve">path, not a hardened management interface.</w:t>
       </w:r>
     </w:p>
-    <w:bookmarkEnd w:id="70"/>
     <w:bookmarkEnd w:id="71"/>
-    <w:bookmarkStart w:id="80" w:name="transaction-flows"/>
+    <w:bookmarkEnd w:id="72"/>
+    <w:bookmarkStart w:id="81" w:name="transaction-flows"/>
     <w:p>
       <w:pPr>
         <w:pStyle w:val="Heading1"/>
@@ -23239,7 +23933,7 @@
         <w:t xml:space="preserve">table states what the RTL does.</w:t>
       </w:r>
     </w:p>
-    <w:bookmarkStart w:id="72" w:name="readshared-with-dct"/>
+    <w:bookmarkStart w:id="73" w:name="readshared-with-dct"/>
     <w:p>
       <w:pPr>
         <w:pStyle w:val="Heading2"/>
@@ -23620,8 +24314,8 @@
         <w:t xml:space="preserve">not implemented.</w:t>
       </w:r>
     </w:p>
-    <w:bookmarkEnd w:id="72"/>
-    <w:bookmarkStart w:id="73" w:name="readunique-with-dmt"/>
+    <w:bookmarkEnd w:id="73"/>
+    <w:bookmarkStart w:id="74" w:name="readunique-with-dmt"/>
     <w:p>
       <w:pPr>
         <w:pStyle w:val="Heading2"/>
@@ -24062,8 +24756,8 @@
         <w:t xml:space="preserve">same path.</w:t>
       </w:r>
     </w:p>
-    <w:bookmarkEnd w:id="73"/>
-    <w:bookmarkStart w:id="74" w:name="writebackfull-with-dwt"/>
+    <w:bookmarkEnd w:id="74"/>
+    <w:bookmarkStart w:id="75" w:name="writebackfull-with-dwt"/>
     <w:p>
       <w:pPr>
         <w:pStyle w:val="Heading2"/>
@@ -24536,8 +25230,8 @@
         <w:t xml:space="preserve">and write cancellation remain incomplete.</w:t>
       </w:r>
     </w:p>
-    <w:bookmarkEnd w:id="74"/>
-    <w:bookmarkStart w:id="75" w:name="cleanunique-with-snoops"/>
+    <w:bookmarkEnd w:id="75"/>
+    <w:bookmarkStart w:id="76" w:name="cleanunique-with-snoops"/>
     <w:p>
       <w:pPr>
         <w:pStyle w:val="Heading2"/>
@@ -24994,8 +25688,8 @@
         <w:t xml:space="preserve">selection and directory transitions are simplified.</w:t>
       </w:r>
     </w:p>
-    <w:bookmarkEnd w:id="75"/>
-    <w:bookmarkStart w:id="76" w:name="atomicload"/>
+    <w:bookmarkEnd w:id="76"/>
+    <w:bookmarkStart w:id="77" w:name="atomicload"/>
     <w:p>
       <w:pPr>
         <w:pStyle w:val="Heading2"/>
@@ -25664,8 +26358,8 @@
         <w:t xml:space="preserve">performed at the Home; there is no far-atomic negotiation.</w:t>
       </w:r>
     </w:p>
-    <w:bookmarkEnd w:id="76"/>
-    <w:bookmarkStart w:id="77" w:name="request-retry"/>
+    <w:bookmarkEnd w:id="77"/>
+    <w:bookmarkStart w:id="78" w:name="request-retry"/>
     <w:p>
       <w:pPr>
         <w:pStyle w:val="Heading2"/>
@@ -26229,8 +26923,8 @@
         <w:t xml:space="preserve">the credit accounting exact.</w:t>
       </w:r>
     </w:p>
-    <w:bookmarkEnd w:id="77"/>
-    <w:bookmarkStart w:id="78" w:name="writeuniquefullstash-with-data-pull"/>
+    <w:bookmarkEnd w:id="78"/>
+    <w:bookmarkStart w:id="79" w:name="writeuniquefullstash-with-data-pull"/>
     <w:p>
       <w:pPr>
         <w:pStyle w:val="Heading2"/>
@@ -27042,8 +27736,8 @@
         <w:t xml:space="preserve">.</w:t>
       </w:r>
     </w:p>
-    <w:bookmarkEnd w:id="78"/>
-    <w:bookmarkStart w:id="79" w:name="dvm-sync"/>
+    <w:bookmarkEnd w:id="79"/>
+    <w:bookmarkStart w:id="80" w:name="dvm-sync"/>
     <w:p>
       <w:pPr>
         <w:pStyle w:val="Heading2"/>
@@ -27465,9 +28159,9 @@
         <w:t xml:space="preserve">applied.</w:t>
       </w:r>
     </w:p>
-    <w:bookmarkEnd w:id="79"/>
     <w:bookmarkEnd w:id="80"/>
-    <w:bookmarkStart w:id="85" w:name="home-node-internals"/>
+    <w:bookmarkEnd w:id="81"/>
+    <w:bookmarkStart w:id="86" w:name="home-node-internals"/>
     <w:p>
       <w:pPr>
         <w:pStyle w:val="Heading1"/>
@@ -27486,7 +28180,7 @@
         <w:t xml:space="preserve">HOME NODE INTERNALS</w:t>
       </w:r>
     </w:p>
-    <w:bookmarkStart w:id="81" w:name="serialization"/>
+    <w:bookmarkStart w:id="82" w:name="serialization"/>
     <w:p>
       <w:pPr>
         <w:pStyle w:val="Heading2"/>
@@ -27723,8 +28417,8 @@
         <w:t xml:space="preserve">and discarded without allocating a POS entry.</w:t>
       </w:r>
     </w:p>
-    <w:bookmarkEnd w:id="81"/>
-    <w:bookmarkStart w:id="82" w:name="directory"/>
+    <w:bookmarkEnd w:id="82"/>
+    <w:bookmarkStart w:id="83" w:name="directory"/>
     <w:p>
       <w:pPr>
         <w:pStyle w:val="Heading2"/>
@@ -27777,8 +28471,8 @@
         <w:t xml:space="preserve">is not the complete Issue H state machine.</w:t>
       </w:r>
     </w:p>
-    <w:bookmarkEnd w:id="82"/>
-    <w:bookmarkStart w:id="83" w:name="retry-credits"/>
+    <w:bookmarkEnd w:id="83"/>
+    <w:bookmarkStart w:id="84" w:name="retry-credits"/>
     <w:p>
       <w:pPr>
         <w:pStyle w:val="Heading2"/>
@@ -27936,8 +28630,8 @@
         <w:t xml:space="preserve">.</w:t>
       </w:r>
     </w:p>
-    <w:bookmarkEnd w:id="83"/>
-    <w:bookmarkStart w:id="84" w:name="ordering"/>
+    <w:bookmarkEnd w:id="84"/>
+    <w:bookmarkStart w:id="85" w:name="ordering"/>
     <w:p>
       <w:pPr>
         <w:pStyle w:val="Heading2"/>
@@ -27996,9 +28690,9 @@
         <w:t xml:space="preserve">not distinguished, so the implementation is stricter than Issue H requires.</w:t>
       </w:r>
     </w:p>
-    <w:bookmarkEnd w:id="84"/>
     <w:bookmarkEnd w:id="85"/>
-    <w:bookmarkStart w:id="88" w:name="rn-f-boundary-cache-state-model"/>
+    <w:bookmarkEnd w:id="86"/>
+    <w:bookmarkStart w:id="89" w:name="rn-f-boundary-cache-state-model"/>
     <w:p>
       <w:pPr>
         <w:pStyle w:val="Heading1"/>
@@ -28064,7 +28758,7 @@
         <w:t xml:space="preserve">repository.</w:t>
       </w:r>
     </w:p>
-    <w:bookmarkStart w:id="86" w:name="request-driven-target-states"/>
+    <w:bookmarkStart w:id="87" w:name="request-driven-target-states"/>
     <w:p>
       <w:pPr>
         <w:pStyle w:val="Heading2"/>
@@ -28608,8 +29302,8 @@
         <w:t xml:space="preserve">Table 10.1 Required RN-F target state for each request</w:t>
       </w:r>
     </w:p>
-    <w:bookmarkEnd w:id="86"/>
-    <w:bookmarkStart w:id="87" w:name="snoop-driven-transitions"/>
+    <w:bookmarkEnd w:id="87"/>
+    <w:bookmarkStart w:id="88" w:name="snoop-driven-transitions"/>
     <w:p>
       <w:pPr>
         <w:pStyle w:val="Heading2"/>
@@ -29178,9 +29872,9 @@
         <w:t xml:space="preserve">combinations remain the RN implementer’s responsibility.</w:t>
       </w:r>
     </w:p>
-    <w:bookmarkEnd w:id="87"/>
     <w:bookmarkEnd w:id="88"/>
-    <w:bookmarkStart w:id="89" w:name="clocking-reset-cdc-and-performance"/>
+    <w:bookmarkEnd w:id="89"/>
+    <w:bookmarkStart w:id="90" w:name="clocking-reset-cdc-and-performance"/>
     <w:p>
       <w:pPr>
         <w:pStyle w:val="Heading1"/>
@@ -29492,8 +30186,8 @@
         <w:t xml:space="preserve">or performance guarantees are supplied.</w:t>
       </w:r>
     </w:p>
-    <w:bookmarkEnd w:id="89"/>
-    <w:bookmarkStart w:id="99" w:name="verification-source-manifest-and-lint"/>
+    <w:bookmarkEnd w:id="90"/>
+    <w:bookmarkStart w:id="100" w:name="verification-source-manifest-and-lint"/>
     <w:p>
       <w:pPr>
         <w:pStyle w:val="Heading1"/>
@@ -29512,7 +30206,7 @@
         <w:t xml:space="preserve">VERIFICATION, SOURCE MANIFEST AND LINT</w:t>
       </w:r>
     </w:p>
-    <w:bookmarkStart w:id="90" w:name="bound-sva-inventory"/>
+    <w:bookmarkStart w:id="91" w:name="bound-sva-inventory"/>
     <w:p>
       <w:pPr>
         <w:pStyle w:val="Heading2"/>
@@ -30454,8 +31148,8 @@
         <w:t xml:space="preserve">are packed two-dimensional rather than unpacked.</w:t>
       </w:r>
     </w:p>
-    <w:bookmarkEnd w:id="90"/>
-    <w:bookmarkStart w:id="91" w:name="functional-coverage-outline"/>
+    <w:bookmarkEnd w:id="91"/>
+    <w:bookmarkStart w:id="92" w:name="functional-coverage-outline"/>
     <w:p>
       <w:pPr>
         <w:pStyle w:val="Heading2"/>
@@ -30535,8 +31229,8 @@
         <w:t xml:space="preserve">identifiers, flit parity faults and credit-contract violations.</w:t>
       </w:r>
     </w:p>
-    <w:bookmarkEnd w:id="91"/>
-    <w:bookmarkStart w:id="92" w:name="uvm-structure"/>
+    <w:bookmarkEnd w:id="92"/>
+    <w:bookmarkStart w:id="93" w:name="uvm-structure"/>
     <w:p>
       <w:pPr>
         <w:pStyle w:val="Heading2"/>
@@ -30675,8 +31369,8 @@
         <w:t xml:space="preserve">may be sent only while the link is in RUN and a credit is held.</w:t>
       </w:r>
     </w:p>
-    <w:bookmarkEnd w:id="92"/>
-    <w:bookmarkStart w:id="93" w:name="formal-friendly-properties"/>
+    <w:bookmarkEnd w:id="93"/>
+    <w:bookmarkStart w:id="94" w:name="formal-friendly-properties"/>
     <w:p>
       <w:pPr>
         <w:pStyle w:val="Heading2"/>
@@ -30747,8 +31441,8 @@
         <w:t xml:space="preserve">eventual legal response.</w:t>
       </w:r>
     </w:p>
-    <w:bookmarkEnd w:id="93"/>
-    <w:bookmarkStart w:id="94" w:name="source-manifest"/>
+    <w:bookmarkEnd w:id="94"/>
+    <w:bookmarkStart w:id="95" w:name="source-manifest"/>
     <w:p>
       <w:pPr>
         <w:pStyle w:val="Heading2"/>
@@ -31356,8 +32050,8 @@
         <w:t xml:space="preserve">smoke run and document generation.</w:t>
       </w:r>
     </w:p>
-    <w:bookmarkEnd w:id="94"/>
-    <w:bookmarkStart w:id="95" w:name="passing-lint-commands"/>
+    <w:bookmarkEnd w:id="95"/>
+    <w:bookmarkStart w:id="96" w:name="passing-lint-commands"/>
     <w:p>
       <w:pPr>
         <w:pStyle w:val="Heading2"/>
@@ -32236,8 +32930,8 @@
         <w:t xml:space="preserve">all pass with the same options.</w:t>
       </w:r>
     </w:p>
-    <w:bookmarkEnd w:id="95"/>
-    <w:bookmarkStart w:id="96" w:name="reset-link-bring-up-and-idle-smoke-run"/>
+    <w:bookmarkEnd w:id="96"/>
+    <w:bookmarkStart w:id="97" w:name="reset-link-bring-up-and-idle-smoke-run"/>
     <w:p>
       <w:pPr>
         <w:pStyle w:val="Heading2"/>
@@ -32683,8 +33377,8 @@
         <w:t xml:space="preserve">that does not exist.</w:t>
       </w:r>
     </w:p>
-    <w:bookmarkEnd w:id="96"/>
-    <w:bookmarkStart w:id="97" w:name="tool-dependence-of-this-code"/>
+    <w:bookmarkEnd w:id="97"/>
+    <w:bookmarkStart w:id="98" w:name="tool-dependence-of-this-code"/>
     <w:p>
       <w:pPr>
         <w:pStyle w:val="Heading2"/>
@@ -33028,8 +33722,8 @@
         <w:t xml:space="preserve">be expected to find defects this flow cannot see.</w:t>
       </w:r>
     </w:p>
-    <w:bookmarkEnd w:id="97"/>
-    <w:bookmarkStart w:id="98" w:name="regenerating-this-document"/>
+    <w:bookmarkEnd w:id="98"/>
+    <w:bookmarkStart w:id="99" w:name="regenerating-this-document"/>
     <w:p>
       <w:pPr>
         <w:pStyle w:val="Heading2"/>
@@ -33186,9 +33880,9 @@
         <w:t xml:space="preserve">the cross-references in the prose stay correct in every output format.</w:t>
       </w:r>
     </w:p>
-    <w:bookmarkEnd w:id="98"/>
     <w:bookmarkEnd w:id="99"/>
-    <w:bookmarkStart w:id="102" w:name="X5bf108ade8508cab34b28d325ecb3ab81501255"/>
+    <w:bookmarkEnd w:id="100"/>
+    <w:bookmarkStart w:id="103" w:name="X5bf108ade8508cab34b28d325ecb3ab81501255"/>
     <w:p>
       <w:pPr>
         <w:pStyle w:val="Heading1"/>
@@ -33207,7 +33901,7 @@
         <w:t xml:space="preserve">OPEN ISSUES, KNOWN LIMITATIONS AND DECISIONS</w:t>
       </w:r>
     </w:p>
-    <w:bookmarkStart w:id="100" w:name="known-limitations"/>
+    <w:bookmarkStart w:id="101" w:name="known-limitations"/>
     <w:p>
       <w:pPr>
         <w:pStyle w:val="Heading2"/>
@@ -33462,11 +34156,35 @@
         <w:t xml:space="preserve"> </w:t>
       </w:r>
       <w:r>
-        <w:t xml:space="preserve">performance characterization.</w:t>
+        <w:t xml:space="preserve">performance characterization. The smoke run in Section 12.7 drives no</w:t>
+      </w:r>
+      <w:r>
+        <w:t xml:space="preserve"> </w:t>
+      </w:r>
+      <w:r>
+        <w:t xml:space="preserve">traffic at all: it brings the links up and then asserts that no flit is</w:t>
+      </w:r>
+      <w:r>
+        <w:t xml:space="preserve"> </w:t>
+      </w:r>
+      <w:r>
+        <w:t xml:space="preserve">delivered. So every row this document marks Implemented rests on reading</w:t>
+      </w:r>
+      <w:r>
+        <w:t xml:space="preserve"> </w:t>
+      </w:r>
+      <w:r>
+        <w:t xml:space="preserve">the source and on lint, not on having been executed, and the bound SVA</w:t>
+      </w:r>
+      <w:r>
+        <w:t xml:space="preserve"> </w:t>
+      </w:r>
+      <w:r>
+        <w:t xml:space="preserve">cannot fire until something drives the design.</w:t>
       </w:r>
     </w:p>
-    <w:bookmarkEnd w:id="100"/>
-    <w:bookmarkStart w:id="101" w:name="implementation-defined-decision-log"/>
+    <w:bookmarkEnd w:id="101"/>
+    <w:bookmarkStart w:id="102" w:name="implementation-defined-decision-log"/>
     <w:p>
       <w:pPr>
         <w:pStyle w:val="Heading2"/>
@@ -34354,8 +35072,8 @@
         <w:t xml:space="preserve">Table 13.1 Implementation-defined decisions and their consequences</w:t>
       </w:r>
     </w:p>
-    <w:bookmarkEnd w:id="101"/>
     <w:bookmarkEnd w:id="102"/>
+    <w:bookmarkEnd w:id="103"/>
     <w:sectPr>
       <w:footerReference r:id="rId9" w:type="default"/>
       <w:pgSz w:h="16838" w:w="11906"/>

--- a/docs/chi_interconnect_design_spec.docx
+++ b/docs/chi_interconnect_design_spec.docx
@@ -1210,7 +1210,61 @@
               <w:t xml:space="preserve"> </w:t>
             </w:r>
             <w:r>
-              <w:t xml:space="preserve">implement finite credit accounting, receive buffering and credit return.</w:t>
+              <w:t xml:space="preserve">implement finite credit accounting, receive buffering, and the</w:t>
+            </w:r>
+            <w:r>
+              <w:t xml:space="preserve"> </w:t>
+            </w:r>
+            <w:r>
+              <w:rPr>
+                <w:rStyle w:val="VerbatimChar"/>
+              </w:rPr>
+              <w:t xml:space="preserve">LCrdReturn</w:t>
+            </w:r>
+            <w:r>
+              <w:t xml:space="preserve"> </w:t>
+            </w:r>
+            <w:r>
+              <w:t xml:space="preserve">exchange in both directions: the transmitter spends its remaining credits on</w:t>
+            </w:r>
+            <w:r>
+              <w:t xml:space="preserve"> </w:t>
+            </w:r>
+            <w:r>
+              <w:rPr>
+                <w:rStyle w:val="VerbatimChar"/>
+              </w:rPr>
+              <w:t xml:space="preserve">LCrdReturn</w:t>
+            </w:r>
+            <w:r>
+              <w:t xml:space="preserve"> </w:t>
+            </w:r>
+            <w:r>
+              <w:t xml:space="preserve">flits when it deactivates, and the receiver recognises a zero</w:t>
+            </w:r>
+            <w:r>
+              <w:t xml:space="preserve"> </w:t>
+            </w:r>
+            <w:r>
+              <w:rPr>
+                <w:rStyle w:val="VerbatimChar"/>
+              </w:rPr>
+              <w:t xml:space="preserve">Opcode</w:t>
+            </w:r>
+            <w:r>
+              <w:t xml:space="preserve">, extinguishes the credit and waits for all of them before it releases</w:t>
+            </w:r>
+            <w:r>
+              <w:t xml:space="preserve"> </w:t>
+            </w:r>
+            <w:r>
+              <w:rPr>
+                <w:rStyle w:val="VerbatimChar"/>
+              </w:rPr>
+              <w:t xml:space="preserve">LINKACTIVEACK</w:t>
+            </w:r>
+            <w:r>
+              <w:t xml:space="preserve">.</w:t>
             </w:r>
           </w:p>
         </w:tc>
@@ -6456,6 +6510,188 @@
         <w:t xml:space="preserve">type.</w:t>
       </w:r>
     </w:p>
+    <w:p>
+      <w:pPr>
+        <w:pStyle w:val="BodyText"/>
+      </w:pPr>
+      <w:r>
+        <w:t xml:space="preserve">One property of the DAT channel is worth stating here because every consumer</w:t>
+      </w:r>
+      <w:r>
+        <w:t xml:space="preserve"> </w:t>
+      </w:r>
+      <w:r>
+        <w:t xml:space="preserve">of data in the design depends on it. A data message is not one flit. B2.4.6</w:t>
+      </w:r>
+      <w:r>
+        <w:t xml:space="preserve"> </w:t>
+      </w:r>
+      <w:r>
+        <w:t xml:space="preserve">makes</w:t>
+      </w:r>
+      <w:r>
+        <w:t xml:space="preserve"> </w:t>
+      </w:r>
+      <w:r>
+        <w:rPr>
+          <w:rStyle w:val="VerbatimChar"/>
+        </w:rPr>
+        <w:t xml:space="preserve">DataID</w:t>
+      </w:r>
+      <w:r>
+        <w:t xml:space="preserve"> </w:t>
+      </w:r>
+      <w:r>
+        <w:t xml:space="preserve">a count of 16-byte granules within the 64-byte line, so a</w:t>
+      </w:r>
+      <w:r>
+        <w:t xml:space="preserve"> </w:t>
+      </w:r>
+      <w:r>
+        <w:t xml:space="preserve">message of</w:t>
+      </w:r>
+      <w:r>
+        <w:t xml:space="preserve"> </w:t>
+      </w:r>
+      <w:r>
+        <w:rPr>
+          <w:rStyle w:val="VerbatimChar"/>
+        </w:rPr>
+        <w:t xml:space="preserve">Size</w:t>
+      </w:r>
+      <w:r>
+        <w:t xml:space="preserve"> </w:t>
+      </w:r>
+      <w:r>
+        <w:t xml:space="preserve">bytes occupies as many packets as the data bus needs to</w:t>
+      </w:r>
+      <w:r>
+        <w:t xml:space="preserve"> </w:t>
+      </w:r>
+      <w:r>
+        <w:t xml:space="preserve">carry them: one packet on a 512-bit bus, two on the default 256-bit bus, four</w:t>
+      </w:r>
+      <w:r>
+        <w:t xml:space="preserve"> </w:t>
+      </w:r>
+      <w:r>
+        <w:t xml:space="preserve">on a 128-bit bus.</w:t>
+      </w:r>
+      <w:r>
+        <w:t xml:space="preserve"> </w:t>
+      </w:r>
+      <w:r>
+        <w:rPr>
+          <w:rStyle w:val="VerbatimChar"/>
+        </w:rPr>
+        <w:t xml:space="preserve">NumDat</w:t>
+      </w:r>
+      <w:r>
+        <w:t xml:space="preserve"> </w:t>
+      </w:r>
+      <w:r>
+        <w:t xml:space="preserve">is unrelated to that count. It belongs to Limited</w:t>
+      </w:r>
+      <w:r>
+        <w:t xml:space="preserve"> </w:t>
+      </w:r>
+      <w:r>
+        <w:t xml:space="preserve">Data Elision (B2.9.5) and says how many packets behind this one have been</w:t>
+      </w:r>
+      <w:r>
+        <w:t xml:space="preserve"> </w:t>
+      </w:r>
+      <w:r>
+        <w:t xml:space="preserve">elided. Recognising the end of a message therefore needs the transaction as</w:t>
+      </w:r>
+      <w:r>
+        <w:t xml:space="preserve"> </w:t>
+      </w:r>
+      <w:r>
+        <w:t xml:space="preserve">well as the packet, which is what</w:t>
+      </w:r>
+      <w:r>
+        <w:t xml:space="preserve"> </w:t>
+      </w:r>
+      <w:r>
+        <w:rPr>
+          <w:rStyle w:val="VerbatimChar"/>
+        </w:rPr>
+        <w:t xml:space="preserve">datLastPacket</w:t>
+      </w:r>
+      <w:r>
+        <w:t xml:space="preserve"> </w:t>
+      </w:r>
+      <w:r>
+        <w:t xml:space="preserve">in</w:t>
+      </w:r>
+      <w:r>
+        <w:t xml:space="preserve"> </w:t>
+      </w:r>
+      <w:r>
+        <w:rPr>
+          <w:rStyle w:val="VerbatimChar"/>
+        </w:rPr>
+        <w:t xml:space="preserve">chi_pkg</w:t>
+      </w:r>
+      <w:r>
+        <w:t xml:space="preserve"> </w:t>
+      </w:r>
+      <w:r>
+        <w:t xml:space="preserve">takes: the</w:t>
+      </w:r>
+      <w:r>
+        <w:t xml:space="preserve"> </w:t>
+      </w:r>
+      <w:r>
+        <w:rPr>
+          <w:rStyle w:val="VerbatimChar"/>
+        </w:rPr>
+        <w:t xml:space="preserve">DataID</w:t>
+      </w:r>
+      <w:r>
+        <w:t xml:space="preserve"> </w:t>
+      </w:r>
+      <w:r>
+        <w:t xml:space="preserve">and</w:t>
+      </w:r>
+      <w:r>
+        <w:t xml:space="preserve"> </w:t>
+      </w:r>
+      <w:r>
+        <w:rPr>
+          <w:rStyle w:val="VerbatimChar"/>
+        </w:rPr>
+        <w:t xml:space="preserve">NumDat</w:t>
+      </w:r>
+      <w:r>
+        <w:t xml:space="preserve"> </w:t>
+      </w:r>
+      <w:r>
+        <w:t xml:space="preserve">of the packet in hand, plus the address and</w:t>
+      </w:r>
+      <w:r>
+        <w:t xml:space="preserve"> </w:t>
+      </w:r>
+      <w:r>
+        <w:rPr>
+          <w:rStyle w:val="VerbatimChar"/>
+        </w:rPr>
+        <w:t xml:space="preserve">Size</w:t>
+      </w:r>
+      <w:r>
+        <w:t xml:space="preserve"> </w:t>
+      </w:r>
+      <w:r>
+        <w:t xml:space="preserve">of</w:t>
+      </w:r>
+      <w:r>
+        <w:t xml:space="preserve"> </w:t>
+      </w:r>
+      <w:r>
+        <w:t xml:space="preserve">the request it answers.</w:t>
+      </w:r>
+    </w:p>
     <w:bookmarkEnd w:id="31"/>
     <w:bookmarkStart w:id="36" w:name="the-four-layers"/>
     <w:p>
@@ -7152,6 +7388,254 @@
     <w:p>
       <w:pPr>
         <w:pStyle w:val="FirstParagraph"/>
+      </w:pPr>
+      <w:r>
+        <w:t xml:space="preserve">Credits are borrowed, not given, and that is what makes deactivation more than</w:t>
+      </w:r>
+      <w:r>
+        <w:t xml:space="preserve"> </w:t>
+      </w:r>
+      <w:r>
+        <w:t xml:space="preserve">a handshake. B14.6.3.2 requires a link to stay in DEACTIVATE until every</w:t>
+      </w:r>
+      <w:r>
+        <w:t xml:space="preserve"> </w:t>
+      </w:r>
+      <w:r>
+        <w:t xml:space="preserve">credit has come back, and B13.11 gives the transmitter the means to send them</w:t>
+      </w:r>
+      <w:r>
+        <w:t xml:space="preserve"> </w:t>
+      </w:r>
+      <w:r>
+        <w:t xml:space="preserve">back:</w:t>
+      </w:r>
+      <w:r>
+        <w:t xml:space="preserve"> </w:t>
+      </w:r>
+      <w:r>
+        <w:rPr>
+          <w:rStyle w:val="VerbatimChar"/>
+        </w:rPr>
+        <w:t xml:space="preserve">LCrdReturn</w:t>
+      </w:r>
+      <w:r>
+        <w:t xml:space="preserve">, a flit whose</w:t>
+      </w:r>
+      <w:r>
+        <w:t xml:space="preserve"> </w:t>
+      </w:r>
+      <w:r>
+        <w:rPr>
+          <w:rStyle w:val="VerbatimChar"/>
+        </w:rPr>
+        <w:t xml:space="preserve">Opcode</w:t>
+      </w:r>
+      <w:r>
+        <w:t xml:space="preserve"> </w:t>
+      </w:r>
+      <w:r>
+        <w:t xml:space="preserve">is zero and whose other fields are</w:t>
+      </w:r>
+      <w:r>
+        <w:t xml:space="preserve"> </w:t>
+      </w:r>
+      <w:r>
+        <w:t xml:space="preserve">unused. So</w:t>
+      </w:r>
+      <w:r>
+        <w:t xml:space="preserve"> </w:t>
+      </w:r>
+      <w:r>
+        <w:rPr>
+          <w:rStyle w:val="VerbatimChar"/>
+        </w:rPr>
+        <w:t xml:space="preserve">chi_link_tx</w:t>
+      </w:r>
+      <w:r>
+        <w:t xml:space="preserve"> </w:t>
+      </w:r>
+      <w:r>
+        <w:t xml:space="preserve">spends its remaining credits on</w:t>
+      </w:r>
+      <w:r>
+        <w:t xml:space="preserve"> </w:t>
+      </w:r>
+      <w:r>
+        <w:rPr>
+          <w:rStyle w:val="VerbatimChar"/>
+        </w:rPr>
+        <w:t xml:space="preserve">LCrdReturn</w:t>
+      </w:r>
+      <w:r>
+        <w:t xml:space="preserve"> </w:t>
+      </w:r>
+      <w:r>
+        <w:t xml:space="preserve">flits</w:t>
+      </w:r>
+      <w:r>
+        <w:t xml:space="preserve"> </w:t>
+      </w:r>
+      <w:r>
+        <w:t xml:space="preserve">once it enters DEACTIVATE and only then drops</w:t>
+      </w:r>
+      <w:r>
+        <w:t xml:space="preserve"> </w:t>
+      </w:r>
+      <w:r>
+        <w:rPr>
+          <w:rStyle w:val="VerbatimChar"/>
+        </w:rPr>
+        <w:t xml:space="preserve">LINKACTIVEREQ</w:t>
+      </w:r>
+      <w:r>
+        <w:t xml:space="preserve">, while</w:t>
+      </w:r>
+      <w:r>
+        <w:t xml:space="preserve"> </w:t>
+      </w:r>
+      <w:r>
+        <w:rPr>
+          <w:rStyle w:val="VerbatimChar"/>
+        </w:rPr>
+        <w:t xml:space="preserve">chi_link_rx</w:t>
+      </w:r>
+      <w:r>
+        <w:t xml:space="preserve"> </w:t>
+      </w:r>
+      <w:r>
+        <w:t xml:space="preserve">recognises a zero</w:t>
+      </w:r>
+      <w:r>
+        <w:t xml:space="preserve"> </w:t>
+      </w:r>
+      <w:r>
+        <w:rPr>
+          <w:rStyle w:val="VerbatimChar"/>
+        </w:rPr>
+        <w:t xml:space="preserve">Opcode</w:t>
+      </w:r>
+      <w:r>
+        <w:t xml:space="preserve">, extinguishes the credit rather than</w:t>
+      </w:r>
+      <w:r>
+        <w:t xml:space="preserve"> </w:t>
+      </w:r>
+      <w:r>
+        <w:t xml:space="preserve">replacing it, and keeps</w:t>
+      </w:r>
+      <w:r>
+        <w:t xml:space="preserve"> </w:t>
+      </w:r>
+      <w:r>
+        <w:rPr>
+          <w:rStyle w:val="VerbatimChar"/>
+        </w:rPr>
+        <w:t xml:space="preserve">LINKACTIVEACK</w:t>
+      </w:r>
+      <w:r>
+        <w:t xml:space="preserve"> </w:t>
+      </w:r>
+      <w:r>
+        <w:t xml:space="preserve">asserted until its count of credits</w:t>
+      </w:r>
+      <w:r>
+        <w:t xml:space="preserve"> </w:t>
+      </w:r>
+      <w:r>
+        <w:t xml:space="preserve">held by the peer reaches zero. A receiver also has to keep accepting flits in</w:t>
+      </w:r>
+      <w:r>
+        <w:t xml:space="preserve"> </w:t>
+      </w:r>
+      <w:r>
+        <w:t xml:space="preserve">DEACTIVATE, both for these returns and for a protocol flit that raced the</w:t>
+      </w:r>
+      <w:r>
+        <w:t xml:space="preserve"> </w:t>
+      </w:r>
+      <w:r>
+        <w:t xml:space="preserve">deassertion of</w:t>
+      </w:r>
+      <w:r>
+        <w:t xml:space="preserve"> </w:t>
+      </w:r>
+      <w:r>
+        <w:rPr>
+          <w:rStyle w:val="VerbatimChar"/>
+        </w:rPr>
+        <w:t xml:space="preserve">LINKACTIVEREQ</w:t>
+      </w:r>
+      <w:r>
+        <w:t xml:space="preserve">. Because the</w:t>
+      </w:r>
+      <w:r>
+        <w:t xml:space="preserve"> </w:t>
+      </w:r>
+      <w:r>
+        <w:rPr>
+          <w:rStyle w:val="VerbatimChar"/>
+        </w:rPr>
+        <w:t xml:space="preserve">Opcode</w:t>
+      </w:r>
+      <w:r>
+        <w:t xml:space="preserve"> </w:t>
+      </w:r>
+      <w:r>
+        <w:t xml:space="preserve">field sits at a different</w:t>
+      </w:r>
+      <w:r>
+        <w:t xml:space="preserve"> </w:t>
+      </w:r>
+      <w:r>
+        <w:t xml:space="preserve">offset in each channel’s flit, each</w:t>
+      </w:r>
+      <w:r>
+        <w:t xml:space="preserve"> </w:t>
+      </w:r>
+      <w:r>
+        <w:rPr>
+          <w:rStyle w:val="VerbatimChar"/>
+        </w:rPr>
+        <w:t xml:space="preserve">chi_link_rx</w:t>
+      </w:r>
+      <w:r>
+        <w:t xml:space="preserve"> </w:t>
+      </w:r>
+      <w:r>
+        <w:t xml:space="preserve">instance is given a mask of</w:t>
+      </w:r>
+      <w:r>
+        <w:t xml:space="preserve"> </w:t>
+      </w:r>
+      <w:r>
+        <w:t xml:space="preserve">that field, derived in</w:t>
+      </w:r>
+      <w:r>
+        <w:t xml:space="preserve"> </w:t>
+      </w:r>
+      <w:r>
+        <w:rPr>
+          <w:rStyle w:val="VerbatimChar"/>
+        </w:rPr>
+        <w:t xml:space="preserve">chi_pkg</w:t>
+      </w:r>
+      <w:r>
+        <w:t xml:space="preserve"> </w:t>
+      </w:r>
+      <w:r>
+        <w:t xml:space="preserve">from the matching pack function so it cannot</w:t>
+      </w:r>
+      <w:r>
+        <w:t xml:space="preserve"> </w:t>
+      </w:r>
+      <w:r>
+        <w:t xml:space="preserve">drift away from the layout.</w:t>
+      </w:r>
+    </w:p>
+    <w:p>
+      <w:pPr>
+        <w:pStyle w:val="BodyText"/>
       </w:pPr>
       <w:r>
         <w:t xml:space="preserve">Two consequences of this structure show up elsewhere in the document. First,</w:t>
@@ -20413,19 +20897,34 @@
         <w:t xml:space="preserve"> </w:t>
       </w:r>
       <w:r>
-        <w:t xml:space="preserve">holding at least one credit. Deactivation waits until the channel’s credits</w:t>
-      </w:r>
-      <w:r>
-        <w:t xml:space="preserve"> </w:t>
-      </w:r>
-      <w:r>
-        <w:t xml:space="preserve">are quiescent, which is why the port ORs the per-channel activation signals:</w:t>
-      </w:r>
-      <w:r>
-        <w:t xml:space="preserve"> </w:t>
-      </w:r>
-      <w:r>
-        <w:t xml:space="preserve">the OR holds the handshake asserted until the last channel has drained.</w:t>
+        <w:t xml:space="preserve">holding at least one credit. Deactivation hands the credits back with</w:t>
+      </w:r>
+      <w:r>
+        <w:t xml:space="preserve"> </w:t>
+      </w:r>
+      <w:r>
+        <w:rPr>
+          <w:rStyle w:val="VerbatimChar"/>
+        </w:rPr>
+        <w:t xml:space="preserve">LCrdReturn</w:t>
+      </w:r>
+      <w:r>
+        <w:t xml:space="preserve"> </w:t>
+      </w:r>
+      <w:r>
+        <w:t xml:space="preserve">flits and completes only once the last of them has been returned,</w:t>
+      </w:r>
+      <w:r>
+        <w:t xml:space="preserve"> </w:t>
+      </w:r>
+      <w:r>
+        <w:t xml:space="preserve">which is why the port ORs the per-channel activation signals: the OR holds the</w:t>
+      </w:r>
+      <w:r>
+        <w:t xml:space="preserve"> </w:t>
+      </w:r>
+      <w:r>
+        <w:t xml:space="preserve">handshake asserted until the last channel has drained.</w:t>
       </w:r>
     </w:p>
     <w:p>
@@ -30462,7 +30961,31 @@
               <w:rPr>
                 <w:rStyle w:val="VerbatimChar"/>
               </w:rPr>
-              <w:t xml:space="preserve">NO_RECEIVE_WITHOUT_RUN</w:t>
+              <w:t xml:space="preserve">NO_RECEIVE_OUTSIDE_ACTIVE</w:t>
+            </w:r>
+            <w:r>
+              <w:t xml:space="preserve">,</w:t>
+            </w:r>
+            <w:r>
+              <w:t xml:space="preserve"> </w:t>
+            </w:r>
+            <w:r>
+              <w:rPr>
+                <w:rStyle w:val="VerbatimChar"/>
+              </w:rPr>
+              <w:t xml:space="preserve">LCRD_RETURN_NOT_DELIVERED</w:t>
+            </w:r>
+            <w:r>
+              <w:t xml:space="preserve">,</w:t>
+            </w:r>
+            <w:r>
+              <w:t xml:space="preserve"> </w:t>
+            </w:r>
+            <w:r>
+              <w:rPr>
+                <w:rStyle w:val="VerbatimChar"/>
+              </w:rPr>
+              <w:t xml:space="preserve">PEER_CREDITS_IN_RANGE</w:t>
             </w:r>
             <w:r>
               <w:t xml:space="preserve">,</w:t>
@@ -34132,7 +34655,127 @@
         <w:pStyle w:val="Compact"/>
       </w:pPr>
       <w:r>
-        <w:t xml:space="preserve">System coherency and link power sequencing are placeholders.</w:t>
+        <w:t xml:space="preserve">System coherency and link power sequencing are placeholders. Nothing in</w:t>
+      </w:r>
+      <w:r>
+        <w:t xml:space="preserve"> </w:t>
+      </w:r>
+      <w:r>
+        <w:t xml:space="preserve">the design asserts</w:t>
+      </w:r>
+      <w:r>
+        <w:t xml:space="preserve"> </w:t>
+      </w:r>
+      <w:r>
+        <w:rPr>
+          <w:rStyle w:val="VerbatimChar"/>
+        </w:rPr>
+        <w:t xml:space="preserve">deactivate</w:t>
+      </w:r>
+      <w:r>
+        <w:t xml:space="preserve">, so although the link layer now implements</w:t>
+      </w:r>
+      <w:r>
+        <w:t xml:space="preserve"> </w:t>
+      </w:r>
+      <w:r>
+        <w:t xml:space="preserve">the</w:t>
+      </w:r>
+      <w:r>
+        <w:t xml:space="preserve"> </w:t>
+      </w:r>
+      <w:r>
+        <w:rPr>
+          <w:rStyle w:val="VerbatimChar"/>
+        </w:rPr>
+        <w:t xml:space="preserve">LCrdReturn</w:t>
+      </w:r>
+      <w:r>
+        <w:t xml:space="preserve"> </w:t>
+      </w:r>
+      <w:r>
+        <w:t xml:space="preserve">exchange in both directions, the deactivation path has</w:t>
+      </w:r>
+      <w:r>
+        <w:t xml:space="preserve"> </w:t>
+      </w:r>
+      <w:r>
+        <w:t xml:space="preserve">never been walked.</w:t>
+      </w:r>
+    </w:p>
+    <w:p>
+      <w:pPr>
+        <w:numPr>
+          <w:ilvl w:val="0"/>
+          <w:numId w:val="1009"/>
+        </w:numPr>
+        <w:pStyle w:val="Compact"/>
+      </w:pPr>
+      <w:r>
+        <w:t xml:space="preserve">A granted P-Credit reserves nothing.</w:t>
+      </w:r>
+      <w:r>
+        <w:t xml:space="preserve"> </w:t>
+      </w:r>
+      <w:r>
+        <w:rPr>
+          <w:rStyle w:val="VerbatimChar"/>
+        </w:rPr>
+        <w:t xml:space="preserve">chi_retry</w:t>
+      </w:r>
+      <w:r>
+        <w:t xml:space="preserve"> </w:t>
+      </w:r>
+      <w:r>
+        <w:t xml:space="preserve">grants a credit only</w:t>
+      </w:r>
+      <w:r>
+        <w:t xml:space="preserve"> </w:t>
+      </w:r>
+      <w:r>
+        <w:t xml:space="preserve">while a Home resource exists, but the resource is not held for the</w:t>
+      </w:r>
+      <w:r>
+        <w:t xml:space="preserve"> </w:t>
+      </w:r>
+      <w:r>
+        <w:t xml:space="preserve">credited request, so by the time that request arrives the Home can be busy</w:t>
+      </w:r>
+      <w:r>
+        <w:t xml:space="preserve"> </w:t>
+      </w:r>
+      <w:r>
+        <w:t xml:space="preserve">with another one. It is then back-pressured rather than retried a second</w:t>
+      </w:r>
+      <w:r>
+        <w:t xml:space="preserve"> </w:t>
+      </w:r>
+      <w:r>
+        <w:t xml:space="preserve">time, which satisfies B2.10, but it satisfies it only because the Home is</w:t>
+      </w:r>
+      <w:r>
+        <w:t xml:space="preserve"> </w:t>
+      </w:r>
+      <w:r>
+        <w:t xml:space="preserve">serial and the REQ channel is in order: the credited request blocks</w:t>
+      </w:r>
+      <w:r>
+        <w:t xml:space="preserve"> </w:t>
+      </w:r>
+      <w:r>
+        <w:t xml:space="preserve">everything behind it until the Home is free. Pipelining the Home without</w:t>
+      </w:r>
+      <w:r>
+        <w:t xml:space="preserve"> </w:t>
+      </w:r>
+      <w:r>
+        <w:t xml:space="preserve">adding a real reservation would break the guarantee that the second</w:t>
+      </w:r>
+      <w:r>
+        <w:t xml:space="preserve"> </w:t>
+      </w:r>
+      <w:r>
+        <w:t xml:space="preserve">attempt is accepted.</w:t>
       </w:r>
     </w:p>
     <w:p>
